--- a/por/docx/57.content.docx
+++ b/por/docx/57.content.docx
@@ -295,6 +295,21 @@
           <w:b/>
           <w:lang w:val="pt_PT" w:bidi="pt_PT"/>
         </w:rPr>
+        <w:t>Παῦλος</w:t>
+      </w:r>
+    </w:p>
+    <w:p>
+      <w:pPr/>
+      <w:r>
+        <w:rPr>
+          <w:lang w:val="pt_PT" w:bidi="pt_PT"/>
+        </w:rPr>
+      </w:r>
+      <w:r>
+        <w:rPr>
+          <w:b/>
+          <w:lang w:val="pt_PT" w:bidi="pt_PT"/>
+        </w:rPr>
         <w:t>"Paulo".</w:t>
       </w:r>
     </w:p>
@@ -378,6 +393,21 @@
           <w:b/>
           <w:lang w:val="pt_PT" w:bidi="pt_PT"/>
         </w:rPr>
+        <w:t>δέσμιος Χριστοῦ Ἰησοῦ</w:t>
+      </w:r>
+    </w:p>
+    <w:p>
+      <w:pPr/>
+      <w:r>
+        <w:rPr>
+          <w:lang w:val="pt_PT" w:bidi="pt_PT"/>
+        </w:rPr>
+      </w:r>
+      <w:r>
+        <w:rPr>
+          <w:b/>
+          <w:lang w:val="pt_PT" w:bidi="pt_PT"/>
+        </w:rPr>
         <w:t>"</w:t>
       </w:r>
       <w:r>
@@ -441,6 +471,21 @@
         <w:rPr>
           <w:lang w:val="pt_PT" w:bidi="pt_PT"/>
         </w:rPr>
+      </w:r>
+    </w:p>
+    <w:p>
+      <w:pPr/>
+      <w:r>
+        <w:rPr>
+          <w:lang w:val="pt_PT" w:bidi="pt_PT"/>
+        </w:rPr>
+      </w:r>
+      <w:r>
+        <w:rPr>
+          <w:b/>
+          <w:lang w:val="pt_PT" w:bidi="pt_PT"/>
+        </w:rPr>
+        <w:t>ὁ ἀδελφὸς</w:t>
       </w:r>
     </w:p>
     <w:p>
@@ -545,6 +590,21 @@
           <w:b/>
           <w:lang w:val="pt_PT" w:bidi="pt_PT"/>
         </w:rPr>
+        <w:t>ὁ ἀδελφὸς</w:t>
+      </w:r>
+    </w:p>
+    <w:p>
+      <w:pPr/>
+      <w:r>
+        <w:rPr>
+          <w:lang w:val="pt_PT" w:bidi="pt_PT"/>
+        </w:rPr>
+      </w:r>
+      <w:r>
+        <w:rPr>
+          <w:b/>
+          <w:lang w:val="pt_PT" w:bidi="pt_PT"/>
+        </w:rPr>
         <w:t>"nosso amigo".</w:t>
       </w:r>
     </w:p>
@@ -654,6 +714,21 @@
           <w:b/>
           <w:lang w:val="pt_PT" w:bidi="pt_PT"/>
         </w:rPr>
+        <w:t>Φιλήμονι</w:t>
+      </w:r>
+    </w:p>
+    <w:p>
+      <w:pPr/>
+      <w:r>
+        <w:rPr>
+          <w:lang w:val="pt_PT" w:bidi="pt_PT"/>
+        </w:rPr>
+      </w:r>
+      <w:r>
+        <w:rPr>
+          <w:b/>
+          <w:lang w:val="pt_PT" w:bidi="pt_PT"/>
+        </w:rPr>
         <w:t>"escrevo a você, Filemom</w:t>
       </w:r>
       <w:r>
@@ -751,6 +826,21 @@
           <w:b/>
           <w:lang w:val="pt_PT" w:bidi="pt_PT"/>
         </w:rPr>
+        <w:t>Φιλήμονι</w:t>
+      </w:r>
+    </w:p>
+    <w:p>
+      <w:pPr/>
+      <w:r>
+        <w:rPr>
+          <w:lang w:val="pt_PT" w:bidi="pt_PT"/>
+        </w:rPr>
+      </w:r>
+      <w:r>
+        <w:rPr>
+          <w:b/>
+          <w:lang w:val="pt_PT" w:bidi="pt_PT"/>
+        </w:rPr>
         <w:t>"</w:t>
       </w:r>
       <w:r>
@@ -874,6 +964,21 @@
           <w:b/>
           <w:lang w:val="pt_PT" w:bidi="pt_PT"/>
         </w:rPr>
+        <w:t>ἡμῶν</w:t>
+      </w:r>
+    </w:p>
+    <w:p>
+      <w:pPr/>
+      <w:r>
+        <w:rPr>
+          <w:lang w:val="pt_PT" w:bidi="pt_PT"/>
+        </w:rPr>
+      </w:r>
+      <w:r>
+        <w:rPr>
+          <w:b/>
+          <w:lang w:val="pt_PT" w:bidi="pt_PT"/>
+        </w:rPr>
         <w:t>"nosso".</w:t>
       </w:r>
     </w:p>
@@ -970,6 +1075,21 @@
           <w:b/>
           <w:lang w:val="pt_PT" w:bidi="pt_PT"/>
         </w:rPr>
+        <w:t>καὶ συνεργῷ ἡμῶν</w:t>
+      </w:r>
+    </w:p>
+    <w:p>
+      <w:pPr/>
+      <w:r>
+        <w:rPr>
+          <w:lang w:val="pt_PT" w:bidi="pt_PT"/>
+        </w:rPr>
+      </w:r>
+      <w:r>
+        <w:rPr>
+          <w:b/>
+          <w:lang w:val="pt_PT" w:bidi="pt_PT"/>
+        </w:rPr>
         <w:t>"</w:t>
       </w:r>
       <w:r>
@@ -1047,6 +1167,21 @@
           <w:b/>
           <w:lang w:val="pt_PT" w:bidi="pt_PT"/>
         </w:rPr>
+        <w:t>Ἀπφίᾳ</w:t>
+      </w:r>
+    </w:p>
+    <w:p>
+      <w:pPr/>
+      <w:r>
+        <w:rPr>
+          <w:lang w:val="pt_PT" w:bidi="pt_PT"/>
+        </w:rPr>
+      </w:r>
+      <w:r>
+        <w:rPr>
+          <w:b/>
+          <w:lang w:val="pt_PT" w:bidi="pt_PT"/>
+        </w:rPr>
         <w:t>"para a nossa irmã Áfia".</w:t>
       </w:r>
     </w:p>
@@ -1137,6 +1272,21 @@
           <w:b/>
           <w:lang w:val="pt_PT" w:bidi="pt_PT"/>
         </w:rPr>
+        <w:t>τῇ ἀδελφῇ</w:t>
+      </w:r>
+    </w:p>
+    <w:p>
+      <w:pPr/>
+      <w:r>
+        <w:rPr>
+          <w:lang w:val="pt_PT" w:bidi="pt_PT"/>
+        </w:rPr>
+      </w:r>
+      <w:r>
+        <w:rPr>
+          <w:b/>
+          <w:lang w:val="pt_PT" w:bidi="pt_PT"/>
+        </w:rPr>
         <w:t>"nossa irmã".</w:t>
       </w:r>
     </w:p>
@@ -1246,6 +1396,21 @@
           <w:b/>
           <w:lang w:val="pt_PT" w:bidi="pt_PT"/>
         </w:rPr>
+        <w:t>τῇ ἀδελφῇ</w:t>
+      </w:r>
+    </w:p>
+    <w:p>
+      <w:pPr/>
+      <w:r>
+        <w:rPr>
+          <w:lang w:val="pt_PT" w:bidi="pt_PT"/>
+        </w:rPr>
+      </w:r>
+      <w:r>
+        <w:rPr>
+          <w:b/>
+          <w:lang w:val="pt_PT" w:bidi="pt_PT"/>
+        </w:rPr>
         <w:t>"nossa irmã".</w:t>
       </w:r>
     </w:p>
@@ -1342,6 +1507,21 @@
           <w:b/>
           <w:lang w:val="pt_PT" w:bidi="pt_PT"/>
         </w:rPr>
+        <w:t>ἡμῶν</w:t>
+      </w:r>
+    </w:p>
+    <w:p>
+      <w:pPr/>
+      <w:r>
+        <w:rPr>
+          <w:lang w:val="pt_PT" w:bidi="pt_PT"/>
+        </w:rPr>
+      </w:r>
+      <w:r>
+        <w:rPr>
+          <w:b/>
+          <w:lang w:val="pt_PT" w:bidi="pt_PT"/>
+        </w:rPr>
         <w:t>"nosso".</w:t>
       </w:r>
     </w:p>
@@ -1438,6 +1618,21 @@
           <w:b/>
           <w:lang w:val="pt_PT" w:bidi="pt_PT"/>
         </w:rPr>
+        <w:t>Ἀπφίᾳ &amp; Ἀρχίππῳ &amp; τῇ &amp; ἐκκλησίᾳ</w:t>
+      </w:r>
+    </w:p>
+    <w:p>
+      <w:pPr/>
+      <w:r>
+        <w:rPr>
+          <w:lang w:val="pt_PT" w:bidi="pt_PT"/>
+        </w:rPr>
+      </w:r>
+      <w:r>
+        <w:rPr>
+          <w:b/>
+          <w:lang w:val="pt_PT" w:bidi="pt_PT"/>
+        </w:rPr>
         <w:t>"e à igreja"</w:t>
       </w:r>
       <w:r>
@@ -1566,6 +1761,21 @@
           <w:b/>
           <w:lang w:val="pt_PT" w:bidi="pt_PT"/>
         </w:rPr>
+        <w:t>Ἀρχίππῳ</w:t>
+      </w:r>
+    </w:p>
+    <w:p>
+      <w:pPr/>
+      <w:r>
+        <w:rPr>
+          <w:lang w:val="pt_PT" w:bidi="pt_PT"/>
+        </w:rPr>
+      </w:r>
+      <w:r>
+        <w:rPr>
+          <w:b/>
+          <w:lang w:val="pt_PT" w:bidi="pt_PT"/>
+        </w:rPr>
         <w:t>"para Arquipo".</w:t>
       </w:r>
     </w:p>
@@ -1656,6 +1866,21 @@
           <w:b/>
           <w:lang w:val="pt_PT" w:bidi="pt_PT"/>
         </w:rPr>
+        <w:t>τῷ συνστρατιώτῃ ἡμῶν</w:t>
+      </w:r>
+    </w:p>
+    <w:p>
+      <w:pPr/>
+      <w:r>
+        <w:rPr>
+          <w:lang w:val="pt_PT" w:bidi="pt_PT"/>
+        </w:rPr>
+      </w:r>
+      <w:r>
+        <w:rPr>
+          <w:b/>
+          <w:lang w:val="pt_PT" w:bidi="pt_PT"/>
+        </w:rPr>
         <w:t>"nosso companheiro de lutas".</w:t>
       </w:r>
     </w:p>
@@ -1739,6 +1964,21 @@
           <w:b/>
           <w:lang w:val="pt_PT" w:bidi="pt_PT"/>
         </w:rPr>
+        <w:t>καὶ τῇ κατ’ οἶκόν σου ἐκκλησίᾳ</w:t>
+      </w:r>
+    </w:p>
+    <w:p>
+      <w:pPr/>
+      <w:r>
+        <w:rPr>
+          <w:lang w:val="pt_PT" w:bidi="pt_PT"/>
+        </w:rPr>
+      </w:r>
+      <w:r>
+        <w:rPr>
+          <w:b/>
+          <w:lang w:val="pt_PT" w:bidi="pt_PT"/>
+        </w:rPr>
         <w:t>"</w:t>
       </w:r>
       <w:r>
@@ -1829,6 +2069,21 @@
           <w:b/>
           <w:lang w:val="pt_PT" w:bidi="pt_PT"/>
         </w:rPr>
+        <w:t>χάρις ὑμῖν καὶ εἰρήνη, ἀπὸ Θεοῦ Πατρὸς ἡμῶν καὶ Κυρίου ἡμῶν Ἰησοῦ Χριστοῦ</w:t>
+      </w:r>
+    </w:p>
+    <w:p>
+      <w:pPr/>
+      <w:r>
+        <w:rPr>
+          <w:lang w:val="pt_PT" w:bidi="pt_PT"/>
+        </w:rPr>
+      </w:r>
+      <w:r>
+        <w:rPr>
+          <w:b/>
+          <w:lang w:val="pt_PT" w:bidi="pt_PT"/>
+        </w:rPr>
         <w:t>"</w:t>
       </w:r>
       <w:r>
@@ -1926,6 +2181,21 @@
           <w:b/>
           <w:lang w:val="pt_PT" w:bidi="pt_PT"/>
         </w:rPr>
+        <w:t>χάρις ὑμῖν καὶ εἰρήνη, ἀπὸ Θεοῦ Πατρὸς ἡμῶν καὶ Κυρίου ἡμῶν Ἰησοῦ Χριστοῦ.</w:t>
+      </w:r>
+    </w:p>
+    <w:p>
+      <w:pPr/>
+      <w:r>
+        <w:rPr>
+          <w:lang w:val="pt_PT" w:bidi="pt_PT"/>
+        </w:rPr>
+      </w:r>
+      <w:r>
+        <w:rPr>
+          <w:b/>
+          <w:lang w:val="pt_PT" w:bidi="pt_PT"/>
+        </w:rPr>
         <w:t>"</w:t>
       </w:r>
       <w:r>
@@ -2049,6 +2319,21 @@
           <w:b/>
           <w:lang w:val="pt_PT" w:bidi="pt_PT"/>
         </w:rPr>
+        <w:t>ἡμῶν &amp; ἡμῶν</w:t>
+      </w:r>
+    </w:p>
+    <w:p>
+      <w:pPr/>
+      <w:r>
+        <w:rPr>
+          <w:lang w:val="pt_PT" w:bidi="pt_PT"/>
+        </w:rPr>
+      </w:r>
+      <w:r>
+        <w:rPr>
+          <w:b/>
+          <w:lang w:val="pt_PT" w:bidi="pt_PT"/>
+        </w:rPr>
         <w:t>"nosso"</w:t>
       </w:r>
       <w:r>
@@ -2247,6 +2532,21 @@
           <w:b/>
           <w:lang w:val="pt_PT" w:bidi="pt_PT"/>
         </w:rPr>
+        <w:t>Πατρὸς</w:t>
+      </w:r>
+    </w:p>
+    <w:p>
+      <w:pPr/>
+      <w:r>
+        <w:rPr>
+          <w:lang w:val="pt_PT" w:bidi="pt_PT"/>
+        </w:rPr>
+      </w:r>
+      <w:r>
+        <w:rPr>
+          <w:b/>
+          <w:lang w:val="pt_PT" w:bidi="pt_PT"/>
+        </w:rPr>
         <w:t>"Pai".</w:t>
       </w:r>
     </w:p>
@@ -2337,6 +2637,21 @@
           <w:b/>
           <w:lang w:val="pt_PT" w:bidi="pt_PT"/>
         </w:rPr>
+        <w:t>σου</w:t>
+      </w:r>
+    </w:p>
+    <w:p>
+      <w:pPr/>
+      <w:r>
+        <w:rPr>
+          <w:lang w:val="pt_PT" w:bidi="pt_PT"/>
+        </w:rPr>
+      </w:r>
+      <w:r>
+        <w:rPr>
+          <w:b/>
+          <w:lang w:val="pt_PT" w:bidi="pt_PT"/>
+        </w:rPr>
         <w:t>"de você".</w:t>
       </w:r>
     </w:p>
@@ -2433,6 +2748,21 @@
           <w:b/>
           <w:lang w:val="pt_PT" w:bidi="pt_PT"/>
         </w:rPr>
+        <w:t>ἀκούων σου τὴν ἀγάπην καὶ τὴν πίστιν, ἣν ἔχεις πρὸς τὸν Κύριον Ἰησοῦν, καὶ εἰς πάντας τοὺς ἁγίους</w:t>
+      </w:r>
+    </w:p>
+    <w:p>
+      <w:pPr/>
+      <w:r>
+        <w:rPr>
+          <w:lang w:val="pt_PT" w:bidi="pt_PT"/>
+        </w:rPr>
+      </w:r>
+      <w:r>
+        <w:rPr>
+          <w:b/>
+          <w:lang w:val="pt_PT" w:bidi="pt_PT"/>
+        </w:rPr>
         <w:t>"</w:t>
       </w:r>
       <w:r>
@@ -2556,6 +2886,21 @@
           <w:b/>
           <w:lang w:val="pt_PT" w:bidi="pt_PT"/>
         </w:rPr>
+        <w:t>ἀκούων σου τὴν ἀγάπην καὶ τὴν πίστιν, ἣν ἔχεις πρὸς τὸν Κύριον Ἰησοῦν, καὶ εἰς πάντας τοὺς ἁγίους</w:t>
+      </w:r>
+    </w:p>
+    <w:p>
+      <w:pPr/>
+      <w:r>
+        <w:rPr>
+          <w:lang w:val="pt_PT" w:bidi="pt_PT"/>
+        </w:rPr>
+      </w:r>
+      <w:r>
+        <w:rPr>
+          <w:b/>
+          <w:lang w:val="pt_PT" w:bidi="pt_PT"/>
+        </w:rPr>
         <w:t>"</w:t>
       </w:r>
       <w:r>
@@ -2678,6 +3023,21 @@
           <w:b/>
           <w:lang w:val="pt_PT" w:bidi="pt_PT"/>
         </w:rPr>
+        <w:t>σου &amp; ἔχεις</w:t>
+      </w:r>
+    </w:p>
+    <w:p>
+      <w:pPr/>
+      <w:r>
+        <w:rPr>
+          <w:lang w:val="pt_PT" w:bidi="pt_PT"/>
+        </w:rPr>
+      </w:r>
+      <w:r>
+        <w:rPr>
+          <w:b/>
+          <w:lang w:val="pt_PT" w:bidi="pt_PT"/>
+        </w:rPr>
         <w:t>"seu"</w:t>
       </w:r>
       <w:r>
@@ -2800,6 +3160,21 @@
           <w:b/>
           <w:lang w:val="pt_PT" w:bidi="pt_PT"/>
         </w:rPr>
+        <w:t>ὅπως</w:t>
+      </w:r>
+    </w:p>
+    <w:p>
+      <w:pPr/>
+      <w:r>
+        <w:rPr>
+          <w:lang w:val="pt_PT" w:bidi="pt_PT"/>
+        </w:rPr>
+      </w:r>
+      <w:r>
+        <w:rPr>
+          <w:b/>
+          <w:lang w:val="pt_PT" w:bidi="pt_PT"/>
+        </w:rPr>
         <w:t>"Peço a Deus".</w:t>
       </w:r>
     </w:p>
@@ -2909,6 +3284,21 @@
           <w:b/>
           <w:lang w:val="pt_PT" w:bidi="pt_PT"/>
         </w:rPr>
+        <w:t>ἡ κοινωνία τῆς πίστεώς σου</w:t>
+      </w:r>
+    </w:p>
+    <w:p>
+      <w:pPr/>
+      <w:r>
+        <w:rPr>
+          <w:lang w:val="pt_PT" w:bidi="pt_PT"/>
+        </w:rPr>
+      </w:r>
+      <w:r>
+        <w:rPr>
+          <w:b/>
+          <w:lang w:val="pt_PT" w:bidi="pt_PT"/>
+        </w:rPr>
         <w:t>"</w:t>
       </w:r>
       <w:r>
@@ -3045,6 +3435,21 @@
           <w:b/>
           <w:lang w:val="pt_PT" w:bidi="pt_PT"/>
         </w:rPr>
+        <w:t>ἡ κοινωνία τῆς πίστεώς σου, ἐνεργὴς γένηται ἐν ἐπιγνώσει παντὸς ἀγαθοῦ τοῦ ἐν ἡμῖν εἰς Χριστόν.</w:t>
+      </w:r>
+    </w:p>
+    <w:p>
+      <w:pPr/>
+      <w:r>
+        <w:rPr>
+          <w:lang w:val="pt_PT" w:bidi="pt_PT"/>
+        </w:rPr>
+      </w:r>
+      <w:r>
+        <w:rPr>
+          <w:b/>
+          <w:lang w:val="pt_PT" w:bidi="pt_PT"/>
+        </w:rPr>
         <w:t xml:space="preserve">"que a fé </w:t>
       </w:r>
       <w:r>
@@ -3187,6 +3592,21 @@
           <w:b/>
           <w:lang w:val="pt_PT" w:bidi="pt_PT"/>
         </w:rPr>
+        <w:t>ἐν ἐπιγνώσει παντὸς ἀγαθοῦ</w:t>
+      </w:r>
+    </w:p>
+    <w:p>
+      <w:pPr/>
+      <w:r>
+        <w:rPr>
+          <w:lang w:val="pt_PT" w:bidi="pt_PT"/>
+        </w:rPr>
+      </w:r>
+      <w:r>
+        <w:rPr>
+          <w:b/>
+          <w:lang w:val="pt_PT" w:bidi="pt_PT"/>
+        </w:rPr>
         <w:t>"faça com que compreendamos mais profundamente todas as bênçãos que temos recebido na nossa vida</w:t>
       </w:r>
       <w:r>
@@ -3277,6 +3697,21 @@
           <w:b/>
           <w:lang w:val="pt_PT" w:bidi="pt_PT"/>
         </w:rPr>
+        <w:t>εἰς Χριστόν</w:t>
+      </w:r>
+    </w:p>
+    <w:p>
+      <w:pPr/>
+      <w:r>
+        <w:rPr>
+          <w:lang w:val="pt_PT" w:bidi="pt_PT"/>
+        </w:rPr>
+      </w:r>
+      <w:r>
+        <w:rPr>
+          <w:b/>
+          <w:lang w:val="pt_PT" w:bidi="pt_PT"/>
+        </w:rPr>
         <w:t>"</w:t>
       </w:r>
       <w:r>
@@ -3400,6 +3835,21 @@
           <w:b/>
           <w:lang w:val="pt_PT" w:bidi="pt_PT"/>
         </w:rPr>
+        <w:t>χαρὰν γὰρ πολλὴν ἔσχον καὶ παράκλησιν</w:t>
+      </w:r>
+    </w:p>
+    <w:p>
+      <w:pPr/>
+      <w:r>
+        <w:rPr>
+          <w:lang w:val="pt_PT" w:bidi="pt_PT"/>
+        </w:rPr>
+      </w:r>
+      <w:r>
+        <w:rPr>
+          <w:b/>
+          <w:lang w:val="pt_PT" w:bidi="pt_PT"/>
+        </w:rPr>
         <w:t>"</w:t>
       </w:r>
       <w:r>
@@ -3536,6 +3986,21 @@
           <w:b/>
           <w:lang w:val="pt_PT" w:bidi="pt_PT"/>
         </w:rPr>
+        <w:t>ἐπὶ τῇ ἀγάπῃ σου</w:t>
+      </w:r>
+    </w:p>
+    <w:p>
+      <w:pPr/>
+      <w:r>
+        <w:rPr>
+          <w:lang w:val="pt_PT" w:bidi="pt_PT"/>
+        </w:rPr>
+      </w:r>
+      <w:r>
+        <w:rPr>
+          <w:b/>
+          <w:lang w:val="pt_PT" w:bidi="pt_PT"/>
+        </w:rPr>
         <w:t>"</w:t>
       </w:r>
       <w:r>
@@ -3646,6 +4111,21 @@
           <w:b/>
           <w:lang w:val="pt_PT" w:bidi="pt_PT"/>
         </w:rPr>
+        <w:t>τὰ σπλάγχνα τῶν ἁγίων ἀναπέπαυται διὰ σοῦ</w:t>
+      </w:r>
+    </w:p>
+    <w:p>
+      <w:pPr/>
+      <w:r>
+        <w:rPr>
+          <w:lang w:val="pt_PT" w:bidi="pt_PT"/>
+        </w:rPr>
+      </w:r>
+      <w:r>
+        <w:rPr>
+          <w:b/>
+          <w:lang w:val="pt_PT" w:bidi="pt_PT"/>
+        </w:rPr>
         <w:t>"</w:t>
       </w:r>
       <w:r>
@@ -3743,6 +4223,21 @@
           <w:b/>
           <w:lang w:val="pt_PT" w:bidi="pt_PT"/>
         </w:rPr>
+        <w:t>τὰ σπλάγχνα τῶν ἁγίων</w:t>
+      </w:r>
+    </w:p>
+    <w:p>
+      <w:pPr/>
+      <w:r>
+        <w:rPr>
+          <w:lang w:val="pt_PT" w:bidi="pt_PT"/>
+        </w:rPr>
+      </w:r>
+      <w:r>
+        <w:rPr>
+          <w:b/>
+          <w:lang w:val="pt_PT" w:bidi="pt_PT"/>
+        </w:rPr>
         <w:t>"o coração de todo o povo de Deus".</w:t>
       </w:r>
     </w:p>
@@ -3839,6 +4334,21 @@
           <w:b/>
           <w:lang w:val="pt_PT" w:bidi="pt_PT"/>
         </w:rPr>
+        <w:t>τὰ σπλάγχνα τῶν ἁγίων ἀναπέπαυται διὰ σοῦ</w:t>
+      </w:r>
+    </w:p>
+    <w:p>
+      <w:pPr/>
+      <w:r>
+        <w:rPr>
+          <w:lang w:val="pt_PT" w:bidi="pt_PT"/>
+        </w:rPr>
+      </w:r>
+      <w:r>
+        <w:rPr>
+          <w:b/>
+          <w:lang w:val="pt_PT" w:bidi="pt_PT"/>
+        </w:rPr>
         <w:t>"</w:t>
       </w:r>
       <w:r>
@@ -3949,6 +4459,21 @@
           <w:b/>
           <w:lang w:val="pt_PT" w:bidi="pt_PT"/>
         </w:rPr>
+        <w:t>σοῦ, ἀδελφέ</w:t>
+      </w:r>
+    </w:p>
+    <w:p>
+      <w:pPr/>
+      <w:r>
+        <w:rPr>
+          <w:lang w:val="pt_PT" w:bidi="pt_PT"/>
+        </w:rPr>
+      </w:r>
+      <w:r>
+        <w:rPr>
+          <w:b/>
+          <w:lang w:val="pt_PT" w:bidi="pt_PT"/>
+        </w:rPr>
         <w:t>"Meu caro irmão".</w:t>
       </w:r>
     </w:p>
@@ -4108,6 +4633,21 @@
           <w:b/>
           <w:lang w:val="pt_PT" w:bidi="pt_PT"/>
         </w:rPr>
+        <w:t>πολλὴν ἐν Χριστῷ παρρησίαν</w:t>
+      </w:r>
+    </w:p>
+    <w:p>
+      <w:pPr/>
+      <w:r>
+        <w:rPr>
+          <w:lang w:val="pt_PT" w:bidi="pt_PT"/>
+        </w:rPr>
+      </w:r>
+      <w:r>
+        <w:rPr>
+          <w:b/>
+          <w:lang w:val="pt_PT" w:bidi="pt_PT"/>
+        </w:rPr>
         <w:t>"</w:t>
       </w:r>
       <w:r>
@@ -4198,6 +4738,21 @@
           <w:b/>
           <w:lang w:val="pt_PT" w:bidi="pt_PT"/>
         </w:rPr>
+        <w:t>διό</w:t>
+      </w:r>
+    </w:p>
+    <w:p>
+      <w:pPr/>
+      <w:r>
+        <w:rPr>
+          <w:lang w:val="pt_PT" w:bidi="pt_PT"/>
+        </w:rPr>
+      </w:r>
+      <w:r>
+        <w:rPr>
+          <w:b/>
+          <w:lang w:val="pt_PT" w:bidi="pt_PT"/>
+        </w:rPr>
         <w:t>"Por isso".</w:t>
       </w:r>
     </w:p>
@@ -4294,6 +4849,21 @@
           <w:b/>
           <w:lang w:val="pt_PT" w:bidi="pt_PT"/>
         </w:rPr>
+        <w:t>διὰ τὴν ἀγάπην</w:t>
+      </w:r>
+    </w:p>
+    <w:p>
+      <w:pPr/>
+      <w:r>
+        <w:rPr>
+          <w:lang w:val="pt_PT" w:bidi="pt_PT"/>
+        </w:rPr>
+      </w:r>
+      <w:r>
+        <w:rPr>
+          <w:b/>
+          <w:lang w:val="pt_PT" w:bidi="pt_PT"/>
+        </w:rPr>
         <w:t>"</w:t>
       </w:r>
       <w:r>
@@ -4404,6 +4974,21 @@
           <w:b/>
           <w:lang w:val="pt_PT" w:bidi="pt_PT"/>
         </w:rPr>
+        <w:t>δέσμιος Χριστοῦ Ἰησοῦ</w:t>
+      </w:r>
+    </w:p>
+    <w:p>
+      <w:pPr/>
+      <w:r>
+        <w:rPr>
+          <w:lang w:val="pt_PT" w:bidi="pt_PT"/>
+        </w:rPr>
+      </w:r>
+      <w:r>
+        <w:rPr>
+          <w:b/>
+          <w:lang w:val="pt_PT" w:bidi="pt_PT"/>
+        </w:rPr>
         <w:t>"</w:t>
       </w:r>
       <w:r>
@@ -4494,6 +5079,21 @@
           <w:b/>
           <w:lang w:val="pt_PT" w:bidi="pt_PT"/>
         </w:rPr>
+        <w:t>Ὀνήσιμον</w:t>
+      </w:r>
+    </w:p>
+    <w:p>
+      <w:pPr/>
+      <w:r>
+        <w:rPr>
+          <w:lang w:val="pt_PT" w:bidi="pt_PT"/>
+        </w:rPr>
+      </w:r>
+      <w:r>
+        <w:rPr>
+          <w:b/>
+          <w:lang w:val="pt_PT" w:bidi="pt_PT"/>
+        </w:rPr>
         <w:t>"Onésimo".</w:t>
       </w:r>
     </w:p>
@@ -4584,6 +5184,21 @@
           <w:b/>
           <w:lang w:val="pt_PT" w:bidi="pt_PT"/>
         </w:rPr>
+        <w:t>Ὀνήσιμον</w:t>
+      </w:r>
+    </w:p>
+    <w:p>
+      <w:pPr/>
+      <w:r>
+        <w:rPr>
+          <w:lang w:val="pt_PT" w:bidi="pt_PT"/>
+        </w:rPr>
+      </w:r>
+      <w:r>
+        <w:rPr>
+          <w:b/>
+          <w:lang w:val="pt_PT" w:bidi="pt_PT"/>
+        </w:rPr>
         <w:t>"Onésimo".</w:t>
       </w:r>
     </w:p>
@@ -4680,6 +5295,21 @@
           <w:b/>
           <w:lang w:val="pt_PT" w:bidi="pt_PT"/>
         </w:rPr>
+        <w:t>ὃν ἐγέννησα</w:t>
+      </w:r>
+    </w:p>
+    <w:p>
+      <w:pPr/>
+      <w:r>
+        <w:rPr>
+          <w:lang w:val="pt_PT" w:bidi="pt_PT"/>
+        </w:rPr>
+      </w:r>
+      <w:r>
+        <w:rPr>
+          <w:b/>
+          <w:lang w:val="pt_PT" w:bidi="pt_PT"/>
+        </w:rPr>
         <w:t>"</w:t>
       </w:r>
       <w:r>
@@ -4810,6 +5440,21 @@
           <w:b/>
           <w:lang w:val="pt_PT" w:bidi="pt_PT"/>
         </w:rPr>
+        <w:t>ἐν τοῖς δεσμοῖς</w:t>
+      </w:r>
+    </w:p>
+    <w:p>
+      <w:pPr/>
+      <w:r>
+        <w:rPr>
+          <w:lang w:val="pt_PT" w:bidi="pt_PT"/>
+        </w:rPr>
+      </w:r>
+      <w:r>
+        <w:rPr>
+          <w:b/>
+          <w:lang w:val="pt_PT" w:bidi="pt_PT"/>
+        </w:rPr>
         <w:t>"</w:t>
       </w:r>
       <w:r>
@@ -4933,6 +5578,21 @@
           <w:b/>
           <w:lang w:val="pt_PT" w:bidi="pt_PT"/>
         </w:rPr>
+        <w:t>ὃν ἀνέπεμψά σοι</w:t>
+      </w:r>
+    </w:p>
+    <w:p>
+      <w:pPr/>
+      <w:r>
+        <w:rPr>
+          <w:lang w:val="pt_PT" w:bidi="pt_PT"/>
+        </w:rPr>
+      </w:r>
+      <w:r>
+        <w:rPr>
+          <w:b/>
+          <w:lang w:val="pt_PT" w:bidi="pt_PT"/>
+        </w:rPr>
         <w:t>"</w:t>
       </w:r>
       <w:r>
@@ -5023,6 +5683,21 @@
           <w:b/>
           <w:lang w:val="pt_PT" w:bidi="pt_PT"/>
         </w:rPr>
+        <w:t>τοῦτ’ ἔστιν τὰ ἐμὰ σπλάγχνα</w:t>
+      </w:r>
+    </w:p>
+    <w:p>
+      <w:pPr/>
+      <w:r>
+        <w:rPr>
+          <w:lang w:val="pt_PT" w:bidi="pt_PT"/>
+        </w:rPr>
+      </w:r>
+      <w:r>
+        <w:rPr>
+          <w:b/>
+          <w:lang w:val="pt_PT" w:bidi="pt_PT"/>
+        </w:rPr>
         <w:t>"</w:t>
       </w:r>
       <w:r>
@@ -5153,6 +5828,21 @@
           <w:b/>
           <w:lang w:val="pt_PT" w:bidi="pt_PT"/>
         </w:rPr>
+        <w:t>τὰ ἐμὰ σπλάγχνα</w:t>
+      </w:r>
+    </w:p>
+    <w:p>
+      <w:pPr/>
+      <w:r>
+        <w:rPr>
+          <w:lang w:val="pt_PT" w:bidi="pt_PT"/>
+        </w:rPr>
+      </w:r>
+      <w:r>
+        <w:rPr>
+          <w:b/>
+          <w:lang w:val="pt_PT" w:bidi="pt_PT"/>
+        </w:rPr>
         <w:t>"meu coração".</w:t>
       </w:r>
     </w:p>
@@ -5249,6 +5939,21 @@
           <w:b/>
           <w:lang w:val="pt_PT" w:bidi="pt_PT"/>
         </w:rPr>
+        <w:t>ἵνα ὑπὲρ σοῦ μοι διακονῇ</w:t>
+      </w:r>
+    </w:p>
+    <w:p>
+      <w:pPr/>
+      <w:r>
+        <w:rPr>
+          <w:lang w:val="pt_PT" w:bidi="pt_PT"/>
+        </w:rPr>
+      </w:r>
+      <w:r>
+        <w:rPr>
+          <w:b/>
+          <w:lang w:val="pt_PT" w:bidi="pt_PT"/>
+        </w:rPr>
         <w:t>"a fim de que ele me ajudasse em lugar de você</w:t>
       </w:r>
       <w:r>
@@ -5319,6 +6024,21 @@
           <w:b/>
           <w:lang w:val="pt_PT" w:bidi="pt_PT"/>
         </w:rPr>
+        <w:t>ἐν τοῖς δεσμοῖς</w:t>
+      </w:r>
+    </w:p>
+    <w:p>
+      <w:pPr/>
+      <w:r>
+        <w:rPr>
+          <w:lang w:val="pt_PT" w:bidi="pt_PT"/>
+        </w:rPr>
+      </w:r>
+      <w:r>
+        <w:rPr>
+          <w:b/>
+          <w:lang w:val="pt_PT" w:bidi="pt_PT"/>
+        </w:rPr>
         <w:t>"nesta cadeia".</w:t>
       </w:r>
     </w:p>
@@ -5428,6 +6148,21 @@
           <w:b/>
           <w:lang w:val="pt_PT" w:bidi="pt_PT"/>
         </w:rPr>
+        <w:t>ἐν τοῖς δεσμοῖς τοῦ εὐαγγελίου</w:t>
+      </w:r>
+    </w:p>
+    <w:p>
+      <w:pPr/>
+      <w:r>
+        <w:rPr>
+          <w:lang w:val="pt_PT" w:bidi="pt_PT"/>
+        </w:rPr>
+      </w:r>
+      <w:r>
+        <w:rPr>
+          <w:b/>
+          <w:lang w:val="pt_PT" w:bidi="pt_PT"/>
+        </w:rPr>
         <w:t>"</w:t>
       </w:r>
       <w:r>
@@ -5551,6 +6286,21 @@
           <w:b/>
           <w:lang w:val="pt_PT" w:bidi="pt_PT"/>
         </w:rPr>
+        <w:t>ἵνα μὴ ὡς κατὰ ἀνάγκην τὸ ἀγαθόν σου ᾖ</w:t>
+      </w:r>
+    </w:p>
+    <w:p>
+      <w:pPr/>
+      <w:r>
+        <w:rPr>
+          <w:lang w:val="pt_PT" w:bidi="pt_PT"/>
+        </w:rPr>
+      </w:r>
+      <w:r>
+        <w:rPr>
+          <w:b/>
+          <w:lang w:val="pt_PT" w:bidi="pt_PT"/>
+        </w:rPr>
         <w:t>"</w:t>
       </w:r>
       <w:r>
@@ -5661,6 +6411,21 @@
           <w:b/>
           <w:lang w:val="pt_PT" w:bidi="pt_PT"/>
         </w:rPr>
+        <w:t>ἀλλὰ κατὰ ἑκούσιον.</w:t>
+      </w:r>
+    </w:p>
+    <w:p>
+      <w:pPr/>
+      <w:r>
+        <w:rPr>
+          <w:lang w:val="pt_PT" w:bidi="pt_PT"/>
+        </w:rPr>
+      </w:r>
+      <w:r>
+        <w:rPr>
+          <w:b/>
+          <w:lang w:val="pt_PT" w:bidi="pt_PT"/>
+        </w:rPr>
         <w:t>"</w:t>
       </w:r>
       <w:r>
@@ -5771,6 +6536,21 @@
           <w:b/>
           <w:lang w:val="pt_PT" w:bidi="pt_PT"/>
         </w:rPr>
+        <w:t>τάχα γὰρ διὰ τοῦτο, ἐχωρίσθη πρὸς ὥραν, ἵνα</w:t>
+      </w:r>
+    </w:p>
+    <w:p>
+      <w:pPr/>
+      <w:r>
+        <w:rPr>
+          <w:lang w:val="pt_PT" w:bidi="pt_PT"/>
+        </w:rPr>
+      </w:r>
+      <w:r>
+        <w:rPr>
+          <w:b/>
+          <w:lang w:val="pt_PT" w:bidi="pt_PT"/>
+        </w:rPr>
         <w:t>"</w:t>
       </w:r>
       <w:r>
@@ -5868,6 +6648,21 @@
           <w:b/>
           <w:lang w:val="pt_PT" w:bidi="pt_PT"/>
         </w:rPr>
+        <w:t>πρὸς ὥραν</w:t>
+      </w:r>
+    </w:p>
+    <w:p>
+      <w:pPr/>
+      <w:r>
+        <w:rPr>
+          <w:lang w:val="pt_PT" w:bidi="pt_PT"/>
+        </w:rPr>
+      </w:r>
+      <w:r>
+        <w:rPr>
+          <w:b/>
+          <w:lang w:val="pt_PT" w:bidi="pt_PT"/>
+        </w:rPr>
         <w:t>"por algum tempo".</w:t>
       </w:r>
     </w:p>
@@ -5977,6 +6772,21 @@
           <w:b/>
           <w:lang w:val="pt_PT" w:bidi="pt_PT"/>
         </w:rPr>
+        <w:t>ὑπὲρ δοῦλον</w:t>
+      </w:r>
+    </w:p>
+    <w:p>
+      <w:pPr/>
+      <w:r>
+        <w:rPr>
+          <w:lang w:val="pt_PT" w:bidi="pt_PT"/>
+        </w:rPr>
+      </w:r>
+      <w:r>
+        <w:rPr>
+          <w:b/>
+          <w:lang w:val="pt_PT" w:bidi="pt_PT"/>
+        </w:rPr>
         <w:t>"</w:t>
       </w:r>
       <w:r>
@@ -6054,6 +6864,21 @@
           <w:b/>
           <w:lang w:val="pt_PT" w:bidi="pt_PT"/>
         </w:rPr>
+        <w:t>οὐκέτι ὡς δοῦλον</w:t>
+      </w:r>
+    </w:p>
+    <w:p>
+      <w:pPr/>
+      <w:r>
+        <w:rPr>
+          <w:lang w:val="pt_PT" w:bidi="pt_PT"/>
+        </w:rPr>
+      </w:r>
+      <w:r>
+        <w:rPr>
+          <w:b/>
+          <w:lang w:val="pt_PT" w:bidi="pt_PT"/>
+        </w:rPr>
         <w:t>"</w:t>
       </w:r>
       <w:r>
@@ -6144,6 +6969,21 @@
           <w:b/>
           <w:lang w:val="pt_PT" w:bidi="pt_PT"/>
         </w:rPr>
+        <w:t>ὑπὲρ δοῦλον</w:t>
+      </w:r>
+    </w:p>
+    <w:p>
+      <w:pPr/>
+      <w:r>
+        <w:rPr>
+          <w:lang w:val="pt_PT" w:bidi="pt_PT"/>
+        </w:rPr>
+      </w:r>
+      <w:r>
+        <w:rPr>
+          <w:b/>
+          <w:lang w:val="pt_PT" w:bidi="pt_PT"/>
+        </w:rPr>
         <w:t>"</w:t>
       </w:r>
       <w:r>
@@ -6221,6 +7061,21 @@
           <w:b/>
           <w:lang w:val="pt_PT" w:bidi="pt_PT"/>
         </w:rPr>
+        <w:t>ἀδελφὸν ἀγαπητόν</w:t>
+      </w:r>
+    </w:p>
+    <w:p>
+      <w:pPr/>
+      <w:r>
+        <w:rPr>
+          <w:lang w:val="pt_PT" w:bidi="pt_PT"/>
+        </w:rPr>
+      </w:r>
+      <w:r>
+        <w:rPr>
+          <w:b/>
+          <w:lang w:val="pt_PT" w:bidi="pt_PT"/>
+        </w:rPr>
         <w:t>"</w:t>
       </w:r>
       <w:r>
@@ -6331,6 +7186,21 @@
           <w:b/>
           <w:lang w:val="pt_PT" w:bidi="pt_PT"/>
         </w:rPr>
+        <w:t>ἀγαπητόν</w:t>
+      </w:r>
+    </w:p>
+    <w:p>
+      <w:pPr/>
+      <w:r>
+        <w:rPr>
+          <w:lang w:val="pt_PT" w:bidi="pt_PT"/>
+        </w:rPr>
+      </w:r>
+      <w:r>
+        <w:rPr>
+          <w:b/>
+          <w:lang w:val="pt_PT" w:bidi="pt_PT"/>
+        </w:rPr>
         <w:t>"</w:t>
       </w:r>
       <w:r>
@@ -6408,6 +7278,21 @@
           <w:b/>
           <w:lang w:val="pt_PT" w:bidi="pt_PT"/>
         </w:rPr>
+        <w:t>ἐν Κυρίῳ</w:t>
+      </w:r>
+    </w:p>
+    <w:p>
+      <w:pPr/>
+      <w:r>
+        <w:rPr>
+          <w:lang w:val="pt_PT" w:bidi="pt_PT"/>
+        </w:rPr>
+      </w:r>
+      <w:r>
+        <w:rPr>
+          <w:b/>
+          <w:lang w:val="pt_PT" w:bidi="pt_PT"/>
+        </w:rPr>
         <w:t>"em Cristo".</w:t>
       </w:r>
     </w:p>
@@ -6484,6 +7369,21 @@
           <w:b/>
           <w:lang w:val="pt_PT" w:bidi="pt_PT"/>
         </w:rPr>
+        <w:t>εἰ &amp; με ἔχεις κοινωνόν</w:t>
+      </w:r>
+    </w:p>
+    <w:p>
+      <w:pPr/>
+      <w:r>
+        <w:rPr>
+          <w:lang w:val="pt_PT" w:bidi="pt_PT"/>
+        </w:rPr>
+      </w:r>
+      <w:r>
+        <w:rPr>
+          <w:b/>
+          <w:lang w:val="pt_PT" w:bidi="pt_PT"/>
+        </w:rPr>
         <w:t>"</w:t>
       </w:r>
       <w:r>
@@ -6581,6 +7481,21 @@
           <w:b/>
           <w:lang w:val="pt_PT" w:bidi="pt_PT"/>
         </w:rPr>
+        <w:t>οὖν</w:t>
+      </w:r>
+    </w:p>
+    <w:p>
+      <w:pPr/>
+      <w:r>
+        <w:rPr>
+          <w:lang w:val="pt_PT" w:bidi="pt_PT"/>
+        </w:rPr>
+      </w:r>
+      <w:r>
+        <w:rPr>
+          <w:b/>
+          <w:lang w:val="pt_PT" w:bidi="pt_PT"/>
+        </w:rPr>
         <w:t>"Por isso".</w:t>
       </w:r>
     </w:p>
@@ -6671,6 +7586,21 @@
           <w:b/>
           <w:lang w:val="pt_PT" w:bidi="pt_PT"/>
         </w:rPr>
+        <w:t>προσλαβοῦ αὐτὸν ὡς ἐμέ.</w:t>
+      </w:r>
+    </w:p>
+    <w:p>
+      <w:pPr/>
+      <w:r>
+        <w:rPr>
+          <w:lang w:val="pt_PT" w:bidi="pt_PT"/>
+        </w:rPr>
+      </w:r>
+      <w:r>
+        <w:rPr>
+          <w:b/>
+          <w:lang w:val="pt_PT" w:bidi="pt_PT"/>
+        </w:rPr>
         <w:t>"</w:t>
       </w:r>
       <w:r>
@@ -6768,6 +7698,21 @@
           <w:b/>
           <w:lang w:val="pt_PT" w:bidi="pt_PT"/>
         </w:rPr>
+        <w:t>εἰ δέ τι ἠδίκησέν σε ἢ ὀφείλει</w:t>
+      </w:r>
+    </w:p>
+    <w:p>
+      <w:pPr/>
+      <w:r>
+        <w:rPr>
+          <w:lang w:val="pt_PT" w:bidi="pt_PT"/>
+        </w:rPr>
+      </w:r>
+      <w:r>
+        <w:rPr>
+          <w:b/>
+          <w:lang w:val="pt_PT" w:bidi="pt_PT"/>
+        </w:rPr>
         <w:t>"</w:t>
       </w:r>
       <w:r>
@@ -6865,6 +7810,21 @@
           <w:b/>
           <w:lang w:val="pt_PT" w:bidi="pt_PT"/>
         </w:rPr>
+        <w:t>εἰ δέ τι ἠδίκησέν σε ἢ ὀφείλει</w:t>
+      </w:r>
+    </w:p>
+    <w:p>
+      <w:pPr/>
+      <w:r>
+        <w:rPr>
+          <w:lang w:val="pt_PT" w:bidi="pt_PT"/>
+        </w:rPr>
+      </w:r>
+      <w:r>
+        <w:rPr>
+          <w:b/>
+          <w:lang w:val="pt_PT" w:bidi="pt_PT"/>
+        </w:rPr>
         <w:t>"Se ele deu algum prejuízo a você ou lhe deve alguma coisa</w:t>
       </w:r>
       <w:r>
@@ -6961,6 +7921,21 @@
           <w:b/>
           <w:lang w:val="pt_PT" w:bidi="pt_PT"/>
         </w:rPr>
+        <w:t>τοῦτο ἐμοὶ ἐλλόγα.</w:t>
+      </w:r>
+    </w:p>
+    <w:p>
+      <w:pPr/>
+      <w:r>
+        <w:rPr>
+          <w:lang w:val="pt_PT" w:bidi="pt_PT"/>
+        </w:rPr>
+      </w:r>
+      <w:r>
+        <w:rPr>
+          <w:b/>
+          <w:lang w:val="pt_PT" w:bidi="pt_PT"/>
+        </w:rPr>
         <w:t>"</w:t>
       </w:r>
       <w:r>
@@ -7038,6 +8013,21 @@
           <w:b/>
           <w:lang w:val="pt_PT" w:bidi="pt_PT"/>
         </w:rPr>
+        <w:t>ἐγὼ Παῦλος ἔγραψα τῇ ἐμῇ χειρί</w:t>
+      </w:r>
+    </w:p>
+    <w:p>
+      <w:pPr/>
+      <w:r>
+        <w:rPr>
+          <w:lang w:val="pt_PT" w:bidi="pt_PT"/>
+        </w:rPr>
+      </w:r>
+      <w:r>
+        <w:rPr>
+          <w:b/>
+          <w:lang w:val="pt_PT" w:bidi="pt_PT"/>
+        </w:rPr>
         <w:t>"</w:t>
       </w:r>
       <w:r>
@@ -7128,6 +8118,21 @@
           <w:b/>
           <w:lang w:val="pt_PT" w:bidi="pt_PT"/>
         </w:rPr>
+        <w:t>ἵνα μὴ λέγω σοι</w:t>
+      </w:r>
+    </w:p>
+    <w:p>
+      <w:pPr/>
+      <w:r>
+        <w:rPr>
+          <w:lang w:val="pt_PT" w:bidi="pt_PT"/>
+        </w:rPr>
+      </w:r>
+      <w:r>
+        <w:rPr>
+          <w:b/>
+          <w:lang w:val="pt_PT" w:bidi="pt_PT"/>
+        </w:rPr>
         <w:t>"</w:t>
       </w:r>
       <w:r>
@@ -7238,6 +8243,21 @@
           <w:b/>
           <w:lang w:val="pt_PT" w:bidi="pt_PT"/>
         </w:rPr>
+        <w:t>καὶ σεαυτόν μοι προσοφείλεις</w:t>
+      </w:r>
+    </w:p>
+    <w:p>
+      <w:pPr/>
+      <w:r>
+        <w:rPr>
+          <w:lang w:val="pt_PT" w:bidi="pt_PT"/>
+        </w:rPr>
+      </w:r>
+      <w:r>
+        <w:rPr>
+          <w:b/>
+          <w:lang w:val="pt_PT" w:bidi="pt_PT"/>
+        </w:rPr>
         <w:t>"l</w:t>
       </w:r>
       <w:r>
@@ -7335,6 +8355,21 @@
           <w:b/>
           <w:lang w:val="pt_PT" w:bidi="pt_PT"/>
         </w:rPr>
+        <w:t>ἀδελφέ</w:t>
+      </w:r>
+    </w:p>
+    <w:p>
+      <w:pPr/>
+      <w:r>
+        <w:rPr>
+          <w:lang w:val="pt_PT" w:bidi="pt_PT"/>
+        </w:rPr>
+      </w:r>
+      <w:r>
+        <w:rPr>
+          <w:b/>
+          <w:lang w:val="pt_PT" w:bidi="pt_PT"/>
+        </w:rPr>
         <w:t>"irmão".</w:t>
       </w:r>
     </w:p>
@@ -7431,6 +8466,21 @@
           <w:b/>
           <w:lang w:val="pt_PT" w:bidi="pt_PT"/>
         </w:rPr>
+        <w:t>ἐν Κυρίῳ</w:t>
+      </w:r>
+    </w:p>
+    <w:p>
+      <w:pPr/>
+      <w:r>
+        <w:rPr>
+          <w:lang w:val="pt_PT" w:bidi="pt_PT"/>
+        </w:rPr>
+      </w:r>
+      <w:r>
+        <w:rPr>
+          <w:b/>
+          <w:lang w:val="pt_PT" w:bidi="pt_PT"/>
+        </w:rPr>
         <w:t>"do Senhor".</w:t>
       </w:r>
     </w:p>
@@ -7540,6 +8590,21 @@
           <w:b/>
           <w:lang w:val="pt_PT" w:bidi="pt_PT"/>
         </w:rPr>
+        <w:t>ἀνάπαυσόν μου τὰ σπλάγχνα ἐν Χριστῷ</w:t>
+      </w:r>
+    </w:p>
+    <w:p>
+      <w:pPr/>
+      <w:r>
+        <w:rPr>
+          <w:lang w:val="pt_PT" w:bidi="pt_PT"/>
+        </w:rPr>
+      </w:r>
+      <w:r>
+        <w:rPr>
+          <w:b/>
+          <w:lang w:val="pt_PT" w:bidi="pt_PT"/>
+        </w:rPr>
         <w:t>"</w:t>
       </w:r>
       <w:r>
@@ -7637,6 +8702,21 @@
           <w:b/>
           <w:lang w:val="pt_PT" w:bidi="pt_PT"/>
         </w:rPr>
+        <w:t>ἀνάπαυσόν μου τὰ σπλάγχνα</w:t>
+      </w:r>
+    </w:p>
+    <w:p>
+      <w:pPr/>
+      <w:r>
+        <w:rPr>
+          <w:lang w:val="pt_PT" w:bidi="pt_PT"/>
+        </w:rPr>
+      </w:r>
+      <w:r>
+        <w:rPr>
+          <w:b/>
+          <w:lang w:val="pt_PT" w:bidi="pt_PT"/>
+        </w:rPr>
         <w:t>"</w:t>
       </w:r>
       <w:r>
@@ -7760,6 +8840,21 @@
           <w:b/>
           <w:lang w:val="pt_PT" w:bidi="pt_PT"/>
         </w:rPr>
+        <w:t>ἀνάπαυσόν μου τὰ σπλάγχνα</w:t>
+      </w:r>
+    </w:p>
+    <w:p>
+      <w:pPr/>
+      <w:r>
+        <w:rPr>
+          <w:lang w:val="pt_PT" w:bidi="pt_PT"/>
+        </w:rPr>
+      </w:r>
+      <w:r>
+        <w:rPr>
+          <w:b/>
+          <w:lang w:val="pt_PT" w:bidi="pt_PT"/>
+        </w:rPr>
         <w:t>"</w:t>
       </w:r>
       <w:r>
@@ -7896,6 +8991,21 @@
           <w:b/>
           <w:lang w:val="pt_PT" w:bidi="pt_PT"/>
         </w:rPr>
+        <w:t>πεποιθὼς τῇ ὑπακοῇ σου</w:t>
+      </w:r>
+    </w:p>
+    <w:p>
+      <w:pPr/>
+      <w:r>
+        <w:rPr>
+          <w:lang w:val="pt_PT" w:bidi="pt_PT"/>
+        </w:rPr>
+      </w:r>
+      <w:r>
+        <w:rPr>
+          <w:b/>
+          <w:lang w:val="pt_PT" w:bidi="pt_PT"/>
+        </w:rPr>
         <w:t>"</w:t>
       </w:r>
       <w:r>
@@ -8045,6 +9155,21 @@
           <w:b/>
           <w:lang w:val="pt_PT" w:bidi="pt_PT"/>
         </w:rPr>
+        <w:t>ἔγραψά σοι</w:t>
+      </w:r>
+    </w:p>
+    <w:p>
+      <w:pPr/>
+      <w:r>
+        <w:rPr>
+          <w:lang w:val="pt_PT" w:bidi="pt_PT"/>
+        </w:rPr>
+      </w:r>
+      <w:r>
+        <w:rPr>
+          <w:b/>
+          <w:lang w:val="pt_PT" w:bidi="pt_PT"/>
+        </w:rPr>
         <w:t>"Ao escrever isso".</w:t>
       </w:r>
     </w:p>
@@ -8127,6 +9252,21 @@
           <w:b/>
           <w:lang w:val="pt_PT" w:bidi="pt_PT"/>
         </w:rPr>
+        <w:t>δὲ</w:t>
+      </w:r>
+    </w:p>
+    <w:p>
+      <w:pPr/>
+      <w:r>
+        <w:rPr>
+          <w:lang w:val="pt_PT" w:bidi="pt_PT"/>
+        </w:rPr>
+      </w:r>
+      <w:r>
+        <w:rPr>
+          <w:b/>
+          <w:lang w:val="pt_PT" w:bidi="pt_PT"/>
+        </w:rPr>
         <w:t>"</w:t>
       </w:r>
       <w:r>
@@ -8218,6 +9358,21 @@
           <w:b/>
           <w:lang w:val="pt_PT" w:bidi="pt_PT"/>
         </w:rPr>
+        <w:t>ἅμα</w:t>
+      </w:r>
+    </w:p>
+    <w:p>
+      <w:pPr/>
+      <w:r>
+        <w:rPr>
+          <w:lang w:val="pt_PT" w:bidi="pt_PT"/>
+        </w:rPr>
+      </w:r>
+      <w:r>
+        <w:rPr>
+          <w:b/>
+          <w:lang w:val="pt_PT" w:bidi="pt_PT"/>
+        </w:rPr>
         <w:t>"Peço também".</w:t>
       </w:r>
     </w:p>
@@ -8327,6 +9482,21 @@
           <w:b/>
           <w:lang w:val="pt_PT" w:bidi="pt_PT"/>
         </w:rPr>
+        <w:t>χαρισθήσομαι ὑμῖν</w:t>
+      </w:r>
+    </w:p>
+    <w:p>
+      <w:pPr/>
+      <w:r>
+        <w:rPr>
+          <w:lang w:val="pt_PT" w:bidi="pt_PT"/>
+        </w:rPr>
+      </w:r>
+      <w:r>
+        <w:rPr>
+          <w:b/>
+          <w:lang w:val="pt_PT" w:bidi="pt_PT"/>
+        </w:rPr>
         <w:t>"me deixe ir outra vez até aí</w:t>
       </w:r>
       <w:r>
@@ -8397,6 +9567,21 @@
           <w:b/>
           <w:lang w:val="pt_PT" w:bidi="pt_PT"/>
         </w:rPr>
+        <w:t>ἑτοίμαζέ μοι ξενίαν</w:t>
+      </w:r>
+    </w:p>
+    <w:p>
+      <w:pPr/>
+      <w:r>
+        <w:rPr>
+          <w:lang w:val="pt_PT" w:bidi="pt_PT"/>
+        </w:rPr>
+      </w:r>
+      <w:r>
+        <w:rPr>
+          <w:b/>
+          <w:lang w:val="pt_PT" w:bidi="pt_PT"/>
+        </w:rPr>
         <w:t>"</w:t>
       </w:r>
       <w:r>
@@ -8500,6 +9685,21 @@
           <w:b/>
           <w:lang w:val="pt_PT" w:bidi="pt_PT"/>
         </w:rPr>
+        <w:t>διὰ τῶν προσευχῶν ὑμῶν</w:t>
+      </w:r>
+    </w:p>
+    <w:p>
+      <w:pPr/>
+      <w:r>
+        <w:rPr>
+          <w:lang w:val="pt_PT" w:bidi="pt_PT"/>
+        </w:rPr>
+      </w:r>
+      <w:r>
+        <w:rPr>
+          <w:b/>
+          <w:lang w:val="pt_PT" w:bidi="pt_PT"/>
+        </w:rPr>
         <w:t>"</w:t>
       </w:r>
       <w:r>
@@ -8577,6 +9777,21 @@
           <w:b/>
           <w:lang w:val="pt_PT" w:bidi="pt_PT"/>
         </w:rPr>
+        <w:t>χαρισθήσομαι ὑμῖν.</w:t>
+      </w:r>
+    </w:p>
+    <w:p>
+      <w:pPr/>
+      <w:r>
+        <w:rPr>
+          <w:lang w:val="pt_PT" w:bidi="pt_PT"/>
+        </w:rPr>
+      </w:r>
+      <w:r>
+        <w:rPr>
+          <w:b/>
+          <w:lang w:val="pt_PT" w:bidi="pt_PT"/>
+        </w:rPr>
         <w:t>"</w:t>
       </w:r>
       <w:r>
@@ -8674,6 +9889,21 @@
           <w:b/>
           <w:lang w:val="pt_PT" w:bidi="pt_PT"/>
         </w:rPr>
+        <w:t>ὑμῶν &amp; ὑμῖν</w:t>
+      </w:r>
+    </w:p>
+    <w:p>
+      <w:pPr/>
+      <w:r>
+        <w:rPr>
+          <w:lang w:val="pt_PT" w:bidi="pt_PT"/>
+        </w:rPr>
+      </w:r>
+      <w:r>
+        <w:rPr>
+          <w:b/>
+          <w:lang w:val="pt_PT" w:bidi="pt_PT"/>
+        </w:rPr>
         <w:t>"</w:t>
       </w:r>
       <w:r>
@@ -8771,6 +10001,21 @@
           <w:b/>
           <w:lang w:val="pt_PT" w:bidi="pt_PT"/>
         </w:rPr>
+        <w:t>Ἐπαφρᾶς</w:t>
+      </w:r>
+    </w:p>
+    <w:p>
+      <w:pPr/>
+      <w:r>
+        <w:rPr>
+          <w:lang w:val="pt_PT" w:bidi="pt_PT"/>
+        </w:rPr>
+      </w:r>
+      <w:r>
+        <w:rPr>
+          <w:b/>
+          <w:lang w:val="pt_PT" w:bidi="pt_PT"/>
+        </w:rPr>
         <w:t>"Epafras".</w:t>
       </w:r>
     </w:p>
@@ -8861,6 +10106,21 @@
           <w:b/>
           <w:lang w:val="pt_PT" w:bidi="pt_PT"/>
         </w:rPr>
+        <w:t>ἐν Χριστῷ Ἰησοῦ</w:t>
+      </w:r>
+    </w:p>
+    <w:p>
+      <w:pPr/>
+      <w:r>
+        <w:rPr>
+          <w:lang w:val="pt_PT" w:bidi="pt_PT"/>
+        </w:rPr>
+      </w:r>
+      <w:r>
+        <w:rPr>
+          <w:b/>
+          <w:lang w:val="pt_PT" w:bidi="pt_PT"/>
+        </w:rPr>
         <w:t>"</w:t>
       </w:r>
       <w:r>
@@ -8951,6 +10211,21 @@
           <w:b/>
           <w:lang w:val="pt_PT" w:bidi="pt_PT"/>
         </w:rPr>
+        <w:t>Μᾶρκος, Ἀρίσταρχος, Δημᾶς, Λουκᾶς</w:t>
+      </w:r>
+    </w:p>
+    <w:p>
+      <w:pPr/>
+      <w:r>
+        <w:rPr>
+          <w:lang w:val="pt_PT" w:bidi="pt_PT"/>
+        </w:rPr>
+      </w:r>
+      <w:r>
+        <w:rPr>
+          <w:b/>
+          <w:lang w:val="pt_PT" w:bidi="pt_PT"/>
+        </w:rPr>
         <w:t>"Marcos, Aristarco, Demas e Lucas".</w:t>
       </w:r>
     </w:p>
@@ -9034,6 +10309,21 @@
           <w:b/>
           <w:lang w:val="pt_PT" w:bidi="pt_PT"/>
         </w:rPr>
+        <w:t>Μᾶρκος, Ἀρίσταρχος, Δημᾶς, Λουκᾶς</w:t>
+      </w:r>
+    </w:p>
+    <w:p>
+      <w:pPr/>
+      <w:r>
+        <w:rPr>
+          <w:lang w:val="pt_PT" w:bidi="pt_PT"/>
+        </w:rPr>
+      </w:r>
+      <w:r>
+        <w:rPr>
+          <w:b/>
+          <w:lang w:val="pt_PT" w:bidi="pt_PT"/>
+        </w:rPr>
         <w:t>"Marcos, Aristarco, Demas e Lucas".</w:t>
       </w:r>
     </w:p>
@@ -9117,6 +10407,21 @@
           <w:b/>
           <w:lang w:val="pt_PT" w:bidi="pt_PT"/>
         </w:rPr>
+        <w:t>οἱ συνεργοί μου</w:t>
+      </w:r>
+    </w:p>
+    <w:p>
+      <w:pPr/>
+      <w:r>
+        <w:rPr>
+          <w:lang w:val="pt_PT" w:bidi="pt_PT"/>
+        </w:rPr>
+      </w:r>
+      <w:r>
+        <w:rPr>
+          <w:b/>
+          <w:lang w:val="pt_PT" w:bidi="pt_PT"/>
+        </w:rPr>
         <w:t>"</w:t>
       </w:r>
       <w:r>
@@ -9194,6 +10499,21 @@
           <w:b/>
           <w:lang w:val="pt_PT" w:bidi="pt_PT"/>
         </w:rPr>
+        <w:t>μετὰ τοῦ πνεύματος ὑμῶν</w:t>
+      </w:r>
+    </w:p>
+    <w:p>
+      <w:pPr/>
+      <w:r>
+        <w:rPr>
+          <w:lang w:val="pt_PT" w:bidi="pt_PT"/>
+        </w:rPr>
+      </w:r>
+      <w:r>
+        <w:rPr>
+          <w:b/>
+          <w:lang w:val="pt_PT" w:bidi="pt_PT"/>
+        </w:rPr>
         <w:t>"</w:t>
       </w:r>
       <w:r>
@@ -9324,6 +10644,21 @@
           <w:b/>
           <w:lang w:val="pt_PT" w:bidi="pt_PT"/>
         </w:rPr>
+        <w:t>ἡ χάρις τοῦ Κυρίου ἡμῶν, Ἰησοῦ Χριστοῦ</w:t>
+      </w:r>
+    </w:p>
+    <w:p>
+      <w:pPr/>
+      <w:r>
+        <w:rPr>
+          <w:lang w:val="pt_PT" w:bidi="pt_PT"/>
+        </w:rPr>
+      </w:r>
+      <w:r>
+        <w:rPr>
+          <w:b/>
+          <w:lang w:val="pt_PT" w:bidi="pt_PT"/>
+        </w:rPr>
         <w:t>"</w:t>
       </w:r>
       <w:r>
@@ -9420,6 +10755,21 @@
         <w:rPr>
           <w:lang w:val="pt_PT" w:bidi="pt_PT"/>
         </w:rPr>
+      </w:r>
+    </w:p>
+    <w:p>
+      <w:pPr/>
+      <w:r>
+        <w:rPr>
+          <w:lang w:val="pt_PT" w:bidi="pt_PT"/>
+        </w:rPr>
+      </w:r>
+      <w:r>
+        <w:rPr>
+          <w:b/>
+          <w:lang w:val="pt_PT" w:bidi="pt_PT"/>
+        </w:rPr>
+        <w:t>ὑμῶν</w:t>
       </w:r>
     </w:p>
     <w:p>

--- a/por/docx/57.content.docx
+++ b/por/docx/57.content.docx
@@ -28,49 +28,15 @@
       </w:r>
     </w:p>
     <w:p>
-      <w:pPr>
-        <w:pStyle w:val="Heading2"/>
-      </w:pPr>
-      <w:r>
-        <w:rPr>
-          <w:lang w:val="pt_PT" w:bidi="pt_PT"/>
-        </w:rPr>
-        <w:t>License Information</w:t>
-      </w:r>
-      <w:r>
-        <w:rPr>
-          <w:lang w:val="pt_PT" w:bidi="pt_PT"/>
-        </w:rPr>
-      </w:r>
-    </w:p>
-    <w:p>
-      <w:pPr/>
-      <w:r>
-        <w:rPr>
-          <w:lang w:val="pt_PT" w:bidi="pt_PT"/>
-        </w:rPr>
-      </w:r>
-      <w:r>
-        <w:rPr>
-          <w:b/>
-          <w:lang w:val="pt_PT" w:bidi="pt_PT"/>
-        </w:rPr>
-        <w:t>Notas de Tradução (unfoldingWord)</w:t>
-      </w:r>
-      <w:r>
-        <w:rPr>
-          <w:lang w:val="pt_PT" w:bidi="pt_PT"/>
-        </w:rPr>
-        <w:t xml:space="preserve"> (Portuguese) is based on</w:t>
-      </w:r>
-      <w:r>
-        <w:rPr>
-          <w:lang w:val="pt_PT" w:bidi="pt_PT"/>
-        </w:rPr>
-        <w:t xml:space="preserve">: </w:t>
-      </w:r>
-      <w:r>
-        <w:rPr>
+      <w:pPr/>
+      <w:r>
+        <w:rPr>
+          <w:lang w:val="pt_PT" w:bidi="pt_PT"/>
+        </w:rPr>
+      </w:r>
+      <w:r>
+        <w:rPr>
+          <w:b/>
           <w:lang w:val="pt_PT" w:bidi="pt_PT"/>
         </w:rPr>
         <w:t>unfoldingWord® Translation Notes</w:t>
@@ -79,62 +45,31 @@
         <w:rPr>
           <w:lang w:val="pt_PT" w:bidi="pt_PT"/>
         </w:rPr>
-        <w:t xml:space="preserve">, </w:t>
-      </w:r>
-      <w:hyperlink r:id="rId13">
-        <w:r>
-          <w:rPr>
-            <w:lang w:val="pt_PT" w:bidi="pt_PT"/>
-          </w:rPr>
-          <w:rPr>
-            <w:color w:val="0000EE"/>
-            <w:u w:val="single"/>
-          </w:rPr>
-          <w:t>unfoldingWord</w:t>
-        </w:r>
-      </w:hyperlink>
-      <w:r>
-        <w:rPr>
-          <w:lang w:val="pt_PT" w:bidi="pt_PT"/>
-        </w:rPr>
-        <w:t xml:space="preserve">, 2022, which is licensed under a </w:t>
-      </w:r>
-      <w:hyperlink r:id="rId14">
-        <w:r>
-          <w:rPr>
-            <w:lang w:val="pt_PT" w:bidi="pt_PT"/>
-          </w:rPr>
-          <w:rPr>
-            <w:color w:val="0000EE"/>
-            <w:u w:val="single"/>
-          </w:rPr>
-          <w:t>CC BY-SA 4.0 license</w:t>
-        </w:r>
-      </w:hyperlink>
-      <w:r>
-        <w:rPr>
-          <w:lang w:val="pt_PT" w:bidi="pt_PT"/>
-        </w:rPr>
-        <w:t>.</w:t>
-      </w:r>
-      <w:r>
-        <w:rPr>
-          <w:lang w:val="pt_PT" w:bidi="pt_PT"/>
-        </w:rPr>
-      </w:r>
-    </w:p>
-    <w:p>
-      <w:pPr/>
-      <w:r>
-        <w:rPr>
-          <w:lang w:val="pt_PT" w:bidi="pt_PT"/>
-        </w:rPr>
-      </w:r>
-      <w:r>
-        <w:rPr>
-          <w:lang w:val="pt_PT" w:bidi="pt_PT"/>
-        </w:rPr>
-        <w:t>This PDF version is provided under the same license.</w:t>
+        <w:t xml:space="preserve"> © 2022 unfoldingWord. Released under CC BY-SA 4.0 license. </w:t>
+      </w:r>
+      <w:r>
+        <w:rPr>
+          <w:lang w:val="pt_PT" w:bidi="pt_PT"/>
+        </w:rPr>
+        <w:t>unfoldingWord® Translation Notes</w:t>
+      </w:r>
+      <w:r>
+        <w:rPr>
+          <w:lang w:val="pt_PT" w:bidi="pt_PT"/>
+        </w:rPr>
+        <w:t xml:space="preserve"> has been adapted in the following languages: Tok Pisin, Arabic (عربي), French (Français), Hindi (हिंदी), Indonesian (Bahasa Indonesia), Portuguese (Português), Russian (Русский), Spanish (Español), Swahili (Kiswahili), and Simplified Chinese (简体中文) from </w:t>
+      </w:r>
+      <w:r>
+        <w:rPr>
+          <w:lang w:val="pt_PT" w:bidi="pt_PT"/>
+        </w:rPr>
+        <w:t>unfoldingWord® Translation Notes</w:t>
+      </w:r>
+      <w:r>
+        <w:rPr>
+          <w:lang w:val="pt_PT" w:bidi="pt_PT"/>
+        </w:rPr>
+        <w:t xml:space="preserve"> © 2022 unfoldingWord. Released under CC BY-SA 4.0 license by Mission Mutual</w:t>
       </w:r>
       <w:r>
         <w:rPr>
@@ -295,21 +230,6 @@
           <w:b/>
           <w:lang w:val="pt_PT" w:bidi="pt_PT"/>
         </w:rPr>
-        <w:t>Παῦλος</w:t>
-      </w:r>
-    </w:p>
-    <w:p>
-      <w:pPr/>
-      <w:r>
-        <w:rPr>
-          <w:lang w:val="pt_PT" w:bidi="pt_PT"/>
-        </w:rPr>
-      </w:r>
-      <w:r>
-        <w:rPr>
-          <w:b/>
-          <w:lang w:val="pt_PT" w:bidi="pt_PT"/>
-        </w:rPr>
         <w:t>"Paulo".</w:t>
       </w:r>
     </w:p>
@@ -393,21 +313,6 @@
           <w:b/>
           <w:lang w:val="pt_PT" w:bidi="pt_PT"/>
         </w:rPr>
-        <w:t>δέσμιος Χριστοῦ Ἰησοῦ</w:t>
-      </w:r>
-    </w:p>
-    <w:p>
-      <w:pPr/>
-      <w:r>
-        <w:rPr>
-          <w:lang w:val="pt_PT" w:bidi="pt_PT"/>
-        </w:rPr>
-      </w:r>
-      <w:r>
-        <w:rPr>
-          <w:b/>
-          <w:lang w:val="pt_PT" w:bidi="pt_PT"/>
-        </w:rPr>
         <w:t>"</w:t>
       </w:r>
       <w:r>
@@ -471,21 +376,6 @@
         <w:rPr>
           <w:lang w:val="pt_PT" w:bidi="pt_PT"/>
         </w:rPr>
-      </w:r>
-    </w:p>
-    <w:p>
-      <w:pPr/>
-      <w:r>
-        <w:rPr>
-          <w:lang w:val="pt_PT" w:bidi="pt_PT"/>
-        </w:rPr>
-      </w:r>
-      <w:r>
-        <w:rPr>
-          <w:b/>
-          <w:lang w:val="pt_PT" w:bidi="pt_PT"/>
-        </w:rPr>
-        <w:t>ὁ ἀδελφὸς</w:t>
       </w:r>
     </w:p>
     <w:p>
@@ -590,21 +480,6 @@
           <w:b/>
           <w:lang w:val="pt_PT" w:bidi="pt_PT"/>
         </w:rPr>
-        <w:t>ὁ ἀδελφὸς</w:t>
-      </w:r>
-    </w:p>
-    <w:p>
-      <w:pPr/>
-      <w:r>
-        <w:rPr>
-          <w:lang w:val="pt_PT" w:bidi="pt_PT"/>
-        </w:rPr>
-      </w:r>
-      <w:r>
-        <w:rPr>
-          <w:b/>
-          <w:lang w:val="pt_PT" w:bidi="pt_PT"/>
-        </w:rPr>
         <w:t>"nosso amigo".</w:t>
       </w:r>
     </w:p>
@@ -714,21 +589,6 @@
           <w:b/>
           <w:lang w:val="pt_PT" w:bidi="pt_PT"/>
         </w:rPr>
-        <w:t>Φιλήμονι</w:t>
-      </w:r>
-    </w:p>
-    <w:p>
-      <w:pPr/>
-      <w:r>
-        <w:rPr>
-          <w:lang w:val="pt_PT" w:bidi="pt_PT"/>
-        </w:rPr>
-      </w:r>
-      <w:r>
-        <w:rPr>
-          <w:b/>
-          <w:lang w:val="pt_PT" w:bidi="pt_PT"/>
-        </w:rPr>
         <w:t>"escrevo a você, Filemom</w:t>
       </w:r>
       <w:r>
@@ -826,21 +686,6 @@
           <w:b/>
           <w:lang w:val="pt_PT" w:bidi="pt_PT"/>
         </w:rPr>
-        <w:t>Φιλήμονι</w:t>
-      </w:r>
-    </w:p>
-    <w:p>
-      <w:pPr/>
-      <w:r>
-        <w:rPr>
-          <w:lang w:val="pt_PT" w:bidi="pt_PT"/>
-        </w:rPr>
-      </w:r>
-      <w:r>
-        <w:rPr>
-          <w:b/>
-          <w:lang w:val="pt_PT" w:bidi="pt_PT"/>
-        </w:rPr>
         <w:t>"</w:t>
       </w:r>
       <w:r>
@@ -964,21 +809,6 @@
           <w:b/>
           <w:lang w:val="pt_PT" w:bidi="pt_PT"/>
         </w:rPr>
-        <w:t>ἡμῶν</w:t>
-      </w:r>
-    </w:p>
-    <w:p>
-      <w:pPr/>
-      <w:r>
-        <w:rPr>
-          <w:lang w:val="pt_PT" w:bidi="pt_PT"/>
-        </w:rPr>
-      </w:r>
-      <w:r>
-        <w:rPr>
-          <w:b/>
-          <w:lang w:val="pt_PT" w:bidi="pt_PT"/>
-        </w:rPr>
         <w:t>"nosso".</w:t>
       </w:r>
     </w:p>
@@ -1075,21 +905,6 @@
           <w:b/>
           <w:lang w:val="pt_PT" w:bidi="pt_PT"/>
         </w:rPr>
-        <w:t>καὶ συνεργῷ ἡμῶν</w:t>
-      </w:r>
-    </w:p>
-    <w:p>
-      <w:pPr/>
-      <w:r>
-        <w:rPr>
-          <w:lang w:val="pt_PT" w:bidi="pt_PT"/>
-        </w:rPr>
-      </w:r>
-      <w:r>
-        <w:rPr>
-          <w:b/>
-          <w:lang w:val="pt_PT" w:bidi="pt_PT"/>
-        </w:rPr>
         <w:t>"</w:t>
       </w:r>
       <w:r>
@@ -1167,21 +982,6 @@
           <w:b/>
           <w:lang w:val="pt_PT" w:bidi="pt_PT"/>
         </w:rPr>
-        <w:t>Ἀπφίᾳ</w:t>
-      </w:r>
-    </w:p>
-    <w:p>
-      <w:pPr/>
-      <w:r>
-        <w:rPr>
-          <w:lang w:val="pt_PT" w:bidi="pt_PT"/>
-        </w:rPr>
-      </w:r>
-      <w:r>
-        <w:rPr>
-          <w:b/>
-          <w:lang w:val="pt_PT" w:bidi="pt_PT"/>
-        </w:rPr>
         <w:t>"para a nossa irmã Áfia".</w:t>
       </w:r>
     </w:p>
@@ -1272,21 +1072,6 @@
           <w:b/>
           <w:lang w:val="pt_PT" w:bidi="pt_PT"/>
         </w:rPr>
-        <w:t>τῇ ἀδελφῇ</w:t>
-      </w:r>
-    </w:p>
-    <w:p>
-      <w:pPr/>
-      <w:r>
-        <w:rPr>
-          <w:lang w:val="pt_PT" w:bidi="pt_PT"/>
-        </w:rPr>
-      </w:r>
-      <w:r>
-        <w:rPr>
-          <w:b/>
-          <w:lang w:val="pt_PT" w:bidi="pt_PT"/>
-        </w:rPr>
         <w:t>"nossa irmã".</w:t>
       </w:r>
     </w:p>
@@ -1396,21 +1181,6 @@
           <w:b/>
           <w:lang w:val="pt_PT" w:bidi="pt_PT"/>
         </w:rPr>
-        <w:t>τῇ ἀδελφῇ</w:t>
-      </w:r>
-    </w:p>
-    <w:p>
-      <w:pPr/>
-      <w:r>
-        <w:rPr>
-          <w:lang w:val="pt_PT" w:bidi="pt_PT"/>
-        </w:rPr>
-      </w:r>
-      <w:r>
-        <w:rPr>
-          <w:b/>
-          <w:lang w:val="pt_PT" w:bidi="pt_PT"/>
-        </w:rPr>
         <w:t>"nossa irmã".</w:t>
       </w:r>
     </w:p>
@@ -1507,21 +1277,6 @@
           <w:b/>
           <w:lang w:val="pt_PT" w:bidi="pt_PT"/>
         </w:rPr>
-        <w:t>ἡμῶν</w:t>
-      </w:r>
-    </w:p>
-    <w:p>
-      <w:pPr/>
-      <w:r>
-        <w:rPr>
-          <w:lang w:val="pt_PT" w:bidi="pt_PT"/>
-        </w:rPr>
-      </w:r>
-      <w:r>
-        <w:rPr>
-          <w:b/>
-          <w:lang w:val="pt_PT" w:bidi="pt_PT"/>
-        </w:rPr>
         <w:t>"nosso".</w:t>
       </w:r>
     </w:p>
@@ -1618,21 +1373,6 @@
           <w:b/>
           <w:lang w:val="pt_PT" w:bidi="pt_PT"/>
         </w:rPr>
-        <w:t>Ἀπφίᾳ &amp; Ἀρχίππῳ &amp; τῇ &amp; ἐκκλησίᾳ</w:t>
-      </w:r>
-    </w:p>
-    <w:p>
-      <w:pPr/>
-      <w:r>
-        <w:rPr>
-          <w:lang w:val="pt_PT" w:bidi="pt_PT"/>
-        </w:rPr>
-      </w:r>
-      <w:r>
-        <w:rPr>
-          <w:b/>
-          <w:lang w:val="pt_PT" w:bidi="pt_PT"/>
-        </w:rPr>
         <w:t>"e à igreja"</w:t>
       </w:r>
       <w:r>
@@ -1761,21 +1501,6 @@
           <w:b/>
           <w:lang w:val="pt_PT" w:bidi="pt_PT"/>
         </w:rPr>
-        <w:t>Ἀρχίππῳ</w:t>
-      </w:r>
-    </w:p>
-    <w:p>
-      <w:pPr/>
-      <w:r>
-        <w:rPr>
-          <w:lang w:val="pt_PT" w:bidi="pt_PT"/>
-        </w:rPr>
-      </w:r>
-      <w:r>
-        <w:rPr>
-          <w:b/>
-          <w:lang w:val="pt_PT" w:bidi="pt_PT"/>
-        </w:rPr>
         <w:t>"para Arquipo".</w:t>
       </w:r>
     </w:p>
@@ -1866,21 +1591,6 @@
           <w:b/>
           <w:lang w:val="pt_PT" w:bidi="pt_PT"/>
         </w:rPr>
-        <w:t>τῷ συνστρατιώτῃ ἡμῶν</w:t>
-      </w:r>
-    </w:p>
-    <w:p>
-      <w:pPr/>
-      <w:r>
-        <w:rPr>
-          <w:lang w:val="pt_PT" w:bidi="pt_PT"/>
-        </w:rPr>
-      </w:r>
-      <w:r>
-        <w:rPr>
-          <w:b/>
-          <w:lang w:val="pt_PT" w:bidi="pt_PT"/>
-        </w:rPr>
         <w:t>"nosso companheiro de lutas".</w:t>
       </w:r>
     </w:p>
@@ -1964,21 +1674,6 @@
           <w:b/>
           <w:lang w:val="pt_PT" w:bidi="pt_PT"/>
         </w:rPr>
-        <w:t>καὶ τῇ κατ’ οἶκόν σου ἐκκλησίᾳ</w:t>
-      </w:r>
-    </w:p>
-    <w:p>
-      <w:pPr/>
-      <w:r>
-        <w:rPr>
-          <w:lang w:val="pt_PT" w:bidi="pt_PT"/>
-        </w:rPr>
-      </w:r>
-      <w:r>
-        <w:rPr>
-          <w:b/>
-          <w:lang w:val="pt_PT" w:bidi="pt_PT"/>
-        </w:rPr>
         <w:t>"</w:t>
       </w:r>
       <w:r>
@@ -2069,21 +1764,6 @@
           <w:b/>
           <w:lang w:val="pt_PT" w:bidi="pt_PT"/>
         </w:rPr>
-        <w:t>χάρις ὑμῖν καὶ εἰρήνη, ἀπὸ Θεοῦ Πατρὸς ἡμῶν καὶ Κυρίου ἡμῶν Ἰησοῦ Χριστοῦ</w:t>
-      </w:r>
-    </w:p>
-    <w:p>
-      <w:pPr/>
-      <w:r>
-        <w:rPr>
-          <w:lang w:val="pt_PT" w:bidi="pt_PT"/>
-        </w:rPr>
-      </w:r>
-      <w:r>
-        <w:rPr>
-          <w:b/>
-          <w:lang w:val="pt_PT" w:bidi="pt_PT"/>
-        </w:rPr>
         <w:t>"</w:t>
       </w:r>
       <w:r>
@@ -2181,21 +1861,6 @@
           <w:b/>
           <w:lang w:val="pt_PT" w:bidi="pt_PT"/>
         </w:rPr>
-        <w:t>χάρις ὑμῖν καὶ εἰρήνη, ἀπὸ Θεοῦ Πατρὸς ἡμῶν καὶ Κυρίου ἡμῶν Ἰησοῦ Χριστοῦ.</w:t>
-      </w:r>
-    </w:p>
-    <w:p>
-      <w:pPr/>
-      <w:r>
-        <w:rPr>
-          <w:lang w:val="pt_PT" w:bidi="pt_PT"/>
-        </w:rPr>
-      </w:r>
-      <w:r>
-        <w:rPr>
-          <w:b/>
-          <w:lang w:val="pt_PT" w:bidi="pt_PT"/>
-        </w:rPr>
         <w:t>"</w:t>
       </w:r>
       <w:r>
@@ -2319,21 +1984,6 @@
           <w:b/>
           <w:lang w:val="pt_PT" w:bidi="pt_PT"/>
         </w:rPr>
-        <w:t>ἡμῶν &amp; ἡμῶν</w:t>
-      </w:r>
-    </w:p>
-    <w:p>
-      <w:pPr/>
-      <w:r>
-        <w:rPr>
-          <w:lang w:val="pt_PT" w:bidi="pt_PT"/>
-        </w:rPr>
-      </w:r>
-      <w:r>
-        <w:rPr>
-          <w:b/>
-          <w:lang w:val="pt_PT" w:bidi="pt_PT"/>
-        </w:rPr>
         <w:t>"nosso"</w:t>
       </w:r>
       <w:r>
@@ -2532,21 +2182,6 @@
           <w:b/>
           <w:lang w:val="pt_PT" w:bidi="pt_PT"/>
         </w:rPr>
-        <w:t>Πατρὸς</w:t>
-      </w:r>
-    </w:p>
-    <w:p>
-      <w:pPr/>
-      <w:r>
-        <w:rPr>
-          <w:lang w:val="pt_PT" w:bidi="pt_PT"/>
-        </w:rPr>
-      </w:r>
-      <w:r>
-        <w:rPr>
-          <w:b/>
-          <w:lang w:val="pt_PT" w:bidi="pt_PT"/>
-        </w:rPr>
         <w:t>"Pai".</w:t>
       </w:r>
     </w:p>
@@ -2637,21 +2272,6 @@
           <w:b/>
           <w:lang w:val="pt_PT" w:bidi="pt_PT"/>
         </w:rPr>
-        <w:t>σου</w:t>
-      </w:r>
-    </w:p>
-    <w:p>
-      <w:pPr/>
-      <w:r>
-        <w:rPr>
-          <w:lang w:val="pt_PT" w:bidi="pt_PT"/>
-        </w:rPr>
-      </w:r>
-      <w:r>
-        <w:rPr>
-          <w:b/>
-          <w:lang w:val="pt_PT" w:bidi="pt_PT"/>
-        </w:rPr>
         <w:t>"de você".</w:t>
       </w:r>
     </w:p>
@@ -2748,21 +2368,6 @@
           <w:b/>
           <w:lang w:val="pt_PT" w:bidi="pt_PT"/>
         </w:rPr>
-        <w:t>ἀκούων σου τὴν ἀγάπην καὶ τὴν πίστιν, ἣν ἔχεις πρὸς τὸν Κύριον Ἰησοῦν, καὶ εἰς πάντας τοὺς ἁγίους</w:t>
-      </w:r>
-    </w:p>
-    <w:p>
-      <w:pPr/>
-      <w:r>
-        <w:rPr>
-          <w:lang w:val="pt_PT" w:bidi="pt_PT"/>
-        </w:rPr>
-      </w:r>
-      <w:r>
-        <w:rPr>
-          <w:b/>
-          <w:lang w:val="pt_PT" w:bidi="pt_PT"/>
-        </w:rPr>
         <w:t>"</w:t>
       </w:r>
       <w:r>
@@ -2886,21 +2491,6 @@
           <w:b/>
           <w:lang w:val="pt_PT" w:bidi="pt_PT"/>
         </w:rPr>
-        <w:t>ἀκούων σου τὴν ἀγάπην καὶ τὴν πίστιν, ἣν ἔχεις πρὸς τὸν Κύριον Ἰησοῦν, καὶ εἰς πάντας τοὺς ἁγίους</w:t>
-      </w:r>
-    </w:p>
-    <w:p>
-      <w:pPr/>
-      <w:r>
-        <w:rPr>
-          <w:lang w:val="pt_PT" w:bidi="pt_PT"/>
-        </w:rPr>
-      </w:r>
-      <w:r>
-        <w:rPr>
-          <w:b/>
-          <w:lang w:val="pt_PT" w:bidi="pt_PT"/>
-        </w:rPr>
         <w:t>"</w:t>
       </w:r>
       <w:r>
@@ -3023,21 +2613,6 @@
           <w:b/>
           <w:lang w:val="pt_PT" w:bidi="pt_PT"/>
         </w:rPr>
-        <w:t>σου &amp; ἔχεις</w:t>
-      </w:r>
-    </w:p>
-    <w:p>
-      <w:pPr/>
-      <w:r>
-        <w:rPr>
-          <w:lang w:val="pt_PT" w:bidi="pt_PT"/>
-        </w:rPr>
-      </w:r>
-      <w:r>
-        <w:rPr>
-          <w:b/>
-          <w:lang w:val="pt_PT" w:bidi="pt_PT"/>
-        </w:rPr>
         <w:t>"seu"</w:t>
       </w:r>
       <w:r>
@@ -3160,21 +2735,6 @@
           <w:b/>
           <w:lang w:val="pt_PT" w:bidi="pt_PT"/>
         </w:rPr>
-        <w:t>ὅπως</w:t>
-      </w:r>
-    </w:p>
-    <w:p>
-      <w:pPr/>
-      <w:r>
-        <w:rPr>
-          <w:lang w:val="pt_PT" w:bidi="pt_PT"/>
-        </w:rPr>
-      </w:r>
-      <w:r>
-        <w:rPr>
-          <w:b/>
-          <w:lang w:val="pt_PT" w:bidi="pt_PT"/>
-        </w:rPr>
         <w:t>"Peço a Deus".</w:t>
       </w:r>
     </w:p>
@@ -3284,21 +2844,6 @@
           <w:b/>
           <w:lang w:val="pt_PT" w:bidi="pt_PT"/>
         </w:rPr>
-        <w:t>ἡ κοινωνία τῆς πίστεώς σου</w:t>
-      </w:r>
-    </w:p>
-    <w:p>
-      <w:pPr/>
-      <w:r>
-        <w:rPr>
-          <w:lang w:val="pt_PT" w:bidi="pt_PT"/>
-        </w:rPr>
-      </w:r>
-      <w:r>
-        <w:rPr>
-          <w:b/>
-          <w:lang w:val="pt_PT" w:bidi="pt_PT"/>
-        </w:rPr>
         <w:t>"</w:t>
       </w:r>
       <w:r>
@@ -3435,21 +2980,6 @@
           <w:b/>
           <w:lang w:val="pt_PT" w:bidi="pt_PT"/>
         </w:rPr>
-        <w:t>ἡ κοινωνία τῆς πίστεώς σου, ἐνεργὴς γένηται ἐν ἐπιγνώσει παντὸς ἀγαθοῦ τοῦ ἐν ἡμῖν εἰς Χριστόν.</w:t>
-      </w:r>
-    </w:p>
-    <w:p>
-      <w:pPr/>
-      <w:r>
-        <w:rPr>
-          <w:lang w:val="pt_PT" w:bidi="pt_PT"/>
-        </w:rPr>
-      </w:r>
-      <w:r>
-        <w:rPr>
-          <w:b/>
-          <w:lang w:val="pt_PT" w:bidi="pt_PT"/>
-        </w:rPr>
         <w:t xml:space="preserve">"que a fé </w:t>
       </w:r>
       <w:r>
@@ -3592,21 +3122,6 @@
           <w:b/>
           <w:lang w:val="pt_PT" w:bidi="pt_PT"/>
         </w:rPr>
-        <w:t>ἐν ἐπιγνώσει παντὸς ἀγαθοῦ</w:t>
-      </w:r>
-    </w:p>
-    <w:p>
-      <w:pPr/>
-      <w:r>
-        <w:rPr>
-          <w:lang w:val="pt_PT" w:bidi="pt_PT"/>
-        </w:rPr>
-      </w:r>
-      <w:r>
-        <w:rPr>
-          <w:b/>
-          <w:lang w:val="pt_PT" w:bidi="pt_PT"/>
-        </w:rPr>
         <w:t>"faça com que compreendamos mais profundamente todas as bênçãos que temos recebido na nossa vida</w:t>
       </w:r>
       <w:r>
@@ -3697,21 +3212,6 @@
           <w:b/>
           <w:lang w:val="pt_PT" w:bidi="pt_PT"/>
         </w:rPr>
-        <w:t>εἰς Χριστόν</w:t>
-      </w:r>
-    </w:p>
-    <w:p>
-      <w:pPr/>
-      <w:r>
-        <w:rPr>
-          <w:lang w:val="pt_PT" w:bidi="pt_PT"/>
-        </w:rPr>
-      </w:r>
-      <w:r>
-        <w:rPr>
-          <w:b/>
-          <w:lang w:val="pt_PT" w:bidi="pt_PT"/>
-        </w:rPr>
         <w:t>"</w:t>
       </w:r>
       <w:r>
@@ -3835,21 +3335,6 @@
           <w:b/>
           <w:lang w:val="pt_PT" w:bidi="pt_PT"/>
         </w:rPr>
-        <w:t>χαρὰν γὰρ πολλὴν ἔσχον καὶ παράκλησιν</w:t>
-      </w:r>
-    </w:p>
-    <w:p>
-      <w:pPr/>
-      <w:r>
-        <w:rPr>
-          <w:lang w:val="pt_PT" w:bidi="pt_PT"/>
-        </w:rPr>
-      </w:r>
-      <w:r>
-        <w:rPr>
-          <w:b/>
-          <w:lang w:val="pt_PT" w:bidi="pt_PT"/>
-        </w:rPr>
         <w:t>"</w:t>
       </w:r>
       <w:r>
@@ -3986,21 +3471,6 @@
           <w:b/>
           <w:lang w:val="pt_PT" w:bidi="pt_PT"/>
         </w:rPr>
-        <w:t>ἐπὶ τῇ ἀγάπῃ σου</w:t>
-      </w:r>
-    </w:p>
-    <w:p>
-      <w:pPr/>
-      <w:r>
-        <w:rPr>
-          <w:lang w:val="pt_PT" w:bidi="pt_PT"/>
-        </w:rPr>
-      </w:r>
-      <w:r>
-        <w:rPr>
-          <w:b/>
-          <w:lang w:val="pt_PT" w:bidi="pt_PT"/>
-        </w:rPr>
         <w:t>"</w:t>
       </w:r>
       <w:r>
@@ -4111,21 +3581,6 @@
           <w:b/>
           <w:lang w:val="pt_PT" w:bidi="pt_PT"/>
         </w:rPr>
-        <w:t>τὰ σπλάγχνα τῶν ἁγίων ἀναπέπαυται διὰ σοῦ</w:t>
-      </w:r>
-    </w:p>
-    <w:p>
-      <w:pPr/>
-      <w:r>
-        <w:rPr>
-          <w:lang w:val="pt_PT" w:bidi="pt_PT"/>
-        </w:rPr>
-      </w:r>
-      <w:r>
-        <w:rPr>
-          <w:b/>
-          <w:lang w:val="pt_PT" w:bidi="pt_PT"/>
-        </w:rPr>
         <w:t>"</w:t>
       </w:r>
       <w:r>
@@ -4223,21 +3678,6 @@
           <w:b/>
           <w:lang w:val="pt_PT" w:bidi="pt_PT"/>
         </w:rPr>
-        <w:t>τὰ σπλάγχνα τῶν ἁγίων</w:t>
-      </w:r>
-    </w:p>
-    <w:p>
-      <w:pPr/>
-      <w:r>
-        <w:rPr>
-          <w:lang w:val="pt_PT" w:bidi="pt_PT"/>
-        </w:rPr>
-      </w:r>
-      <w:r>
-        <w:rPr>
-          <w:b/>
-          <w:lang w:val="pt_PT" w:bidi="pt_PT"/>
-        </w:rPr>
         <w:t>"o coração de todo o povo de Deus".</w:t>
       </w:r>
     </w:p>
@@ -4334,21 +3774,6 @@
           <w:b/>
           <w:lang w:val="pt_PT" w:bidi="pt_PT"/>
         </w:rPr>
-        <w:t>τὰ σπλάγχνα τῶν ἁγίων ἀναπέπαυται διὰ σοῦ</w:t>
-      </w:r>
-    </w:p>
-    <w:p>
-      <w:pPr/>
-      <w:r>
-        <w:rPr>
-          <w:lang w:val="pt_PT" w:bidi="pt_PT"/>
-        </w:rPr>
-      </w:r>
-      <w:r>
-        <w:rPr>
-          <w:b/>
-          <w:lang w:val="pt_PT" w:bidi="pt_PT"/>
-        </w:rPr>
         <w:t>"</w:t>
       </w:r>
       <w:r>
@@ -4459,21 +3884,6 @@
           <w:b/>
           <w:lang w:val="pt_PT" w:bidi="pt_PT"/>
         </w:rPr>
-        <w:t>σοῦ, ἀδελφέ</w:t>
-      </w:r>
-    </w:p>
-    <w:p>
-      <w:pPr/>
-      <w:r>
-        <w:rPr>
-          <w:lang w:val="pt_PT" w:bidi="pt_PT"/>
-        </w:rPr>
-      </w:r>
-      <w:r>
-        <w:rPr>
-          <w:b/>
-          <w:lang w:val="pt_PT" w:bidi="pt_PT"/>
-        </w:rPr>
         <w:t>"Meu caro irmão".</w:t>
       </w:r>
     </w:p>
@@ -4633,21 +4043,6 @@
           <w:b/>
           <w:lang w:val="pt_PT" w:bidi="pt_PT"/>
         </w:rPr>
-        <w:t>πολλὴν ἐν Χριστῷ παρρησίαν</w:t>
-      </w:r>
-    </w:p>
-    <w:p>
-      <w:pPr/>
-      <w:r>
-        <w:rPr>
-          <w:lang w:val="pt_PT" w:bidi="pt_PT"/>
-        </w:rPr>
-      </w:r>
-      <w:r>
-        <w:rPr>
-          <w:b/>
-          <w:lang w:val="pt_PT" w:bidi="pt_PT"/>
-        </w:rPr>
         <w:t>"</w:t>
       </w:r>
       <w:r>
@@ -4738,21 +4133,6 @@
           <w:b/>
           <w:lang w:val="pt_PT" w:bidi="pt_PT"/>
         </w:rPr>
-        <w:t>διό</w:t>
-      </w:r>
-    </w:p>
-    <w:p>
-      <w:pPr/>
-      <w:r>
-        <w:rPr>
-          <w:lang w:val="pt_PT" w:bidi="pt_PT"/>
-        </w:rPr>
-      </w:r>
-      <w:r>
-        <w:rPr>
-          <w:b/>
-          <w:lang w:val="pt_PT" w:bidi="pt_PT"/>
-        </w:rPr>
         <w:t>"Por isso".</w:t>
       </w:r>
     </w:p>
@@ -4849,21 +4229,6 @@
           <w:b/>
           <w:lang w:val="pt_PT" w:bidi="pt_PT"/>
         </w:rPr>
-        <w:t>διὰ τὴν ἀγάπην</w:t>
-      </w:r>
-    </w:p>
-    <w:p>
-      <w:pPr/>
-      <w:r>
-        <w:rPr>
-          <w:lang w:val="pt_PT" w:bidi="pt_PT"/>
-        </w:rPr>
-      </w:r>
-      <w:r>
-        <w:rPr>
-          <w:b/>
-          <w:lang w:val="pt_PT" w:bidi="pt_PT"/>
-        </w:rPr>
         <w:t>"</w:t>
       </w:r>
       <w:r>
@@ -4974,21 +4339,6 @@
           <w:b/>
           <w:lang w:val="pt_PT" w:bidi="pt_PT"/>
         </w:rPr>
-        <w:t>δέσμιος Χριστοῦ Ἰησοῦ</w:t>
-      </w:r>
-    </w:p>
-    <w:p>
-      <w:pPr/>
-      <w:r>
-        <w:rPr>
-          <w:lang w:val="pt_PT" w:bidi="pt_PT"/>
-        </w:rPr>
-      </w:r>
-      <w:r>
-        <w:rPr>
-          <w:b/>
-          <w:lang w:val="pt_PT" w:bidi="pt_PT"/>
-        </w:rPr>
         <w:t>"</w:t>
       </w:r>
       <w:r>
@@ -5079,21 +4429,6 @@
           <w:b/>
           <w:lang w:val="pt_PT" w:bidi="pt_PT"/>
         </w:rPr>
-        <w:t>Ὀνήσιμον</w:t>
-      </w:r>
-    </w:p>
-    <w:p>
-      <w:pPr/>
-      <w:r>
-        <w:rPr>
-          <w:lang w:val="pt_PT" w:bidi="pt_PT"/>
-        </w:rPr>
-      </w:r>
-      <w:r>
-        <w:rPr>
-          <w:b/>
-          <w:lang w:val="pt_PT" w:bidi="pt_PT"/>
-        </w:rPr>
         <w:t>"Onésimo".</w:t>
       </w:r>
     </w:p>
@@ -5184,21 +4519,6 @@
           <w:b/>
           <w:lang w:val="pt_PT" w:bidi="pt_PT"/>
         </w:rPr>
-        <w:t>Ὀνήσιμον</w:t>
-      </w:r>
-    </w:p>
-    <w:p>
-      <w:pPr/>
-      <w:r>
-        <w:rPr>
-          <w:lang w:val="pt_PT" w:bidi="pt_PT"/>
-        </w:rPr>
-      </w:r>
-      <w:r>
-        <w:rPr>
-          <w:b/>
-          <w:lang w:val="pt_PT" w:bidi="pt_PT"/>
-        </w:rPr>
         <w:t>"Onésimo".</w:t>
       </w:r>
     </w:p>
@@ -5295,21 +4615,6 @@
           <w:b/>
           <w:lang w:val="pt_PT" w:bidi="pt_PT"/>
         </w:rPr>
-        <w:t>ὃν ἐγέννησα</w:t>
-      </w:r>
-    </w:p>
-    <w:p>
-      <w:pPr/>
-      <w:r>
-        <w:rPr>
-          <w:lang w:val="pt_PT" w:bidi="pt_PT"/>
-        </w:rPr>
-      </w:r>
-      <w:r>
-        <w:rPr>
-          <w:b/>
-          <w:lang w:val="pt_PT" w:bidi="pt_PT"/>
-        </w:rPr>
         <w:t>"</w:t>
       </w:r>
       <w:r>
@@ -5440,21 +4745,6 @@
           <w:b/>
           <w:lang w:val="pt_PT" w:bidi="pt_PT"/>
         </w:rPr>
-        <w:t>ἐν τοῖς δεσμοῖς</w:t>
-      </w:r>
-    </w:p>
-    <w:p>
-      <w:pPr/>
-      <w:r>
-        <w:rPr>
-          <w:lang w:val="pt_PT" w:bidi="pt_PT"/>
-        </w:rPr>
-      </w:r>
-      <w:r>
-        <w:rPr>
-          <w:b/>
-          <w:lang w:val="pt_PT" w:bidi="pt_PT"/>
-        </w:rPr>
         <w:t>"</w:t>
       </w:r>
       <w:r>
@@ -5578,21 +4868,6 @@
           <w:b/>
           <w:lang w:val="pt_PT" w:bidi="pt_PT"/>
         </w:rPr>
-        <w:t>ὃν ἀνέπεμψά σοι</w:t>
-      </w:r>
-    </w:p>
-    <w:p>
-      <w:pPr/>
-      <w:r>
-        <w:rPr>
-          <w:lang w:val="pt_PT" w:bidi="pt_PT"/>
-        </w:rPr>
-      </w:r>
-      <w:r>
-        <w:rPr>
-          <w:b/>
-          <w:lang w:val="pt_PT" w:bidi="pt_PT"/>
-        </w:rPr>
         <w:t>"</w:t>
       </w:r>
       <w:r>
@@ -5683,21 +4958,6 @@
           <w:b/>
           <w:lang w:val="pt_PT" w:bidi="pt_PT"/>
         </w:rPr>
-        <w:t>τοῦτ’ ἔστιν τὰ ἐμὰ σπλάγχνα</w:t>
-      </w:r>
-    </w:p>
-    <w:p>
-      <w:pPr/>
-      <w:r>
-        <w:rPr>
-          <w:lang w:val="pt_PT" w:bidi="pt_PT"/>
-        </w:rPr>
-      </w:r>
-      <w:r>
-        <w:rPr>
-          <w:b/>
-          <w:lang w:val="pt_PT" w:bidi="pt_PT"/>
-        </w:rPr>
         <w:t>"</w:t>
       </w:r>
       <w:r>
@@ -5828,21 +5088,6 @@
           <w:b/>
           <w:lang w:val="pt_PT" w:bidi="pt_PT"/>
         </w:rPr>
-        <w:t>τὰ ἐμὰ σπλάγχνα</w:t>
-      </w:r>
-    </w:p>
-    <w:p>
-      <w:pPr/>
-      <w:r>
-        <w:rPr>
-          <w:lang w:val="pt_PT" w:bidi="pt_PT"/>
-        </w:rPr>
-      </w:r>
-      <w:r>
-        <w:rPr>
-          <w:b/>
-          <w:lang w:val="pt_PT" w:bidi="pt_PT"/>
-        </w:rPr>
         <w:t>"meu coração".</w:t>
       </w:r>
     </w:p>
@@ -5939,21 +5184,6 @@
           <w:b/>
           <w:lang w:val="pt_PT" w:bidi="pt_PT"/>
         </w:rPr>
-        <w:t>ἵνα ὑπὲρ σοῦ μοι διακονῇ</w:t>
-      </w:r>
-    </w:p>
-    <w:p>
-      <w:pPr/>
-      <w:r>
-        <w:rPr>
-          <w:lang w:val="pt_PT" w:bidi="pt_PT"/>
-        </w:rPr>
-      </w:r>
-      <w:r>
-        <w:rPr>
-          <w:b/>
-          <w:lang w:val="pt_PT" w:bidi="pt_PT"/>
-        </w:rPr>
         <w:t>"a fim de que ele me ajudasse em lugar de você</w:t>
       </w:r>
       <w:r>
@@ -6024,21 +5254,6 @@
           <w:b/>
           <w:lang w:val="pt_PT" w:bidi="pt_PT"/>
         </w:rPr>
-        <w:t>ἐν τοῖς δεσμοῖς</w:t>
-      </w:r>
-    </w:p>
-    <w:p>
-      <w:pPr/>
-      <w:r>
-        <w:rPr>
-          <w:lang w:val="pt_PT" w:bidi="pt_PT"/>
-        </w:rPr>
-      </w:r>
-      <w:r>
-        <w:rPr>
-          <w:b/>
-          <w:lang w:val="pt_PT" w:bidi="pt_PT"/>
-        </w:rPr>
         <w:t>"nesta cadeia".</w:t>
       </w:r>
     </w:p>
@@ -6148,21 +5363,6 @@
           <w:b/>
           <w:lang w:val="pt_PT" w:bidi="pt_PT"/>
         </w:rPr>
-        <w:t>ἐν τοῖς δεσμοῖς τοῦ εὐαγγελίου</w:t>
-      </w:r>
-    </w:p>
-    <w:p>
-      <w:pPr/>
-      <w:r>
-        <w:rPr>
-          <w:lang w:val="pt_PT" w:bidi="pt_PT"/>
-        </w:rPr>
-      </w:r>
-      <w:r>
-        <w:rPr>
-          <w:b/>
-          <w:lang w:val="pt_PT" w:bidi="pt_PT"/>
-        </w:rPr>
         <w:t>"</w:t>
       </w:r>
       <w:r>
@@ -6286,21 +5486,6 @@
           <w:b/>
           <w:lang w:val="pt_PT" w:bidi="pt_PT"/>
         </w:rPr>
-        <w:t>ἵνα μὴ ὡς κατὰ ἀνάγκην τὸ ἀγαθόν σου ᾖ</w:t>
-      </w:r>
-    </w:p>
-    <w:p>
-      <w:pPr/>
-      <w:r>
-        <w:rPr>
-          <w:lang w:val="pt_PT" w:bidi="pt_PT"/>
-        </w:rPr>
-      </w:r>
-      <w:r>
-        <w:rPr>
-          <w:b/>
-          <w:lang w:val="pt_PT" w:bidi="pt_PT"/>
-        </w:rPr>
         <w:t>"</w:t>
       </w:r>
       <w:r>
@@ -6411,21 +5596,6 @@
           <w:b/>
           <w:lang w:val="pt_PT" w:bidi="pt_PT"/>
         </w:rPr>
-        <w:t>ἀλλὰ κατὰ ἑκούσιον.</w:t>
-      </w:r>
-    </w:p>
-    <w:p>
-      <w:pPr/>
-      <w:r>
-        <w:rPr>
-          <w:lang w:val="pt_PT" w:bidi="pt_PT"/>
-        </w:rPr>
-      </w:r>
-      <w:r>
-        <w:rPr>
-          <w:b/>
-          <w:lang w:val="pt_PT" w:bidi="pt_PT"/>
-        </w:rPr>
         <w:t>"</w:t>
       </w:r>
       <w:r>
@@ -6536,21 +5706,6 @@
           <w:b/>
           <w:lang w:val="pt_PT" w:bidi="pt_PT"/>
         </w:rPr>
-        <w:t>τάχα γὰρ διὰ τοῦτο, ἐχωρίσθη πρὸς ὥραν, ἵνα</w:t>
-      </w:r>
-    </w:p>
-    <w:p>
-      <w:pPr/>
-      <w:r>
-        <w:rPr>
-          <w:lang w:val="pt_PT" w:bidi="pt_PT"/>
-        </w:rPr>
-      </w:r>
-      <w:r>
-        <w:rPr>
-          <w:b/>
-          <w:lang w:val="pt_PT" w:bidi="pt_PT"/>
-        </w:rPr>
         <w:t>"</w:t>
       </w:r>
       <w:r>
@@ -6648,21 +5803,6 @@
           <w:b/>
           <w:lang w:val="pt_PT" w:bidi="pt_PT"/>
         </w:rPr>
-        <w:t>πρὸς ὥραν</w:t>
-      </w:r>
-    </w:p>
-    <w:p>
-      <w:pPr/>
-      <w:r>
-        <w:rPr>
-          <w:lang w:val="pt_PT" w:bidi="pt_PT"/>
-        </w:rPr>
-      </w:r>
-      <w:r>
-        <w:rPr>
-          <w:b/>
-          <w:lang w:val="pt_PT" w:bidi="pt_PT"/>
-        </w:rPr>
         <w:t>"por algum tempo".</w:t>
       </w:r>
     </w:p>
@@ -6772,21 +5912,6 @@
           <w:b/>
           <w:lang w:val="pt_PT" w:bidi="pt_PT"/>
         </w:rPr>
-        <w:t>ὑπὲρ δοῦλον</w:t>
-      </w:r>
-    </w:p>
-    <w:p>
-      <w:pPr/>
-      <w:r>
-        <w:rPr>
-          <w:lang w:val="pt_PT" w:bidi="pt_PT"/>
-        </w:rPr>
-      </w:r>
-      <w:r>
-        <w:rPr>
-          <w:b/>
-          <w:lang w:val="pt_PT" w:bidi="pt_PT"/>
-        </w:rPr>
         <w:t>"</w:t>
       </w:r>
       <w:r>
@@ -6864,21 +5989,6 @@
           <w:b/>
           <w:lang w:val="pt_PT" w:bidi="pt_PT"/>
         </w:rPr>
-        <w:t>οὐκέτι ὡς δοῦλον</w:t>
-      </w:r>
-    </w:p>
-    <w:p>
-      <w:pPr/>
-      <w:r>
-        <w:rPr>
-          <w:lang w:val="pt_PT" w:bidi="pt_PT"/>
-        </w:rPr>
-      </w:r>
-      <w:r>
-        <w:rPr>
-          <w:b/>
-          <w:lang w:val="pt_PT" w:bidi="pt_PT"/>
-        </w:rPr>
         <w:t>"</w:t>
       </w:r>
       <w:r>
@@ -6969,21 +6079,6 @@
           <w:b/>
           <w:lang w:val="pt_PT" w:bidi="pt_PT"/>
         </w:rPr>
-        <w:t>ὑπὲρ δοῦλον</w:t>
-      </w:r>
-    </w:p>
-    <w:p>
-      <w:pPr/>
-      <w:r>
-        <w:rPr>
-          <w:lang w:val="pt_PT" w:bidi="pt_PT"/>
-        </w:rPr>
-      </w:r>
-      <w:r>
-        <w:rPr>
-          <w:b/>
-          <w:lang w:val="pt_PT" w:bidi="pt_PT"/>
-        </w:rPr>
         <w:t>"</w:t>
       </w:r>
       <w:r>
@@ -7061,21 +6156,6 @@
           <w:b/>
           <w:lang w:val="pt_PT" w:bidi="pt_PT"/>
         </w:rPr>
-        <w:t>ἀδελφὸν ἀγαπητόν</w:t>
-      </w:r>
-    </w:p>
-    <w:p>
-      <w:pPr/>
-      <w:r>
-        <w:rPr>
-          <w:lang w:val="pt_PT" w:bidi="pt_PT"/>
-        </w:rPr>
-      </w:r>
-      <w:r>
-        <w:rPr>
-          <w:b/>
-          <w:lang w:val="pt_PT" w:bidi="pt_PT"/>
-        </w:rPr>
         <w:t>"</w:t>
       </w:r>
       <w:r>
@@ -7186,21 +6266,6 @@
           <w:b/>
           <w:lang w:val="pt_PT" w:bidi="pt_PT"/>
         </w:rPr>
-        <w:t>ἀγαπητόν</w:t>
-      </w:r>
-    </w:p>
-    <w:p>
-      <w:pPr/>
-      <w:r>
-        <w:rPr>
-          <w:lang w:val="pt_PT" w:bidi="pt_PT"/>
-        </w:rPr>
-      </w:r>
-      <w:r>
-        <w:rPr>
-          <w:b/>
-          <w:lang w:val="pt_PT" w:bidi="pt_PT"/>
-        </w:rPr>
         <w:t>"</w:t>
       </w:r>
       <w:r>
@@ -7278,21 +6343,6 @@
           <w:b/>
           <w:lang w:val="pt_PT" w:bidi="pt_PT"/>
         </w:rPr>
-        <w:t>ἐν Κυρίῳ</w:t>
-      </w:r>
-    </w:p>
-    <w:p>
-      <w:pPr/>
-      <w:r>
-        <w:rPr>
-          <w:lang w:val="pt_PT" w:bidi="pt_PT"/>
-        </w:rPr>
-      </w:r>
-      <w:r>
-        <w:rPr>
-          <w:b/>
-          <w:lang w:val="pt_PT" w:bidi="pt_PT"/>
-        </w:rPr>
         <w:t>"em Cristo".</w:t>
       </w:r>
     </w:p>
@@ -7369,21 +6419,6 @@
           <w:b/>
           <w:lang w:val="pt_PT" w:bidi="pt_PT"/>
         </w:rPr>
-        <w:t>εἰ &amp; με ἔχεις κοινωνόν</w:t>
-      </w:r>
-    </w:p>
-    <w:p>
-      <w:pPr/>
-      <w:r>
-        <w:rPr>
-          <w:lang w:val="pt_PT" w:bidi="pt_PT"/>
-        </w:rPr>
-      </w:r>
-      <w:r>
-        <w:rPr>
-          <w:b/>
-          <w:lang w:val="pt_PT" w:bidi="pt_PT"/>
-        </w:rPr>
         <w:t>"</w:t>
       </w:r>
       <w:r>
@@ -7481,21 +6516,6 @@
           <w:b/>
           <w:lang w:val="pt_PT" w:bidi="pt_PT"/>
         </w:rPr>
-        <w:t>οὖν</w:t>
-      </w:r>
-    </w:p>
-    <w:p>
-      <w:pPr/>
-      <w:r>
-        <w:rPr>
-          <w:lang w:val="pt_PT" w:bidi="pt_PT"/>
-        </w:rPr>
-      </w:r>
-      <w:r>
-        <w:rPr>
-          <w:b/>
-          <w:lang w:val="pt_PT" w:bidi="pt_PT"/>
-        </w:rPr>
         <w:t>"Por isso".</w:t>
       </w:r>
     </w:p>
@@ -7586,21 +6606,6 @@
           <w:b/>
           <w:lang w:val="pt_PT" w:bidi="pt_PT"/>
         </w:rPr>
-        <w:t>προσλαβοῦ αὐτὸν ὡς ἐμέ.</w:t>
-      </w:r>
-    </w:p>
-    <w:p>
-      <w:pPr/>
-      <w:r>
-        <w:rPr>
-          <w:lang w:val="pt_PT" w:bidi="pt_PT"/>
-        </w:rPr>
-      </w:r>
-      <w:r>
-        <w:rPr>
-          <w:b/>
-          <w:lang w:val="pt_PT" w:bidi="pt_PT"/>
-        </w:rPr>
         <w:t>"</w:t>
       </w:r>
       <w:r>
@@ -7698,21 +6703,6 @@
           <w:b/>
           <w:lang w:val="pt_PT" w:bidi="pt_PT"/>
         </w:rPr>
-        <w:t>εἰ δέ τι ἠδίκησέν σε ἢ ὀφείλει</w:t>
-      </w:r>
-    </w:p>
-    <w:p>
-      <w:pPr/>
-      <w:r>
-        <w:rPr>
-          <w:lang w:val="pt_PT" w:bidi="pt_PT"/>
-        </w:rPr>
-      </w:r>
-      <w:r>
-        <w:rPr>
-          <w:b/>
-          <w:lang w:val="pt_PT" w:bidi="pt_PT"/>
-        </w:rPr>
         <w:t>"</w:t>
       </w:r>
       <w:r>
@@ -7810,21 +6800,6 @@
           <w:b/>
           <w:lang w:val="pt_PT" w:bidi="pt_PT"/>
         </w:rPr>
-        <w:t>εἰ δέ τι ἠδίκησέν σε ἢ ὀφείλει</w:t>
-      </w:r>
-    </w:p>
-    <w:p>
-      <w:pPr/>
-      <w:r>
-        <w:rPr>
-          <w:lang w:val="pt_PT" w:bidi="pt_PT"/>
-        </w:rPr>
-      </w:r>
-      <w:r>
-        <w:rPr>
-          <w:b/>
-          <w:lang w:val="pt_PT" w:bidi="pt_PT"/>
-        </w:rPr>
         <w:t>"Se ele deu algum prejuízo a você ou lhe deve alguma coisa</w:t>
       </w:r>
       <w:r>
@@ -7921,21 +6896,6 @@
           <w:b/>
           <w:lang w:val="pt_PT" w:bidi="pt_PT"/>
         </w:rPr>
-        <w:t>τοῦτο ἐμοὶ ἐλλόγα.</w:t>
-      </w:r>
-    </w:p>
-    <w:p>
-      <w:pPr/>
-      <w:r>
-        <w:rPr>
-          <w:lang w:val="pt_PT" w:bidi="pt_PT"/>
-        </w:rPr>
-      </w:r>
-      <w:r>
-        <w:rPr>
-          <w:b/>
-          <w:lang w:val="pt_PT" w:bidi="pt_PT"/>
-        </w:rPr>
         <w:t>"</w:t>
       </w:r>
       <w:r>
@@ -8013,21 +6973,6 @@
           <w:b/>
           <w:lang w:val="pt_PT" w:bidi="pt_PT"/>
         </w:rPr>
-        <w:t>ἐγὼ Παῦλος ἔγραψα τῇ ἐμῇ χειρί</w:t>
-      </w:r>
-    </w:p>
-    <w:p>
-      <w:pPr/>
-      <w:r>
-        <w:rPr>
-          <w:lang w:val="pt_PT" w:bidi="pt_PT"/>
-        </w:rPr>
-      </w:r>
-      <w:r>
-        <w:rPr>
-          <w:b/>
-          <w:lang w:val="pt_PT" w:bidi="pt_PT"/>
-        </w:rPr>
         <w:t>"</w:t>
       </w:r>
       <w:r>
@@ -8118,21 +7063,6 @@
           <w:b/>
           <w:lang w:val="pt_PT" w:bidi="pt_PT"/>
         </w:rPr>
-        <w:t>ἵνα μὴ λέγω σοι</w:t>
-      </w:r>
-    </w:p>
-    <w:p>
-      <w:pPr/>
-      <w:r>
-        <w:rPr>
-          <w:lang w:val="pt_PT" w:bidi="pt_PT"/>
-        </w:rPr>
-      </w:r>
-      <w:r>
-        <w:rPr>
-          <w:b/>
-          <w:lang w:val="pt_PT" w:bidi="pt_PT"/>
-        </w:rPr>
         <w:t>"</w:t>
       </w:r>
       <w:r>
@@ -8243,21 +7173,6 @@
           <w:b/>
           <w:lang w:val="pt_PT" w:bidi="pt_PT"/>
         </w:rPr>
-        <w:t>καὶ σεαυτόν μοι προσοφείλεις</w:t>
-      </w:r>
-    </w:p>
-    <w:p>
-      <w:pPr/>
-      <w:r>
-        <w:rPr>
-          <w:lang w:val="pt_PT" w:bidi="pt_PT"/>
-        </w:rPr>
-      </w:r>
-      <w:r>
-        <w:rPr>
-          <w:b/>
-          <w:lang w:val="pt_PT" w:bidi="pt_PT"/>
-        </w:rPr>
         <w:t>"l</w:t>
       </w:r>
       <w:r>
@@ -8355,21 +7270,6 @@
           <w:b/>
           <w:lang w:val="pt_PT" w:bidi="pt_PT"/>
         </w:rPr>
-        <w:t>ἀδελφέ</w:t>
-      </w:r>
-    </w:p>
-    <w:p>
-      <w:pPr/>
-      <w:r>
-        <w:rPr>
-          <w:lang w:val="pt_PT" w:bidi="pt_PT"/>
-        </w:rPr>
-      </w:r>
-      <w:r>
-        <w:rPr>
-          <w:b/>
-          <w:lang w:val="pt_PT" w:bidi="pt_PT"/>
-        </w:rPr>
         <w:t>"irmão".</w:t>
       </w:r>
     </w:p>
@@ -8466,21 +7366,6 @@
           <w:b/>
           <w:lang w:val="pt_PT" w:bidi="pt_PT"/>
         </w:rPr>
-        <w:t>ἐν Κυρίῳ</w:t>
-      </w:r>
-    </w:p>
-    <w:p>
-      <w:pPr/>
-      <w:r>
-        <w:rPr>
-          <w:lang w:val="pt_PT" w:bidi="pt_PT"/>
-        </w:rPr>
-      </w:r>
-      <w:r>
-        <w:rPr>
-          <w:b/>
-          <w:lang w:val="pt_PT" w:bidi="pt_PT"/>
-        </w:rPr>
         <w:t>"do Senhor".</w:t>
       </w:r>
     </w:p>
@@ -8590,21 +7475,6 @@
           <w:b/>
           <w:lang w:val="pt_PT" w:bidi="pt_PT"/>
         </w:rPr>
-        <w:t>ἀνάπαυσόν μου τὰ σπλάγχνα ἐν Χριστῷ</w:t>
-      </w:r>
-    </w:p>
-    <w:p>
-      <w:pPr/>
-      <w:r>
-        <w:rPr>
-          <w:lang w:val="pt_PT" w:bidi="pt_PT"/>
-        </w:rPr>
-      </w:r>
-      <w:r>
-        <w:rPr>
-          <w:b/>
-          <w:lang w:val="pt_PT" w:bidi="pt_PT"/>
-        </w:rPr>
         <w:t>"</w:t>
       </w:r>
       <w:r>
@@ -8702,21 +7572,6 @@
           <w:b/>
           <w:lang w:val="pt_PT" w:bidi="pt_PT"/>
         </w:rPr>
-        <w:t>ἀνάπαυσόν μου τὰ σπλάγχνα</w:t>
-      </w:r>
-    </w:p>
-    <w:p>
-      <w:pPr/>
-      <w:r>
-        <w:rPr>
-          <w:lang w:val="pt_PT" w:bidi="pt_PT"/>
-        </w:rPr>
-      </w:r>
-      <w:r>
-        <w:rPr>
-          <w:b/>
-          <w:lang w:val="pt_PT" w:bidi="pt_PT"/>
-        </w:rPr>
         <w:t>"</w:t>
       </w:r>
       <w:r>
@@ -8840,21 +7695,6 @@
           <w:b/>
           <w:lang w:val="pt_PT" w:bidi="pt_PT"/>
         </w:rPr>
-        <w:t>ἀνάπαυσόν μου τὰ σπλάγχνα</w:t>
-      </w:r>
-    </w:p>
-    <w:p>
-      <w:pPr/>
-      <w:r>
-        <w:rPr>
-          <w:lang w:val="pt_PT" w:bidi="pt_PT"/>
-        </w:rPr>
-      </w:r>
-      <w:r>
-        <w:rPr>
-          <w:b/>
-          <w:lang w:val="pt_PT" w:bidi="pt_PT"/>
-        </w:rPr>
         <w:t>"</w:t>
       </w:r>
       <w:r>
@@ -8991,21 +7831,6 @@
           <w:b/>
           <w:lang w:val="pt_PT" w:bidi="pt_PT"/>
         </w:rPr>
-        <w:t>πεποιθὼς τῇ ὑπακοῇ σου</w:t>
-      </w:r>
-    </w:p>
-    <w:p>
-      <w:pPr/>
-      <w:r>
-        <w:rPr>
-          <w:lang w:val="pt_PT" w:bidi="pt_PT"/>
-        </w:rPr>
-      </w:r>
-      <w:r>
-        <w:rPr>
-          <w:b/>
-          <w:lang w:val="pt_PT" w:bidi="pt_PT"/>
-        </w:rPr>
         <w:t>"</w:t>
       </w:r>
       <w:r>
@@ -9155,21 +7980,6 @@
           <w:b/>
           <w:lang w:val="pt_PT" w:bidi="pt_PT"/>
         </w:rPr>
-        <w:t>ἔγραψά σοι</w:t>
-      </w:r>
-    </w:p>
-    <w:p>
-      <w:pPr/>
-      <w:r>
-        <w:rPr>
-          <w:lang w:val="pt_PT" w:bidi="pt_PT"/>
-        </w:rPr>
-      </w:r>
-      <w:r>
-        <w:rPr>
-          <w:b/>
-          <w:lang w:val="pt_PT" w:bidi="pt_PT"/>
-        </w:rPr>
         <w:t>"Ao escrever isso".</w:t>
       </w:r>
     </w:p>
@@ -9252,21 +8062,6 @@
           <w:b/>
           <w:lang w:val="pt_PT" w:bidi="pt_PT"/>
         </w:rPr>
-        <w:t>δὲ</w:t>
-      </w:r>
-    </w:p>
-    <w:p>
-      <w:pPr/>
-      <w:r>
-        <w:rPr>
-          <w:lang w:val="pt_PT" w:bidi="pt_PT"/>
-        </w:rPr>
-      </w:r>
-      <w:r>
-        <w:rPr>
-          <w:b/>
-          <w:lang w:val="pt_PT" w:bidi="pt_PT"/>
-        </w:rPr>
         <w:t>"</w:t>
       </w:r>
       <w:r>
@@ -9358,21 +8153,6 @@
           <w:b/>
           <w:lang w:val="pt_PT" w:bidi="pt_PT"/>
         </w:rPr>
-        <w:t>ἅμα</w:t>
-      </w:r>
-    </w:p>
-    <w:p>
-      <w:pPr/>
-      <w:r>
-        <w:rPr>
-          <w:lang w:val="pt_PT" w:bidi="pt_PT"/>
-        </w:rPr>
-      </w:r>
-      <w:r>
-        <w:rPr>
-          <w:b/>
-          <w:lang w:val="pt_PT" w:bidi="pt_PT"/>
-        </w:rPr>
         <w:t>"Peço também".</w:t>
       </w:r>
     </w:p>
@@ -9482,21 +8262,6 @@
           <w:b/>
           <w:lang w:val="pt_PT" w:bidi="pt_PT"/>
         </w:rPr>
-        <w:t>χαρισθήσομαι ὑμῖν</w:t>
-      </w:r>
-    </w:p>
-    <w:p>
-      <w:pPr/>
-      <w:r>
-        <w:rPr>
-          <w:lang w:val="pt_PT" w:bidi="pt_PT"/>
-        </w:rPr>
-      </w:r>
-      <w:r>
-        <w:rPr>
-          <w:b/>
-          <w:lang w:val="pt_PT" w:bidi="pt_PT"/>
-        </w:rPr>
         <w:t>"me deixe ir outra vez até aí</w:t>
       </w:r>
       <w:r>
@@ -9567,21 +8332,6 @@
           <w:b/>
           <w:lang w:val="pt_PT" w:bidi="pt_PT"/>
         </w:rPr>
-        <w:t>ἑτοίμαζέ μοι ξενίαν</w:t>
-      </w:r>
-    </w:p>
-    <w:p>
-      <w:pPr/>
-      <w:r>
-        <w:rPr>
-          <w:lang w:val="pt_PT" w:bidi="pt_PT"/>
-        </w:rPr>
-      </w:r>
-      <w:r>
-        <w:rPr>
-          <w:b/>
-          <w:lang w:val="pt_PT" w:bidi="pt_PT"/>
-        </w:rPr>
         <w:t>"</w:t>
       </w:r>
       <w:r>
@@ -9685,21 +8435,6 @@
           <w:b/>
           <w:lang w:val="pt_PT" w:bidi="pt_PT"/>
         </w:rPr>
-        <w:t>διὰ τῶν προσευχῶν ὑμῶν</w:t>
-      </w:r>
-    </w:p>
-    <w:p>
-      <w:pPr/>
-      <w:r>
-        <w:rPr>
-          <w:lang w:val="pt_PT" w:bidi="pt_PT"/>
-        </w:rPr>
-      </w:r>
-      <w:r>
-        <w:rPr>
-          <w:b/>
-          <w:lang w:val="pt_PT" w:bidi="pt_PT"/>
-        </w:rPr>
         <w:t>"</w:t>
       </w:r>
       <w:r>
@@ -9777,21 +8512,6 @@
           <w:b/>
           <w:lang w:val="pt_PT" w:bidi="pt_PT"/>
         </w:rPr>
-        <w:t>χαρισθήσομαι ὑμῖν.</w:t>
-      </w:r>
-    </w:p>
-    <w:p>
-      <w:pPr/>
-      <w:r>
-        <w:rPr>
-          <w:lang w:val="pt_PT" w:bidi="pt_PT"/>
-        </w:rPr>
-      </w:r>
-      <w:r>
-        <w:rPr>
-          <w:b/>
-          <w:lang w:val="pt_PT" w:bidi="pt_PT"/>
-        </w:rPr>
         <w:t>"</w:t>
       </w:r>
       <w:r>
@@ -9889,21 +8609,6 @@
           <w:b/>
           <w:lang w:val="pt_PT" w:bidi="pt_PT"/>
         </w:rPr>
-        <w:t>ὑμῶν &amp; ὑμῖν</w:t>
-      </w:r>
-    </w:p>
-    <w:p>
-      <w:pPr/>
-      <w:r>
-        <w:rPr>
-          <w:lang w:val="pt_PT" w:bidi="pt_PT"/>
-        </w:rPr>
-      </w:r>
-      <w:r>
-        <w:rPr>
-          <w:b/>
-          <w:lang w:val="pt_PT" w:bidi="pt_PT"/>
-        </w:rPr>
         <w:t>"</w:t>
       </w:r>
       <w:r>
@@ -10001,21 +8706,6 @@
           <w:b/>
           <w:lang w:val="pt_PT" w:bidi="pt_PT"/>
         </w:rPr>
-        <w:t>Ἐπαφρᾶς</w:t>
-      </w:r>
-    </w:p>
-    <w:p>
-      <w:pPr/>
-      <w:r>
-        <w:rPr>
-          <w:lang w:val="pt_PT" w:bidi="pt_PT"/>
-        </w:rPr>
-      </w:r>
-      <w:r>
-        <w:rPr>
-          <w:b/>
-          <w:lang w:val="pt_PT" w:bidi="pt_PT"/>
-        </w:rPr>
         <w:t>"Epafras".</w:t>
       </w:r>
     </w:p>
@@ -10106,21 +8796,6 @@
           <w:b/>
           <w:lang w:val="pt_PT" w:bidi="pt_PT"/>
         </w:rPr>
-        <w:t>ἐν Χριστῷ Ἰησοῦ</w:t>
-      </w:r>
-    </w:p>
-    <w:p>
-      <w:pPr/>
-      <w:r>
-        <w:rPr>
-          <w:lang w:val="pt_PT" w:bidi="pt_PT"/>
-        </w:rPr>
-      </w:r>
-      <w:r>
-        <w:rPr>
-          <w:b/>
-          <w:lang w:val="pt_PT" w:bidi="pt_PT"/>
-        </w:rPr>
         <w:t>"</w:t>
       </w:r>
       <w:r>
@@ -10211,21 +8886,6 @@
           <w:b/>
           <w:lang w:val="pt_PT" w:bidi="pt_PT"/>
         </w:rPr>
-        <w:t>Μᾶρκος, Ἀρίσταρχος, Δημᾶς, Λουκᾶς</w:t>
-      </w:r>
-    </w:p>
-    <w:p>
-      <w:pPr/>
-      <w:r>
-        <w:rPr>
-          <w:lang w:val="pt_PT" w:bidi="pt_PT"/>
-        </w:rPr>
-      </w:r>
-      <w:r>
-        <w:rPr>
-          <w:b/>
-          <w:lang w:val="pt_PT" w:bidi="pt_PT"/>
-        </w:rPr>
         <w:t>"Marcos, Aristarco, Demas e Lucas".</w:t>
       </w:r>
     </w:p>
@@ -10309,21 +8969,6 @@
           <w:b/>
           <w:lang w:val="pt_PT" w:bidi="pt_PT"/>
         </w:rPr>
-        <w:t>Μᾶρκος, Ἀρίσταρχος, Δημᾶς, Λουκᾶς</w:t>
-      </w:r>
-    </w:p>
-    <w:p>
-      <w:pPr/>
-      <w:r>
-        <w:rPr>
-          <w:lang w:val="pt_PT" w:bidi="pt_PT"/>
-        </w:rPr>
-      </w:r>
-      <w:r>
-        <w:rPr>
-          <w:b/>
-          <w:lang w:val="pt_PT" w:bidi="pt_PT"/>
-        </w:rPr>
         <w:t>"Marcos, Aristarco, Demas e Lucas".</w:t>
       </w:r>
     </w:p>
@@ -10407,21 +9052,6 @@
           <w:b/>
           <w:lang w:val="pt_PT" w:bidi="pt_PT"/>
         </w:rPr>
-        <w:t>οἱ συνεργοί μου</w:t>
-      </w:r>
-    </w:p>
-    <w:p>
-      <w:pPr/>
-      <w:r>
-        <w:rPr>
-          <w:lang w:val="pt_PT" w:bidi="pt_PT"/>
-        </w:rPr>
-      </w:r>
-      <w:r>
-        <w:rPr>
-          <w:b/>
-          <w:lang w:val="pt_PT" w:bidi="pt_PT"/>
-        </w:rPr>
         <w:t>"</w:t>
       </w:r>
       <w:r>
@@ -10499,21 +9129,6 @@
           <w:b/>
           <w:lang w:val="pt_PT" w:bidi="pt_PT"/>
         </w:rPr>
-        <w:t>μετὰ τοῦ πνεύματος ὑμῶν</w:t>
-      </w:r>
-    </w:p>
-    <w:p>
-      <w:pPr/>
-      <w:r>
-        <w:rPr>
-          <w:lang w:val="pt_PT" w:bidi="pt_PT"/>
-        </w:rPr>
-      </w:r>
-      <w:r>
-        <w:rPr>
-          <w:b/>
-          <w:lang w:val="pt_PT" w:bidi="pt_PT"/>
-        </w:rPr>
         <w:t>"</w:t>
       </w:r>
       <w:r>
@@ -10644,21 +9259,6 @@
           <w:b/>
           <w:lang w:val="pt_PT" w:bidi="pt_PT"/>
         </w:rPr>
-        <w:t>ἡ χάρις τοῦ Κυρίου ἡμῶν, Ἰησοῦ Χριστοῦ</w:t>
-      </w:r>
-    </w:p>
-    <w:p>
-      <w:pPr/>
-      <w:r>
-        <w:rPr>
-          <w:lang w:val="pt_PT" w:bidi="pt_PT"/>
-        </w:rPr>
-      </w:r>
-      <w:r>
-        <w:rPr>
-          <w:b/>
-          <w:lang w:val="pt_PT" w:bidi="pt_PT"/>
-        </w:rPr>
         <w:t>"</w:t>
       </w:r>
       <w:r>
@@ -10755,21 +9355,6 @@
         <w:rPr>
           <w:lang w:val="pt_PT" w:bidi="pt_PT"/>
         </w:rPr>
-      </w:r>
-    </w:p>
-    <w:p>
-      <w:pPr/>
-      <w:r>
-        <w:rPr>
-          <w:lang w:val="pt_PT" w:bidi="pt_PT"/>
-        </w:rPr>
-      </w:r>
-      <w:r>
-        <w:rPr>
-          <w:b/>
-          <w:lang w:val="pt_PT" w:bidi="pt_PT"/>
-        </w:rPr>
-        <w:t>ὑμῶν</w:t>
       </w:r>
     </w:p>
     <w:p>

--- a/por/docx/57.content.docx
+++ b/por/docx/57.content.docx
@@ -28,15 +28,49 @@
       </w:r>
     </w:p>
     <w:p>
-      <w:pPr/>
-      <w:r>
-        <w:rPr>
-          <w:lang w:val="pt_PT" w:bidi="pt_PT"/>
-        </w:rPr>
-      </w:r>
-      <w:r>
-        <w:rPr>
-          <w:b/>
+      <w:pPr>
+        <w:pStyle w:val="Heading2"/>
+      </w:pPr>
+      <w:r>
+        <w:rPr>
+          <w:lang w:val="pt_PT" w:bidi="pt_PT"/>
+        </w:rPr>
+        <w:t>License Information</w:t>
+      </w:r>
+      <w:r>
+        <w:rPr>
+          <w:lang w:val="pt_PT" w:bidi="pt_PT"/>
+        </w:rPr>
+      </w:r>
+    </w:p>
+    <w:p>
+      <w:pPr/>
+      <w:r>
+        <w:rPr>
+          <w:lang w:val="pt_PT" w:bidi="pt_PT"/>
+        </w:rPr>
+      </w:r>
+      <w:r>
+        <w:rPr>
+          <w:b/>
+          <w:lang w:val="pt_PT" w:bidi="pt_PT"/>
+        </w:rPr>
+        <w:t>Notas de Tradução (unfoldingWord)</w:t>
+      </w:r>
+      <w:r>
+        <w:rPr>
+          <w:lang w:val="pt_PT" w:bidi="pt_PT"/>
+        </w:rPr>
+        <w:t xml:space="preserve"> (Portuguese) is based on</w:t>
+      </w:r>
+      <w:r>
+        <w:rPr>
+          <w:lang w:val="pt_PT" w:bidi="pt_PT"/>
+        </w:rPr>
+        <w:t xml:space="preserve">: </w:t>
+      </w:r>
+      <w:r>
+        <w:rPr>
           <w:lang w:val="pt_PT" w:bidi="pt_PT"/>
         </w:rPr>
         <w:t>unfoldingWord® Translation Notes</w:t>
@@ -45,31 +79,62 @@
         <w:rPr>
           <w:lang w:val="pt_PT" w:bidi="pt_PT"/>
         </w:rPr>
-        <w:t xml:space="preserve"> © 2022 unfoldingWord. Released under CC BY-SA 4.0 license. </w:t>
-      </w:r>
-      <w:r>
-        <w:rPr>
-          <w:lang w:val="pt_PT" w:bidi="pt_PT"/>
-        </w:rPr>
-        <w:t>unfoldingWord® Translation Notes</w:t>
-      </w:r>
-      <w:r>
-        <w:rPr>
-          <w:lang w:val="pt_PT" w:bidi="pt_PT"/>
-        </w:rPr>
-        <w:t xml:space="preserve"> has been adapted in the following languages: Tok Pisin, Arabic (عربي), French (Français), Hindi (हिंदी), Indonesian (Bahasa Indonesia), Portuguese (Português), Russian (Русский), Spanish (Español), Swahili (Kiswahili), and Simplified Chinese (简体中文) from </w:t>
-      </w:r>
-      <w:r>
-        <w:rPr>
-          <w:lang w:val="pt_PT" w:bidi="pt_PT"/>
-        </w:rPr>
-        <w:t>unfoldingWord® Translation Notes</w:t>
-      </w:r>
-      <w:r>
-        <w:rPr>
-          <w:lang w:val="pt_PT" w:bidi="pt_PT"/>
-        </w:rPr>
-        <w:t xml:space="preserve"> © 2022 unfoldingWord. Released under CC BY-SA 4.0 license by Mission Mutual</w:t>
+        <w:t xml:space="preserve">, </w:t>
+      </w:r>
+      <w:hyperlink r:id="rId13">
+        <w:r>
+          <w:rPr>
+            <w:lang w:val="pt_PT" w:bidi="pt_PT"/>
+          </w:rPr>
+          <w:rPr>
+            <w:color w:val="0000EE"/>
+            <w:u w:val="single"/>
+          </w:rPr>
+          <w:t>unfoldingWord</w:t>
+        </w:r>
+      </w:hyperlink>
+      <w:r>
+        <w:rPr>
+          <w:lang w:val="pt_PT" w:bidi="pt_PT"/>
+        </w:rPr>
+        <w:t xml:space="preserve">, 2022, which is licensed under a </w:t>
+      </w:r>
+      <w:hyperlink r:id="rId14">
+        <w:r>
+          <w:rPr>
+            <w:lang w:val="pt_PT" w:bidi="pt_PT"/>
+          </w:rPr>
+          <w:rPr>
+            <w:color w:val="0000EE"/>
+            <w:u w:val="single"/>
+          </w:rPr>
+          <w:t>CC BY-SA 4.0 license</w:t>
+        </w:r>
+      </w:hyperlink>
+      <w:r>
+        <w:rPr>
+          <w:lang w:val="pt_PT" w:bidi="pt_PT"/>
+        </w:rPr>
+        <w:t>.</w:t>
+      </w:r>
+      <w:r>
+        <w:rPr>
+          <w:lang w:val="pt_PT" w:bidi="pt_PT"/>
+        </w:rPr>
+      </w:r>
+    </w:p>
+    <w:p>
+      <w:pPr/>
+      <w:r>
+        <w:rPr>
+          <w:lang w:val="pt_PT" w:bidi="pt_PT"/>
+        </w:rPr>
+      </w:r>
+      <w:r>
+        <w:rPr>
+          <w:lang w:val="pt_PT" w:bidi="pt_PT"/>
+        </w:rPr>
+        <w:t>This PDF version is provided under the same license.</w:t>
       </w:r>
       <w:r>
         <w:rPr>
@@ -230,6 +295,21 @@
           <w:b/>
           <w:lang w:val="pt_PT" w:bidi="pt_PT"/>
         </w:rPr>
+        <w:t>Παῦλος</w:t>
+      </w:r>
+    </w:p>
+    <w:p>
+      <w:pPr/>
+      <w:r>
+        <w:rPr>
+          <w:lang w:val="pt_PT" w:bidi="pt_PT"/>
+        </w:rPr>
+      </w:r>
+      <w:r>
+        <w:rPr>
+          <w:b/>
+          <w:lang w:val="pt_PT" w:bidi="pt_PT"/>
+        </w:rPr>
         <w:t>"Paulo".</w:t>
       </w:r>
     </w:p>
@@ -313,6 +393,21 @@
           <w:b/>
           <w:lang w:val="pt_PT" w:bidi="pt_PT"/>
         </w:rPr>
+        <w:t>δέσμιος Χριστοῦ Ἰησοῦ</w:t>
+      </w:r>
+    </w:p>
+    <w:p>
+      <w:pPr/>
+      <w:r>
+        <w:rPr>
+          <w:lang w:val="pt_PT" w:bidi="pt_PT"/>
+        </w:rPr>
+      </w:r>
+      <w:r>
+        <w:rPr>
+          <w:b/>
+          <w:lang w:val="pt_PT" w:bidi="pt_PT"/>
+        </w:rPr>
         <w:t>"</w:t>
       </w:r>
       <w:r>
@@ -376,6 +471,21 @@
         <w:rPr>
           <w:lang w:val="pt_PT" w:bidi="pt_PT"/>
         </w:rPr>
+      </w:r>
+    </w:p>
+    <w:p>
+      <w:pPr/>
+      <w:r>
+        <w:rPr>
+          <w:lang w:val="pt_PT" w:bidi="pt_PT"/>
+        </w:rPr>
+      </w:r>
+      <w:r>
+        <w:rPr>
+          <w:b/>
+          <w:lang w:val="pt_PT" w:bidi="pt_PT"/>
+        </w:rPr>
+        <w:t>ὁ ἀδελφὸς</w:t>
       </w:r>
     </w:p>
     <w:p>
@@ -480,6 +590,21 @@
           <w:b/>
           <w:lang w:val="pt_PT" w:bidi="pt_PT"/>
         </w:rPr>
+        <w:t>ὁ ἀδελφὸς</w:t>
+      </w:r>
+    </w:p>
+    <w:p>
+      <w:pPr/>
+      <w:r>
+        <w:rPr>
+          <w:lang w:val="pt_PT" w:bidi="pt_PT"/>
+        </w:rPr>
+      </w:r>
+      <w:r>
+        <w:rPr>
+          <w:b/>
+          <w:lang w:val="pt_PT" w:bidi="pt_PT"/>
+        </w:rPr>
         <w:t>"nosso amigo".</w:t>
       </w:r>
     </w:p>
@@ -589,6 +714,21 @@
           <w:b/>
           <w:lang w:val="pt_PT" w:bidi="pt_PT"/>
         </w:rPr>
+        <w:t>Φιλήμονι</w:t>
+      </w:r>
+    </w:p>
+    <w:p>
+      <w:pPr/>
+      <w:r>
+        <w:rPr>
+          <w:lang w:val="pt_PT" w:bidi="pt_PT"/>
+        </w:rPr>
+      </w:r>
+      <w:r>
+        <w:rPr>
+          <w:b/>
+          <w:lang w:val="pt_PT" w:bidi="pt_PT"/>
+        </w:rPr>
         <w:t>"escrevo a você, Filemom</w:t>
       </w:r>
       <w:r>
@@ -686,6 +826,21 @@
           <w:b/>
           <w:lang w:val="pt_PT" w:bidi="pt_PT"/>
         </w:rPr>
+        <w:t>Φιλήμονι</w:t>
+      </w:r>
+    </w:p>
+    <w:p>
+      <w:pPr/>
+      <w:r>
+        <w:rPr>
+          <w:lang w:val="pt_PT" w:bidi="pt_PT"/>
+        </w:rPr>
+      </w:r>
+      <w:r>
+        <w:rPr>
+          <w:b/>
+          <w:lang w:val="pt_PT" w:bidi="pt_PT"/>
+        </w:rPr>
         <w:t>"</w:t>
       </w:r>
       <w:r>
@@ -809,6 +964,21 @@
           <w:b/>
           <w:lang w:val="pt_PT" w:bidi="pt_PT"/>
         </w:rPr>
+        <w:t>ἡμῶν</w:t>
+      </w:r>
+    </w:p>
+    <w:p>
+      <w:pPr/>
+      <w:r>
+        <w:rPr>
+          <w:lang w:val="pt_PT" w:bidi="pt_PT"/>
+        </w:rPr>
+      </w:r>
+      <w:r>
+        <w:rPr>
+          <w:b/>
+          <w:lang w:val="pt_PT" w:bidi="pt_PT"/>
+        </w:rPr>
         <w:t>"nosso".</w:t>
       </w:r>
     </w:p>
@@ -905,6 +1075,21 @@
           <w:b/>
           <w:lang w:val="pt_PT" w:bidi="pt_PT"/>
         </w:rPr>
+        <w:t>καὶ συνεργῷ ἡμῶν</w:t>
+      </w:r>
+    </w:p>
+    <w:p>
+      <w:pPr/>
+      <w:r>
+        <w:rPr>
+          <w:lang w:val="pt_PT" w:bidi="pt_PT"/>
+        </w:rPr>
+      </w:r>
+      <w:r>
+        <w:rPr>
+          <w:b/>
+          <w:lang w:val="pt_PT" w:bidi="pt_PT"/>
+        </w:rPr>
         <w:t>"</w:t>
       </w:r>
       <w:r>
@@ -982,6 +1167,21 @@
           <w:b/>
           <w:lang w:val="pt_PT" w:bidi="pt_PT"/>
         </w:rPr>
+        <w:t>Ἀπφίᾳ</w:t>
+      </w:r>
+    </w:p>
+    <w:p>
+      <w:pPr/>
+      <w:r>
+        <w:rPr>
+          <w:lang w:val="pt_PT" w:bidi="pt_PT"/>
+        </w:rPr>
+      </w:r>
+      <w:r>
+        <w:rPr>
+          <w:b/>
+          <w:lang w:val="pt_PT" w:bidi="pt_PT"/>
+        </w:rPr>
         <w:t>"para a nossa irmã Áfia".</w:t>
       </w:r>
     </w:p>
@@ -1072,6 +1272,21 @@
           <w:b/>
           <w:lang w:val="pt_PT" w:bidi="pt_PT"/>
         </w:rPr>
+        <w:t>τῇ ἀδελφῇ</w:t>
+      </w:r>
+    </w:p>
+    <w:p>
+      <w:pPr/>
+      <w:r>
+        <w:rPr>
+          <w:lang w:val="pt_PT" w:bidi="pt_PT"/>
+        </w:rPr>
+      </w:r>
+      <w:r>
+        <w:rPr>
+          <w:b/>
+          <w:lang w:val="pt_PT" w:bidi="pt_PT"/>
+        </w:rPr>
         <w:t>"nossa irmã".</w:t>
       </w:r>
     </w:p>
@@ -1181,6 +1396,21 @@
           <w:b/>
           <w:lang w:val="pt_PT" w:bidi="pt_PT"/>
         </w:rPr>
+        <w:t>τῇ ἀδελφῇ</w:t>
+      </w:r>
+    </w:p>
+    <w:p>
+      <w:pPr/>
+      <w:r>
+        <w:rPr>
+          <w:lang w:val="pt_PT" w:bidi="pt_PT"/>
+        </w:rPr>
+      </w:r>
+      <w:r>
+        <w:rPr>
+          <w:b/>
+          <w:lang w:val="pt_PT" w:bidi="pt_PT"/>
+        </w:rPr>
         <w:t>"nossa irmã".</w:t>
       </w:r>
     </w:p>
@@ -1277,6 +1507,21 @@
           <w:b/>
           <w:lang w:val="pt_PT" w:bidi="pt_PT"/>
         </w:rPr>
+        <w:t>ἡμῶν</w:t>
+      </w:r>
+    </w:p>
+    <w:p>
+      <w:pPr/>
+      <w:r>
+        <w:rPr>
+          <w:lang w:val="pt_PT" w:bidi="pt_PT"/>
+        </w:rPr>
+      </w:r>
+      <w:r>
+        <w:rPr>
+          <w:b/>
+          <w:lang w:val="pt_PT" w:bidi="pt_PT"/>
+        </w:rPr>
         <w:t>"nosso".</w:t>
       </w:r>
     </w:p>
@@ -1373,6 +1618,21 @@
           <w:b/>
           <w:lang w:val="pt_PT" w:bidi="pt_PT"/>
         </w:rPr>
+        <w:t>Ἀπφίᾳ &amp; Ἀρχίππῳ &amp; τῇ &amp; ἐκκλησίᾳ</w:t>
+      </w:r>
+    </w:p>
+    <w:p>
+      <w:pPr/>
+      <w:r>
+        <w:rPr>
+          <w:lang w:val="pt_PT" w:bidi="pt_PT"/>
+        </w:rPr>
+      </w:r>
+      <w:r>
+        <w:rPr>
+          <w:b/>
+          <w:lang w:val="pt_PT" w:bidi="pt_PT"/>
+        </w:rPr>
         <w:t>"e à igreja"</w:t>
       </w:r>
       <w:r>
@@ -1501,6 +1761,21 @@
           <w:b/>
           <w:lang w:val="pt_PT" w:bidi="pt_PT"/>
         </w:rPr>
+        <w:t>Ἀρχίππῳ</w:t>
+      </w:r>
+    </w:p>
+    <w:p>
+      <w:pPr/>
+      <w:r>
+        <w:rPr>
+          <w:lang w:val="pt_PT" w:bidi="pt_PT"/>
+        </w:rPr>
+      </w:r>
+      <w:r>
+        <w:rPr>
+          <w:b/>
+          <w:lang w:val="pt_PT" w:bidi="pt_PT"/>
+        </w:rPr>
         <w:t>"para Arquipo".</w:t>
       </w:r>
     </w:p>
@@ -1591,6 +1866,21 @@
           <w:b/>
           <w:lang w:val="pt_PT" w:bidi="pt_PT"/>
         </w:rPr>
+        <w:t>τῷ συνστρατιώτῃ ἡμῶν</w:t>
+      </w:r>
+    </w:p>
+    <w:p>
+      <w:pPr/>
+      <w:r>
+        <w:rPr>
+          <w:lang w:val="pt_PT" w:bidi="pt_PT"/>
+        </w:rPr>
+      </w:r>
+      <w:r>
+        <w:rPr>
+          <w:b/>
+          <w:lang w:val="pt_PT" w:bidi="pt_PT"/>
+        </w:rPr>
         <w:t>"nosso companheiro de lutas".</w:t>
       </w:r>
     </w:p>
@@ -1674,6 +1964,21 @@
           <w:b/>
           <w:lang w:val="pt_PT" w:bidi="pt_PT"/>
         </w:rPr>
+        <w:t>καὶ τῇ κατ’ οἶκόν σου ἐκκλησίᾳ</w:t>
+      </w:r>
+    </w:p>
+    <w:p>
+      <w:pPr/>
+      <w:r>
+        <w:rPr>
+          <w:lang w:val="pt_PT" w:bidi="pt_PT"/>
+        </w:rPr>
+      </w:r>
+      <w:r>
+        <w:rPr>
+          <w:b/>
+          <w:lang w:val="pt_PT" w:bidi="pt_PT"/>
+        </w:rPr>
         <w:t>"</w:t>
       </w:r>
       <w:r>
@@ -1764,6 +2069,21 @@
           <w:b/>
           <w:lang w:val="pt_PT" w:bidi="pt_PT"/>
         </w:rPr>
+        <w:t>χάρις ὑμῖν καὶ εἰρήνη, ἀπὸ Θεοῦ Πατρὸς ἡμῶν καὶ Κυρίου ἡμῶν Ἰησοῦ Χριστοῦ</w:t>
+      </w:r>
+    </w:p>
+    <w:p>
+      <w:pPr/>
+      <w:r>
+        <w:rPr>
+          <w:lang w:val="pt_PT" w:bidi="pt_PT"/>
+        </w:rPr>
+      </w:r>
+      <w:r>
+        <w:rPr>
+          <w:b/>
+          <w:lang w:val="pt_PT" w:bidi="pt_PT"/>
+        </w:rPr>
         <w:t>"</w:t>
       </w:r>
       <w:r>
@@ -1861,6 +2181,21 @@
           <w:b/>
           <w:lang w:val="pt_PT" w:bidi="pt_PT"/>
         </w:rPr>
+        <w:t>χάρις ὑμῖν καὶ εἰρήνη, ἀπὸ Θεοῦ Πατρὸς ἡμῶν καὶ Κυρίου ἡμῶν Ἰησοῦ Χριστοῦ.</w:t>
+      </w:r>
+    </w:p>
+    <w:p>
+      <w:pPr/>
+      <w:r>
+        <w:rPr>
+          <w:lang w:val="pt_PT" w:bidi="pt_PT"/>
+        </w:rPr>
+      </w:r>
+      <w:r>
+        <w:rPr>
+          <w:b/>
+          <w:lang w:val="pt_PT" w:bidi="pt_PT"/>
+        </w:rPr>
         <w:t>"</w:t>
       </w:r>
       <w:r>
@@ -1984,6 +2319,21 @@
           <w:b/>
           <w:lang w:val="pt_PT" w:bidi="pt_PT"/>
         </w:rPr>
+        <w:t>ἡμῶν &amp; ἡμῶν</w:t>
+      </w:r>
+    </w:p>
+    <w:p>
+      <w:pPr/>
+      <w:r>
+        <w:rPr>
+          <w:lang w:val="pt_PT" w:bidi="pt_PT"/>
+        </w:rPr>
+      </w:r>
+      <w:r>
+        <w:rPr>
+          <w:b/>
+          <w:lang w:val="pt_PT" w:bidi="pt_PT"/>
+        </w:rPr>
         <w:t>"nosso"</w:t>
       </w:r>
       <w:r>
@@ -2182,6 +2532,21 @@
           <w:b/>
           <w:lang w:val="pt_PT" w:bidi="pt_PT"/>
         </w:rPr>
+        <w:t>Πατρὸς</w:t>
+      </w:r>
+    </w:p>
+    <w:p>
+      <w:pPr/>
+      <w:r>
+        <w:rPr>
+          <w:lang w:val="pt_PT" w:bidi="pt_PT"/>
+        </w:rPr>
+      </w:r>
+      <w:r>
+        <w:rPr>
+          <w:b/>
+          <w:lang w:val="pt_PT" w:bidi="pt_PT"/>
+        </w:rPr>
         <w:t>"Pai".</w:t>
       </w:r>
     </w:p>
@@ -2272,6 +2637,21 @@
           <w:b/>
           <w:lang w:val="pt_PT" w:bidi="pt_PT"/>
         </w:rPr>
+        <w:t>σου</w:t>
+      </w:r>
+    </w:p>
+    <w:p>
+      <w:pPr/>
+      <w:r>
+        <w:rPr>
+          <w:lang w:val="pt_PT" w:bidi="pt_PT"/>
+        </w:rPr>
+      </w:r>
+      <w:r>
+        <w:rPr>
+          <w:b/>
+          <w:lang w:val="pt_PT" w:bidi="pt_PT"/>
+        </w:rPr>
         <w:t>"de você".</w:t>
       </w:r>
     </w:p>
@@ -2368,6 +2748,21 @@
           <w:b/>
           <w:lang w:val="pt_PT" w:bidi="pt_PT"/>
         </w:rPr>
+        <w:t>ἀκούων σου τὴν ἀγάπην καὶ τὴν πίστιν, ἣν ἔχεις πρὸς τὸν Κύριον Ἰησοῦν, καὶ εἰς πάντας τοὺς ἁγίους</w:t>
+      </w:r>
+    </w:p>
+    <w:p>
+      <w:pPr/>
+      <w:r>
+        <w:rPr>
+          <w:lang w:val="pt_PT" w:bidi="pt_PT"/>
+        </w:rPr>
+      </w:r>
+      <w:r>
+        <w:rPr>
+          <w:b/>
+          <w:lang w:val="pt_PT" w:bidi="pt_PT"/>
+        </w:rPr>
         <w:t>"</w:t>
       </w:r>
       <w:r>
@@ -2491,6 +2886,21 @@
           <w:b/>
           <w:lang w:val="pt_PT" w:bidi="pt_PT"/>
         </w:rPr>
+        <w:t>ἀκούων σου τὴν ἀγάπην καὶ τὴν πίστιν, ἣν ἔχεις πρὸς τὸν Κύριον Ἰησοῦν, καὶ εἰς πάντας τοὺς ἁγίους</w:t>
+      </w:r>
+    </w:p>
+    <w:p>
+      <w:pPr/>
+      <w:r>
+        <w:rPr>
+          <w:lang w:val="pt_PT" w:bidi="pt_PT"/>
+        </w:rPr>
+      </w:r>
+      <w:r>
+        <w:rPr>
+          <w:b/>
+          <w:lang w:val="pt_PT" w:bidi="pt_PT"/>
+        </w:rPr>
         <w:t>"</w:t>
       </w:r>
       <w:r>
@@ -2613,6 +3023,21 @@
           <w:b/>
           <w:lang w:val="pt_PT" w:bidi="pt_PT"/>
         </w:rPr>
+        <w:t>σου &amp; ἔχεις</w:t>
+      </w:r>
+    </w:p>
+    <w:p>
+      <w:pPr/>
+      <w:r>
+        <w:rPr>
+          <w:lang w:val="pt_PT" w:bidi="pt_PT"/>
+        </w:rPr>
+      </w:r>
+      <w:r>
+        <w:rPr>
+          <w:b/>
+          <w:lang w:val="pt_PT" w:bidi="pt_PT"/>
+        </w:rPr>
         <w:t>"seu"</w:t>
       </w:r>
       <w:r>
@@ -2735,6 +3160,21 @@
           <w:b/>
           <w:lang w:val="pt_PT" w:bidi="pt_PT"/>
         </w:rPr>
+        <w:t>ὅπως</w:t>
+      </w:r>
+    </w:p>
+    <w:p>
+      <w:pPr/>
+      <w:r>
+        <w:rPr>
+          <w:lang w:val="pt_PT" w:bidi="pt_PT"/>
+        </w:rPr>
+      </w:r>
+      <w:r>
+        <w:rPr>
+          <w:b/>
+          <w:lang w:val="pt_PT" w:bidi="pt_PT"/>
+        </w:rPr>
         <w:t>"Peço a Deus".</w:t>
       </w:r>
     </w:p>
@@ -2844,6 +3284,21 @@
           <w:b/>
           <w:lang w:val="pt_PT" w:bidi="pt_PT"/>
         </w:rPr>
+        <w:t>ἡ κοινωνία τῆς πίστεώς σου</w:t>
+      </w:r>
+    </w:p>
+    <w:p>
+      <w:pPr/>
+      <w:r>
+        <w:rPr>
+          <w:lang w:val="pt_PT" w:bidi="pt_PT"/>
+        </w:rPr>
+      </w:r>
+      <w:r>
+        <w:rPr>
+          <w:b/>
+          <w:lang w:val="pt_PT" w:bidi="pt_PT"/>
+        </w:rPr>
         <w:t>"</w:t>
       </w:r>
       <w:r>
@@ -2980,6 +3435,21 @@
           <w:b/>
           <w:lang w:val="pt_PT" w:bidi="pt_PT"/>
         </w:rPr>
+        <w:t>ἡ κοινωνία τῆς πίστεώς σου, ἐνεργὴς γένηται ἐν ἐπιγνώσει παντὸς ἀγαθοῦ τοῦ ἐν ἡμῖν εἰς Χριστόν.</w:t>
+      </w:r>
+    </w:p>
+    <w:p>
+      <w:pPr/>
+      <w:r>
+        <w:rPr>
+          <w:lang w:val="pt_PT" w:bidi="pt_PT"/>
+        </w:rPr>
+      </w:r>
+      <w:r>
+        <w:rPr>
+          <w:b/>
+          <w:lang w:val="pt_PT" w:bidi="pt_PT"/>
+        </w:rPr>
         <w:t xml:space="preserve">"que a fé </w:t>
       </w:r>
       <w:r>
@@ -3122,6 +3592,21 @@
           <w:b/>
           <w:lang w:val="pt_PT" w:bidi="pt_PT"/>
         </w:rPr>
+        <w:t>ἐν ἐπιγνώσει παντὸς ἀγαθοῦ</w:t>
+      </w:r>
+    </w:p>
+    <w:p>
+      <w:pPr/>
+      <w:r>
+        <w:rPr>
+          <w:lang w:val="pt_PT" w:bidi="pt_PT"/>
+        </w:rPr>
+      </w:r>
+      <w:r>
+        <w:rPr>
+          <w:b/>
+          <w:lang w:val="pt_PT" w:bidi="pt_PT"/>
+        </w:rPr>
         <w:t>"faça com que compreendamos mais profundamente todas as bênçãos que temos recebido na nossa vida</w:t>
       </w:r>
       <w:r>
@@ -3212,6 +3697,21 @@
           <w:b/>
           <w:lang w:val="pt_PT" w:bidi="pt_PT"/>
         </w:rPr>
+        <w:t>εἰς Χριστόν</w:t>
+      </w:r>
+    </w:p>
+    <w:p>
+      <w:pPr/>
+      <w:r>
+        <w:rPr>
+          <w:lang w:val="pt_PT" w:bidi="pt_PT"/>
+        </w:rPr>
+      </w:r>
+      <w:r>
+        <w:rPr>
+          <w:b/>
+          <w:lang w:val="pt_PT" w:bidi="pt_PT"/>
+        </w:rPr>
         <w:t>"</w:t>
       </w:r>
       <w:r>
@@ -3335,6 +3835,21 @@
           <w:b/>
           <w:lang w:val="pt_PT" w:bidi="pt_PT"/>
         </w:rPr>
+        <w:t>χαρὰν γὰρ πολλὴν ἔσχον καὶ παράκλησιν</w:t>
+      </w:r>
+    </w:p>
+    <w:p>
+      <w:pPr/>
+      <w:r>
+        <w:rPr>
+          <w:lang w:val="pt_PT" w:bidi="pt_PT"/>
+        </w:rPr>
+      </w:r>
+      <w:r>
+        <w:rPr>
+          <w:b/>
+          <w:lang w:val="pt_PT" w:bidi="pt_PT"/>
+        </w:rPr>
         <w:t>"</w:t>
       </w:r>
       <w:r>
@@ -3471,6 +3986,21 @@
           <w:b/>
           <w:lang w:val="pt_PT" w:bidi="pt_PT"/>
         </w:rPr>
+        <w:t>ἐπὶ τῇ ἀγάπῃ σου</w:t>
+      </w:r>
+    </w:p>
+    <w:p>
+      <w:pPr/>
+      <w:r>
+        <w:rPr>
+          <w:lang w:val="pt_PT" w:bidi="pt_PT"/>
+        </w:rPr>
+      </w:r>
+      <w:r>
+        <w:rPr>
+          <w:b/>
+          <w:lang w:val="pt_PT" w:bidi="pt_PT"/>
+        </w:rPr>
         <w:t>"</w:t>
       </w:r>
       <w:r>
@@ -3581,6 +4111,21 @@
           <w:b/>
           <w:lang w:val="pt_PT" w:bidi="pt_PT"/>
         </w:rPr>
+        <w:t>τὰ σπλάγχνα τῶν ἁγίων ἀναπέπαυται διὰ σοῦ</w:t>
+      </w:r>
+    </w:p>
+    <w:p>
+      <w:pPr/>
+      <w:r>
+        <w:rPr>
+          <w:lang w:val="pt_PT" w:bidi="pt_PT"/>
+        </w:rPr>
+      </w:r>
+      <w:r>
+        <w:rPr>
+          <w:b/>
+          <w:lang w:val="pt_PT" w:bidi="pt_PT"/>
+        </w:rPr>
         <w:t>"</w:t>
       </w:r>
       <w:r>
@@ -3678,6 +4223,21 @@
           <w:b/>
           <w:lang w:val="pt_PT" w:bidi="pt_PT"/>
         </w:rPr>
+        <w:t>τὰ σπλάγχνα τῶν ἁγίων</w:t>
+      </w:r>
+    </w:p>
+    <w:p>
+      <w:pPr/>
+      <w:r>
+        <w:rPr>
+          <w:lang w:val="pt_PT" w:bidi="pt_PT"/>
+        </w:rPr>
+      </w:r>
+      <w:r>
+        <w:rPr>
+          <w:b/>
+          <w:lang w:val="pt_PT" w:bidi="pt_PT"/>
+        </w:rPr>
         <w:t>"o coração de todo o povo de Deus".</w:t>
       </w:r>
     </w:p>
@@ -3774,6 +4334,21 @@
           <w:b/>
           <w:lang w:val="pt_PT" w:bidi="pt_PT"/>
         </w:rPr>
+        <w:t>τὰ σπλάγχνα τῶν ἁγίων ἀναπέπαυται διὰ σοῦ</w:t>
+      </w:r>
+    </w:p>
+    <w:p>
+      <w:pPr/>
+      <w:r>
+        <w:rPr>
+          <w:lang w:val="pt_PT" w:bidi="pt_PT"/>
+        </w:rPr>
+      </w:r>
+      <w:r>
+        <w:rPr>
+          <w:b/>
+          <w:lang w:val="pt_PT" w:bidi="pt_PT"/>
+        </w:rPr>
         <w:t>"</w:t>
       </w:r>
       <w:r>
@@ -3884,6 +4459,21 @@
           <w:b/>
           <w:lang w:val="pt_PT" w:bidi="pt_PT"/>
         </w:rPr>
+        <w:t>σοῦ, ἀδελφέ</w:t>
+      </w:r>
+    </w:p>
+    <w:p>
+      <w:pPr/>
+      <w:r>
+        <w:rPr>
+          <w:lang w:val="pt_PT" w:bidi="pt_PT"/>
+        </w:rPr>
+      </w:r>
+      <w:r>
+        <w:rPr>
+          <w:b/>
+          <w:lang w:val="pt_PT" w:bidi="pt_PT"/>
+        </w:rPr>
         <w:t>"Meu caro irmão".</w:t>
       </w:r>
     </w:p>
@@ -4043,6 +4633,21 @@
           <w:b/>
           <w:lang w:val="pt_PT" w:bidi="pt_PT"/>
         </w:rPr>
+        <w:t>πολλὴν ἐν Χριστῷ παρρησίαν</w:t>
+      </w:r>
+    </w:p>
+    <w:p>
+      <w:pPr/>
+      <w:r>
+        <w:rPr>
+          <w:lang w:val="pt_PT" w:bidi="pt_PT"/>
+        </w:rPr>
+      </w:r>
+      <w:r>
+        <w:rPr>
+          <w:b/>
+          <w:lang w:val="pt_PT" w:bidi="pt_PT"/>
+        </w:rPr>
         <w:t>"</w:t>
       </w:r>
       <w:r>
@@ -4133,6 +4738,21 @@
           <w:b/>
           <w:lang w:val="pt_PT" w:bidi="pt_PT"/>
         </w:rPr>
+        <w:t>διό</w:t>
+      </w:r>
+    </w:p>
+    <w:p>
+      <w:pPr/>
+      <w:r>
+        <w:rPr>
+          <w:lang w:val="pt_PT" w:bidi="pt_PT"/>
+        </w:rPr>
+      </w:r>
+      <w:r>
+        <w:rPr>
+          <w:b/>
+          <w:lang w:val="pt_PT" w:bidi="pt_PT"/>
+        </w:rPr>
         <w:t>"Por isso".</w:t>
       </w:r>
     </w:p>
@@ -4229,6 +4849,21 @@
           <w:b/>
           <w:lang w:val="pt_PT" w:bidi="pt_PT"/>
         </w:rPr>
+        <w:t>διὰ τὴν ἀγάπην</w:t>
+      </w:r>
+    </w:p>
+    <w:p>
+      <w:pPr/>
+      <w:r>
+        <w:rPr>
+          <w:lang w:val="pt_PT" w:bidi="pt_PT"/>
+        </w:rPr>
+      </w:r>
+      <w:r>
+        <w:rPr>
+          <w:b/>
+          <w:lang w:val="pt_PT" w:bidi="pt_PT"/>
+        </w:rPr>
         <w:t>"</w:t>
       </w:r>
       <w:r>
@@ -4339,6 +4974,21 @@
           <w:b/>
           <w:lang w:val="pt_PT" w:bidi="pt_PT"/>
         </w:rPr>
+        <w:t>δέσμιος Χριστοῦ Ἰησοῦ</w:t>
+      </w:r>
+    </w:p>
+    <w:p>
+      <w:pPr/>
+      <w:r>
+        <w:rPr>
+          <w:lang w:val="pt_PT" w:bidi="pt_PT"/>
+        </w:rPr>
+      </w:r>
+      <w:r>
+        <w:rPr>
+          <w:b/>
+          <w:lang w:val="pt_PT" w:bidi="pt_PT"/>
+        </w:rPr>
         <w:t>"</w:t>
       </w:r>
       <w:r>
@@ -4429,6 +5079,21 @@
           <w:b/>
           <w:lang w:val="pt_PT" w:bidi="pt_PT"/>
         </w:rPr>
+        <w:t>Ὀνήσιμον</w:t>
+      </w:r>
+    </w:p>
+    <w:p>
+      <w:pPr/>
+      <w:r>
+        <w:rPr>
+          <w:lang w:val="pt_PT" w:bidi="pt_PT"/>
+        </w:rPr>
+      </w:r>
+      <w:r>
+        <w:rPr>
+          <w:b/>
+          <w:lang w:val="pt_PT" w:bidi="pt_PT"/>
+        </w:rPr>
         <w:t>"Onésimo".</w:t>
       </w:r>
     </w:p>
@@ -4519,6 +5184,21 @@
           <w:b/>
           <w:lang w:val="pt_PT" w:bidi="pt_PT"/>
         </w:rPr>
+        <w:t>Ὀνήσιμον</w:t>
+      </w:r>
+    </w:p>
+    <w:p>
+      <w:pPr/>
+      <w:r>
+        <w:rPr>
+          <w:lang w:val="pt_PT" w:bidi="pt_PT"/>
+        </w:rPr>
+      </w:r>
+      <w:r>
+        <w:rPr>
+          <w:b/>
+          <w:lang w:val="pt_PT" w:bidi="pt_PT"/>
+        </w:rPr>
         <w:t>"Onésimo".</w:t>
       </w:r>
     </w:p>
@@ -4615,6 +5295,21 @@
           <w:b/>
           <w:lang w:val="pt_PT" w:bidi="pt_PT"/>
         </w:rPr>
+        <w:t>ὃν ἐγέννησα</w:t>
+      </w:r>
+    </w:p>
+    <w:p>
+      <w:pPr/>
+      <w:r>
+        <w:rPr>
+          <w:lang w:val="pt_PT" w:bidi="pt_PT"/>
+        </w:rPr>
+      </w:r>
+      <w:r>
+        <w:rPr>
+          <w:b/>
+          <w:lang w:val="pt_PT" w:bidi="pt_PT"/>
+        </w:rPr>
         <w:t>"</w:t>
       </w:r>
       <w:r>
@@ -4745,6 +5440,21 @@
           <w:b/>
           <w:lang w:val="pt_PT" w:bidi="pt_PT"/>
         </w:rPr>
+        <w:t>ἐν τοῖς δεσμοῖς</w:t>
+      </w:r>
+    </w:p>
+    <w:p>
+      <w:pPr/>
+      <w:r>
+        <w:rPr>
+          <w:lang w:val="pt_PT" w:bidi="pt_PT"/>
+        </w:rPr>
+      </w:r>
+      <w:r>
+        <w:rPr>
+          <w:b/>
+          <w:lang w:val="pt_PT" w:bidi="pt_PT"/>
+        </w:rPr>
         <w:t>"</w:t>
       </w:r>
       <w:r>
@@ -4868,6 +5578,21 @@
           <w:b/>
           <w:lang w:val="pt_PT" w:bidi="pt_PT"/>
         </w:rPr>
+        <w:t>ὃν ἀνέπεμψά σοι</w:t>
+      </w:r>
+    </w:p>
+    <w:p>
+      <w:pPr/>
+      <w:r>
+        <w:rPr>
+          <w:lang w:val="pt_PT" w:bidi="pt_PT"/>
+        </w:rPr>
+      </w:r>
+      <w:r>
+        <w:rPr>
+          <w:b/>
+          <w:lang w:val="pt_PT" w:bidi="pt_PT"/>
+        </w:rPr>
         <w:t>"</w:t>
       </w:r>
       <w:r>
@@ -4958,6 +5683,21 @@
           <w:b/>
           <w:lang w:val="pt_PT" w:bidi="pt_PT"/>
         </w:rPr>
+        <w:t>τοῦτ’ ἔστιν τὰ ἐμὰ σπλάγχνα</w:t>
+      </w:r>
+    </w:p>
+    <w:p>
+      <w:pPr/>
+      <w:r>
+        <w:rPr>
+          <w:lang w:val="pt_PT" w:bidi="pt_PT"/>
+        </w:rPr>
+      </w:r>
+      <w:r>
+        <w:rPr>
+          <w:b/>
+          <w:lang w:val="pt_PT" w:bidi="pt_PT"/>
+        </w:rPr>
         <w:t>"</w:t>
       </w:r>
       <w:r>
@@ -5088,6 +5828,21 @@
           <w:b/>
           <w:lang w:val="pt_PT" w:bidi="pt_PT"/>
         </w:rPr>
+        <w:t>τὰ ἐμὰ σπλάγχνα</w:t>
+      </w:r>
+    </w:p>
+    <w:p>
+      <w:pPr/>
+      <w:r>
+        <w:rPr>
+          <w:lang w:val="pt_PT" w:bidi="pt_PT"/>
+        </w:rPr>
+      </w:r>
+      <w:r>
+        <w:rPr>
+          <w:b/>
+          <w:lang w:val="pt_PT" w:bidi="pt_PT"/>
+        </w:rPr>
         <w:t>"meu coração".</w:t>
       </w:r>
     </w:p>
@@ -5184,6 +5939,21 @@
           <w:b/>
           <w:lang w:val="pt_PT" w:bidi="pt_PT"/>
         </w:rPr>
+        <w:t>ἵνα ὑπὲρ σοῦ μοι διακονῇ</w:t>
+      </w:r>
+    </w:p>
+    <w:p>
+      <w:pPr/>
+      <w:r>
+        <w:rPr>
+          <w:lang w:val="pt_PT" w:bidi="pt_PT"/>
+        </w:rPr>
+      </w:r>
+      <w:r>
+        <w:rPr>
+          <w:b/>
+          <w:lang w:val="pt_PT" w:bidi="pt_PT"/>
+        </w:rPr>
         <w:t>"a fim de que ele me ajudasse em lugar de você</w:t>
       </w:r>
       <w:r>
@@ -5254,6 +6024,21 @@
           <w:b/>
           <w:lang w:val="pt_PT" w:bidi="pt_PT"/>
         </w:rPr>
+        <w:t>ἐν τοῖς δεσμοῖς</w:t>
+      </w:r>
+    </w:p>
+    <w:p>
+      <w:pPr/>
+      <w:r>
+        <w:rPr>
+          <w:lang w:val="pt_PT" w:bidi="pt_PT"/>
+        </w:rPr>
+      </w:r>
+      <w:r>
+        <w:rPr>
+          <w:b/>
+          <w:lang w:val="pt_PT" w:bidi="pt_PT"/>
+        </w:rPr>
         <w:t>"nesta cadeia".</w:t>
       </w:r>
     </w:p>
@@ -5363,6 +6148,21 @@
           <w:b/>
           <w:lang w:val="pt_PT" w:bidi="pt_PT"/>
         </w:rPr>
+        <w:t>ἐν τοῖς δεσμοῖς τοῦ εὐαγγελίου</w:t>
+      </w:r>
+    </w:p>
+    <w:p>
+      <w:pPr/>
+      <w:r>
+        <w:rPr>
+          <w:lang w:val="pt_PT" w:bidi="pt_PT"/>
+        </w:rPr>
+      </w:r>
+      <w:r>
+        <w:rPr>
+          <w:b/>
+          <w:lang w:val="pt_PT" w:bidi="pt_PT"/>
+        </w:rPr>
         <w:t>"</w:t>
       </w:r>
       <w:r>
@@ -5486,6 +6286,21 @@
           <w:b/>
           <w:lang w:val="pt_PT" w:bidi="pt_PT"/>
         </w:rPr>
+        <w:t>ἵνα μὴ ὡς κατὰ ἀνάγκην τὸ ἀγαθόν σου ᾖ</w:t>
+      </w:r>
+    </w:p>
+    <w:p>
+      <w:pPr/>
+      <w:r>
+        <w:rPr>
+          <w:lang w:val="pt_PT" w:bidi="pt_PT"/>
+        </w:rPr>
+      </w:r>
+      <w:r>
+        <w:rPr>
+          <w:b/>
+          <w:lang w:val="pt_PT" w:bidi="pt_PT"/>
+        </w:rPr>
         <w:t>"</w:t>
       </w:r>
       <w:r>
@@ -5596,6 +6411,21 @@
           <w:b/>
           <w:lang w:val="pt_PT" w:bidi="pt_PT"/>
         </w:rPr>
+        <w:t>ἀλλὰ κατὰ ἑκούσιον.</w:t>
+      </w:r>
+    </w:p>
+    <w:p>
+      <w:pPr/>
+      <w:r>
+        <w:rPr>
+          <w:lang w:val="pt_PT" w:bidi="pt_PT"/>
+        </w:rPr>
+      </w:r>
+      <w:r>
+        <w:rPr>
+          <w:b/>
+          <w:lang w:val="pt_PT" w:bidi="pt_PT"/>
+        </w:rPr>
         <w:t>"</w:t>
       </w:r>
       <w:r>
@@ -5706,6 +6536,21 @@
           <w:b/>
           <w:lang w:val="pt_PT" w:bidi="pt_PT"/>
         </w:rPr>
+        <w:t>τάχα γὰρ διὰ τοῦτο, ἐχωρίσθη πρὸς ὥραν, ἵνα</w:t>
+      </w:r>
+    </w:p>
+    <w:p>
+      <w:pPr/>
+      <w:r>
+        <w:rPr>
+          <w:lang w:val="pt_PT" w:bidi="pt_PT"/>
+        </w:rPr>
+      </w:r>
+      <w:r>
+        <w:rPr>
+          <w:b/>
+          <w:lang w:val="pt_PT" w:bidi="pt_PT"/>
+        </w:rPr>
         <w:t>"</w:t>
       </w:r>
       <w:r>
@@ -5803,6 +6648,21 @@
           <w:b/>
           <w:lang w:val="pt_PT" w:bidi="pt_PT"/>
         </w:rPr>
+        <w:t>πρὸς ὥραν</w:t>
+      </w:r>
+    </w:p>
+    <w:p>
+      <w:pPr/>
+      <w:r>
+        <w:rPr>
+          <w:lang w:val="pt_PT" w:bidi="pt_PT"/>
+        </w:rPr>
+      </w:r>
+      <w:r>
+        <w:rPr>
+          <w:b/>
+          <w:lang w:val="pt_PT" w:bidi="pt_PT"/>
+        </w:rPr>
         <w:t>"por algum tempo".</w:t>
       </w:r>
     </w:p>
@@ -5912,6 +6772,21 @@
           <w:b/>
           <w:lang w:val="pt_PT" w:bidi="pt_PT"/>
         </w:rPr>
+        <w:t>ὑπὲρ δοῦλον</w:t>
+      </w:r>
+    </w:p>
+    <w:p>
+      <w:pPr/>
+      <w:r>
+        <w:rPr>
+          <w:lang w:val="pt_PT" w:bidi="pt_PT"/>
+        </w:rPr>
+      </w:r>
+      <w:r>
+        <w:rPr>
+          <w:b/>
+          <w:lang w:val="pt_PT" w:bidi="pt_PT"/>
+        </w:rPr>
         <w:t>"</w:t>
       </w:r>
       <w:r>
@@ -5989,6 +6864,21 @@
           <w:b/>
           <w:lang w:val="pt_PT" w:bidi="pt_PT"/>
         </w:rPr>
+        <w:t>οὐκέτι ὡς δοῦλον</w:t>
+      </w:r>
+    </w:p>
+    <w:p>
+      <w:pPr/>
+      <w:r>
+        <w:rPr>
+          <w:lang w:val="pt_PT" w:bidi="pt_PT"/>
+        </w:rPr>
+      </w:r>
+      <w:r>
+        <w:rPr>
+          <w:b/>
+          <w:lang w:val="pt_PT" w:bidi="pt_PT"/>
+        </w:rPr>
         <w:t>"</w:t>
       </w:r>
       <w:r>
@@ -6079,6 +6969,21 @@
           <w:b/>
           <w:lang w:val="pt_PT" w:bidi="pt_PT"/>
         </w:rPr>
+        <w:t>ὑπὲρ δοῦλον</w:t>
+      </w:r>
+    </w:p>
+    <w:p>
+      <w:pPr/>
+      <w:r>
+        <w:rPr>
+          <w:lang w:val="pt_PT" w:bidi="pt_PT"/>
+        </w:rPr>
+      </w:r>
+      <w:r>
+        <w:rPr>
+          <w:b/>
+          <w:lang w:val="pt_PT" w:bidi="pt_PT"/>
+        </w:rPr>
         <w:t>"</w:t>
       </w:r>
       <w:r>
@@ -6156,6 +7061,21 @@
           <w:b/>
           <w:lang w:val="pt_PT" w:bidi="pt_PT"/>
         </w:rPr>
+        <w:t>ἀδελφὸν ἀγαπητόν</w:t>
+      </w:r>
+    </w:p>
+    <w:p>
+      <w:pPr/>
+      <w:r>
+        <w:rPr>
+          <w:lang w:val="pt_PT" w:bidi="pt_PT"/>
+        </w:rPr>
+      </w:r>
+      <w:r>
+        <w:rPr>
+          <w:b/>
+          <w:lang w:val="pt_PT" w:bidi="pt_PT"/>
+        </w:rPr>
         <w:t>"</w:t>
       </w:r>
       <w:r>
@@ -6266,6 +7186,21 @@
           <w:b/>
           <w:lang w:val="pt_PT" w:bidi="pt_PT"/>
         </w:rPr>
+        <w:t>ἀγαπητόν</w:t>
+      </w:r>
+    </w:p>
+    <w:p>
+      <w:pPr/>
+      <w:r>
+        <w:rPr>
+          <w:lang w:val="pt_PT" w:bidi="pt_PT"/>
+        </w:rPr>
+      </w:r>
+      <w:r>
+        <w:rPr>
+          <w:b/>
+          <w:lang w:val="pt_PT" w:bidi="pt_PT"/>
+        </w:rPr>
         <w:t>"</w:t>
       </w:r>
       <w:r>
@@ -6343,6 +7278,21 @@
           <w:b/>
           <w:lang w:val="pt_PT" w:bidi="pt_PT"/>
         </w:rPr>
+        <w:t>ἐν Κυρίῳ</w:t>
+      </w:r>
+    </w:p>
+    <w:p>
+      <w:pPr/>
+      <w:r>
+        <w:rPr>
+          <w:lang w:val="pt_PT" w:bidi="pt_PT"/>
+        </w:rPr>
+      </w:r>
+      <w:r>
+        <w:rPr>
+          <w:b/>
+          <w:lang w:val="pt_PT" w:bidi="pt_PT"/>
+        </w:rPr>
         <w:t>"em Cristo".</w:t>
       </w:r>
     </w:p>
@@ -6419,6 +7369,21 @@
           <w:b/>
           <w:lang w:val="pt_PT" w:bidi="pt_PT"/>
         </w:rPr>
+        <w:t>εἰ &amp; με ἔχεις κοινωνόν</w:t>
+      </w:r>
+    </w:p>
+    <w:p>
+      <w:pPr/>
+      <w:r>
+        <w:rPr>
+          <w:lang w:val="pt_PT" w:bidi="pt_PT"/>
+        </w:rPr>
+      </w:r>
+      <w:r>
+        <w:rPr>
+          <w:b/>
+          <w:lang w:val="pt_PT" w:bidi="pt_PT"/>
+        </w:rPr>
         <w:t>"</w:t>
       </w:r>
       <w:r>
@@ -6516,6 +7481,21 @@
           <w:b/>
           <w:lang w:val="pt_PT" w:bidi="pt_PT"/>
         </w:rPr>
+        <w:t>οὖν</w:t>
+      </w:r>
+    </w:p>
+    <w:p>
+      <w:pPr/>
+      <w:r>
+        <w:rPr>
+          <w:lang w:val="pt_PT" w:bidi="pt_PT"/>
+        </w:rPr>
+      </w:r>
+      <w:r>
+        <w:rPr>
+          <w:b/>
+          <w:lang w:val="pt_PT" w:bidi="pt_PT"/>
+        </w:rPr>
         <w:t>"Por isso".</w:t>
       </w:r>
     </w:p>
@@ -6606,6 +7586,21 @@
           <w:b/>
           <w:lang w:val="pt_PT" w:bidi="pt_PT"/>
         </w:rPr>
+        <w:t>προσλαβοῦ αὐτὸν ὡς ἐμέ.</w:t>
+      </w:r>
+    </w:p>
+    <w:p>
+      <w:pPr/>
+      <w:r>
+        <w:rPr>
+          <w:lang w:val="pt_PT" w:bidi="pt_PT"/>
+        </w:rPr>
+      </w:r>
+      <w:r>
+        <w:rPr>
+          <w:b/>
+          <w:lang w:val="pt_PT" w:bidi="pt_PT"/>
+        </w:rPr>
         <w:t>"</w:t>
       </w:r>
       <w:r>
@@ -6703,6 +7698,21 @@
           <w:b/>
           <w:lang w:val="pt_PT" w:bidi="pt_PT"/>
         </w:rPr>
+        <w:t>εἰ δέ τι ἠδίκησέν σε ἢ ὀφείλει</w:t>
+      </w:r>
+    </w:p>
+    <w:p>
+      <w:pPr/>
+      <w:r>
+        <w:rPr>
+          <w:lang w:val="pt_PT" w:bidi="pt_PT"/>
+        </w:rPr>
+      </w:r>
+      <w:r>
+        <w:rPr>
+          <w:b/>
+          <w:lang w:val="pt_PT" w:bidi="pt_PT"/>
+        </w:rPr>
         <w:t>"</w:t>
       </w:r>
       <w:r>
@@ -6800,6 +7810,21 @@
           <w:b/>
           <w:lang w:val="pt_PT" w:bidi="pt_PT"/>
         </w:rPr>
+        <w:t>εἰ δέ τι ἠδίκησέν σε ἢ ὀφείλει</w:t>
+      </w:r>
+    </w:p>
+    <w:p>
+      <w:pPr/>
+      <w:r>
+        <w:rPr>
+          <w:lang w:val="pt_PT" w:bidi="pt_PT"/>
+        </w:rPr>
+      </w:r>
+      <w:r>
+        <w:rPr>
+          <w:b/>
+          <w:lang w:val="pt_PT" w:bidi="pt_PT"/>
+        </w:rPr>
         <w:t>"Se ele deu algum prejuízo a você ou lhe deve alguma coisa</w:t>
       </w:r>
       <w:r>
@@ -6896,6 +7921,21 @@
           <w:b/>
           <w:lang w:val="pt_PT" w:bidi="pt_PT"/>
         </w:rPr>
+        <w:t>τοῦτο ἐμοὶ ἐλλόγα.</w:t>
+      </w:r>
+    </w:p>
+    <w:p>
+      <w:pPr/>
+      <w:r>
+        <w:rPr>
+          <w:lang w:val="pt_PT" w:bidi="pt_PT"/>
+        </w:rPr>
+      </w:r>
+      <w:r>
+        <w:rPr>
+          <w:b/>
+          <w:lang w:val="pt_PT" w:bidi="pt_PT"/>
+        </w:rPr>
         <w:t>"</w:t>
       </w:r>
       <w:r>
@@ -6973,6 +8013,21 @@
           <w:b/>
           <w:lang w:val="pt_PT" w:bidi="pt_PT"/>
         </w:rPr>
+        <w:t>ἐγὼ Παῦλος ἔγραψα τῇ ἐμῇ χειρί</w:t>
+      </w:r>
+    </w:p>
+    <w:p>
+      <w:pPr/>
+      <w:r>
+        <w:rPr>
+          <w:lang w:val="pt_PT" w:bidi="pt_PT"/>
+        </w:rPr>
+      </w:r>
+      <w:r>
+        <w:rPr>
+          <w:b/>
+          <w:lang w:val="pt_PT" w:bidi="pt_PT"/>
+        </w:rPr>
         <w:t>"</w:t>
       </w:r>
       <w:r>
@@ -7063,6 +8118,21 @@
           <w:b/>
           <w:lang w:val="pt_PT" w:bidi="pt_PT"/>
         </w:rPr>
+        <w:t>ἵνα μὴ λέγω σοι</w:t>
+      </w:r>
+    </w:p>
+    <w:p>
+      <w:pPr/>
+      <w:r>
+        <w:rPr>
+          <w:lang w:val="pt_PT" w:bidi="pt_PT"/>
+        </w:rPr>
+      </w:r>
+      <w:r>
+        <w:rPr>
+          <w:b/>
+          <w:lang w:val="pt_PT" w:bidi="pt_PT"/>
+        </w:rPr>
         <w:t>"</w:t>
       </w:r>
       <w:r>
@@ -7173,6 +8243,21 @@
           <w:b/>
           <w:lang w:val="pt_PT" w:bidi="pt_PT"/>
         </w:rPr>
+        <w:t>καὶ σεαυτόν μοι προσοφείλεις</w:t>
+      </w:r>
+    </w:p>
+    <w:p>
+      <w:pPr/>
+      <w:r>
+        <w:rPr>
+          <w:lang w:val="pt_PT" w:bidi="pt_PT"/>
+        </w:rPr>
+      </w:r>
+      <w:r>
+        <w:rPr>
+          <w:b/>
+          <w:lang w:val="pt_PT" w:bidi="pt_PT"/>
+        </w:rPr>
         <w:t>"l</w:t>
       </w:r>
       <w:r>
@@ -7270,6 +8355,21 @@
           <w:b/>
           <w:lang w:val="pt_PT" w:bidi="pt_PT"/>
         </w:rPr>
+        <w:t>ἀδελφέ</w:t>
+      </w:r>
+    </w:p>
+    <w:p>
+      <w:pPr/>
+      <w:r>
+        <w:rPr>
+          <w:lang w:val="pt_PT" w:bidi="pt_PT"/>
+        </w:rPr>
+      </w:r>
+      <w:r>
+        <w:rPr>
+          <w:b/>
+          <w:lang w:val="pt_PT" w:bidi="pt_PT"/>
+        </w:rPr>
         <w:t>"irmão".</w:t>
       </w:r>
     </w:p>
@@ -7366,6 +8466,21 @@
           <w:b/>
           <w:lang w:val="pt_PT" w:bidi="pt_PT"/>
         </w:rPr>
+        <w:t>ἐν Κυρίῳ</w:t>
+      </w:r>
+    </w:p>
+    <w:p>
+      <w:pPr/>
+      <w:r>
+        <w:rPr>
+          <w:lang w:val="pt_PT" w:bidi="pt_PT"/>
+        </w:rPr>
+      </w:r>
+      <w:r>
+        <w:rPr>
+          <w:b/>
+          <w:lang w:val="pt_PT" w:bidi="pt_PT"/>
+        </w:rPr>
         <w:t>"do Senhor".</w:t>
       </w:r>
     </w:p>
@@ -7475,6 +8590,21 @@
           <w:b/>
           <w:lang w:val="pt_PT" w:bidi="pt_PT"/>
         </w:rPr>
+        <w:t>ἀνάπαυσόν μου τὰ σπλάγχνα ἐν Χριστῷ</w:t>
+      </w:r>
+    </w:p>
+    <w:p>
+      <w:pPr/>
+      <w:r>
+        <w:rPr>
+          <w:lang w:val="pt_PT" w:bidi="pt_PT"/>
+        </w:rPr>
+      </w:r>
+      <w:r>
+        <w:rPr>
+          <w:b/>
+          <w:lang w:val="pt_PT" w:bidi="pt_PT"/>
+        </w:rPr>
         <w:t>"</w:t>
       </w:r>
       <w:r>
@@ -7572,6 +8702,21 @@
           <w:b/>
           <w:lang w:val="pt_PT" w:bidi="pt_PT"/>
         </w:rPr>
+        <w:t>ἀνάπαυσόν μου τὰ σπλάγχνα</w:t>
+      </w:r>
+    </w:p>
+    <w:p>
+      <w:pPr/>
+      <w:r>
+        <w:rPr>
+          <w:lang w:val="pt_PT" w:bidi="pt_PT"/>
+        </w:rPr>
+      </w:r>
+      <w:r>
+        <w:rPr>
+          <w:b/>
+          <w:lang w:val="pt_PT" w:bidi="pt_PT"/>
+        </w:rPr>
         <w:t>"</w:t>
       </w:r>
       <w:r>
@@ -7695,6 +8840,21 @@
           <w:b/>
           <w:lang w:val="pt_PT" w:bidi="pt_PT"/>
         </w:rPr>
+        <w:t>ἀνάπαυσόν μου τὰ σπλάγχνα</w:t>
+      </w:r>
+    </w:p>
+    <w:p>
+      <w:pPr/>
+      <w:r>
+        <w:rPr>
+          <w:lang w:val="pt_PT" w:bidi="pt_PT"/>
+        </w:rPr>
+      </w:r>
+      <w:r>
+        <w:rPr>
+          <w:b/>
+          <w:lang w:val="pt_PT" w:bidi="pt_PT"/>
+        </w:rPr>
         <w:t>"</w:t>
       </w:r>
       <w:r>
@@ -7831,6 +8991,21 @@
           <w:b/>
           <w:lang w:val="pt_PT" w:bidi="pt_PT"/>
         </w:rPr>
+        <w:t>πεποιθὼς τῇ ὑπακοῇ σου</w:t>
+      </w:r>
+    </w:p>
+    <w:p>
+      <w:pPr/>
+      <w:r>
+        <w:rPr>
+          <w:lang w:val="pt_PT" w:bidi="pt_PT"/>
+        </w:rPr>
+      </w:r>
+      <w:r>
+        <w:rPr>
+          <w:b/>
+          <w:lang w:val="pt_PT" w:bidi="pt_PT"/>
+        </w:rPr>
         <w:t>"</w:t>
       </w:r>
       <w:r>
@@ -7980,6 +9155,21 @@
           <w:b/>
           <w:lang w:val="pt_PT" w:bidi="pt_PT"/>
         </w:rPr>
+        <w:t>ἔγραψά σοι</w:t>
+      </w:r>
+    </w:p>
+    <w:p>
+      <w:pPr/>
+      <w:r>
+        <w:rPr>
+          <w:lang w:val="pt_PT" w:bidi="pt_PT"/>
+        </w:rPr>
+      </w:r>
+      <w:r>
+        <w:rPr>
+          <w:b/>
+          <w:lang w:val="pt_PT" w:bidi="pt_PT"/>
+        </w:rPr>
         <w:t>"Ao escrever isso".</w:t>
       </w:r>
     </w:p>
@@ -8062,6 +9252,21 @@
           <w:b/>
           <w:lang w:val="pt_PT" w:bidi="pt_PT"/>
         </w:rPr>
+        <w:t>δὲ</w:t>
+      </w:r>
+    </w:p>
+    <w:p>
+      <w:pPr/>
+      <w:r>
+        <w:rPr>
+          <w:lang w:val="pt_PT" w:bidi="pt_PT"/>
+        </w:rPr>
+      </w:r>
+      <w:r>
+        <w:rPr>
+          <w:b/>
+          <w:lang w:val="pt_PT" w:bidi="pt_PT"/>
+        </w:rPr>
         <w:t>"</w:t>
       </w:r>
       <w:r>
@@ -8153,6 +9358,21 @@
           <w:b/>
           <w:lang w:val="pt_PT" w:bidi="pt_PT"/>
         </w:rPr>
+        <w:t>ἅμα</w:t>
+      </w:r>
+    </w:p>
+    <w:p>
+      <w:pPr/>
+      <w:r>
+        <w:rPr>
+          <w:lang w:val="pt_PT" w:bidi="pt_PT"/>
+        </w:rPr>
+      </w:r>
+      <w:r>
+        <w:rPr>
+          <w:b/>
+          <w:lang w:val="pt_PT" w:bidi="pt_PT"/>
+        </w:rPr>
         <w:t>"Peço também".</w:t>
       </w:r>
     </w:p>
@@ -8262,6 +9482,21 @@
           <w:b/>
           <w:lang w:val="pt_PT" w:bidi="pt_PT"/>
         </w:rPr>
+        <w:t>χαρισθήσομαι ὑμῖν</w:t>
+      </w:r>
+    </w:p>
+    <w:p>
+      <w:pPr/>
+      <w:r>
+        <w:rPr>
+          <w:lang w:val="pt_PT" w:bidi="pt_PT"/>
+        </w:rPr>
+      </w:r>
+      <w:r>
+        <w:rPr>
+          <w:b/>
+          <w:lang w:val="pt_PT" w:bidi="pt_PT"/>
+        </w:rPr>
         <w:t>"me deixe ir outra vez até aí</w:t>
       </w:r>
       <w:r>
@@ -8332,6 +9567,21 @@
           <w:b/>
           <w:lang w:val="pt_PT" w:bidi="pt_PT"/>
         </w:rPr>
+        <w:t>ἑτοίμαζέ μοι ξενίαν</w:t>
+      </w:r>
+    </w:p>
+    <w:p>
+      <w:pPr/>
+      <w:r>
+        <w:rPr>
+          <w:lang w:val="pt_PT" w:bidi="pt_PT"/>
+        </w:rPr>
+      </w:r>
+      <w:r>
+        <w:rPr>
+          <w:b/>
+          <w:lang w:val="pt_PT" w:bidi="pt_PT"/>
+        </w:rPr>
         <w:t>"</w:t>
       </w:r>
       <w:r>
@@ -8435,6 +9685,21 @@
           <w:b/>
           <w:lang w:val="pt_PT" w:bidi="pt_PT"/>
         </w:rPr>
+        <w:t>διὰ τῶν προσευχῶν ὑμῶν</w:t>
+      </w:r>
+    </w:p>
+    <w:p>
+      <w:pPr/>
+      <w:r>
+        <w:rPr>
+          <w:lang w:val="pt_PT" w:bidi="pt_PT"/>
+        </w:rPr>
+      </w:r>
+      <w:r>
+        <w:rPr>
+          <w:b/>
+          <w:lang w:val="pt_PT" w:bidi="pt_PT"/>
+        </w:rPr>
         <w:t>"</w:t>
       </w:r>
       <w:r>
@@ -8512,6 +9777,21 @@
           <w:b/>
           <w:lang w:val="pt_PT" w:bidi="pt_PT"/>
         </w:rPr>
+        <w:t>χαρισθήσομαι ὑμῖν.</w:t>
+      </w:r>
+    </w:p>
+    <w:p>
+      <w:pPr/>
+      <w:r>
+        <w:rPr>
+          <w:lang w:val="pt_PT" w:bidi="pt_PT"/>
+        </w:rPr>
+      </w:r>
+      <w:r>
+        <w:rPr>
+          <w:b/>
+          <w:lang w:val="pt_PT" w:bidi="pt_PT"/>
+        </w:rPr>
         <w:t>"</w:t>
       </w:r>
       <w:r>
@@ -8609,6 +9889,21 @@
           <w:b/>
           <w:lang w:val="pt_PT" w:bidi="pt_PT"/>
         </w:rPr>
+        <w:t>ὑμῶν &amp; ὑμῖν</w:t>
+      </w:r>
+    </w:p>
+    <w:p>
+      <w:pPr/>
+      <w:r>
+        <w:rPr>
+          <w:lang w:val="pt_PT" w:bidi="pt_PT"/>
+        </w:rPr>
+      </w:r>
+      <w:r>
+        <w:rPr>
+          <w:b/>
+          <w:lang w:val="pt_PT" w:bidi="pt_PT"/>
+        </w:rPr>
         <w:t>"</w:t>
       </w:r>
       <w:r>
@@ -8706,6 +10001,21 @@
           <w:b/>
           <w:lang w:val="pt_PT" w:bidi="pt_PT"/>
         </w:rPr>
+        <w:t>Ἐπαφρᾶς</w:t>
+      </w:r>
+    </w:p>
+    <w:p>
+      <w:pPr/>
+      <w:r>
+        <w:rPr>
+          <w:lang w:val="pt_PT" w:bidi="pt_PT"/>
+        </w:rPr>
+      </w:r>
+      <w:r>
+        <w:rPr>
+          <w:b/>
+          <w:lang w:val="pt_PT" w:bidi="pt_PT"/>
+        </w:rPr>
         <w:t>"Epafras".</w:t>
       </w:r>
     </w:p>
@@ -8796,6 +10106,21 @@
           <w:b/>
           <w:lang w:val="pt_PT" w:bidi="pt_PT"/>
         </w:rPr>
+        <w:t>ἐν Χριστῷ Ἰησοῦ</w:t>
+      </w:r>
+    </w:p>
+    <w:p>
+      <w:pPr/>
+      <w:r>
+        <w:rPr>
+          <w:lang w:val="pt_PT" w:bidi="pt_PT"/>
+        </w:rPr>
+      </w:r>
+      <w:r>
+        <w:rPr>
+          <w:b/>
+          <w:lang w:val="pt_PT" w:bidi="pt_PT"/>
+        </w:rPr>
         <w:t>"</w:t>
       </w:r>
       <w:r>
@@ -8886,6 +10211,21 @@
           <w:b/>
           <w:lang w:val="pt_PT" w:bidi="pt_PT"/>
         </w:rPr>
+        <w:t>Μᾶρκος, Ἀρίσταρχος, Δημᾶς, Λουκᾶς</w:t>
+      </w:r>
+    </w:p>
+    <w:p>
+      <w:pPr/>
+      <w:r>
+        <w:rPr>
+          <w:lang w:val="pt_PT" w:bidi="pt_PT"/>
+        </w:rPr>
+      </w:r>
+      <w:r>
+        <w:rPr>
+          <w:b/>
+          <w:lang w:val="pt_PT" w:bidi="pt_PT"/>
+        </w:rPr>
         <w:t>"Marcos, Aristarco, Demas e Lucas".</w:t>
       </w:r>
     </w:p>
@@ -8969,6 +10309,21 @@
           <w:b/>
           <w:lang w:val="pt_PT" w:bidi="pt_PT"/>
         </w:rPr>
+        <w:t>Μᾶρκος, Ἀρίσταρχος, Δημᾶς, Λουκᾶς</w:t>
+      </w:r>
+    </w:p>
+    <w:p>
+      <w:pPr/>
+      <w:r>
+        <w:rPr>
+          <w:lang w:val="pt_PT" w:bidi="pt_PT"/>
+        </w:rPr>
+      </w:r>
+      <w:r>
+        <w:rPr>
+          <w:b/>
+          <w:lang w:val="pt_PT" w:bidi="pt_PT"/>
+        </w:rPr>
         <w:t>"Marcos, Aristarco, Demas e Lucas".</w:t>
       </w:r>
     </w:p>
@@ -9052,6 +10407,21 @@
           <w:b/>
           <w:lang w:val="pt_PT" w:bidi="pt_PT"/>
         </w:rPr>
+        <w:t>οἱ συνεργοί μου</w:t>
+      </w:r>
+    </w:p>
+    <w:p>
+      <w:pPr/>
+      <w:r>
+        <w:rPr>
+          <w:lang w:val="pt_PT" w:bidi="pt_PT"/>
+        </w:rPr>
+      </w:r>
+      <w:r>
+        <w:rPr>
+          <w:b/>
+          <w:lang w:val="pt_PT" w:bidi="pt_PT"/>
+        </w:rPr>
         <w:t>"</w:t>
       </w:r>
       <w:r>
@@ -9129,6 +10499,21 @@
           <w:b/>
           <w:lang w:val="pt_PT" w:bidi="pt_PT"/>
         </w:rPr>
+        <w:t>μετὰ τοῦ πνεύματος ὑμῶν</w:t>
+      </w:r>
+    </w:p>
+    <w:p>
+      <w:pPr/>
+      <w:r>
+        <w:rPr>
+          <w:lang w:val="pt_PT" w:bidi="pt_PT"/>
+        </w:rPr>
+      </w:r>
+      <w:r>
+        <w:rPr>
+          <w:b/>
+          <w:lang w:val="pt_PT" w:bidi="pt_PT"/>
+        </w:rPr>
         <w:t>"</w:t>
       </w:r>
       <w:r>
@@ -9259,6 +10644,21 @@
           <w:b/>
           <w:lang w:val="pt_PT" w:bidi="pt_PT"/>
         </w:rPr>
+        <w:t>ἡ χάρις τοῦ Κυρίου ἡμῶν, Ἰησοῦ Χριστοῦ</w:t>
+      </w:r>
+    </w:p>
+    <w:p>
+      <w:pPr/>
+      <w:r>
+        <w:rPr>
+          <w:lang w:val="pt_PT" w:bidi="pt_PT"/>
+        </w:rPr>
+      </w:r>
+      <w:r>
+        <w:rPr>
+          <w:b/>
+          <w:lang w:val="pt_PT" w:bidi="pt_PT"/>
+        </w:rPr>
         <w:t>"</w:t>
       </w:r>
       <w:r>
@@ -9355,6 +10755,21 @@
         <w:rPr>
           <w:lang w:val="pt_PT" w:bidi="pt_PT"/>
         </w:rPr>
+      </w:r>
+    </w:p>
+    <w:p>
+      <w:pPr/>
+      <w:r>
+        <w:rPr>
+          <w:lang w:val="pt_PT" w:bidi="pt_PT"/>
+        </w:rPr>
+      </w:r>
+      <w:r>
+        <w:rPr>
+          <w:b/>
+          <w:lang w:val="pt_PT" w:bidi="pt_PT"/>
+        </w:rPr>
+        <w:t>ὑμῶν</w:t>
       </w:r>
     </w:p>
     <w:p>

--- a/por/docx/57.content.docx
+++ b/por/docx/57.content.docx
@@ -230,6 +230,21 @@
           <w:b/>
           <w:lang w:val="pt_PT" w:bidi="pt_PT"/>
         </w:rPr>
+        <w:t>Παῦλος</w:t>
+      </w:r>
+    </w:p>
+    <w:p>
+      <w:pPr/>
+      <w:r>
+        <w:rPr>
+          <w:lang w:val="pt_PT" w:bidi="pt_PT"/>
+        </w:rPr>
+      </w:r>
+      <w:r>
+        <w:rPr>
+          <w:b/>
+          <w:lang w:val="pt_PT" w:bidi="pt_PT"/>
+        </w:rPr>
         <w:t>"Paulo".</w:t>
       </w:r>
     </w:p>
@@ -313,6 +328,21 @@
           <w:b/>
           <w:lang w:val="pt_PT" w:bidi="pt_PT"/>
         </w:rPr>
+        <w:t>δέσμιος Χριστοῦ Ἰησοῦ</w:t>
+      </w:r>
+    </w:p>
+    <w:p>
+      <w:pPr/>
+      <w:r>
+        <w:rPr>
+          <w:lang w:val="pt_PT" w:bidi="pt_PT"/>
+        </w:rPr>
+      </w:r>
+      <w:r>
+        <w:rPr>
+          <w:b/>
+          <w:lang w:val="pt_PT" w:bidi="pt_PT"/>
+        </w:rPr>
         <w:t>"</w:t>
       </w:r>
       <w:r>
@@ -376,6 +406,21 @@
         <w:rPr>
           <w:lang w:val="pt_PT" w:bidi="pt_PT"/>
         </w:rPr>
+      </w:r>
+    </w:p>
+    <w:p>
+      <w:pPr/>
+      <w:r>
+        <w:rPr>
+          <w:lang w:val="pt_PT" w:bidi="pt_PT"/>
+        </w:rPr>
+      </w:r>
+      <w:r>
+        <w:rPr>
+          <w:b/>
+          <w:lang w:val="pt_PT" w:bidi="pt_PT"/>
+        </w:rPr>
+        <w:t>ὁ ἀδελφὸς</w:t>
       </w:r>
     </w:p>
     <w:p>
@@ -480,6 +525,21 @@
           <w:b/>
           <w:lang w:val="pt_PT" w:bidi="pt_PT"/>
         </w:rPr>
+        <w:t>ὁ ἀδελφὸς</w:t>
+      </w:r>
+    </w:p>
+    <w:p>
+      <w:pPr/>
+      <w:r>
+        <w:rPr>
+          <w:lang w:val="pt_PT" w:bidi="pt_PT"/>
+        </w:rPr>
+      </w:r>
+      <w:r>
+        <w:rPr>
+          <w:b/>
+          <w:lang w:val="pt_PT" w:bidi="pt_PT"/>
+        </w:rPr>
         <w:t>"nosso amigo".</w:t>
       </w:r>
     </w:p>
@@ -589,6 +649,21 @@
           <w:b/>
           <w:lang w:val="pt_PT" w:bidi="pt_PT"/>
         </w:rPr>
+        <w:t>Φιλήμονι</w:t>
+      </w:r>
+    </w:p>
+    <w:p>
+      <w:pPr/>
+      <w:r>
+        <w:rPr>
+          <w:lang w:val="pt_PT" w:bidi="pt_PT"/>
+        </w:rPr>
+      </w:r>
+      <w:r>
+        <w:rPr>
+          <w:b/>
+          <w:lang w:val="pt_PT" w:bidi="pt_PT"/>
+        </w:rPr>
         <w:t>"escrevo a você, Filemom</w:t>
       </w:r>
       <w:r>
@@ -686,6 +761,21 @@
           <w:b/>
           <w:lang w:val="pt_PT" w:bidi="pt_PT"/>
         </w:rPr>
+        <w:t>Φιλήμονι</w:t>
+      </w:r>
+    </w:p>
+    <w:p>
+      <w:pPr/>
+      <w:r>
+        <w:rPr>
+          <w:lang w:val="pt_PT" w:bidi="pt_PT"/>
+        </w:rPr>
+      </w:r>
+      <w:r>
+        <w:rPr>
+          <w:b/>
+          <w:lang w:val="pt_PT" w:bidi="pt_PT"/>
+        </w:rPr>
         <w:t>"</w:t>
       </w:r>
       <w:r>
@@ -809,6 +899,21 @@
           <w:b/>
           <w:lang w:val="pt_PT" w:bidi="pt_PT"/>
         </w:rPr>
+        <w:t>ἡμῶν</w:t>
+      </w:r>
+    </w:p>
+    <w:p>
+      <w:pPr/>
+      <w:r>
+        <w:rPr>
+          <w:lang w:val="pt_PT" w:bidi="pt_PT"/>
+        </w:rPr>
+      </w:r>
+      <w:r>
+        <w:rPr>
+          <w:b/>
+          <w:lang w:val="pt_PT" w:bidi="pt_PT"/>
+        </w:rPr>
         <w:t>"nosso".</w:t>
       </w:r>
     </w:p>
@@ -905,6 +1010,21 @@
           <w:b/>
           <w:lang w:val="pt_PT" w:bidi="pt_PT"/>
         </w:rPr>
+        <w:t>καὶ συνεργῷ ἡμῶν</w:t>
+      </w:r>
+    </w:p>
+    <w:p>
+      <w:pPr/>
+      <w:r>
+        <w:rPr>
+          <w:lang w:val="pt_PT" w:bidi="pt_PT"/>
+        </w:rPr>
+      </w:r>
+      <w:r>
+        <w:rPr>
+          <w:b/>
+          <w:lang w:val="pt_PT" w:bidi="pt_PT"/>
+        </w:rPr>
         <w:t>"</w:t>
       </w:r>
       <w:r>
@@ -982,6 +1102,21 @@
           <w:b/>
           <w:lang w:val="pt_PT" w:bidi="pt_PT"/>
         </w:rPr>
+        <w:t>Ἀπφίᾳ</w:t>
+      </w:r>
+    </w:p>
+    <w:p>
+      <w:pPr/>
+      <w:r>
+        <w:rPr>
+          <w:lang w:val="pt_PT" w:bidi="pt_PT"/>
+        </w:rPr>
+      </w:r>
+      <w:r>
+        <w:rPr>
+          <w:b/>
+          <w:lang w:val="pt_PT" w:bidi="pt_PT"/>
+        </w:rPr>
         <w:t>"para a nossa irmã Áfia".</w:t>
       </w:r>
     </w:p>
@@ -1072,6 +1207,21 @@
           <w:b/>
           <w:lang w:val="pt_PT" w:bidi="pt_PT"/>
         </w:rPr>
+        <w:t>τῇ ἀδελφῇ</w:t>
+      </w:r>
+    </w:p>
+    <w:p>
+      <w:pPr/>
+      <w:r>
+        <w:rPr>
+          <w:lang w:val="pt_PT" w:bidi="pt_PT"/>
+        </w:rPr>
+      </w:r>
+      <w:r>
+        <w:rPr>
+          <w:b/>
+          <w:lang w:val="pt_PT" w:bidi="pt_PT"/>
+        </w:rPr>
         <w:t>"nossa irmã".</w:t>
       </w:r>
     </w:p>
@@ -1181,6 +1331,21 @@
           <w:b/>
           <w:lang w:val="pt_PT" w:bidi="pt_PT"/>
         </w:rPr>
+        <w:t>τῇ ἀδελφῇ</w:t>
+      </w:r>
+    </w:p>
+    <w:p>
+      <w:pPr/>
+      <w:r>
+        <w:rPr>
+          <w:lang w:val="pt_PT" w:bidi="pt_PT"/>
+        </w:rPr>
+      </w:r>
+      <w:r>
+        <w:rPr>
+          <w:b/>
+          <w:lang w:val="pt_PT" w:bidi="pt_PT"/>
+        </w:rPr>
         <w:t>"nossa irmã".</w:t>
       </w:r>
     </w:p>
@@ -1277,6 +1442,21 @@
           <w:b/>
           <w:lang w:val="pt_PT" w:bidi="pt_PT"/>
         </w:rPr>
+        <w:t>ἡμῶν</w:t>
+      </w:r>
+    </w:p>
+    <w:p>
+      <w:pPr/>
+      <w:r>
+        <w:rPr>
+          <w:lang w:val="pt_PT" w:bidi="pt_PT"/>
+        </w:rPr>
+      </w:r>
+      <w:r>
+        <w:rPr>
+          <w:b/>
+          <w:lang w:val="pt_PT" w:bidi="pt_PT"/>
+        </w:rPr>
         <w:t>"nosso".</w:t>
       </w:r>
     </w:p>
@@ -1373,6 +1553,21 @@
           <w:b/>
           <w:lang w:val="pt_PT" w:bidi="pt_PT"/>
         </w:rPr>
+        <w:t>Ἀπφίᾳ &amp; Ἀρχίππῳ &amp; τῇ &amp; ἐκκλησίᾳ</w:t>
+      </w:r>
+    </w:p>
+    <w:p>
+      <w:pPr/>
+      <w:r>
+        <w:rPr>
+          <w:lang w:val="pt_PT" w:bidi="pt_PT"/>
+        </w:rPr>
+      </w:r>
+      <w:r>
+        <w:rPr>
+          <w:b/>
+          <w:lang w:val="pt_PT" w:bidi="pt_PT"/>
+        </w:rPr>
         <w:t>"e à igreja"</w:t>
       </w:r>
       <w:r>
@@ -1501,6 +1696,21 @@
           <w:b/>
           <w:lang w:val="pt_PT" w:bidi="pt_PT"/>
         </w:rPr>
+        <w:t>Ἀρχίππῳ</w:t>
+      </w:r>
+    </w:p>
+    <w:p>
+      <w:pPr/>
+      <w:r>
+        <w:rPr>
+          <w:lang w:val="pt_PT" w:bidi="pt_PT"/>
+        </w:rPr>
+      </w:r>
+      <w:r>
+        <w:rPr>
+          <w:b/>
+          <w:lang w:val="pt_PT" w:bidi="pt_PT"/>
+        </w:rPr>
         <w:t>"para Arquipo".</w:t>
       </w:r>
     </w:p>
@@ -1591,6 +1801,21 @@
           <w:b/>
           <w:lang w:val="pt_PT" w:bidi="pt_PT"/>
         </w:rPr>
+        <w:t>τῷ συνστρατιώτῃ ἡμῶν</w:t>
+      </w:r>
+    </w:p>
+    <w:p>
+      <w:pPr/>
+      <w:r>
+        <w:rPr>
+          <w:lang w:val="pt_PT" w:bidi="pt_PT"/>
+        </w:rPr>
+      </w:r>
+      <w:r>
+        <w:rPr>
+          <w:b/>
+          <w:lang w:val="pt_PT" w:bidi="pt_PT"/>
+        </w:rPr>
         <w:t>"nosso companheiro de lutas".</w:t>
       </w:r>
     </w:p>
@@ -1674,6 +1899,21 @@
           <w:b/>
           <w:lang w:val="pt_PT" w:bidi="pt_PT"/>
         </w:rPr>
+        <w:t>καὶ τῇ κατ’ οἶκόν σου ἐκκλησίᾳ</w:t>
+      </w:r>
+    </w:p>
+    <w:p>
+      <w:pPr/>
+      <w:r>
+        <w:rPr>
+          <w:lang w:val="pt_PT" w:bidi="pt_PT"/>
+        </w:rPr>
+      </w:r>
+      <w:r>
+        <w:rPr>
+          <w:b/>
+          <w:lang w:val="pt_PT" w:bidi="pt_PT"/>
+        </w:rPr>
         <w:t>"</w:t>
       </w:r>
       <w:r>
@@ -1764,6 +2004,21 @@
           <w:b/>
           <w:lang w:val="pt_PT" w:bidi="pt_PT"/>
         </w:rPr>
+        <w:t>χάρις ὑμῖν καὶ εἰρήνη, ἀπὸ Θεοῦ Πατρὸς ἡμῶν καὶ Κυρίου ἡμῶν Ἰησοῦ Χριστοῦ</w:t>
+      </w:r>
+    </w:p>
+    <w:p>
+      <w:pPr/>
+      <w:r>
+        <w:rPr>
+          <w:lang w:val="pt_PT" w:bidi="pt_PT"/>
+        </w:rPr>
+      </w:r>
+      <w:r>
+        <w:rPr>
+          <w:b/>
+          <w:lang w:val="pt_PT" w:bidi="pt_PT"/>
+        </w:rPr>
         <w:t>"</w:t>
       </w:r>
       <w:r>
@@ -1861,6 +2116,21 @@
           <w:b/>
           <w:lang w:val="pt_PT" w:bidi="pt_PT"/>
         </w:rPr>
+        <w:t>χάρις ὑμῖν καὶ εἰρήνη, ἀπὸ Θεοῦ Πατρὸς ἡμῶν καὶ Κυρίου ἡμῶν Ἰησοῦ Χριστοῦ.</w:t>
+      </w:r>
+    </w:p>
+    <w:p>
+      <w:pPr/>
+      <w:r>
+        <w:rPr>
+          <w:lang w:val="pt_PT" w:bidi="pt_PT"/>
+        </w:rPr>
+      </w:r>
+      <w:r>
+        <w:rPr>
+          <w:b/>
+          <w:lang w:val="pt_PT" w:bidi="pt_PT"/>
+        </w:rPr>
         <w:t>"</w:t>
       </w:r>
       <w:r>
@@ -1984,6 +2254,21 @@
           <w:b/>
           <w:lang w:val="pt_PT" w:bidi="pt_PT"/>
         </w:rPr>
+        <w:t>ἡμῶν &amp; ἡμῶν</w:t>
+      </w:r>
+    </w:p>
+    <w:p>
+      <w:pPr/>
+      <w:r>
+        <w:rPr>
+          <w:lang w:val="pt_PT" w:bidi="pt_PT"/>
+        </w:rPr>
+      </w:r>
+      <w:r>
+        <w:rPr>
+          <w:b/>
+          <w:lang w:val="pt_PT" w:bidi="pt_PT"/>
+        </w:rPr>
         <w:t>"nosso"</w:t>
       </w:r>
       <w:r>
@@ -2182,6 +2467,21 @@
           <w:b/>
           <w:lang w:val="pt_PT" w:bidi="pt_PT"/>
         </w:rPr>
+        <w:t>Πατρὸς</w:t>
+      </w:r>
+    </w:p>
+    <w:p>
+      <w:pPr/>
+      <w:r>
+        <w:rPr>
+          <w:lang w:val="pt_PT" w:bidi="pt_PT"/>
+        </w:rPr>
+      </w:r>
+      <w:r>
+        <w:rPr>
+          <w:b/>
+          <w:lang w:val="pt_PT" w:bidi="pt_PT"/>
+        </w:rPr>
         <w:t>"Pai".</w:t>
       </w:r>
     </w:p>
@@ -2272,6 +2572,21 @@
           <w:b/>
           <w:lang w:val="pt_PT" w:bidi="pt_PT"/>
         </w:rPr>
+        <w:t>σου</w:t>
+      </w:r>
+    </w:p>
+    <w:p>
+      <w:pPr/>
+      <w:r>
+        <w:rPr>
+          <w:lang w:val="pt_PT" w:bidi="pt_PT"/>
+        </w:rPr>
+      </w:r>
+      <w:r>
+        <w:rPr>
+          <w:b/>
+          <w:lang w:val="pt_PT" w:bidi="pt_PT"/>
+        </w:rPr>
         <w:t>"de você".</w:t>
       </w:r>
     </w:p>
@@ -2368,6 +2683,21 @@
           <w:b/>
           <w:lang w:val="pt_PT" w:bidi="pt_PT"/>
         </w:rPr>
+        <w:t>ἀκούων σου τὴν ἀγάπην καὶ τὴν πίστιν, ἣν ἔχεις πρὸς τὸν Κύριον Ἰησοῦν, καὶ εἰς πάντας τοὺς ἁγίους</w:t>
+      </w:r>
+    </w:p>
+    <w:p>
+      <w:pPr/>
+      <w:r>
+        <w:rPr>
+          <w:lang w:val="pt_PT" w:bidi="pt_PT"/>
+        </w:rPr>
+      </w:r>
+      <w:r>
+        <w:rPr>
+          <w:b/>
+          <w:lang w:val="pt_PT" w:bidi="pt_PT"/>
+        </w:rPr>
         <w:t>"</w:t>
       </w:r>
       <w:r>
@@ -2491,6 +2821,21 @@
           <w:b/>
           <w:lang w:val="pt_PT" w:bidi="pt_PT"/>
         </w:rPr>
+        <w:t>ἀκούων σου τὴν ἀγάπην καὶ τὴν πίστιν, ἣν ἔχεις πρὸς τὸν Κύριον Ἰησοῦν, καὶ εἰς πάντας τοὺς ἁγίους</w:t>
+      </w:r>
+    </w:p>
+    <w:p>
+      <w:pPr/>
+      <w:r>
+        <w:rPr>
+          <w:lang w:val="pt_PT" w:bidi="pt_PT"/>
+        </w:rPr>
+      </w:r>
+      <w:r>
+        <w:rPr>
+          <w:b/>
+          <w:lang w:val="pt_PT" w:bidi="pt_PT"/>
+        </w:rPr>
         <w:t>"</w:t>
       </w:r>
       <w:r>
@@ -2613,6 +2958,21 @@
           <w:b/>
           <w:lang w:val="pt_PT" w:bidi="pt_PT"/>
         </w:rPr>
+        <w:t>σου &amp; ἔχεις</w:t>
+      </w:r>
+    </w:p>
+    <w:p>
+      <w:pPr/>
+      <w:r>
+        <w:rPr>
+          <w:lang w:val="pt_PT" w:bidi="pt_PT"/>
+        </w:rPr>
+      </w:r>
+      <w:r>
+        <w:rPr>
+          <w:b/>
+          <w:lang w:val="pt_PT" w:bidi="pt_PT"/>
+        </w:rPr>
         <w:t>"seu"</w:t>
       </w:r>
       <w:r>
@@ -2735,6 +3095,21 @@
           <w:b/>
           <w:lang w:val="pt_PT" w:bidi="pt_PT"/>
         </w:rPr>
+        <w:t>ὅπως</w:t>
+      </w:r>
+    </w:p>
+    <w:p>
+      <w:pPr/>
+      <w:r>
+        <w:rPr>
+          <w:lang w:val="pt_PT" w:bidi="pt_PT"/>
+        </w:rPr>
+      </w:r>
+      <w:r>
+        <w:rPr>
+          <w:b/>
+          <w:lang w:val="pt_PT" w:bidi="pt_PT"/>
+        </w:rPr>
         <w:t>"Peço a Deus".</w:t>
       </w:r>
     </w:p>
@@ -2844,6 +3219,21 @@
           <w:b/>
           <w:lang w:val="pt_PT" w:bidi="pt_PT"/>
         </w:rPr>
+        <w:t>ἡ κοινωνία τῆς πίστεώς σου</w:t>
+      </w:r>
+    </w:p>
+    <w:p>
+      <w:pPr/>
+      <w:r>
+        <w:rPr>
+          <w:lang w:val="pt_PT" w:bidi="pt_PT"/>
+        </w:rPr>
+      </w:r>
+      <w:r>
+        <w:rPr>
+          <w:b/>
+          <w:lang w:val="pt_PT" w:bidi="pt_PT"/>
+        </w:rPr>
         <w:t>"</w:t>
       </w:r>
       <w:r>
@@ -2980,6 +3370,21 @@
           <w:b/>
           <w:lang w:val="pt_PT" w:bidi="pt_PT"/>
         </w:rPr>
+        <w:t>ἡ κοινωνία τῆς πίστεώς σου, ἐνεργὴς γένηται ἐν ἐπιγνώσει παντὸς ἀγαθοῦ τοῦ ἐν ἡμῖν εἰς Χριστόν.</w:t>
+      </w:r>
+    </w:p>
+    <w:p>
+      <w:pPr/>
+      <w:r>
+        <w:rPr>
+          <w:lang w:val="pt_PT" w:bidi="pt_PT"/>
+        </w:rPr>
+      </w:r>
+      <w:r>
+        <w:rPr>
+          <w:b/>
+          <w:lang w:val="pt_PT" w:bidi="pt_PT"/>
+        </w:rPr>
         <w:t xml:space="preserve">"que a fé </w:t>
       </w:r>
       <w:r>
@@ -3122,6 +3527,21 @@
           <w:b/>
           <w:lang w:val="pt_PT" w:bidi="pt_PT"/>
         </w:rPr>
+        <w:t>ἐν ἐπιγνώσει παντὸς ἀγαθοῦ</w:t>
+      </w:r>
+    </w:p>
+    <w:p>
+      <w:pPr/>
+      <w:r>
+        <w:rPr>
+          <w:lang w:val="pt_PT" w:bidi="pt_PT"/>
+        </w:rPr>
+      </w:r>
+      <w:r>
+        <w:rPr>
+          <w:b/>
+          <w:lang w:val="pt_PT" w:bidi="pt_PT"/>
+        </w:rPr>
         <w:t>"faça com que compreendamos mais profundamente todas as bênçãos que temos recebido na nossa vida</w:t>
       </w:r>
       <w:r>
@@ -3212,6 +3632,21 @@
           <w:b/>
           <w:lang w:val="pt_PT" w:bidi="pt_PT"/>
         </w:rPr>
+        <w:t>εἰς Χριστόν</w:t>
+      </w:r>
+    </w:p>
+    <w:p>
+      <w:pPr/>
+      <w:r>
+        <w:rPr>
+          <w:lang w:val="pt_PT" w:bidi="pt_PT"/>
+        </w:rPr>
+      </w:r>
+      <w:r>
+        <w:rPr>
+          <w:b/>
+          <w:lang w:val="pt_PT" w:bidi="pt_PT"/>
+        </w:rPr>
         <w:t>"</w:t>
       </w:r>
       <w:r>
@@ -3335,6 +3770,21 @@
           <w:b/>
           <w:lang w:val="pt_PT" w:bidi="pt_PT"/>
         </w:rPr>
+        <w:t>χαρὰν γὰρ πολλὴν ἔσχον καὶ παράκλησιν</w:t>
+      </w:r>
+    </w:p>
+    <w:p>
+      <w:pPr/>
+      <w:r>
+        <w:rPr>
+          <w:lang w:val="pt_PT" w:bidi="pt_PT"/>
+        </w:rPr>
+      </w:r>
+      <w:r>
+        <w:rPr>
+          <w:b/>
+          <w:lang w:val="pt_PT" w:bidi="pt_PT"/>
+        </w:rPr>
         <w:t>"</w:t>
       </w:r>
       <w:r>
@@ -3471,6 +3921,21 @@
           <w:b/>
           <w:lang w:val="pt_PT" w:bidi="pt_PT"/>
         </w:rPr>
+        <w:t>ἐπὶ τῇ ἀγάπῃ σου</w:t>
+      </w:r>
+    </w:p>
+    <w:p>
+      <w:pPr/>
+      <w:r>
+        <w:rPr>
+          <w:lang w:val="pt_PT" w:bidi="pt_PT"/>
+        </w:rPr>
+      </w:r>
+      <w:r>
+        <w:rPr>
+          <w:b/>
+          <w:lang w:val="pt_PT" w:bidi="pt_PT"/>
+        </w:rPr>
         <w:t>"</w:t>
       </w:r>
       <w:r>
@@ -3581,6 +4046,21 @@
           <w:b/>
           <w:lang w:val="pt_PT" w:bidi="pt_PT"/>
         </w:rPr>
+        <w:t>τὰ σπλάγχνα τῶν ἁγίων ἀναπέπαυται διὰ σοῦ</w:t>
+      </w:r>
+    </w:p>
+    <w:p>
+      <w:pPr/>
+      <w:r>
+        <w:rPr>
+          <w:lang w:val="pt_PT" w:bidi="pt_PT"/>
+        </w:rPr>
+      </w:r>
+      <w:r>
+        <w:rPr>
+          <w:b/>
+          <w:lang w:val="pt_PT" w:bidi="pt_PT"/>
+        </w:rPr>
         <w:t>"</w:t>
       </w:r>
       <w:r>
@@ -3678,6 +4158,21 @@
           <w:b/>
           <w:lang w:val="pt_PT" w:bidi="pt_PT"/>
         </w:rPr>
+        <w:t>τὰ σπλάγχνα τῶν ἁγίων</w:t>
+      </w:r>
+    </w:p>
+    <w:p>
+      <w:pPr/>
+      <w:r>
+        <w:rPr>
+          <w:lang w:val="pt_PT" w:bidi="pt_PT"/>
+        </w:rPr>
+      </w:r>
+      <w:r>
+        <w:rPr>
+          <w:b/>
+          <w:lang w:val="pt_PT" w:bidi="pt_PT"/>
+        </w:rPr>
         <w:t>"o coração de todo o povo de Deus".</w:t>
       </w:r>
     </w:p>
@@ -3774,6 +4269,21 @@
           <w:b/>
           <w:lang w:val="pt_PT" w:bidi="pt_PT"/>
         </w:rPr>
+        <w:t>τὰ σπλάγχνα τῶν ἁγίων ἀναπέπαυται διὰ σοῦ</w:t>
+      </w:r>
+    </w:p>
+    <w:p>
+      <w:pPr/>
+      <w:r>
+        <w:rPr>
+          <w:lang w:val="pt_PT" w:bidi="pt_PT"/>
+        </w:rPr>
+      </w:r>
+      <w:r>
+        <w:rPr>
+          <w:b/>
+          <w:lang w:val="pt_PT" w:bidi="pt_PT"/>
+        </w:rPr>
         <w:t>"</w:t>
       </w:r>
       <w:r>
@@ -3884,6 +4394,21 @@
           <w:b/>
           <w:lang w:val="pt_PT" w:bidi="pt_PT"/>
         </w:rPr>
+        <w:t>σοῦ, ἀδελφέ</w:t>
+      </w:r>
+    </w:p>
+    <w:p>
+      <w:pPr/>
+      <w:r>
+        <w:rPr>
+          <w:lang w:val="pt_PT" w:bidi="pt_PT"/>
+        </w:rPr>
+      </w:r>
+      <w:r>
+        <w:rPr>
+          <w:b/>
+          <w:lang w:val="pt_PT" w:bidi="pt_PT"/>
+        </w:rPr>
         <w:t>"Meu caro irmão".</w:t>
       </w:r>
     </w:p>
@@ -4043,6 +4568,21 @@
           <w:b/>
           <w:lang w:val="pt_PT" w:bidi="pt_PT"/>
         </w:rPr>
+        <w:t>πολλὴν ἐν Χριστῷ παρρησίαν</w:t>
+      </w:r>
+    </w:p>
+    <w:p>
+      <w:pPr/>
+      <w:r>
+        <w:rPr>
+          <w:lang w:val="pt_PT" w:bidi="pt_PT"/>
+        </w:rPr>
+      </w:r>
+      <w:r>
+        <w:rPr>
+          <w:b/>
+          <w:lang w:val="pt_PT" w:bidi="pt_PT"/>
+        </w:rPr>
         <w:t>"</w:t>
       </w:r>
       <w:r>
@@ -4133,6 +4673,21 @@
           <w:b/>
           <w:lang w:val="pt_PT" w:bidi="pt_PT"/>
         </w:rPr>
+        <w:t>διό</w:t>
+      </w:r>
+    </w:p>
+    <w:p>
+      <w:pPr/>
+      <w:r>
+        <w:rPr>
+          <w:lang w:val="pt_PT" w:bidi="pt_PT"/>
+        </w:rPr>
+      </w:r>
+      <w:r>
+        <w:rPr>
+          <w:b/>
+          <w:lang w:val="pt_PT" w:bidi="pt_PT"/>
+        </w:rPr>
         <w:t>"Por isso".</w:t>
       </w:r>
     </w:p>
@@ -4229,6 +4784,21 @@
           <w:b/>
           <w:lang w:val="pt_PT" w:bidi="pt_PT"/>
         </w:rPr>
+        <w:t>διὰ τὴν ἀγάπην</w:t>
+      </w:r>
+    </w:p>
+    <w:p>
+      <w:pPr/>
+      <w:r>
+        <w:rPr>
+          <w:lang w:val="pt_PT" w:bidi="pt_PT"/>
+        </w:rPr>
+      </w:r>
+      <w:r>
+        <w:rPr>
+          <w:b/>
+          <w:lang w:val="pt_PT" w:bidi="pt_PT"/>
+        </w:rPr>
         <w:t>"</w:t>
       </w:r>
       <w:r>
@@ -4339,6 +4909,21 @@
           <w:b/>
           <w:lang w:val="pt_PT" w:bidi="pt_PT"/>
         </w:rPr>
+        <w:t>δέσμιος Χριστοῦ Ἰησοῦ</w:t>
+      </w:r>
+    </w:p>
+    <w:p>
+      <w:pPr/>
+      <w:r>
+        <w:rPr>
+          <w:lang w:val="pt_PT" w:bidi="pt_PT"/>
+        </w:rPr>
+      </w:r>
+      <w:r>
+        <w:rPr>
+          <w:b/>
+          <w:lang w:val="pt_PT" w:bidi="pt_PT"/>
+        </w:rPr>
         <w:t>"</w:t>
       </w:r>
       <w:r>
@@ -4429,6 +5014,21 @@
           <w:b/>
           <w:lang w:val="pt_PT" w:bidi="pt_PT"/>
         </w:rPr>
+        <w:t>Ὀνήσιμον</w:t>
+      </w:r>
+    </w:p>
+    <w:p>
+      <w:pPr/>
+      <w:r>
+        <w:rPr>
+          <w:lang w:val="pt_PT" w:bidi="pt_PT"/>
+        </w:rPr>
+      </w:r>
+      <w:r>
+        <w:rPr>
+          <w:b/>
+          <w:lang w:val="pt_PT" w:bidi="pt_PT"/>
+        </w:rPr>
         <w:t>"Onésimo".</w:t>
       </w:r>
     </w:p>
@@ -4519,6 +5119,21 @@
           <w:b/>
           <w:lang w:val="pt_PT" w:bidi="pt_PT"/>
         </w:rPr>
+        <w:t>Ὀνήσιμον</w:t>
+      </w:r>
+    </w:p>
+    <w:p>
+      <w:pPr/>
+      <w:r>
+        <w:rPr>
+          <w:lang w:val="pt_PT" w:bidi="pt_PT"/>
+        </w:rPr>
+      </w:r>
+      <w:r>
+        <w:rPr>
+          <w:b/>
+          <w:lang w:val="pt_PT" w:bidi="pt_PT"/>
+        </w:rPr>
         <w:t>"Onésimo".</w:t>
       </w:r>
     </w:p>
@@ -4615,6 +5230,21 @@
           <w:b/>
           <w:lang w:val="pt_PT" w:bidi="pt_PT"/>
         </w:rPr>
+        <w:t>ὃν ἐγέννησα</w:t>
+      </w:r>
+    </w:p>
+    <w:p>
+      <w:pPr/>
+      <w:r>
+        <w:rPr>
+          <w:lang w:val="pt_PT" w:bidi="pt_PT"/>
+        </w:rPr>
+      </w:r>
+      <w:r>
+        <w:rPr>
+          <w:b/>
+          <w:lang w:val="pt_PT" w:bidi="pt_PT"/>
+        </w:rPr>
         <w:t>"</w:t>
       </w:r>
       <w:r>
@@ -4745,6 +5375,21 @@
           <w:b/>
           <w:lang w:val="pt_PT" w:bidi="pt_PT"/>
         </w:rPr>
+        <w:t>ἐν τοῖς δεσμοῖς</w:t>
+      </w:r>
+    </w:p>
+    <w:p>
+      <w:pPr/>
+      <w:r>
+        <w:rPr>
+          <w:lang w:val="pt_PT" w:bidi="pt_PT"/>
+        </w:rPr>
+      </w:r>
+      <w:r>
+        <w:rPr>
+          <w:b/>
+          <w:lang w:val="pt_PT" w:bidi="pt_PT"/>
+        </w:rPr>
         <w:t>"</w:t>
       </w:r>
       <w:r>
@@ -4868,6 +5513,21 @@
           <w:b/>
           <w:lang w:val="pt_PT" w:bidi="pt_PT"/>
         </w:rPr>
+        <w:t>ὃν ἀνέπεμψά σοι</w:t>
+      </w:r>
+    </w:p>
+    <w:p>
+      <w:pPr/>
+      <w:r>
+        <w:rPr>
+          <w:lang w:val="pt_PT" w:bidi="pt_PT"/>
+        </w:rPr>
+      </w:r>
+      <w:r>
+        <w:rPr>
+          <w:b/>
+          <w:lang w:val="pt_PT" w:bidi="pt_PT"/>
+        </w:rPr>
         <w:t>"</w:t>
       </w:r>
       <w:r>
@@ -4958,6 +5618,21 @@
           <w:b/>
           <w:lang w:val="pt_PT" w:bidi="pt_PT"/>
         </w:rPr>
+        <w:t>τοῦτ’ ἔστιν τὰ ἐμὰ σπλάγχνα</w:t>
+      </w:r>
+    </w:p>
+    <w:p>
+      <w:pPr/>
+      <w:r>
+        <w:rPr>
+          <w:lang w:val="pt_PT" w:bidi="pt_PT"/>
+        </w:rPr>
+      </w:r>
+      <w:r>
+        <w:rPr>
+          <w:b/>
+          <w:lang w:val="pt_PT" w:bidi="pt_PT"/>
+        </w:rPr>
         <w:t>"</w:t>
       </w:r>
       <w:r>
@@ -5088,6 +5763,21 @@
           <w:b/>
           <w:lang w:val="pt_PT" w:bidi="pt_PT"/>
         </w:rPr>
+        <w:t>τὰ ἐμὰ σπλάγχνα</w:t>
+      </w:r>
+    </w:p>
+    <w:p>
+      <w:pPr/>
+      <w:r>
+        <w:rPr>
+          <w:lang w:val="pt_PT" w:bidi="pt_PT"/>
+        </w:rPr>
+      </w:r>
+      <w:r>
+        <w:rPr>
+          <w:b/>
+          <w:lang w:val="pt_PT" w:bidi="pt_PT"/>
+        </w:rPr>
         <w:t>"meu coração".</w:t>
       </w:r>
     </w:p>
@@ -5184,6 +5874,21 @@
           <w:b/>
           <w:lang w:val="pt_PT" w:bidi="pt_PT"/>
         </w:rPr>
+        <w:t>ἵνα ὑπὲρ σοῦ μοι διακονῇ</w:t>
+      </w:r>
+    </w:p>
+    <w:p>
+      <w:pPr/>
+      <w:r>
+        <w:rPr>
+          <w:lang w:val="pt_PT" w:bidi="pt_PT"/>
+        </w:rPr>
+      </w:r>
+      <w:r>
+        <w:rPr>
+          <w:b/>
+          <w:lang w:val="pt_PT" w:bidi="pt_PT"/>
+        </w:rPr>
         <w:t>"a fim de que ele me ajudasse em lugar de você</w:t>
       </w:r>
       <w:r>
@@ -5254,6 +5959,21 @@
           <w:b/>
           <w:lang w:val="pt_PT" w:bidi="pt_PT"/>
         </w:rPr>
+        <w:t>ἐν τοῖς δεσμοῖς</w:t>
+      </w:r>
+    </w:p>
+    <w:p>
+      <w:pPr/>
+      <w:r>
+        <w:rPr>
+          <w:lang w:val="pt_PT" w:bidi="pt_PT"/>
+        </w:rPr>
+      </w:r>
+      <w:r>
+        <w:rPr>
+          <w:b/>
+          <w:lang w:val="pt_PT" w:bidi="pt_PT"/>
+        </w:rPr>
         <w:t>"nesta cadeia".</w:t>
       </w:r>
     </w:p>
@@ -5363,6 +6083,21 @@
           <w:b/>
           <w:lang w:val="pt_PT" w:bidi="pt_PT"/>
         </w:rPr>
+        <w:t>ἐν τοῖς δεσμοῖς τοῦ εὐαγγελίου</w:t>
+      </w:r>
+    </w:p>
+    <w:p>
+      <w:pPr/>
+      <w:r>
+        <w:rPr>
+          <w:lang w:val="pt_PT" w:bidi="pt_PT"/>
+        </w:rPr>
+      </w:r>
+      <w:r>
+        <w:rPr>
+          <w:b/>
+          <w:lang w:val="pt_PT" w:bidi="pt_PT"/>
+        </w:rPr>
         <w:t>"</w:t>
       </w:r>
       <w:r>
@@ -5486,6 +6221,21 @@
           <w:b/>
           <w:lang w:val="pt_PT" w:bidi="pt_PT"/>
         </w:rPr>
+        <w:t>ἵνα μὴ ὡς κατὰ ἀνάγκην τὸ ἀγαθόν σου ᾖ</w:t>
+      </w:r>
+    </w:p>
+    <w:p>
+      <w:pPr/>
+      <w:r>
+        <w:rPr>
+          <w:lang w:val="pt_PT" w:bidi="pt_PT"/>
+        </w:rPr>
+      </w:r>
+      <w:r>
+        <w:rPr>
+          <w:b/>
+          <w:lang w:val="pt_PT" w:bidi="pt_PT"/>
+        </w:rPr>
         <w:t>"</w:t>
       </w:r>
       <w:r>
@@ -5596,6 +6346,21 @@
           <w:b/>
           <w:lang w:val="pt_PT" w:bidi="pt_PT"/>
         </w:rPr>
+        <w:t>ἀλλὰ κατὰ ἑκούσιον.</w:t>
+      </w:r>
+    </w:p>
+    <w:p>
+      <w:pPr/>
+      <w:r>
+        <w:rPr>
+          <w:lang w:val="pt_PT" w:bidi="pt_PT"/>
+        </w:rPr>
+      </w:r>
+      <w:r>
+        <w:rPr>
+          <w:b/>
+          <w:lang w:val="pt_PT" w:bidi="pt_PT"/>
+        </w:rPr>
         <w:t>"</w:t>
       </w:r>
       <w:r>
@@ -5706,6 +6471,21 @@
           <w:b/>
           <w:lang w:val="pt_PT" w:bidi="pt_PT"/>
         </w:rPr>
+        <w:t>τάχα γὰρ διὰ τοῦτο, ἐχωρίσθη πρὸς ὥραν, ἵνα</w:t>
+      </w:r>
+    </w:p>
+    <w:p>
+      <w:pPr/>
+      <w:r>
+        <w:rPr>
+          <w:lang w:val="pt_PT" w:bidi="pt_PT"/>
+        </w:rPr>
+      </w:r>
+      <w:r>
+        <w:rPr>
+          <w:b/>
+          <w:lang w:val="pt_PT" w:bidi="pt_PT"/>
+        </w:rPr>
         <w:t>"</w:t>
       </w:r>
       <w:r>
@@ -5803,6 +6583,21 @@
           <w:b/>
           <w:lang w:val="pt_PT" w:bidi="pt_PT"/>
         </w:rPr>
+        <w:t>πρὸς ὥραν</w:t>
+      </w:r>
+    </w:p>
+    <w:p>
+      <w:pPr/>
+      <w:r>
+        <w:rPr>
+          <w:lang w:val="pt_PT" w:bidi="pt_PT"/>
+        </w:rPr>
+      </w:r>
+      <w:r>
+        <w:rPr>
+          <w:b/>
+          <w:lang w:val="pt_PT" w:bidi="pt_PT"/>
+        </w:rPr>
         <w:t>"por algum tempo".</w:t>
       </w:r>
     </w:p>
@@ -5912,6 +6707,21 @@
           <w:b/>
           <w:lang w:val="pt_PT" w:bidi="pt_PT"/>
         </w:rPr>
+        <w:t>ὑπὲρ δοῦλον</w:t>
+      </w:r>
+    </w:p>
+    <w:p>
+      <w:pPr/>
+      <w:r>
+        <w:rPr>
+          <w:lang w:val="pt_PT" w:bidi="pt_PT"/>
+        </w:rPr>
+      </w:r>
+      <w:r>
+        <w:rPr>
+          <w:b/>
+          <w:lang w:val="pt_PT" w:bidi="pt_PT"/>
+        </w:rPr>
         <w:t>"</w:t>
       </w:r>
       <w:r>
@@ -5989,6 +6799,21 @@
           <w:b/>
           <w:lang w:val="pt_PT" w:bidi="pt_PT"/>
         </w:rPr>
+        <w:t>οὐκέτι ὡς δοῦλον</w:t>
+      </w:r>
+    </w:p>
+    <w:p>
+      <w:pPr/>
+      <w:r>
+        <w:rPr>
+          <w:lang w:val="pt_PT" w:bidi="pt_PT"/>
+        </w:rPr>
+      </w:r>
+      <w:r>
+        <w:rPr>
+          <w:b/>
+          <w:lang w:val="pt_PT" w:bidi="pt_PT"/>
+        </w:rPr>
         <w:t>"</w:t>
       </w:r>
       <w:r>
@@ -6079,6 +6904,21 @@
           <w:b/>
           <w:lang w:val="pt_PT" w:bidi="pt_PT"/>
         </w:rPr>
+        <w:t>ὑπὲρ δοῦλον</w:t>
+      </w:r>
+    </w:p>
+    <w:p>
+      <w:pPr/>
+      <w:r>
+        <w:rPr>
+          <w:lang w:val="pt_PT" w:bidi="pt_PT"/>
+        </w:rPr>
+      </w:r>
+      <w:r>
+        <w:rPr>
+          <w:b/>
+          <w:lang w:val="pt_PT" w:bidi="pt_PT"/>
+        </w:rPr>
         <w:t>"</w:t>
       </w:r>
       <w:r>
@@ -6156,6 +6996,21 @@
           <w:b/>
           <w:lang w:val="pt_PT" w:bidi="pt_PT"/>
         </w:rPr>
+        <w:t>ἀδελφὸν ἀγαπητόν</w:t>
+      </w:r>
+    </w:p>
+    <w:p>
+      <w:pPr/>
+      <w:r>
+        <w:rPr>
+          <w:lang w:val="pt_PT" w:bidi="pt_PT"/>
+        </w:rPr>
+      </w:r>
+      <w:r>
+        <w:rPr>
+          <w:b/>
+          <w:lang w:val="pt_PT" w:bidi="pt_PT"/>
+        </w:rPr>
         <w:t>"</w:t>
       </w:r>
       <w:r>
@@ -6266,6 +7121,21 @@
           <w:b/>
           <w:lang w:val="pt_PT" w:bidi="pt_PT"/>
         </w:rPr>
+        <w:t>ἀγαπητόν</w:t>
+      </w:r>
+    </w:p>
+    <w:p>
+      <w:pPr/>
+      <w:r>
+        <w:rPr>
+          <w:lang w:val="pt_PT" w:bidi="pt_PT"/>
+        </w:rPr>
+      </w:r>
+      <w:r>
+        <w:rPr>
+          <w:b/>
+          <w:lang w:val="pt_PT" w:bidi="pt_PT"/>
+        </w:rPr>
         <w:t>"</w:t>
       </w:r>
       <w:r>
@@ -6343,6 +7213,21 @@
           <w:b/>
           <w:lang w:val="pt_PT" w:bidi="pt_PT"/>
         </w:rPr>
+        <w:t>ἐν Κυρίῳ</w:t>
+      </w:r>
+    </w:p>
+    <w:p>
+      <w:pPr/>
+      <w:r>
+        <w:rPr>
+          <w:lang w:val="pt_PT" w:bidi="pt_PT"/>
+        </w:rPr>
+      </w:r>
+      <w:r>
+        <w:rPr>
+          <w:b/>
+          <w:lang w:val="pt_PT" w:bidi="pt_PT"/>
+        </w:rPr>
         <w:t>"em Cristo".</w:t>
       </w:r>
     </w:p>
@@ -6419,6 +7304,21 @@
           <w:b/>
           <w:lang w:val="pt_PT" w:bidi="pt_PT"/>
         </w:rPr>
+        <w:t>εἰ &amp; με ἔχεις κοινωνόν</w:t>
+      </w:r>
+    </w:p>
+    <w:p>
+      <w:pPr/>
+      <w:r>
+        <w:rPr>
+          <w:lang w:val="pt_PT" w:bidi="pt_PT"/>
+        </w:rPr>
+      </w:r>
+      <w:r>
+        <w:rPr>
+          <w:b/>
+          <w:lang w:val="pt_PT" w:bidi="pt_PT"/>
+        </w:rPr>
         <w:t>"</w:t>
       </w:r>
       <w:r>
@@ -6516,6 +7416,21 @@
           <w:b/>
           <w:lang w:val="pt_PT" w:bidi="pt_PT"/>
         </w:rPr>
+        <w:t>οὖν</w:t>
+      </w:r>
+    </w:p>
+    <w:p>
+      <w:pPr/>
+      <w:r>
+        <w:rPr>
+          <w:lang w:val="pt_PT" w:bidi="pt_PT"/>
+        </w:rPr>
+      </w:r>
+      <w:r>
+        <w:rPr>
+          <w:b/>
+          <w:lang w:val="pt_PT" w:bidi="pt_PT"/>
+        </w:rPr>
         <w:t>"Por isso".</w:t>
       </w:r>
     </w:p>
@@ -6606,6 +7521,21 @@
           <w:b/>
           <w:lang w:val="pt_PT" w:bidi="pt_PT"/>
         </w:rPr>
+        <w:t>προσλαβοῦ αὐτὸν ὡς ἐμέ.</w:t>
+      </w:r>
+    </w:p>
+    <w:p>
+      <w:pPr/>
+      <w:r>
+        <w:rPr>
+          <w:lang w:val="pt_PT" w:bidi="pt_PT"/>
+        </w:rPr>
+      </w:r>
+      <w:r>
+        <w:rPr>
+          <w:b/>
+          <w:lang w:val="pt_PT" w:bidi="pt_PT"/>
+        </w:rPr>
         <w:t>"</w:t>
       </w:r>
       <w:r>
@@ -6703,6 +7633,21 @@
           <w:b/>
           <w:lang w:val="pt_PT" w:bidi="pt_PT"/>
         </w:rPr>
+        <w:t>εἰ δέ τι ἠδίκησέν σε ἢ ὀφείλει</w:t>
+      </w:r>
+    </w:p>
+    <w:p>
+      <w:pPr/>
+      <w:r>
+        <w:rPr>
+          <w:lang w:val="pt_PT" w:bidi="pt_PT"/>
+        </w:rPr>
+      </w:r>
+      <w:r>
+        <w:rPr>
+          <w:b/>
+          <w:lang w:val="pt_PT" w:bidi="pt_PT"/>
+        </w:rPr>
         <w:t>"</w:t>
       </w:r>
       <w:r>
@@ -6800,6 +7745,21 @@
           <w:b/>
           <w:lang w:val="pt_PT" w:bidi="pt_PT"/>
         </w:rPr>
+        <w:t>εἰ δέ τι ἠδίκησέν σε ἢ ὀφείλει</w:t>
+      </w:r>
+    </w:p>
+    <w:p>
+      <w:pPr/>
+      <w:r>
+        <w:rPr>
+          <w:lang w:val="pt_PT" w:bidi="pt_PT"/>
+        </w:rPr>
+      </w:r>
+      <w:r>
+        <w:rPr>
+          <w:b/>
+          <w:lang w:val="pt_PT" w:bidi="pt_PT"/>
+        </w:rPr>
         <w:t>"Se ele deu algum prejuízo a você ou lhe deve alguma coisa</w:t>
       </w:r>
       <w:r>
@@ -6896,6 +7856,21 @@
           <w:b/>
           <w:lang w:val="pt_PT" w:bidi="pt_PT"/>
         </w:rPr>
+        <w:t>τοῦτο ἐμοὶ ἐλλόγα.</w:t>
+      </w:r>
+    </w:p>
+    <w:p>
+      <w:pPr/>
+      <w:r>
+        <w:rPr>
+          <w:lang w:val="pt_PT" w:bidi="pt_PT"/>
+        </w:rPr>
+      </w:r>
+      <w:r>
+        <w:rPr>
+          <w:b/>
+          <w:lang w:val="pt_PT" w:bidi="pt_PT"/>
+        </w:rPr>
         <w:t>"</w:t>
       </w:r>
       <w:r>
@@ -6973,6 +7948,21 @@
           <w:b/>
           <w:lang w:val="pt_PT" w:bidi="pt_PT"/>
         </w:rPr>
+        <w:t>ἐγὼ Παῦλος ἔγραψα τῇ ἐμῇ χειρί</w:t>
+      </w:r>
+    </w:p>
+    <w:p>
+      <w:pPr/>
+      <w:r>
+        <w:rPr>
+          <w:lang w:val="pt_PT" w:bidi="pt_PT"/>
+        </w:rPr>
+      </w:r>
+      <w:r>
+        <w:rPr>
+          <w:b/>
+          <w:lang w:val="pt_PT" w:bidi="pt_PT"/>
+        </w:rPr>
         <w:t>"</w:t>
       </w:r>
       <w:r>
@@ -7063,6 +8053,21 @@
           <w:b/>
           <w:lang w:val="pt_PT" w:bidi="pt_PT"/>
         </w:rPr>
+        <w:t>ἵνα μὴ λέγω σοι</w:t>
+      </w:r>
+    </w:p>
+    <w:p>
+      <w:pPr/>
+      <w:r>
+        <w:rPr>
+          <w:lang w:val="pt_PT" w:bidi="pt_PT"/>
+        </w:rPr>
+      </w:r>
+      <w:r>
+        <w:rPr>
+          <w:b/>
+          <w:lang w:val="pt_PT" w:bidi="pt_PT"/>
+        </w:rPr>
         <w:t>"</w:t>
       </w:r>
       <w:r>
@@ -7173,6 +8178,21 @@
           <w:b/>
           <w:lang w:val="pt_PT" w:bidi="pt_PT"/>
         </w:rPr>
+        <w:t>καὶ σεαυτόν μοι προσοφείλεις</w:t>
+      </w:r>
+    </w:p>
+    <w:p>
+      <w:pPr/>
+      <w:r>
+        <w:rPr>
+          <w:lang w:val="pt_PT" w:bidi="pt_PT"/>
+        </w:rPr>
+      </w:r>
+      <w:r>
+        <w:rPr>
+          <w:b/>
+          <w:lang w:val="pt_PT" w:bidi="pt_PT"/>
+        </w:rPr>
         <w:t>"l</w:t>
       </w:r>
       <w:r>
@@ -7270,6 +8290,21 @@
           <w:b/>
           <w:lang w:val="pt_PT" w:bidi="pt_PT"/>
         </w:rPr>
+        <w:t>ἀδελφέ</w:t>
+      </w:r>
+    </w:p>
+    <w:p>
+      <w:pPr/>
+      <w:r>
+        <w:rPr>
+          <w:lang w:val="pt_PT" w:bidi="pt_PT"/>
+        </w:rPr>
+      </w:r>
+      <w:r>
+        <w:rPr>
+          <w:b/>
+          <w:lang w:val="pt_PT" w:bidi="pt_PT"/>
+        </w:rPr>
         <w:t>"irmão".</w:t>
       </w:r>
     </w:p>
@@ -7366,6 +8401,21 @@
           <w:b/>
           <w:lang w:val="pt_PT" w:bidi="pt_PT"/>
         </w:rPr>
+        <w:t>ἐν Κυρίῳ</w:t>
+      </w:r>
+    </w:p>
+    <w:p>
+      <w:pPr/>
+      <w:r>
+        <w:rPr>
+          <w:lang w:val="pt_PT" w:bidi="pt_PT"/>
+        </w:rPr>
+      </w:r>
+      <w:r>
+        <w:rPr>
+          <w:b/>
+          <w:lang w:val="pt_PT" w:bidi="pt_PT"/>
+        </w:rPr>
         <w:t>"do Senhor".</w:t>
       </w:r>
     </w:p>
@@ -7475,6 +8525,21 @@
           <w:b/>
           <w:lang w:val="pt_PT" w:bidi="pt_PT"/>
         </w:rPr>
+        <w:t>ἀνάπαυσόν μου τὰ σπλάγχνα ἐν Χριστῷ</w:t>
+      </w:r>
+    </w:p>
+    <w:p>
+      <w:pPr/>
+      <w:r>
+        <w:rPr>
+          <w:lang w:val="pt_PT" w:bidi="pt_PT"/>
+        </w:rPr>
+      </w:r>
+      <w:r>
+        <w:rPr>
+          <w:b/>
+          <w:lang w:val="pt_PT" w:bidi="pt_PT"/>
+        </w:rPr>
         <w:t>"</w:t>
       </w:r>
       <w:r>
@@ -7572,6 +8637,21 @@
           <w:b/>
           <w:lang w:val="pt_PT" w:bidi="pt_PT"/>
         </w:rPr>
+        <w:t>ἀνάπαυσόν μου τὰ σπλάγχνα</w:t>
+      </w:r>
+    </w:p>
+    <w:p>
+      <w:pPr/>
+      <w:r>
+        <w:rPr>
+          <w:lang w:val="pt_PT" w:bidi="pt_PT"/>
+        </w:rPr>
+      </w:r>
+      <w:r>
+        <w:rPr>
+          <w:b/>
+          <w:lang w:val="pt_PT" w:bidi="pt_PT"/>
+        </w:rPr>
         <w:t>"</w:t>
       </w:r>
       <w:r>
@@ -7695,6 +8775,21 @@
           <w:b/>
           <w:lang w:val="pt_PT" w:bidi="pt_PT"/>
         </w:rPr>
+        <w:t>ἀνάπαυσόν μου τὰ σπλάγχνα</w:t>
+      </w:r>
+    </w:p>
+    <w:p>
+      <w:pPr/>
+      <w:r>
+        <w:rPr>
+          <w:lang w:val="pt_PT" w:bidi="pt_PT"/>
+        </w:rPr>
+      </w:r>
+      <w:r>
+        <w:rPr>
+          <w:b/>
+          <w:lang w:val="pt_PT" w:bidi="pt_PT"/>
+        </w:rPr>
         <w:t>"</w:t>
       </w:r>
       <w:r>
@@ -7831,6 +8926,21 @@
           <w:b/>
           <w:lang w:val="pt_PT" w:bidi="pt_PT"/>
         </w:rPr>
+        <w:t>πεποιθὼς τῇ ὑπακοῇ σου</w:t>
+      </w:r>
+    </w:p>
+    <w:p>
+      <w:pPr/>
+      <w:r>
+        <w:rPr>
+          <w:lang w:val="pt_PT" w:bidi="pt_PT"/>
+        </w:rPr>
+      </w:r>
+      <w:r>
+        <w:rPr>
+          <w:b/>
+          <w:lang w:val="pt_PT" w:bidi="pt_PT"/>
+        </w:rPr>
         <w:t>"</w:t>
       </w:r>
       <w:r>
@@ -7980,6 +9090,21 @@
           <w:b/>
           <w:lang w:val="pt_PT" w:bidi="pt_PT"/>
         </w:rPr>
+        <w:t>ἔγραψά σοι</w:t>
+      </w:r>
+    </w:p>
+    <w:p>
+      <w:pPr/>
+      <w:r>
+        <w:rPr>
+          <w:lang w:val="pt_PT" w:bidi="pt_PT"/>
+        </w:rPr>
+      </w:r>
+      <w:r>
+        <w:rPr>
+          <w:b/>
+          <w:lang w:val="pt_PT" w:bidi="pt_PT"/>
+        </w:rPr>
         <w:t>"Ao escrever isso".</w:t>
       </w:r>
     </w:p>
@@ -8062,6 +9187,21 @@
           <w:b/>
           <w:lang w:val="pt_PT" w:bidi="pt_PT"/>
         </w:rPr>
+        <w:t>δὲ</w:t>
+      </w:r>
+    </w:p>
+    <w:p>
+      <w:pPr/>
+      <w:r>
+        <w:rPr>
+          <w:lang w:val="pt_PT" w:bidi="pt_PT"/>
+        </w:rPr>
+      </w:r>
+      <w:r>
+        <w:rPr>
+          <w:b/>
+          <w:lang w:val="pt_PT" w:bidi="pt_PT"/>
+        </w:rPr>
         <w:t>"</w:t>
       </w:r>
       <w:r>
@@ -8153,6 +9293,21 @@
           <w:b/>
           <w:lang w:val="pt_PT" w:bidi="pt_PT"/>
         </w:rPr>
+        <w:t>ἅμα</w:t>
+      </w:r>
+    </w:p>
+    <w:p>
+      <w:pPr/>
+      <w:r>
+        <w:rPr>
+          <w:lang w:val="pt_PT" w:bidi="pt_PT"/>
+        </w:rPr>
+      </w:r>
+      <w:r>
+        <w:rPr>
+          <w:b/>
+          <w:lang w:val="pt_PT" w:bidi="pt_PT"/>
+        </w:rPr>
         <w:t>"Peço também".</w:t>
       </w:r>
     </w:p>
@@ -8262,6 +9417,21 @@
           <w:b/>
           <w:lang w:val="pt_PT" w:bidi="pt_PT"/>
         </w:rPr>
+        <w:t>χαρισθήσομαι ὑμῖν</w:t>
+      </w:r>
+    </w:p>
+    <w:p>
+      <w:pPr/>
+      <w:r>
+        <w:rPr>
+          <w:lang w:val="pt_PT" w:bidi="pt_PT"/>
+        </w:rPr>
+      </w:r>
+      <w:r>
+        <w:rPr>
+          <w:b/>
+          <w:lang w:val="pt_PT" w:bidi="pt_PT"/>
+        </w:rPr>
         <w:t>"me deixe ir outra vez até aí</w:t>
       </w:r>
       <w:r>
@@ -8332,6 +9502,21 @@
           <w:b/>
           <w:lang w:val="pt_PT" w:bidi="pt_PT"/>
         </w:rPr>
+        <w:t>ἑτοίμαζέ μοι ξενίαν</w:t>
+      </w:r>
+    </w:p>
+    <w:p>
+      <w:pPr/>
+      <w:r>
+        <w:rPr>
+          <w:lang w:val="pt_PT" w:bidi="pt_PT"/>
+        </w:rPr>
+      </w:r>
+      <w:r>
+        <w:rPr>
+          <w:b/>
+          <w:lang w:val="pt_PT" w:bidi="pt_PT"/>
+        </w:rPr>
         <w:t>"</w:t>
       </w:r>
       <w:r>
@@ -8435,6 +9620,21 @@
           <w:b/>
           <w:lang w:val="pt_PT" w:bidi="pt_PT"/>
         </w:rPr>
+        <w:t>διὰ τῶν προσευχῶν ὑμῶν</w:t>
+      </w:r>
+    </w:p>
+    <w:p>
+      <w:pPr/>
+      <w:r>
+        <w:rPr>
+          <w:lang w:val="pt_PT" w:bidi="pt_PT"/>
+        </w:rPr>
+      </w:r>
+      <w:r>
+        <w:rPr>
+          <w:b/>
+          <w:lang w:val="pt_PT" w:bidi="pt_PT"/>
+        </w:rPr>
         <w:t>"</w:t>
       </w:r>
       <w:r>
@@ -8512,6 +9712,21 @@
           <w:b/>
           <w:lang w:val="pt_PT" w:bidi="pt_PT"/>
         </w:rPr>
+        <w:t>χαρισθήσομαι ὑμῖν.</w:t>
+      </w:r>
+    </w:p>
+    <w:p>
+      <w:pPr/>
+      <w:r>
+        <w:rPr>
+          <w:lang w:val="pt_PT" w:bidi="pt_PT"/>
+        </w:rPr>
+      </w:r>
+      <w:r>
+        <w:rPr>
+          <w:b/>
+          <w:lang w:val="pt_PT" w:bidi="pt_PT"/>
+        </w:rPr>
         <w:t>"</w:t>
       </w:r>
       <w:r>
@@ -8609,6 +9824,21 @@
           <w:b/>
           <w:lang w:val="pt_PT" w:bidi="pt_PT"/>
         </w:rPr>
+        <w:t>ὑμῶν &amp; ὑμῖν</w:t>
+      </w:r>
+    </w:p>
+    <w:p>
+      <w:pPr/>
+      <w:r>
+        <w:rPr>
+          <w:lang w:val="pt_PT" w:bidi="pt_PT"/>
+        </w:rPr>
+      </w:r>
+      <w:r>
+        <w:rPr>
+          <w:b/>
+          <w:lang w:val="pt_PT" w:bidi="pt_PT"/>
+        </w:rPr>
         <w:t>"</w:t>
       </w:r>
       <w:r>
@@ -8706,6 +9936,21 @@
           <w:b/>
           <w:lang w:val="pt_PT" w:bidi="pt_PT"/>
         </w:rPr>
+        <w:t>Ἐπαφρᾶς</w:t>
+      </w:r>
+    </w:p>
+    <w:p>
+      <w:pPr/>
+      <w:r>
+        <w:rPr>
+          <w:lang w:val="pt_PT" w:bidi="pt_PT"/>
+        </w:rPr>
+      </w:r>
+      <w:r>
+        <w:rPr>
+          <w:b/>
+          <w:lang w:val="pt_PT" w:bidi="pt_PT"/>
+        </w:rPr>
         <w:t>"Epafras".</w:t>
       </w:r>
     </w:p>
@@ -8796,6 +10041,21 @@
           <w:b/>
           <w:lang w:val="pt_PT" w:bidi="pt_PT"/>
         </w:rPr>
+        <w:t>ἐν Χριστῷ Ἰησοῦ</w:t>
+      </w:r>
+    </w:p>
+    <w:p>
+      <w:pPr/>
+      <w:r>
+        <w:rPr>
+          <w:lang w:val="pt_PT" w:bidi="pt_PT"/>
+        </w:rPr>
+      </w:r>
+      <w:r>
+        <w:rPr>
+          <w:b/>
+          <w:lang w:val="pt_PT" w:bidi="pt_PT"/>
+        </w:rPr>
         <w:t>"</w:t>
       </w:r>
       <w:r>
@@ -8886,6 +10146,21 @@
           <w:b/>
           <w:lang w:val="pt_PT" w:bidi="pt_PT"/>
         </w:rPr>
+        <w:t>Μᾶρκος, Ἀρίσταρχος, Δημᾶς, Λουκᾶς</w:t>
+      </w:r>
+    </w:p>
+    <w:p>
+      <w:pPr/>
+      <w:r>
+        <w:rPr>
+          <w:lang w:val="pt_PT" w:bidi="pt_PT"/>
+        </w:rPr>
+      </w:r>
+      <w:r>
+        <w:rPr>
+          <w:b/>
+          <w:lang w:val="pt_PT" w:bidi="pt_PT"/>
+        </w:rPr>
         <w:t>"Marcos, Aristarco, Demas e Lucas".</w:t>
       </w:r>
     </w:p>
@@ -8969,6 +10244,21 @@
           <w:b/>
           <w:lang w:val="pt_PT" w:bidi="pt_PT"/>
         </w:rPr>
+        <w:t>Μᾶρκος, Ἀρίσταρχος, Δημᾶς, Λουκᾶς</w:t>
+      </w:r>
+    </w:p>
+    <w:p>
+      <w:pPr/>
+      <w:r>
+        <w:rPr>
+          <w:lang w:val="pt_PT" w:bidi="pt_PT"/>
+        </w:rPr>
+      </w:r>
+      <w:r>
+        <w:rPr>
+          <w:b/>
+          <w:lang w:val="pt_PT" w:bidi="pt_PT"/>
+        </w:rPr>
         <w:t>"Marcos, Aristarco, Demas e Lucas".</w:t>
       </w:r>
     </w:p>
@@ -9052,6 +10342,21 @@
           <w:b/>
           <w:lang w:val="pt_PT" w:bidi="pt_PT"/>
         </w:rPr>
+        <w:t>οἱ συνεργοί μου</w:t>
+      </w:r>
+    </w:p>
+    <w:p>
+      <w:pPr/>
+      <w:r>
+        <w:rPr>
+          <w:lang w:val="pt_PT" w:bidi="pt_PT"/>
+        </w:rPr>
+      </w:r>
+      <w:r>
+        <w:rPr>
+          <w:b/>
+          <w:lang w:val="pt_PT" w:bidi="pt_PT"/>
+        </w:rPr>
         <w:t>"</w:t>
       </w:r>
       <w:r>
@@ -9129,6 +10434,21 @@
           <w:b/>
           <w:lang w:val="pt_PT" w:bidi="pt_PT"/>
         </w:rPr>
+        <w:t>μετὰ τοῦ πνεύματος ὑμῶν</w:t>
+      </w:r>
+    </w:p>
+    <w:p>
+      <w:pPr/>
+      <w:r>
+        <w:rPr>
+          <w:lang w:val="pt_PT" w:bidi="pt_PT"/>
+        </w:rPr>
+      </w:r>
+      <w:r>
+        <w:rPr>
+          <w:b/>
+          <w:lang w:val="pt_PT" w:bidi="pt_PT"/>
+        </w:rPr>
         <w:t>"</w:t>
       </w:r>
       <w:r>
@@ -9259,6 +10579,21 @@
           <w:b/>
           <w:lang w:val="pt_PT" w:bidi="pt_PT"/>
         </w:rPr>
+        <w:t>ἡ χάρις τοῦ Κυρίου ἡμῶν, Ἰησοῦ Χριστοῦ</w:t>
+      </w:r>
+    </w:p>
+    <w:p>
+      <w:pPr/>
+      <w:r>
+        <w:rPr>
+          <w:lang w:val="pt_PT" w:bidi="pt_PT"/>
+        </w:rPr>
+      </w:r>
+      <w:r>
+        <w:rPr>
+          <w:b/>
+          <w:lang w:val="pt_PT" w:bidi="pt_PT"/>
+        </w:rPr>
         <w:t>"</w:t>
       </w:r>
       <w:r>
@@ -9355,6 +10690,21 @@
         <w:rPr>
           <w:lang w:val="pt_PT" w:bidi="pt_PT"/>
         </w:rPr>
+      </w:r>
+    </w:p>
+    <w:p>
+      <w:pPr/>
+      <w:r>
+        <w:rPr>
+          <w:lang w:val="pt_PT" w:bidi="pt_PT"/>
+        </w:rPr>
+      </w:r>
+      <w:r>
+        <w:rPr>
+          <w:b/>
+          <w:lang w:val="pt_PT" w:bidi="pt_PT"/>
+        </w:rPr>
+        <w:t>ὑμῶν</w:t>
       </w:r>
     </w:p>
     <w:p>

--- a/por/docx/57.content.docx
+++ b/por/docx/57.content.docx
@@ -28,49 +28,15 @@
       </w:r>
     </w:p>
     <w:p>
-      <w:pPr>
-        <w:pStyle w:val="Heading2"/>
-      </w:pPr>
-      <w:r>
-        <w:rPr>
-          <w:lang w:val="pt_PT" w:bidi="pt_PT"/>
-        </w:rPr>
-        <w:t>License Information</w:t>
-      </w:r>
-      <w:r>
-        <w:rPr>
-          <w:lang w:val="pt_PT" w:bidi="pt_PT"/>
-        </w:rPr>
-      </w:r>
-    </w:p>
-    <w:p>
-      <w:pPr/>
-      <w:r>
-        <w:rPr>
-          <w:lang w:val="pt_PT" w:bidi="pt_PT"/>
-        </w:rPr>
-      </w:r>
-      <w:r>
-        <w:rPr>
-          <w:b/>
-          <w:lang w:val="pt_PT" w:bidi="pt_PT"/>
-        </w:rPr>
-        <w:t>Notas de Tradução (unfoldingWord)</w:t>
-      </w:r>
-      <w:r>
-        <w:rPr>
-          <w:lang w:val="pt_PT" w:bidi="pt_PT"/>
-        </w:rPr>
-        <w:t xml:space="preserve"> (Portuguese) is based on</w:t>
-      </w:r>
-      <w:r>
-        <w:rPr>
-          <w:lang w:val="pt_PT" w:bidi="pt_PT"/>
-        </w:rPr>
-        <w:t xml:space="preserve">: </w:t>
-      </w:r>
-      <w:r>
-        <w:rPr>
+      <w:pPr/>
+      <w:r>
+        <w:rPr>
+          <w:lang w:val="pt_PT" w:bidi="pt_PT"/>
+        </w:rPr>
+      </w:r>
+      <w:r>
+        <w:rPr>
+          <w:b/>
           <w:lang w:val="pt_PT" w:bidi="pt_PT"/>
         </w:rPr>
         <w:t>unfoldingWord® Translation Notes</w:t>
@@ -79,62 +45,31 @@
         <w:rPr>
           <w:lang w:val="pt_PT" w:bidi="pt_PT"/>
         </w:rPr>
-        <w:t xml:space="preserve">, </w:t>
-      </w:r>
-      <w:hyperlink r:id="rId13">
-        <w:r>
-          <w:rPr>
-            <w:lang w:val="pt_PT" w:bidi="pt_PT"/>
-          </w:rPr>
-          <w:rPr>
-            <w:color w:val="0000EE"/>
-            <w:u w:val="single"/>
-          </w:rPr>
-          <w:t>unfoldingWord</w:t>
-        </w:r>
-      </w:hyperlink>
-      <w:r>
-        <w:rPr>
-          <w:lang w:val="pt_PT" w:bidi="pt_PT"/>
-        </w:rPr>
-        <w:t xml:space="preserve">, 2022, which is licensed under a </w:t>
-      </w:r>
-      <w:hyperlink r:id="rId14">
-        <w:r>
-          <w:rPr>
-            <w:lang w:val="pt_PT" w:bidi="pt_PT"/>
-          </w:rPr>
-          <w:rPr>
-            <w:color w:val="0000EE"/>
-            <w:u w:val="single"/>
-          </w:rPr>
-          <w:t>CC BY-SA 4.0 license</w:t>
-        </w:r>
-      </w:hyperlink>
-      <w:r>
-        <w:rPr>
-          <w:lang w:val="pt_PT" w:bidi="pt_PT"/>
-        </w:rPr>
-        <w:t>.</w:t>
-      </w:r>
-      <w:r>
-        <w:rPr>
-          <w:lang w:val="pt_PT" w:bidi="pt_PT"/>
-        </w:rPr>
-      </w:r>
-    </w:p>
-    <w:p>
-      <w:pPr/>
-      <w:r>
-        <w:rPr>
-          <w:lang w:val="pt_PT" w:bidi="pt_PT"/>
-        </w:rPr>
-      </w:r>
-      <w:r>
-        <w:rPr>
-          <w:lang w:val="pt_PT" w:bidi="pt_PT"/>
-        </w:rPr>
-        <w:t>This PDF version is provided under the same license.</w:t>
+        <w:t xml:space="preserve"> © 2022 unfoldingWord. Released under CC BY-SA 4.0 license. </w:t>
+      </w:r>
+      <w:r>
+        <w:rPr>
+          <w:lang w:val="pt_PT" w:bidi="pt_PT"/>
+        </w:rPr>
+        <w:t>unfoldingWord® Translation Notes</w:t>
+      </w:r>
+      <w:r>
+        <w:rPr>
+          <w:lang w:val="pt_PT" w:bidi="pt_PT"/>
+        </w:rPr>
+        <w:t xml:space="preserve"> has been adapted in the following languages: Tok Pisin, Arabic (عربي), French (Français), Hindi (हिंदी), Indonesian (Bahasa Indonesia), Portuguese (Português), Russian (Русский), Spanish (Español), Swahili (Kiswahili), and Simplified Chinese (简体中文) from </w:t>
+      </w:r>
+      <w:r>
+        <w:rPr>
+          <w:lang w:val="pt_PT" w:bidi="pt_PT"/>
+        </w:rPr>
+        <w:t>unfoldingWord® Translation Notes</w:t>
+      </w:r>
+      <w:r>
+        <w:rPr>
+          <w:lang w:val="pt_PT" w:bidi="pt_PT"/>
+        </w:rPr>
+        <w:t xml:space="preserve"> © 2022 unfoldingWord. Released under CC BY-SA 4.0 license by Mission Mutual</w:t>
       </w:r>
       <w:r>
         <w:rPr>

--- a/por/docx/57.content.docx
+++ b/por/docx/57.content.docx
@@ -144,13 +144,6 @@
       </w:r>
       <w:r>
         <w:rPr>
-          <w:i/>
-          <w:lang w:val="pt_PT" w:bidi="pt_PT"/>
-        </w:rPr>
-        <w:t>Filemom 1.1 (#1), Filemom 1.1 (#2), Filemom 1.1 (#3), Filemom 1.1 (#4), Filemom 1.1 (#5), Filemom 1.1 (#6), Filemom 1.1 (#7), Filemom 1.1 (#8), Filemom 1.2 (#1), Filemom 1.2 (#2), Filemom 1.2 (#3), Filemom 1.2 (#4), Filemom 1.2 (#5), Filemom 1.2 (#6), Filemom 1.2 (#7), Filemom 1.2 (#8), Filemom 1.3 (#1), Filemom 1.3 (#2), Filemom 1.3 (#3), Filemom 1.3 (#4), Filemom 1.3 (#5), Filemom 1.4 (#1), Filemom 1.5 (#1), Filemom 1.5 (#2), Filemom 1.5 (#3), Filemom 1.6 (#1), Filemom 1.6 (#2), Filemom 1.6 (#3), Filemom 1.6 (#4), Filemom 1.6 (#5), Filemom 1.7 (#1), Filemom 1.7 (#2), Filemom 1.7 (#3), Filemom 1.7 (#4), Filemom 1.7 (#5), Filemom 1.7 (#6), Filemom 1.8 (#1), Filemom 1.8 (#2), Filemom 1.8 (#3), Filemom 1.9 (#1), Filemom 1.9 (#2), Filemom 1.10 (#1), Filemom 1.10 (#2), Filemom 1.10 (#3), Filemom 1.10 (#4), Filemom 1.12 (#1), Filemom 1.12 (#2), Filemom 1.12 (#3), Filemom 1.13 (#1), Filemom 1.13 (#2), Filemom 1.13 (#3), Filemom 1.14 (#1), Filemom 1.14 (#2), Filemom 1.15 (#1), Filemom 1.15 (#2), Filemom 1.16 (#1), Filemom 1.16 (#2), Filemom 1.16 (#3), Filemom 1.16 (#4), Filemom 1.16 (#5), Filemom 1.16 (#6), Filemom 1.17 (#1), Filemom 1.17 (#2), Filemom 1.17 (#3), Filemom 1.18 (#1), Filemom 1.18 (#2), Filemom 1.18 (#3), Filemom 1.19 (#1), Filemom 1.19 (#2), Filemom 1.19 (#3), Filemom 1.20 (#1), Filemom 1.20 (#2), Filemom 1.20 (#3), Filemom 1.20 (#4), Filemom 1.20 (#5), Filemom 1.21 (#1), Filemom 1.21 (#2), Filemom 1.22 (#1), Filemom 1.22 (#2), Filemom 1.22 (#3), Filemom 1.22 (#4), Filemom 1.22 (#5), Filemom 1.22 (#6), Filemom 1.22 (#7), Filemom 1.23 (#1), Filemom 1.23 (#2), Filemom 1.24 (#1), Filemom 1.24 (#2), Filemom 1.24 (#3), Filemom 1.25 (#1), Filemom 1.25 (#2), Filemom 1.25 (#3)</w:t>
-      </w:r>
-      <w:r>
-        <w:rPr>
           <w:lang w:val="pt_PT" w:bidi="pt_PT"/>
         </w:rPr>
       </w:r>
@@ -406,21 +399,6 @@
         <w:rPr>
           <w:lang w:val="pt_PT" w:bidi="pt_PT"/>
         </w:rPr>
-      </w:r>
-    </w:p>
-    <w:p>
-      <w:pPr/>
-      <w:r>
-        <w:rPr>
-          <w:lang w:val="pt_PT" w:bidi="pt_PT"/>
-        </w:rPr>
-      </w:r>
-      <w:r>
-        <w:rPr>
-          <w:b/>
-          <w:lang w:val="pt_PT" w:bidi="pt_PT"/>
-        </w:rPr>
-        <w:t>ὁ ἀδελφὸς</w:t>
       </w:r>
     </w:p>
     <w:p>

--- a/por/docx/57.content.docx
+++ b/por/docx/57.content.docx
@@ -146,19 +146,6 @@
         <w:rPr>
           <w:lang w:val="pt_PT" w:bidi="pt_PT"/>
         </w:rPr>
-      </w:r>
-    </w:p>
-    <w:p>
-      <w:pPr/>
-      <w:r>
-        <w:rPr>
-          <w:lang w:val="pt_PT" w:bidi="pt_PT"/>
-        </w:rPr>
-      </w:r>
-      <w:r>
-        <w:rPr>
-          <w:lang w:val="pt_PT" w:bidi="pt_PT"/>
-        </w:rPr>
         <w:t xml:space="preserve"> </w:t>
       </w:r>
       <w:r>
@@ -223,21 +210,6 @@
           <w:b/>
           <w:lang w:val="pt_PT" w:bidi="pt_PT"/>
         </w:rPr>
-        <w:t>Παῦλος</w:t>
-      </w:r>
-    </w:p>
-    <w:p>
-      <w:pPr/>
-      <w:r>
-        <w:rPr>
-          <w:lang w:val="pt_PT" w:bidi="pt_PT"/>
-        </w:rPr>
-      </w:r>
-      <w:r>
-        <w:rPr>
-          <w:b/>
-          <w:lang w:val="pt_PT" w:bidi="pt_PT"/>
-        </w:rPr>
         <w:t>"Paulo".</w:t>
       </w:r>
     </w:p>
@@ -307,21 +279,6 @@
         <w:rPr>
           <w:lang w:val="pt_PT" w:bidi="pt_PT"/>
         </w:rPr>
-      </w:r>
-    </w:p>
-    <w:p>
-      <w:pPr/>
-      <w:r>
-        <w:rPr>
-          <w:lang w:val="pt_PT" w:bidi="pt_PT"/>
-        </w:rPr>
-      </w:r>
-      <w:r>
-        <w:rPr>
-          <w:b/>
-          <w:lang w:val="pt_PT" w:bidi="pt_PT"/>
-        </w:rPr>
-        <w:t>δέσμιος Χριστοῦ Ἰησοῦ</w:t>
       </w:r>
     </w:p>
     <w:p>
@@ -503,21 +460,6 @@
           <w:b/>
           <w:lang w:val="pt_PT" w:bidi="pt_PT"/>
         </w:rPr>
-        <w:t>ὁ ἀδελφὸς</w:t>
-      </w:r>
-    </w:p>
-    <w:p>
-      <w:pPr/>
-      <w:r>
-        <w:rPr>
-          <w:lang w:val="pt_PT" w:bidi="pt_PT"/>
-        </w:rPr>
-      </w:r>
-      <w:r>
-        <w:rPr>
-          <w:b/>
-          <w:lang w:val="pt_PT" w:bidi="pt_PT"/>
-        </w:rPr>
         <w:t>"nosso amigo".</w:t>
       </w:r>
     </w:p>
@@ -627,21 +569,6 @@
           <w:b/>
           <w:lang w:val="pt_PT" w:bidi="pt_PT"/>
         </w:rPr>
-        <w:t>Φιλήμονι</w:t>
-      </w:r>
-    </w:p>
-    <w:p>
-      <w:pPr/>
-      <w:r>
-        <w:rPr>
-          <w:lang w:val="pt_PT" w:bidi="pt_PT"/>
-        </w:rPr>
-      </w:r>
-      <w:r>
-        <w:rPr>
-          <w:b/>
-          <w:lang w:val="pt_PT" w:bidi="pt_PT"/>
-        </w:rPr>
         <w:t>"escrevo a você, Filemom</w:t>
       </w:r>
       <w:r>
@@ -739,21 +666,6 @@
           <w:b/>
           <w:lang w:val="pt_PT" w:bidi="pt_PT"/>
         </w:rPr>
-        <w:t>Φιλήμονι</w:t>
-      </w:r>
-    </w:p>
-    <w:p>
-      <w:pPr/>
-      <w:r>
-        <w:rPr>
-          <w:lang w:val="pt_PT" w:bidi="pt_PT"/>
-        </w:rPr>
-      </w:r>
-      <w:r>
-        <w:rPr>
-          <w:b/>
-          <w:lang w:val="pt_PT" w:bidi="pt_PT"/>
-        </w:rPr>
         <w:t>"</w:t>
       </w:r>
       <w:r>
@@ -877,21 +789,6 @@
           <w:b/>
           <w:lang w:val="pt_PT" w:bidi="pt_PT"/>
         </w:rPr>
-        <w:t>ἡμῶν</w:t>
-      </w:r>
-    </w:p>
-    <w:p>
-      <w:pPr/>
-      <w:r>
-        <w:rPr>
-          <w:lang w:val="pt_PT" w:bidi="pt_PT"/>
-        </w:rPr>
-      </w:r>
-      <w:r>
-        <w:rPr>
-          <w:b/>
-          <w:lang w:val="pt_PT" w:bidi="pt_PT"/>
-        </w:rPr>
         <w:t>"nosso".</w:t>
       </w:r>
     </w:p>
@@ -988,21 +885,6 @@
           <w:b/>
           <w:lang w:val="pt_PT" w:bidi="pt_PT"/>
         </w:rPr>
-        <w:t>καὶ συνεργῷ ἡμῶν</w:t>
-      </w:r>
-    </w:p>
-    <w:p>
-      <w:pPr/>
-      <w:r>
-        <w:rPr>
-          <w:lang w:val="pt_PT" w:bidi="pt_PT"/>
-        </w:rPr>
-      </w:r>
-      <w:r>
-        <w:rPr>
-          <w:b/>
-          <w:lang w:val="pt_PT" w:bidi="pt_PT"/>
-        </w:rPr>
         <w:t>"</w:t>
       </w:r>
       <w:r>
@@ -1080,21 +962,6 @@
           <w:b/>
           <w:lang w:val="pt_PT" w:bidi="pt_PT"/>
         </w:rPr>
-        <w:t>Ἀπφίᾳ</w:t>
-      </w:r>
-    </w:p>
-    <w:p>
-      <w:pPr/>
-      <w:r>
-        <w:rPr>
-          <w:lang w:val="pt_PT" w:bidi="pt_PT"/>
-        </w:rPr>
-      </w:r>
-      <w:r>
-        <w:rPr>
-          <w:b/>
-          <w:lang w:val="pt_PT" w:bidi="pt_PT"/>
-        </w:rPr>
         <w:t>"para a nossa irmã Áfia".</w:t>
       </w:r>
     </w:p>
@@ -1185,21 +1052,6 @@
           <w:b/>
           <w:lang w:val="pt_PT" w:bidi="pt_PT"/>
         </w:rPr>
-        <w:t>τῇ ἀδελφῇ</w:t>
-      </w:r>
-    </w:p>
-    <w:p>
-      <w:pPr/>
-      <w:r>
-        <w:rPr>
-          <w:lang w:val="pt_PT" w:bidi="pt_PT"/>
-        </w:rPr>
-      </w:r>
-      <w:r>
-        <w:rPr>
-          <w:b/>
-          <w:lang w:val="pt_PT" w:bidi="pt_PT"/>
-        </w:rPr>
         <w:t>"nossa irmã".</w:t>
       </w:r>
     </w:p>
@@ -1309,21 +1161,6 @@
           <w:b/>
           <w:lang w:val="pt_PT" w:bidi="pt_PT"/>
         </w:rPr>
-        <w:t>τῇ ἀδελφῇ</w:t>
-      </w:r>
-    </w:p>
-    <w:p>
-      <w:pPr/>
-      <w:r>
-        <w:rPr>
-          <w:lang w:val="pt_PT" w:bidi="pt_PT"/>
-        </w:rPr>
-      </w:r>
-      <w:r>
-        <w:rPr>
-          <w:b/>
-          <w:lang w:val="pt_PT" w:bidi="pt_PT"/>
-        </w:rPr>
         <w:t>"nossa irmã".</w:t>
       </w:r>
     </w:p>
@@ -1420,21 +1257,6 @@
           <w:b/>
           <w:lang w:val="pt_PT" w:bidi="pt_PT"/>
         </w:rPr>
-        <w:t>ἡμῶν</w:t>
-      </w:r>
-    </w:p>
-    <w:p>
-      <w:pPr/>
-      <w:r>
-        <w:rPr>
-          <w:lang w:val="pt_PT" w:bidi="pt_PT"/>
-        </w:rPr>
-      </w:r>
-      <w:r>
-        <w:rPr>
-          <w:b/>
-          <w:lang w:val="pt_PT" w:bidi="pt_PT"/>
-        </w:rPr>
         <w:t>"nosso".</w:t>
       </w:r>
     </w:p>
@@ -1531,21 +1353,6 @@
           <w:b/>
           <w:lang w:val="pt_PT" w:bidi="pt_PT"/>
         </w:rPr>
-        <w:t>Ἀπφίᾳ &amp; Ἀρχίππῳ &amp; τῇ &amp; ἐκκλησίᾳ</w:t>
-      </w:r>
-    </w:p>
-    <w:p>
-      <w:pPr/>
-      <w:r>
-        <w:rPr>
-          <w:lang w:val="pt_PT" w:bidi="pt_PT"/>
-        </w:rPr>
-      </w:r>
-      <w:r>
-        <w:rPr>
-          <w:b/>
-          <w:lang w:val="pt_PT" w:bidi="pt_PT"/>
-        </w:rPr>
         <w:t>"e à igreja"</w:t>
       </w:r>
       <w:r>
@@ -1674,21 +1481,6 @@
           <w:b/>
           <w:lang w:val="pt_PT" w:bidi="pt_PT"/>
         </w:rPr>
-        <w:t>Ἀρχίππῳ</w:t>
-      </w:r>
-    </w:p>
-    <w:p>
-      <w:pPr/>
-      <w:r>
-        <w:rPr>
-          <w:lang w:val="pt_PT" w:bidi="pt_PT"/>
-        </w:rPr>
-      </w:r>
-      <w:r>
-        <w:rPr>
-          <w:b/>
-          <w:lang w:val="pt_PT" w:bidi="pt_PT"/>
-        </w:rPr>
         <w:t>"para Arquipo".</w:t>
       </w:r>
     </w:p>
@@ -1779,21 +1571,6 @@
           <w:b/>
           <w:lang w:val="pt_PT" w:bidi="pt_PT"/>
         </w:rPr>
-        <w:t>τῷ συνστρατιώτῃ ἡμῶν</w:t>
-      </w:r>
-    </w:p>
-    <w:p>
-      <w:pPr/>
-      <w:r>
-        <w:rPr>
-          <w:lang w:val="pt_PT" w:bidi="pt_PT"/>
-        </w:rPr>
-      </w:r>
-      <w:r>
-        <w:rPr>
-          <w:b/>
-          <w:lang w:val="pt_PT" w:bidi="pt_PT"/>
-        </w:rPr>
         <w:t>"nosso companheiro de lutas".</w:t>
       </w:r>
     </w:p>
@@ -1877,21 +1654,6 @@
           <w:b/>
           <w:lang w:val="pt_PT" w:bidi="pt_PT"/>
         </w:rPr>
-        <w:t>καὶ τῇ κατ’ οἶκόν σου ἐκκλησίᾳ</w:t>
-      </w:r>
-    </w:p>
-    <w:p>
-      <w:pPr/>
-      <w:r>
-        <w:rPr>
-          <w:lang w:val="pt_PT" w:bidi="pt_PT"/>
-        </w:rPr>
-      </w:r>
-      <w:r>
-        <w:rPr>
-          <w:b/>
-          <w:lang w:val="pt_PT" w:bidi="pt_PT"/>
-        </w:rPr>
         <w:t>"</w:t>
       </w:r>
       <w:r>
@@ -1982,21 +1744,6 @@
           <w:b/>
           <w:lang w:val="pt_PT" w:bidi="pt_PT"/>
         </w:rPr>
-        <w:t>χάρις ὑμῖν καὶ εἰρήνη, ἀπὸ Θεοῦ Πατρὸς ἡμῶν καὶ Κυρίου ἡμῶν Ἰησοῦ Χριστοῦ</w:t>
-      </w:r>
-    </w:p>
-    <w:p>
-      <w:pPr/>
-      <w:r>
-        <w:rPr>
-          <w:lang w:val="pt_PT" w:bidi="pt_PT"/>
-        </w:rPr>
-      </w:r>
-      <w:r>
-        <w:rPr>
-          <w:b/>
-          <w:lang w:val="pt_PT" w:bidi="pt_PT"/>
-        </w:rPr>
         <w:t>"</w:t>
       </w:r>
       <w:r>
@@ -2094,21 +1841,6 @@
           <w:b/>
           <w:lang w:val="pt_PT" w:bidi="pt_PT"/>
         </w:rPr>
-        <w:t>χάρις ὑμῖν καὶ εἰρήνη, ἀπὸ Θεοῦ Πατρὸς ἡμῶν καὶ Κυρίου ἡμῶν Ἰησοῦ Χριστοῦ.</w:t>
-      </w:r>
-    </w:p>
-    <w:p>
-      <w:pPr/>
-      <w:r>
-        <w:rPr>
-          <w:lang w:val="pt_PT" w:bidi="pt_PT"/>
-        </w:rPr>
-      </w:r>
-      <w:r>
-        <w:rPr>
-          <w:b/>
-          <w:lang w:val="pt_PT" w:bidi="pt_PT"/>
-        </w:rPr>
         <w:t>"</w:t>
       </w:r>
       <w:r>
@@ -2232,21 +1964,6 @@
           <w:b/>
           <w:lang w:val="pt_PT" w:bidi="pt_PT"/>
         </w:rPr>
-        <w:t>ἡμῶν &amp; ἡμῶν</w:t>
-      </w:r>
-    </w:p>
-    <w:p>
-      <w:pPr/>
-      <w:r>
-        <w:rPr>
-          <w:lang w:val="pt_PT" w:bidi="pt_PT"/>
-        </w:rPr>
-      </w:r>
-      <w:r>
-        <w:rPr>
-          <w:b/>
-          <w:lang w:val="pt_PT" w:bidi="pt_PT"/>
-        </w:rPr>
         <w:t>"nosso"</w:t>
       </w:r>
       <w:r>
@@ -2445,21 +2162,6 @@
           <w:b/>
           <w:lang w:val="pt_PT" w:bidi="pt_PT"/>
         </w:rPr>
-        <w:t>Πατρὸς</w:t>
-      </w:r>
-    </w:p>
-    <w:p>
-      <w:pPr/>
-      <w:r>
-        <w:rPr>
-          <w:lang w:val="pt_PT" w:bidi="pt_PT"/>
-        </w:rPr>
-      </w:r>
-      <w:r>
-        <w:rPr>
-          <w:b/>
-          <w:lang w:val="pt_PT" w:bidi="pt_PT"/>
-        </w:rPr>
         <w:t>"Pai".</w:t>
       </w:r>
     </w:p>
@@ -2550,21 +2252,6 @@
           <w:b/>
           <w:lang w:val="pt_PT" w:bidi="pt_PT"/>
         </w:rPr>
-        <w:t>σου</w:t>
-      </w:r>
-    </w:p>
-    <w:p>
-      <w:pPr/>
-      <w:r>
-        <w:rPr>
-          <w:lang w:val="pt_PT" w:bidi="pt_PT"/>
-        </w:rPr>
-      </w:r>
-      <w:r>
-        <w:rPr>
-          <w:b/>
-          <w:lang w:val="pt_PT" w:bidi="pt_PT"/>
-        </w:rPr>
         <w:t>"de você".</w:t>
       </w:r>
     </w:p>
@@ -2661,21 +2348,6 @@
           <w:b/>
           <w:lang w:val="pt_PT" w:bidi="pt_PT"/>
         </w:rPr>
-        <w:t>ἀκούων σου τὴν ἀγάπην καὶ τὴν πίστιν, ἣν ἔχεις πρὸς τὸν Κύριον Ἰησοῦν, καὶ εἰς πάντας τοὺς ἁγίους</w:t>
-      </w:r>
-    </w:p>
-    <w:p>
-      <w:pPr/>
-      <w:r>
-        <w:rPr>
-          <w:lang w:val="pt_PT" w:bidi="pt_PT"/>
-        </w:rPr>
-      </w:r>
-      <w:r>
-        <w:rPr>
-          <w:b/>
-          <w:lang w:val="pt_PT" w:bidi="pt_PT"/>
-        </w:rPr>
         <w:t>"</w:t>
       </w:r>
       <w:r>
@@ -2799,21 +2471,6 @@
           <w:b/>
           <w:lang w:val="pt_PT" w:bidi="pt_PT"/>
         </w:rPr>
-        <w:t>ἀκούων σου τὴν ἀγάπην καὶ τὴν πίστιν, ἣν ἔχεις πρὸς τὸν Κύριον Ἰησοῦν, καὶ εἰς πάντας τοὺς ἁγίους</w:t>
-      </w:r>
-    </w:p>
-    <w:p>
-      <w:pPr/>
-      <w:r>
-        <w:rPr>
-          <w:lang w:val="pt_PT" w:bidi="pt_PT"/>
-        </w:rPr>
-      </w:r>
-      <w:r>
-        <w:rPr>
-          <w:b/>
-          <w:lang w:val="pt_PT" w:bidi="pt_PT"/>
-        </w:rPr>
         <w:t>"</w:t>
       </w:r>
       <w:r>
@@ -2936,21 +2593,6 @@
           <w:b/>
           <w:lang w:val="pt_PT" w:bidi="pt_PT"/>
         </w:rPr>
-        <w:t>σου &amp; ἔχεις</w:t>
-      </w:r>
-    </w:p>
-    <w:p>
-      <w:pPr/>
-      <w:r>
-        <w:rPr>
-          <w:lang w:val="pt_PT" w:bidi="pt_PT"/>
-        </w:rPr>
-      </w:r>
-      <w:r>
-        <w:rPr>
-          <w:b/>
-          <w:lang w:val="pt_PT" w:bidi="pt_PT"/>
-        </w:rPr>
         <w:t>"seu"</w:t>
       </w:r>
       <w:r>
@@ -3073,21 +2715,6 @@
           <w:b/>
           <w:lang w:val="pt_PT" w:bidi="pt_PT"/>
         </w:rPr>
-        <w:t>ὅπως</w:t>
-      </w:r>
-    </w:p>
-    <w:p>
-      <w:pPr/>
-      <w:r>
-        <w:rPr>
-          <w:lang w:val="pt_PT" w:bidi="pt_PT"/>
-        </w:rPr>
-      </w:r>
-      <w:r>
-        <w:rPr>
-          <w:b/>
-          <w:lang w:val="pt_PT" w:bidi="pt_PT"/>
-        </w:rPr>
         <w:t>"Peço a Deus".</w:t>
       </w:r>
     </w:p>
@@ -3197,21 +2824,6 @@
           <w:b/>
           <w:lang w:val="pt_PT" w:bidi="pt_PT"/>
         </w:rPr>
-        <w:t>ἡ κοινωνία τῆς πίστεώς σου</w:t>
-      </w:r>
-    </w:p>
-    <w:p>
-      <w:pPr/>
-      <w:r>
-        <w:rPr>
-          <w:lang w:val="pt_PT" w:bidi="pt_PT"/>
-        </w:rPr>
-      </w:r>
-      <w:r>
-        <w:rPr>
-          <w:b/>
-          <w:lang w:val="pt_PT" w:bidi="pt_PT"/>
-        </w:rPr>
         <w:t>"</w:t>
       </w:r>
       <w:r>
@@ -3348,21 +2960,6 @@
           <w:b/>
           <w:lang w:val="pt_PT" w:bidi="pt_PT"/>
         </w:rPr>
-        <w:t>ἡ κοινωνία τῆς πίστεώς σου, ἐνεργὴς γένηται ἐν ἐπιγνώσει παντὸς ἀγαθοῦ τοῦ ἐν ἡμῖν εἰς Χριστόν.</w:t>
-      </w:r>
-    </w:p>
-    <w:p>
-      <w:pPr/>
-      <w:r>
-        <w:rPr>
-          <w:lang w:val="pt_PT" w:bidi="pt_PT"/>
-        </w:rPr>
-      </w:r>
-      <w:r>
-        <w:rPr>
-          <w:b/>
-          <w:lang w:val="pt_PT" w:bidi="pt_PT"/>
-        </w:rPr>
         <w:t xml:space="preserve">"que a fé </w:t>
       </w:r>
       <w:r>
@@ -3505,21 +3102,6 @@
           <w:b/>
           <w:lang w:val="pt_PT" w:bidi="pt_PT"/>
         </w:rPr>
-        <w:t>ἐν ἐπιγνώσει παντὸς ἀγαθοῦ</w:t>
-      </w:r>
-    </w:p>
-    <w:p>
-      <w:pPr/>
-      <w:r>
-        <w:rPr>
-          <w:lang w:val="pt_PT" w:bidi="pt_PT"/>
-        </w:rPr>
-      </w:r>
-      <w:r>
-        <w:rPr>
-          <w:b/>
-          <w:lang w:val="pt_PT" w:bidi="pt_PT"/>
-        </w:rPr>
         <w:t>"faça com que compreendamos mais profundamente todas as bênçãos que temos recebido na nossa vida</w:t>
       </w:r>
       <w:r>
@@ -3610,21 +3192,6 @@
           <w:b/>
           <w:lang w:val="pt_PT" w:bidi="pt_PT"/>
         </w:rPr>
-        <w:t>εἰς Χριστόν</w:t>
-      </w:r>
-    </w:p>
-    <w:p>
-      <w:pPr/>
-      <w:r>
-        <w:rPr>
-          <w:lang w:val="pt_PT" w:bidi="pt_PT"/>
-        </w:rPr>
-      </w:r>
-      <w:r>
-        <w:rPr>
-          <w:b/>
-          <w:lang w:val="pt_PT" w:bidi="pt_PT"/>
-        </w:rPr>
         <w:t>"</w:t>
       </w:r>
       <w:r>
@@ -3748,21 +3315,6 @@
           <w:b/>
           <w:lang w:val="pt_PT" w:bidi="pt_PT"/>
         </w:rPr>
-        <w:t>χαρὰν γὰρ πολλὴν ἔσχον καὶ παράκλησιν</w:t>
-      </w:r>
-    </w:p>
-    <w:p>
-      <w:pPr/>
-      <w:r>
-        <w:rPr>
-          <w:lang w:val="pt_PT" w:bidi="pt_PT"/>
-        </w:rPr>
-      </w:r>
-      <w:r>
-        <w:rPr>
-          <w:b/>
-          <w:lang w:val="pt_PT" w:bidi="pt_PT"/>
-        </w:rPr>
         <w:t>"</w:t>
       </w:r>
       <w:r>
@@ -3899,21 +3451,6 @@
           <w:b/>
           <w:lang w:val="pt_PT" w:bidi="pt_PT"/>
         </w:rPr>
-        <w:t>ἐπὶ τῇ ἀγάπῃ σου</w:t>
-      </w:r>
-    </w:p>
-    <w:p>
-      <w:pPr/>
-      <w:r>
-        <w:rPr>
-          <w:lang w:val="pt_PT" w:bidi="pt_PT"/>
-        </w:rPr>
-      </w:r>
-      <w:r>
-        <w:rPr>
-          <w:b/>
-          <w:lang w:val="pt_PT" w:bidi="pt_PT"/>
-        </w:rPr>
         <w:t>"</w:t>
       </w:r>
       <w:r>
@@ -4024,21 +3561,6 @@
           <w:b/>
           <w:lang w:val="pt_PT" w:bidi="pt_PT"/>
         </w:rPr>
-        <w:t>τὰ σπλάγχνα τῶν ἁγίων ἀναπέπαυται διὰ σοῦ</w:t>
-      </w:r>
-    </w:p>
-    <w:p>
-      <w:pPr/>
-      <w:r>
-        <w:rPr>
-          <w:lang w:val="pt_PT" w:bidi="pt_PT"/>
-        </w:rPr>
-      </w:r>
-      <w:r>
-        <w:rPr>
-          <w:b/>
-          <w:lang w:val="pt_PT" w:bidi="pt_PT"/>
-        </w:rPr>
         <w:t>"</w:t>
       </w:r>
       <w:r>
@@ -4136,21 +3658,6 @@
           <w:b/>
           <w:lang w:val="pt_PT" w:bidi="pt_PT"/>
         </w:rPr>
-        <w:t>τὰ σπλάγχνα τῶν ἁγίων</w:t>
-      </w:r>
-    </w:p>
-    <w:p>
-      <w:pPr/>
-      <w:r>
-        <w:rPr>
-          <w:lang w:val="pt_PT" w:bidi="pt_PT"/>
-        </w:rPr>
-      </w:r>
-      <w:r>
-        <w:rPr>
-          <w:b/>
-          <w:lang w:val="pt_PT" w:bidi="pt_PT"/>
-        </w:rPr>
         <w:t>"o coração de todo o povo de Deus".</w:t>
       </w:r>
     </w:p>
@@ -4247,21 +3754,6 @@
           <w:b/>
           <w:lang w:val="pt_PT" w:bidi="pt_PT"/>
         </w:rPr>
-        <w:t>τὰ σπλάγχνα τῶν ἁγίων ἀναπέπαυται διὰ σοῦ</w:t>
-      </w:r>
-    </w:p>
-    <w:p>
-      <w:pPr/>
-      <w:r>
-        <w:rPr>
-          <w:lang w:val="pt_PT" w:bidi="pt_PT"/>
-        </w:rPr>
-      </w:r>
-      <w:r>
-        <w:rPr>
-          <w:b/>
-          <w:lang w:val="pt_PT" w:bidi="pt_PT"/>
-        </w:rPr>
         <w:t>"</w:t>
       </w:r>
       <w:r>
@@ -4372,21 +3864,6 @@
           <w:b/>
           <w:lang w:val="pt_PT" w:bidi="pt_PT"/>
         </w:rPr>
-        <w:t>σοῦ, ἀδελφέ</w:t>
-      </w:r>
-    </w:p>
-    <w:p>
-      <w:pPr/>
-      <w:r>
-        <w:rPr>
-          <w:lang w:val="pt_PT" w:bidi="pt_PT"/>
-        </w:rPr>
-      </w:r>
-      <w:r>
-        <w:rPr>
-          <w:b/>
-          <w:lang w:val="pt_PT" w:bidi="pt_PT"/>
-        </w:rPr>
         <w:t>"Meu caro irmão".</w:t>
       </w:r>
     </w:p>
@@ -4546,21 +4023,6 @@
           <w:b/>
           <w:lang w:val="pt_PT" w:bidi="pt_PT"/>
         </w:rPr>
-        <w:t>πολλὴν ἐν Χριστῷ παρρησίαν</w:t>
-      </w:r>
-    </w:p>
-    <w:p>
-      <w:pPr/>
-      <w:r>
-        <w:rPr>
-          <w:lang w:val="pt_PT" w:bidi="pt_PT"/>
-        </w:rPr>
-      </w:r>
-      <w:r>
-        <w:rPr>
-          <w:b/>
-          <w:lang w:val="pt_PT" w:bidi="pt_PT"/>
-        </w:rPr>
         <w:t>"</w:t>
       </w:r>
       <w:r>
@@ -4651,21 +4113,6 @@
           <w:b/>
           <w:lang w:val="pt_PT" w:bidi="pt_PT"/>
         </w:rPr>
-        <w:t>διό</w:t>
-      </w:r>
-    </w:p>
-    <w:p>
-      <w:pPr/>
-      <w:r>
-        <w:rPr>
-          <w:lang w:val="pt_PT" w:bidi="pt_PT"/>
-        </w:rPr>
-      </w:r>
-      <w:r>
-        <w:rPr>
-          <w:b/>
-          <w:lang w:val="pt_PT" w:bidi="pt_PT"/>
-        </w:rPr>
         <w:t>"Por isso".</w:t>
       </w:r>
     </w:p>
@@ -4762,21 +4209,6 @@
           <w:b/>
           <w:lang w:val="pt_PT" w:bidi="pt_PT"/>
         </w:rPr>
-        <w:t>διὰ τὴν ἀγάπην</w:t>
-      </w:r>
-    </w:p>
-    <w:p>
-      <w:pPr/>
-      <w:r>
-        <w:rPr>
-          <w:lang w:val="pt_PT" w:bidi="pt_PT"/>
-        </w:rPr>
-      </w:r>
-      <w:r>
-        <w:rPr>
-          <w:b/>
-          <w:lang w:val="pt_PT" w:bidi="pt_PT"/>
-        </w:rPr>
         <w:t>"</w:t>
       </w:r>
       <w:r>
@@ -4887,21 +4319,6 @@
           <w:b/>
           <w:lang w:val="pt_PT" w:bidi="pt_PT"/>
         </w:rPr>
-        <w:t>δέσμιος Χριστοῦ Ἰησοῦ</w:t>
-      </w:r>
-    </w:p>
-    <w:p>
-      <w:pPr/>
-      <w:r>
-        <w:rPr>
-          <w:lang w:val="pt_PT" w:bidi="pt_PT"/>
-        </w:rPr>
-      </w:r>
-      <w:r>
-        <w:rPr>
-          <w:b/>
-          <w:lang w:val="pt_PT" w:bidi="pt_PT"/>
-        </w:rPr>
         <w:t>"</w:t>
       </w:r>
       <w:r>
@@ -4992,21 +4409,6 @@
           <w:b/>
           <w:lang w:val="pt_PT" w:bidi="pt_PT"/>
         </w:rPr>
-        <w:t>Ὀνήσιμον</w:t>
-      </w:r>
-    </w:p>
-    <w:p>
-      <w:pPr/>
-      <w:r>
-        <w:rPr>
-          <w:lang w:val="pt_PT" w:bidi="pt_PT"/>
-        </w:rPr>
-      </w:r>
-      <w:r>
-        <w:rPr>
-          <w:b/>
-          <w:lang w:val="pt_PT" w:bidi="pt_PT"/>
-        </w:rPr>
         <w:t>"Onésimo".</w:t>
       </w:r>
     </w:p>
@@ -5097,21 +4499,6 @@
           <w:b/>
           <w:lang w:val="pt_PT" w:bidi="pt_PT"/>
         </w:rPr>
-        <w:t>Ὀνήσιμον</w:t>
-      </w:r>
-    </w:p>
-    <w:p>
-      <w:pPr/>
-      <w:r>
-        <w:rPr>
-          <w:lang w:val="pt_PT" w:bidi="pt_PT"/>
-        </w:rPr>
-      </w:r>
-      <w:r>
-        <w:rPr>
-          <w:b/>
-          <w:lang w:val="pt_PT" w:bidi="pt_PT"/>
-        </w:rPr>
         <w:t>"Onésimo".</w:t>
       </w:r>
     </w:p>
@@ -5208,21 +4595,6 @@
           <w:b/>
           <w:lang w:val="pt_PT" w:bidi="pt_PT"/>
         </w:rPr>
-        <w:t>ὃν ἐγέννησα</w:t>
-      </w:r>
-    </w:p>
-    <w:p>
-      <w:pPr/>
-      <w:r>
-        <w:rPr>
-          <w:lang w:val="pt_PT" w:bidi="pt_PT"/>
-        </w:rPr>
-      </w:r>
-      <w:r>
-        <w:rPr>
-          <w:b/>
-          <w:lang w:val="pt_PT" w:bidi="pt_PT"/>
-        </w:rPr>
         <w:t>"</w:t>
       </w:r>
       <w:r>
@@ -5353,21 +4725,6 @@
           <w:b/>
           <w:lang w:val="pt_PT" w:bidi="pt_PT"/>
         </w:rPr>
-        <w:t>ἐν τοῖς δεσμοῖς</w:t>
-      </w:r>
-    </w:p>
-    <w:p>
-      <w:pPr/>
-      <w:r>
-        <w:rPr>
-          <w:lang w:val="pt_PT" w:bidi="pt_PT"/>
-        </w:rPr>
-      </w:r>
-      <w:r>
-        <w:rPr>
-          <w:b/>
-          <w:lang w:val="pt_PT" w:bidi="pt_PT"/>
-        </w:rPr>
         <w:t>"</w:t>
       </w:r>
       <w:r>
@@ -5491,21 +4848,6 @@
           <w:b/>
           <w:lang w:val="pt_PT" w:bidi="pt_PT"/>
         </w:rPr>
-        <w:t>ὃν ἀνέπεμψά σοι</w:t>
-      </w:r>
-    </w:p>
-    <w:p>
-      <w:pPr/>
-      <w:r>
-        <w:rPr>
-          <w:lang w:val="pt_PT" w:bidi="pt_PT"/>
-        </w:rPr>
-      </w:r>
-      <w:r>
-        <w:rPr>
-          <w:b/>
-          <w:lang w:val="pt_PT" w:bidi="pt_PT"/>
-        </w:rPr>
         <w:t>"</w:t>
       </w:r>
       <w:r>
@@ -5596,21 +4938,6 @@
           <w:b/>
           <w:lang w:val="pt_PT" w:bidi="pt_PT"/>
         </w:rPr>
-        <w:t>τοῦτ’ ἔστιν τὰ ἐμὰ σπλάγχνα</w:t>
-      </w:r>
-    </w:p>
-    <w:p>
-      <w:pPr/>
-      <w:r>
-        <w:rPr>
-          <w:lang w:val="pt_PT" w:bidi="pt_PT"/>
-        </w:rPr>
-      </w:r>
-      <w:r>
-        <w:rPr>
-          <w:b/>
-          <w:lang w:val="pt_PT" w:bidi="pt_PT"/>
-        </w:rPr>
         <w:t>"</w:t>
       </w:r>
       <w:r>
@@ -5741,21 +5068,6 @@
           <w:b/>
           <w:lang w:val="pt_PT" w:bidi="pt_PT"/>
         </w:rPr>
-        <w:t>τὰ ἐμὰ σπλάγχνα</w:t>
-      </w:r>
-    </w:p>
-    <w:p>
-      <w:pPr/>
-      <w:r>
-        <w:rPr>
-          <w:lang w:val="pt_PT" w:bidi="pt_PT"/>
-        </w:rPr>
-      </w:r>
-      <w:r>
-        <w:rPr>
-          <w:b/>
-          <w:lang w:val="pt_PT" w:bidi="pt_PT"/>
-        </w:rPr>
         <w:t>"meu coração".</w:t>
       </w:r>
     </w:p>
@@ -5852,21 +5164,6 @@
           <w:b/>
           <w:lang w:val="pt_PT" w:bidi="pt_PT"/>
         </w:rPr>
-        <w:t>ἵνα ὑπὲρ σοῦ μοι διακονῇ</w:t>
-      </w:r>
-    </w:p>
-    <w:p>
-      <w:pPr/>
-      <w:r>
-        <w:rPr>
-          <w:lang w:val="pt_PT" w:bidi="pt_PT"/>
-        </w:rPr>
-      </w:r>
-      <w:r>
-        <w:rPr>
-          <w:b/>
-          <w:lang w:val="pt_PT" w:bidi="pt_PT"/>
-        </w:rPr>
         <w:t>"a fim de que ele me ajudasse em lugar de você</w:t>
       </w:r>
       <w:r>
@@ -5937,21 +5234,6 @@
           <w:b/>
           <w:lang w:val="pt_PT" w:bidi="pt_PT"/>
         </w:rPr>
-        <w:t>ἐν τοῖς δεσμοῖς</w:t>
-      </w:r>
-    </w:p>
-    <w:p>
-      <w:pPr/>
-      <w:r>
-        <w:rPr>
-          <w:lang w:val="pt_PT" w:bidi="pt_PT"/>
-        </w:rPr>
-      </w:r>
-      <w:r>
-        <w:rPr>
-          <w:b/>
-          <w:lang w:val="pt_PT" w:bidi="pt_PT"/>
-        </w:rPr>
         <w:t>"nesta cadeia".</w:t>
       </w:r>
     </w:p>
@@ -6061,21 +5343,6 @@
           <w:b/>
           <w:lang w:val="pt_PT" w:bidi="pt_PT"/>
         </w:rPr>
-        <w:t>ἐν τοῖς δεσμοῖς τοῦ εὐαγγελίου</w:t>
-      </w:r>
-    </w:p>
-    <w:p>
-      <w:pPr/>
-      <w:r>
-        <w:rPr>
-          <w:lang w:val="pt_PT" w:bidi="pt_PT"/>
-        </w:rPr>
-      </w:r>
-      <w:r>
-        <w:rPr>
-          <w:b/>
-          <w:lang w:val="pt_PT" w:bidi="pt_PT"/>
-        </w:rPr>
         <w:t>"</w:t>
       </w:r>
       <w:r>
@@ -6199,21 +5466,6 @@
           <w:b/>
           <w:lang w:val="pt_PT" w:bidi="pt_PT"/>
         </w:rPr>
-        <w:t>ἵνα μὴ ὡς κατὰ ἀνάγκην τὸ ἀγαθόν σου ᾖ</w:t>
-      </w:r>
-    </w:p>
-    <w:p>
-      <w:pPr/>
-      <w:r>
-        <w:rPr>
-          <w:lang w:val="pt_PT" w:bidi="pt_PT"/>
-        </w:rPr>
-      </w:r>
-      <w:r>
-        <w:rPr>
-          <w:b/>
-          <w:lang w:val="pt_PT" w:bidi="pt_PT"/>
-        </w:rPr>
         <w:t>"</w:t>
       </w:r>
       <w:r>
@@ -6324,21 +5576,6 @@
           <w:b/>
           <w:lang w:val="pt_PT" w:bidi="pt_PT"/>
         </w:rPr>
-        <w:t>ἀλλὰ κατὰ ἑκούσιον.</w:t>
-      </w:r>
-    </w:p>
-    <w:p>
-      <w:pPr/>
-      <w:r>
-        <w:rPr>
-          <w:lang w:val="pt_PT" w:bidi="pt_PT"/>
-        </w:rPr>
-      </w:r>
-      <w:r>
-        <w:rPr>
-          <w:b/>
-          <w:lang w:val="pt_PT" w:bidi="pt_PT"/>
-        </w:rPr>
         <w:t>"</w:t>
       </w:r>
       <w:r>
@@ -6449,21 +5686,6 @@
           <w:b/>
           <w:lang w:val="pt_PT" w:bidi="pt_PT"/>
         </w:rPr>
-        <w:t>τάχα γὰρ διὰ τοῦτο, ἐχωρίσθη πρὸς ὥραν, ἵνα</w:t>
-      </w:r>
-    </w:p>
-    <w:p>
-      <w:pPr/>
-      <w:r>
-        <w:rPr>
-          <w:lang w:val="pt_PT" w:bidi="pt_PT"/>
-        </w:rPr>
-      </w:r>
-      <w:r>
-        <w:rPr>
-          <w:b/>
-          <w:lang w:val="pt_PT" w:bidi="pt_PT"/>
-        </w:rPr>
         <w:t>"</w:t>
       </w:r>
       <w:r>
@@ -6561,21 +5783,6 @@
           <w:b/>
           <w:lang w:val="pt_PT" w:bidi="pt_PT"/>
         </w:rPr>
-        <w:t>πρὸς ὥραν</w:t>
-      </w:r>
-    </w:p>
-    <w:p>
-      <w:pPr/>
-      <w:r>
-        <w:rPr>
-          <w:lang w:val="pt_PT" w:bidi="pt_PT"/>
-        </w:rPr>
-      </w:r>
-      <w:r>
-        <w:rPr>
-          <w:b/>
-          <w:lang w:val="pt_PT" w:bidi="pt_PT"/>
-        </w:rPr>
         <w:t>"por algum tempo".</w:t>
       </w:r>
     </w:p>
@@ -6685,21 +5892,6 @@
           <w:b/>
           <w:lang w:val="pt_PT" w:bidi="pt_PT"/>
         </w:rPr>
-        <w:t>ὑπὲρ δοῦλον</w:t>
-      </w:r>
-    </w:p>
-    <w:p>
-      <w:pPr/>
-      <w:r>
-        <w:rPr>
-          <w:lang w:val="pt_PT" w:bidi="pt_PT"/>
-        </w:rPr>
-      </w:r>
-      <w:r>
-        <w:rPr>
-          <w:b/>
-          <w:lang w:val="pt_PT" w:bidi="pt_PT"/>
-        </w:rPr>
         <w:t>"</w:t>
       </w:r>
       <w:r>
@@ -6777,21 +5969,6 @@
           <w:b/>
           <w:lang w:val="pt_PT" w:bidi="pt_PT"/>
         </w:rPr>
-        <w:t>οὐκέτι ὡς δοῦλον</w:t>
-      </w:r>
-    </w:p>
-    <w:p>
-      <w:pPr/>
-      <w:r>
-        <w:rPr>
-          <w:lang w:val="pt_PT" w:bidi="pt_PT"/>
-        </w:rPr>
-      </w:r>
-      <w:r>
-        <w:rPr>
-          <w:b/>
-          <w:lang w:val="pt_PT" w:bidi="pt_PT"/>
-        </w:rPr>
         <w:t>"</w:t>
       </w:r>
       <w:r>
@@ -6882,21 +6059,6 @@
           <w:b/>
           <w:lang w:val="pt_PT" w:bidi="pt_PT"/>
         </w:rPr>
-        <w:t>ὑπὲρ δοῦλον</w:t>
-      </w:r>
-    </w:p>
-    <w:p>
-      <w:pPr/>
-      <w:r>
-        <w:rPr>
-          <w:lang w:val="pt_PT" w:bidi="pt_PT"/>
-        </w:rPr>
-      </w:r>
-      <w:r>
-        <w:rPr>
-          <w:b/>
-          <w:lang w:val="pt_PT" w:bidi="pt_PT"/>
-        </w:rPr>
         <w:t>"</w:t>
       </w:r>
       <w:r>
@@ -6974,21 +6136,6 @@
           <w:b/>
           <w:lang w:val="pt_PT" w:bidi="pt_PT"/>
         </w:rPr>
-        <w:t>ἀδελφὸν ἀγαπητόν</w:t>
-      </w:r>
-    </w:p>
-    <w:p>
-      <w:pPr/>
-      <w:r>
-        <w:rPr>
-          <w:lang w:val="pt_PT" w:bidi="pt_PT"/>
-        </w:rPr>
-      </w:r>
-      <w:r>
-        <w:rPr>
-          <w:b/>
-          <w:lang w:val="pt_PT" w:bidi="pt_PT"/>
-        </w:rPr>
         <w:t>"</w:t>
       </w:r>
       <w:r>
@@ -7099,21 +6246,6 @@
           <w:b/>
           <w:lang w:val="pt_PT" w:bidi="pt_PT"/>
         </w:rPr>
-        <w:t>ἀγαπητόν</w:t>
-      </w:r>
-    </w:p>
-    <w:p>
-      <w:pPr/>
-      <w:r>
-        <w:rPr>
-          <w:lang w:val="pt_PT" w:bidi="pt_PT"/>
-        </w:rPr>
-      </w:r>
-      <w:r>
-        <w:rPr>
-          <w:b/>
-          <w:lang w:val="pt_PT" w:bidi="pt_PT"/>
-        </w:rPr>
         <w:t>"</w:t>
       </w:r>
       <w:r>
@@ -7191,21 +6323,6 @@
           <w:b/>
           <w:lang w:val="pt_PT" w:bidi="pt_PT"/>
         </w:rPr>
-        <w:t>ἐν Κυρίῳ</w:t>
-      </w:r>
-    </w:p>
-    <w:p>
-      <w:pPr/>
-      <w:r>
-        <w:rPr>
-          <w:lang w:val="pt_PT" w:bidi="pt_PT"/>
-        </w:rPr>
-      </w:r>
-      <w:r>
-        <w:rPr>
-          <w:b/>
-          <w:lang w:val="pt_PT" w:bidi="pt_PT"/>
-        </w:rPr>
         <w:t>"em Cristo".</w:t>
       </w:r>
     </w:p>
@@ -7282,21 +6399,6 @@
           <w:b/>
           <w:lang w:val="pt_PT" w:bidi="pt_PT"/>
         </w:rPr>
-        <w:t>εἰ &amp; με ἔχεις κοινωνόν</w:t>
-      </w:r>
-    </w:p>
-    <w:p>
-      <w:pPr/>
-      <w:r>
-        <w:rPr>
-          <w:lang w:val="pt_PT" w:bidi="pt_PT"/>
-        </w:rPr>
-      </w:r>
-      <w:r>
-        <w:rPr>
-          <w:b/>
-          <w:lang w:val="pt_PT" w:bidi="pt_PT"/>
-        </w:rPr>
         <w:t>"</w:t>
       </w:r>
       <w:r>
@@ -7394,21 +6496,6 @@
           <w:b/>
           <w:lang w:val="pt_PT" w:bidi="pt_PT"/>
         </w:rPr>
-        <w:t>οὖν</w:t>
-      </w:r>
-    </w:p>
-    <w:p>
-      <w:pPr/>
-      <w:r>
-        <w:rPr>
-          <w:lang w:val="pt_PT" w:bidi="pt_PT"/>
-        </w:rPr>
-      </w:r>
-      <w:r>
-        <w:rPr>
-          <w:b/>
-          <w:lang w:val="pt_PT" w:bidi="pt_PT"/>
-        </w:rPr>
         <w:t>"Por isso".</w:t>
       </w:r>
     </w:p>
@@ -7499,21 +6586,6 @@
           <w:b/>
           <w:lang w:val="pt_PT" w:bidi="pt_PT"/>
         </w:rPr>
-        <w:t>προσλαβοῦ αὐτὸν ὡς ἐμέ.</w:t>
-      </w:r>
-    </w:p>
-    <w:p>
-      <w:pPr/>
-      <w:r>
-        <w:rPr>
-          <w:lang w:val="pt_PT" w:bidi="pt_PT"/>
-        </w:rPr>
-      </w:r>
-      <w:r>
-        <w:rPr>
-          <w:b/>
-          <w:lang w:val="pt_PT" w:bidi="pt_PT"/>
-        </w:rPr>
         <w:t>"</w:t>
       </w:r>
       <w:r>
@@ -7611,21 +6683,6 @@
           <w:b/>
           <w:lang w:val="pt_PT" w:bidi="pt_PT"/>
         </w:rPr>
-        <w:t>εἰ δέ τι ἠδίκησέν σε ἢ ὀφείλει</w:t>
-      </w:r>
-    </w:p>
-    <w:p>
-      <w:pPr/>
-      <w:r>
-        <w:rPr>
-          <w:lang w:val="pt_PT" w:bidi="pt_PT"/>
-        </w:rPr>
-      </w:r>
-      <w:r>
-        <w:rPr>
-          <w:b/>
-          <w:lang w:val="pt_PT" w:bidi="pt_PT"/>
-        </w:rPr>
         <w:t>"</w:t>
       </w:r>
       <w:r>
@@ -7723,21 +6780,6 @@
           <w:b/>
           <w:lang w:val="pt_PT" w:bidi="pt_PT"/>
         </w:rPr>
-        <w:t>εἰ δέ τι ἠδίκησέν σε ἢ ὀφείλει</w:t>
-      </w:r>
-    </w:p>
-    <w:p>
-      <w:pPr/>
-      <w:r>
-        <w:rPr>
-          <w:lang w:val="pt_PT" w:bidi="pt_PT"/>
-        </w:rPr>
-      </w:r>
-      <w:r>
-        <w:rPr>
-          <w:b/>
-          <w:lang w:val="pt_PT" w:bidi="pt_PT"/>
-        </w:rPr>
         <w:t>"Se ele deu algum prejuízo a você ou lhe deve alguma coisa</w:t>
       </w:r>
       <w:r>
@@ -7834,21 +6876,6 @@
           <w:b/>
           <w:lang w:val="pt_PT" w:bidi="pt_PT"/>
         </w:rPr>
-        <w:t>τοῦτο ἐμοὶ ἐλλόγα.</w:t>
-      </w:r>
-    </w:p>
-    <w:p>
-      <w:pPr/>
-      <w:r>
-        <w:rPr>
-          <w:lang w:val="pt_PT" w:bidi="pt_PT"/>
-        </w:rPr>
-      </w:r>
-      <w:r>
-        <w:rPr>
-          <w:b/>
-          <w:lang w:val="pt_PT" w:bidi="pt_PT"/>
-        </w:rPr>
         <w:t>"</w:t>
       </w:r>
       <w:r>
@@ -7926,21 +6953,6 @@
           <w:b/>
           <w:lang w:val="pt_PT" w:bidi="pt_PT"/>
         </w:rPr>
-        <w:t>ἐγὼ Παῦλος ἔγραψα τῇ ἐμῇ χειρί</w:t>
-      </w:r>
-    </w:p>
-    <w:p>
-      <w:pPr/>
-      <w:r>
-        <w:rPr>
-          <w:lang w:val="pt_PT" w:bidi="pt_PT"/>
-        </w:rPr>
-      </w:r>
-      <w:r>
-        <w:rPr>
-          <w:b/>
-          <w:lang w:val="pt_PT" w:bidi="pt_PT"/>
-        </w:rPr>
         <w:t>"</w:t>
       </w:r>
       <w:r>
@@ -8031,21 +7043,6 @@
           <w:b/>
           <w:lang w:val="pt_PT" w:bidi="pt_PT"/>
         </w:rPr>
-        <w:t>ἵνα μὴ λέγω σοι</w:t>
-      </w:r>
-    </w:p>
-    <w:p>
-      <w:pPr/>
-      <w:r>
-        <w:rPr>
-          <w:lang w:val="pt_PT" w:bidi="pt_PT"/>
-        </w:rPr>
-      </w:r>
-      <w:r>
-        <w:rPr>
-          <w:b/>
-          <w:lang w:val="pt_PT" w:bidi="pt_PT"/>
-        </w:rPr>
         <w:t>"</w:t>
       </w:r>
       <w:r>
@@ -8156,21 +7153,6 @@
           <w:b/>
           <w:lang w:val="pt_PT" w:bidi="pt_PT"/>
         </w:rPr>
-        <w:t>καὶ σεαυτόν μοι προσοφείλεις</w:t>
-      </w:r>
-    </w:p>
-    <w:p>
-      <w:pPr/>
-      <w:r>
-        <w:rPr>
-          <w:lang w:val="pt_PT" w:bidi="pt_PT"/>
-        </w:rPr>
-      </w:r>
-      <w:r>
-        <w:rPr>
-          <w:b/>
-          <w:lang w:val="pt_PT" w:bidi="pt_PT"/>
-        </w:rPr>
         <w:t>"l</w:t>
       </w:r>
       <w:r>
@@ -8268,21 +7250,6 @@
           <w:b/>
           <w:lang w:val="pt_PT" w:bidi="pt_PT"/>
         </w:rPr>
-        <w:t>ἀδελφέ</w:t>
-      </w:r>
-    </w:p>
-    <w:p>
-      <w:pPr/>
-      <w:r>
-        <w:rPr>
-          <w:lang w:val="pt_PT" w:bidi="pt_PT"/>
-        </w:rPr>
-      </w:r>
-      <w:r>
-        <w:rPr>
-          <w:b/>
-          <w:lang w:val="pt_PT" w:bidi="pt_PT"/>
-        </w:rPr>
         <w:t>"irmão".</w:t>
       </w:r>
     </w:p>
@@ -8379,21 +7346,6 @@
           <w:b/>
           <w:lang w:val="pt_PT" w:bidi="pt_PT"/>
         </w:rPr>
-        <w:t>ἐν Κυρίῳ</w:t>
-      </w:r>
-    </w:p>
-    <w:p>
-      <w:pPr/>
-      <w:r>
-        <w:rPr>
-          <w:lang w:val="pt_PT" w:bidi="pt_PT"/>
-        </w:rPr>
-      </w:r>
-      <w:r>
-        <w:rPr>
-          <w:b/>
-          <w:lang w:val="pt_PT" w:bidi="pt_PT"/>
-        </w:rPr>
         <w:t>"do Senhor".</w:t>
       </w:r>
     </w:p>
@@ -8503,21 +7455,6 @@
           <w:b/>
           <w:lang w:val="pt_PT" w:bidi="pt_PT"/>
         </w:rPr>
-        <w:t>ἀνάπαυσόν μου τὰ σπλάγχνα ἐν Χριστῷ</w:t>
-      </w:r>
-    </w:p>
-    <w:p>
-      <w:pPr/>
-      <w:r>
-        <w:rPr>
-          <w:lang w:val="pt_PT" w:bidi="pt_PT"/>
-        </w:rPr>
-      </w:r>
-      <w:r>
-        <w:rPr>
-          <w:b/>
-          <w:lang w:val="pt_PT" w:bidi="pt_PT"/>
-        </w:rPr>
         <w:t>"</w:t>
       </w:r>
       <w:r>
@@ -8615,21 +7552,6 @@
           <w:b/>
           <w:lang w:val="pt_PT" w:bidi="pt_PT"/>
         </w:rPr>
-        <w:t>ἀνάπαυσόν μου τὰ σπλάγχνα</w:t>
-      </w:r>
-    </w:p>
-    <w:p>
-      <w:pPr/>
-      <w:r>
-        <w:rPr>
-          <w:lang w:val="pt_PT" w:bidi="pt_PT"/>
-        </w:rPr>
-      </w:r>
-      <w:r>
-        <w:rPr>
-          <w:b/>
-          <w:lang w:val="pt_PT" w:bidi="pt_PT"/>
-        </w:rPr>
         <w:t>"</w:t>
       </w:r>
       <w:r>
@@ -8753,21 +7675,6 @@
           <w:b/>
           <w:lang w:val="pt_PT" w:bidi="pt_PT"/>
         </w:rPr>
-        <w:t>ἀνάπαυσόν μου τὰ σπλάγχνα</w:t>
-      </w:r>
-    </w:p>
-    <w:p>
-      <w:pPr/>
-      <w:r>
-        <w:rPr>
-          <w:lang w:val="pt_PT" w:bidi="pt_PT"/>
-        </w:rPr>
-      </w:r>
-      <w:r>
-        <w:rPr>
-          <w:b/>
-          <w:lang w:val="pt_PT" w:bidi="pt_PT"/>
-        </w:rPr>
         <w:t>"</w:t>
       </w:r>
       <w:r>
@@ -8904,21 +7811,6 @@
           <w:b/>
           <w:lang w:val="pt_PT" w:bidi="pt_PT"/>
         </w:rPr>
-        <w:t>πεποιθὼς τῇ ὑπακοῇ σου</w:t>
-      </w:r>
-    </w:p>
-    <w:p>
-      <w:pPr/>
-      <w:r>
-        <w:rPr>
-          <w:lang w:val="pt_PT" w:bidi="pt_PT"/>
-        </w:rPr>
-      </w:r>
-      <w:r>
-        <w:rPr>
-          <w:b/>
-          <w:lang w:val="pt_PT" w:bidi="pt_PT"/>
-        </w:rPr>
         <w:t>"</w:t>
       </w:r>
       <w:r>
@@ -9068,21 +7960,6 @@
           <w:b/>
           <w:lang w:val="pt_PT" w:bidi="pt_PT"/>
         </w:rPr>
-        <w:t>ἔγραψά σοι</w:t>
-      </w:r>
-    </w:p>
-    <w:p>
-      <w:pPr/>
-      <w:r>
-        <w:rPr>
-          <w:lang w:val="pt_PT" w:bidi="pt_PT"/>
-        </w:rPr>
-      </w:r>
-      <w:r>
-        <w:rPr>
-          <w:b/>
-          <w:lang w:val="pt_PT" w:bidi="pt_PT"/>
-        </w:rPr>
         <w:t>"Ao escrever isso".</w:t>
       </w:r>
     </w:p>
@@ -9165,21 +8042,6 @@
           <w:b/>
           <w:lang w:val="pt_PT" w:bidi="pt_PT"/>
         </w:rPr>
-        <w:t>δὲ</w:t>
-      </w:r>
-    </w:p>
-    <w:p>
-      <w:pPr/>
-      <w:r>
-        <w:rPr>
-          <w:lang w:val="pt_PT" w:bidi="pt_PT"/>
-        </w:rPr>
-      </w:r>
-      <w:r>
-        <w:rPr>
-          <w:b/>
-          <w:lang w:val="pt_PT" w:bidi="pt_PT"/>
-        </w:rPr>
         <w:t>"</w:t>
       </w:r>
       <w:r>
@@ -9271,21 +8133,6 @@
           <w:b/>
           <w:lang w:val="pt_PT" w:bidi="pt_PT"/>
         </w:rPr>
-        <w:t>ἅμα</w:t>
-      </w:r>
-    </w:p>
-    <w:p>
-      <w:pPr/>
-      <w:r>
-        <w:rPr>
-          <w:lang w:val="pt_PT" w:bidi="pt_PT"/>
-        </w:rPr>
-      </w:r>
-      <w:r>
-        <w:rPr>
-          <w:b/>
-          <w:lang w:val="pt_PT" w:bidi="pt_PT"/>
-        </w:rPr>
         <w:t>"Peço também".</w:t>
       </w:r>
     </w:p>
@@ -9395,21 +8242,6 @@
           <w:b/>
           <w:lang w:val="pt_PT" w:bidi="pt_PT"/>
         </w:rPr>
-        <w:t>χαρισθήσομαι ὑμῖν</w:t>
-      </w:r>
-    </w:p>
-    <w:p>
-      <w:pPr/>
-      <w:r>
-        <w:rPr>
-          <w:lang w:val="pt_PT" w:bidi="pt_PT"/>
-        </w:rPr>
-      </w:r>
-      <w:r>
-        <w:rPr>
-          <w:b/>
-          <w:lang w:val="pt_PT" w:bidi="pt_PT"/>
-        </w:rPr>
         <w:t>"me deixe ir outra vez até aí</w:t>
       </w:r>
       <w:r>
@@ -9480,21 +8312,6 @@
           <w:b/>
           <w:lang w:val="pt_PT" w:bidi="pt_PT"/>
         </w:rPr>
-        <w:t>ἑτοίμαζέ μοι ξενίαν</w:t>
-      </w:r>
-    </w:p>
-    <w:p>
-      <w:pPr/>
-      <w:r>
-        <w:rPr>
-          <w:lang w:val="pt_PT" w:bidi="pt_PT"/>
-        </w:rPr>
-      </w:r>
-      <w:r>
-        <w:rPr>
-          <w:b/>
-          <w:lang w:val="pt_PT" w:bidi="pt_PT"/>
-        </w:rPr>
         <w:t>"</w:t>
       </w:r>
       <w:r>
@@ -9598,21 +8415,6 @@
           <w:b/>
           <w:lang w:val="pt_PT" w:bidi="pt_PT"/>
         </w:rPr>
-        <w:t>διὰ τῶν προσευχῶν ὑμῶν</w:t>
-      </w:r>
-    </w:p>
-    <w:p>
-      <w:pPr/>
-      <w:r>
-        <w:rPr>
-          <w:lang w:val="pt_PT" w:bidi="pt_PT"/>
-        </w:rPr>
-      </w:r>
-      <w:r>
-        <w:rPr>
-          <w:b/>
-          <w:lang w:val="pt_PT" w:bidi="pt_PT"/>
-        </w:rPr>
         <w:t>"</w:t>
       </w:r>
       <w:r>
@@ -9690,21 +8492,6 @@
           <w:b/>
           <w:lang w:val="pt_PT" w:bidi="pt_PT"/>
         </w:rPr>
-        <w:t>χαρισθήσομαι ὑμῖν.</w:t>
-      </w:r>
-    </w:p>
-    <w:p>
-      <w:pPr/>
-      <w:r>
-        <w:rPr>
-          <w:lang w:val="pt_PT" w:bidi="pt_PT"/>
-        </w:rPr>
-      </w:r>
-      <w:r>
-        <w:rPr>
-          <w:b/>
-          <w:lang w:val="pt_PT" w:bidi="pt_PT"/>
-        </w:rPr>
         <w:t>"</w:t>
       </w:r>
       <w:r>
@@ -9802,21 +8589,6 @@
           <w:b/>
           <w:lang w:val="pt_PT" w:bidi="pt_PT"/>
         </w:rPr>
-        <w:t>ὑμῶν &amp; ὑμῖν</w:t>
-      </w:r>
-    </w:p>
-    <w:p>
-      <w:pPr/>
-      <w:r>
-        <w:rPr>
-          <w:lang w:val="pt_PT" w:bidi="pt_PT"/>
-        </w:rPr>
-      </w:r>
-      <w:r>
-        <w:rPr>
-          <w:b/>
-          <w:lang w:val="pt_PT" w:bidi="pt_PT"/>
-        </w:rPr>
         <w:t>"</w:t>
       </w:r>
       <w:r>
@@ -9914,21 +8686,6 @@
           <w:b/>
           <w:lang w:val="pt_PT" w:bidi="pt_PT"/>
         </w:rPr>
-        <w:t>Ἐπαφρᾶς</w:t>
-      </w:r>
-    </w:p>
-    <w:p>
-      <w:pPr/>
-      <w:r>
-        <w:rPr>
-          <w:lang w:val="pt_PT" w:bidi="pt_PT"/>
-        </w:rPr>
-      </w:r>
-      <w:r>
-        <w:rPr>
-          <w:b/>
-          <w:lang w:val="pt_PT" w:bidi="pt_PT"/>
-        </w:rPr>
         <w:t>"Epafras".</w:t>
       </w:r>
     </w:p>
@@ -10019,21 +8776,6 @@
           <w:b/>
           <w:lang w:val="pt_PT" w:bidi="pt_PT"/>
         </w:rPr>
-        <w:t>ἐν Χριστῷ Ἰησοῦ</w:t>
-      </w:r>
-    </w:p>
-    <w:p>
-      <w:pPr/>
-      <w:r>
-        <w:rPr>
-          <w:lang w:val="pt_PT" w:bidi="pt_PT"/>
-        </w:rPr>
-      </w:r>
-      <w:r>
-        <w:rPr>
-          <w:b/>
-          <w:lang w:val="pt_PT" w:bidi="pt_PT"/>
-        </w:rPr>
         <w:t>"</w:t>
       </w:r>
       <w:r>
@@ -10124,21 +8866,6 @@
           <w:b/>
           <w:lang w:val="pt_PT" w:bidi="pt_PT"/>
         </w:rPr>
-        <w:t>Μᾶρκος, Ἀρίσταρχος, Δημᾶς, Λουκᾶς</w:t>
-      </w:r>
-    </w:p>
-    <w:p>
-      <w:pPr/>
-      <w:r>
-        <w:rPr>
-          <w:lang w:val="pt_PT" w:bidi="pt_PT"/>
-        </w:rPr>
-      </w:r>
-      <w:r>
-        <w:rPr>
-          <w:b/>
-          <w:lang w:val="pt_PT" w:bidi="pt_PT"/>
-        </w:rPr>
         <w:t>"Marcos, Aristarco, Demas e Lucas".</w:t>
       </w:r>
     </w:p>
@@ -10222,21 +8949,6 @@
           <w:b/>
           <w:lang w:val="pt_PT" w:bidi="pt_PT"/>
         </w:rPr>
-        <w:t>Μᾶρκος, Ἀρίσταρχος, Δημᾶς, Λουκᾶς</w:t>
-      </w:r>
-    </w:p>
-    <w:p>
-      <w:pPr/>
-      <w:r>
-        <w:rPr>
-          <w:lang w:val="pt_PT" w:bidi="pt_PT"/>
-        </w:rPr>
-      </w:r>
-      <w:r>
-        <w:rPr>
-          <w:b/>
-          <w:lang w:val="pt_PT" w:bidi="pt_PT"/>
-        </w:rPr>
         <w:t>"Marcos, Aristarco, Demas e Lucas".</w:t>
       </w:r>
     </w:p>
@@ -10320,21 +9032,6 @@
           <w:b/>
           <w:lang w:val="pt_PT" w:bidi="pt_PT"/>
         </w:rPr>
-        <w:t>οἱ συνεργοί μου</w:t>
-      </w:r>
-    </w:p>
-    <w:p>
-      <w:pPr/>
-      <w:r>
-        <w:rPr>
-          <w:lang w:val="pt_PT" w:bidi="pt_PT"/>
-        </w:rPr>
-      </w:r>
-      <w:r>
-        <w:rPr>
-          <w:b/>
-          <w:lang w:val="pt_PT" w:bidi="pt_PT"/>
-        </w:rPr>
         <w:t>"</w:t>
       </w:r>
       <w:r>
@@ -10412,21 +9109,6 @@
           <w:b/>
           <w:lang w:val="pt_PT" w:bidi="pt_PT"/>
         </w:rPr>
-        <w:t>μετὰ τοῦ πνεύματος ὑμῶν</w:t>
-      </w:r>
-    </w:p>
-    <w:p>
-      <w:pPr/>
-      <w:r>
-        <w:rPr>
-          <w:lang w:val="pt_PT" w:bidi="pt_PT"/>
-        </w:rPr>
-      </w:r>
-      <w:r>
-        <w:rPr>
-          <w:b/>
-          <w:lang w:val="pt_PT" w:bidi="pt_PT"/>
-        </w:rPr>
         <w:t>"</w:t>
       </w:r>
       <w:r>
@@ -10557,21 +9239,6 @@
           <w:b/>
           <w:lang w:val="pt_PT" w:bidi="pt_PT"/>
         </w:rPr>
-        <w:t>ἡ χάρις τοῦ Κυρίου ἡμῶν, Ἰησοῦ Χριστοῦ</w:t>
-      </w:r>
-    </w:p>
-    <w:p>
-      <w:pPr/>
-      <w:r>
-        <w:rPr>
-          <w:lang w:val="pt_PT" w:bidi="pt_PT"/>
-        </w:rPr>
-      </w:r>
-      <w:r>
-        <w:rPr>
-          <w:b/>
-          <w:lang w:val="pt_PT" w:bidi="pt_PT"/>
-        </w:rPr>
         <w:t>"</w:t>
       </w:r>
       <w:r>
@@ -10668,21 +9335,6 @@
         <w:rPr>
           <w:lang w:val="pt_PT" w:bidi="pt_PT"/>
         </w:rPr>
-      </w:r>
-    </w:p>
-    <w:p>
-      <w:pPr/>
-      <w:r>
-        <w:rPr>
-          <w:lang w:val="pt_PT" w:bidi="pt_PT"/>
-        </w:rPr>
-      </w:r>
-      <w:r>
-        <w:rPr>
-          <w:b/>
-          <w:lang w:val="pt_PT" w:bidi="pt_PT"/>
-        </w:rPr>
-        <w:t>ὑμῶν</w:t>
       </w:r>
     </w:p>
     <w:p>

--- a/por/docx/57.content.docx
+++ b/por/docx/57.content.docx
@@ -19,7 +19,7 @@
         <w:rPr>
           <w:lang w:val="pt_PT" w:bidi="pt_PT"/>
         </w:rPr>
-        <w:t>Resource: Notas de Tradução (unfoldingWord)</w:t>
+        <w:t>Resource: unfoldingWord® Translation Notes</w:t>
       </w:r>
       <w:r>
         <w:rPr>
@@ -90,7 +90,7 @@
         <w:rPr>
           <w:lang w:val="pt_PT" w:bidi="pt_PT"/>
         </w:rPr>
-        <w:t>Notas de Tradução (unfoldingWord)</w:t>
+        <w:t>unfoldingWord® Translation Notes</w:t>
       </w:r>
     </w:p>
     <w:p>

--- a/por/docx/57.content.docx
+++ b/por/docx/57.content.docx
@@ -210,6 +210,21 @@
           <w:b/>
           <w:lang w:val="pt_PT" w:bidi="pt_PT"/>
         </w:rPr>
+        <w:t>Παῦλος</w:t>
+      </w:r>
+    </w:p>
+    <w:p>
+      <w:pPr/>
+      <w:r>
+        <w:rPr>
+          <w:lang w:val="pt_PT" w:bidi="pt_PT"/>
+        </w:rPr>
+      </w:r>
+      <w:r>
+        <w:rPr>
+          <w:b/>
+          <w:lang w:val="pt_PT" w:bidi="pt_PT"/>
+        </w:rPr>
         <w:t>"Paulo".</w:t>
       </w:r>
     </w:p>
@@ -279,6 +294,21 @@
         <w:rPr>
           <w:lang w:val="pt_PT" w:bidi="pt_PT"/>
         </w:rPr>
+      </w:r>
+    </w:p>
+    <w:p>
+      <w:pPr/>
+      <w:r>
+        <w:rPr>
+          <w:lang w:val="pt_PT" w:bidi="pt_PT"/>
+        </w:rPr>
+      </w:r>
+      <w:r>
+        <w:rPr>
+          <w:b/>
+          <w:lang w:val="pt_PT" w:bidi="pt_PT"/>
+        </w:rPr>
+        <w:t>δέσμιος Χριστοῦ Ἰησοῦ</w:t>
       </w:r>
     </w:p>
     <w:p>
@@ -460,6 +490,21 @@
           <w:b/>
           <w:lang w:val="pt_PT" w:bidi="pt_PT"/>
         </w:rPr>
+        <w:t>ὁ ἀδελφὸς</w:t>
+      </w:r>
+    </w:p>
+    <w:p>
+      <w:pPr/>
+      <w:r>
+        <w:rPr>
+          <w:lang w:val="pt_PT" w:bidi="pt_PT"/>
+        </w:rPr>
+      </w:r>
+      <w:r>
+        <w:rPr>
+          <w:b/>
+          <w:lang w:val="pt_PT" w:bidi="pt_PT"/>
+        </w:rPr>
         <w:t>"nosso amigo".</w:t>
       </w:r>
     </w:p>
@@ -569,6 +614,21 @@
           <w:b/>
           <w:lang w:val="pt_PT" w:bidi="pt_PT"/>
         </w:rPr>
+        <w:t>Φιλήμονι</w:t>
+      </w:r>
+    </w:p>
+    <w:p>
+      <w:pPr/>
+      <w:r>
+        <w:rPr>
+          <w:lang w:val="pt_PT" w:bidi="pt_PT"/>
+        </w:rPr>
+      </w:r>
+      <w:r>
+        <w:rPr>
+          <w:b/>
+          <w:lang w:val="pt_PT" w:bidi="pt_PT"/>
+        </w:rPr>
         <w:t>"escrevo a você, Filemom</w:t>
       </w:r>
       <w:r>
@@ -666,6 +726,21 @@
           <w:b/>
           <w:lang w:val="pt_PT" w:bidi="pt_PT"/>
         </w:rPr>
+        <w:t>Φιλήμονι</w:t>
+      </w:r>
+    </w:p>
+    <w:p>
+      <w:pPr/>
+      <w:r>
+        <w:rPr>
+          <w:lang w:val="pt_PT" w:bidi="pt_PT"/>
+        </w:rPr>
+      </w:r>
+      <w:r>
+        <w:rPr>
+          <w:b/>
+          <w:lang w:val="pt_PT" w:bidi="pt_PT"/>
+        </w:rPr>
         <w:t>"</w:t>
       </w:r>
       <w:r>
@@ -789,6 +864,21 @@
           <w:b/>
           <w:lang w:val="pt_PT" w:bidi="pt_PT"/>
         </w:rPr>
+        <w:t>ἡμῶν</w:t>
+      </w:r>
+    </w:p>
+    <w:p>
+      <w:pPr/>
+      <w:r>
+        <w:rPr>
+          <w:lang w:val="pt_PT" w:bidi="pt_PT"/>
+        </w:rPr>
+      </w:r>
+      <w:r>
+        <w:rPr>
+          <w:b/>
+          <w:lang w:val="pt_PT" w:bidi="pt_PT"/>
+        </w:rPr>
         <w:t>"nosso".</w:t>
       </w:r>
     </w:p>
@@ -885,6 +975,21 @@
           <w:b/>
           <w:lang w:val="pt_PT" w:bidi="pt_PT"/>
         </w:rPr>
+        <w:t>καὶ συνεργῷ ἡμῶν</w:t>
+      </w:r>
+    </w:p>
+    <w:p>
+      <w:pPr/>
+      <w:r>
+        <w:rPr>
+          <w:lang w:val="pt_PT" w:bidi="pt_PT"/>
+        </w:rPr>
+      </w:r>
+      <w:r>
+        <w:rPr>
+          <w:b/>
+          <w:lang w:val="pt_PT" w:bidi="pt_PT"/>
+        </w:rPr>
         <w:t>"</w:t>
       </w:r>
       <w:r>
@@ -962,6 +1067,21 @@
           <w:b/>
           <w:lang w:val="pt_PT" w:bidi="pt_PT"/>
         </w:rPr>
+        <w:t>Ἀπφίᾳ</w:t>
+      </w:r>
+    </w:p>
+    <w:p>
+      <w:pPr/>
+      <w:r>
+        <w:rPr>
+          <w:lang w:val="pt_PT" w:bidi="pt_PT"/>
+        </w:rPr>
+      </w:r>
+      <w:r>
+        <w:rPr>
+          <w:b/>
+          <w:lang w:val="pt_PT" w:bidi="pt_PT"/>
+        </w:rPr>
         <w:t>"para a nossa irmã Áfia".</w:t>
       </w:r>
     </w:p>
@@ -1052,6 +1172,21 @@
           <w:b/>
           <w:lang w:val="pt_PT" w:bidi="pt_PT"/>
         </w:rPr>
+        <w:t>τῇ ἀδελφῇ</w:t>
+      </w:r>
+    </w:p>
+    <w:p>
+      <w:pPr/>
+      <w:r>
+        <w:rPr>
+          <w:lang w:val="pt_PT" w:bidi="pt_PT"/>
+        </w:rPr>
+      </w:r>
+      <w:r>
+        <w:rPr>
+          <w:b/>
+          <w:lang w:val="pt_PT" w:bidi="pt_PT"/>
+        </w:rPr>
         <w:t>"nossa irmã".</w:t>
       </w:r>
     </w:p>
@@ -1161,6 +1296,21 @@
           <w:b/>
           <w:lang w:val="pt_PT" w:bidi="pt_PT"/>
         </w:rPr>
+        <w:t>τῇ ἀδελφῇ</w:t>
+      </w:r>
+    </w:p>
+    <w:p>
+      <w:pPr/>
+      <w:r>
+        <w:rPr>
+          <w:lang w:val="pt_PT" w:bidi="pt_PT"/>
+        </w:rPr>
+      </w:r>
+      <w:r>
+        <w:rPr>
+          <w:b/>
+          <w:lang w:val="pt_PT" w:bidi="pt_PT"/>
+        </w:rPr>
         <w:t>"nossa irmã".</w:t>
       </w:r>
     </w:p>
@@ -1257,6 +1407,21 @@
           <w:b/>
           <w:lang w:val="pt_PT" w:bidi="pt_PT"/>
         </w:rPr>
+        <w:t>ἡμῶν</w:t>
+      </w:r>
+    </w:p>
+    <w:p>
+      <w:pPr/>
+      <w:r>
+        <w:rPr>
+          <w:lang w:val="pt_PT" w:bidi="pt_PT"/>
+        </w:rPr>
+      </w:r>
+      <w:r>
+        <w:rPr>
+          <w:b/>
+          <w:lang w:val="pt_PT" w:bidi="pt_PT"/>
+        </w:rPr>
         <w:t>"nosso".</w:t>
       </w:r>
     </w:p>
@@ -1353,6 +1518,21 @@
           <w:b/>
           <w:lang w:val="pt_PT" w:bidi="pt_PT"/>
         </w:rPr>
+        <w:t>Ἀπφίᾳ &amp; Ἀρχίππῳ &amp; τῇ &amp; ἐκκλησίᾳ</w:t>
+      </w:r>
+    </w:p>
+    <w:p>
+      <w:pPr/>
+      <w:r>
+        <w:rPr>
+          <w:lang w:val="pt_PT" w:bidi="pt_PT"/>
+        </w:rPr>
+      </w:r>
+      <w:r>
+        <w:rPr>
+          <w:b/>
+          <w:lang w:val="pt_PT" w:bidi="pt_PT"/>
+        </w:rPr>
         <w:t>"e à igreja"</w:t>
       </w:r>
       <w:r>
@@ -1481,6 +1661,21 @@
           <w:b/>
           <w:lang w:val="pt_PT" w:bidi="pt_PT"/>
         </w:rPr>
+        <w:t>Ἀρχίππῳ</w:t>
+      </w:r>
+    </w:p>
+    <w:p>
+      <w:pPr/>
+      <w:r>
+        <w:rPr>
+          <w:lang w:val="pt_PT" w:bidi="pt_PT"/>
+        </w:rPr>
+      </w:r>
+      <w:r>
+        <w:rPr>
+          <w:b/>
+          <w:lang w:val="pt_PT" w:bidi="pt_PT"/>
+        </w:rPr>
         <w:t>"para Arquipo".</w:t>
       </w:r>
     </w:p>
@@ -1571,6 +1766,21 @@
           <w:b/>
           <w:lang w:val="pt_PT" w:bidi="pt_PT"/>
         </w:rPr>
+        <w:t>τῷ συνστρατιώτῃ ἡμῶν</w:t>
+      </w:r>
+    </w:p>
+    <w:p>
+      <w:pPr/>
+      <w:r>
+        <w:rPr>
+          <w:lang w:val="pt_PT" w:bidi="pt_PT"/>
+        </w:rPr>
+      </w:r>
+      <w:r>
+        <w:rPr>
+          <w:b/>
+          <w:lang w:val="pt_PT" w:bidi="pt_PT"/>
+        </w:rPr>
         <w:t>"nosso companheiro de lutas".</w:t>
       </w:r>
     </w:p>
@@ -1654,6 +1864,21 @@
           <w:b/>
           <w:lang w:val="pt_PT" w:bidi="pt_PT"/>
         </w:rPr>
+        <w:t>καὶ τῇ κατ’ οἶκόν σου ἐκκλησίᾳ</w:t>
+      </w:r>
+    </w:p>
+    <w:p>
+      <w:pPr/>
+      <w:r>
+        <w:rPr>
+          <w:lang w:val="pt_PT" w:bidi="pt_PT"/>
+        </w:rPr>
+      </w:r>
+      <w:r>
+        <w:rPr>
+          <w:b/>
+          <w:lang w:val="pt_PT" w:bidi="pt_PT"/>
+        </w:rPr>
         <w:t>"</w:t>
       </w:r>
       <w:r>
@@ -1744,6 +1969,21 @@
           <w:b/>
           <w:lang w:val="pt_PT" w:bidi="pt_PT"/>
         </w:rPr>
+        <w:t>χάρις ὑμῖν καὶ εἰρήνη, ἀπὸ Θεοῦ Πατρὸς ἡμῶν καὶ Κυρίου ἡμῶν Ἰησοῦ Χριστοῦ</w:t>
+      </w:r>
+    </w:p>
+    <w:p>
+      <w:pPr/>
+      <w:r>
+        <w:rPr>
+          <w:lang w:val="pt_PT" w:bidi="pt_PT"/>
+        </w:rPr>
+      </w:r>
+      <w:r>
+        <w:rPr>
+          <w:b/>
+          <w:lang w:val="pt_PT" w:bidi="pt_PT"/>
+        </w:rPr>
         <w:t>"</w:t>
       </w:r>
       <w:r>
@@ -1841,6 +2081,21 @@
           <w:b/>
           <w:lang w:val="pt_PT" w:bidi="pt_PT"/>
         </w:rPr>
+        <w:t>χάρις ὑμῖν καὶ εἰρήνη, ἀπὸ Θεοῦ Πατρὸς ἡμῶν καὶ Κυρίου ἡμῶν Ἰησοῦ Χριστοῦ.</w:t>
+      </w:r>
+    </w:p>
+    <w:p>
+      <w:pPr/>
+      <w:r>
+        <w:rPr>
+          <w:lang w:val="pt_PT" w:bidi="pt_PT"/>
+        </w:rPr>
+      </w:r>
+      <w:r>
+        <w:rPr>
+          <w:b/>
+          <w:lang w:val="pt_PT" w:bidi="pt_PT"/>
+        </w:rPr>
         <w:t>"</w:t>
       </w:r>
       <w:r>
@@ -1964,6 +2219,21 @@
           <w:b/>
           <w:lang w:val="pt_PT" w:bidi="pt_PT"/>
         </w:rPr>
+        <w:t>ἡμῶν &amp; ἡμῶν</w:t>
+      </w:r>
+    </w:p>
+    <w:p>
+      <w:pPr/>
+      <w:r>
+        <w:rPr>
+          <w:lang w:val="pt_PT" w:bidi="pt_PT"/>
+        </w:rPr>
+      </w:r>
+      <w:r>
+        <w:rPr>
+          <w:b/>
+          <w:lang w:val="pt_PT" w:bidi="pt_PT"/>
+        </w:rPr>
         <w:t>"nosso"</w:t>
       </w:r>
       <w:r>
@@ -2162,6 +2432,21 @@
           <w:b/>
           <w:lang w:val="pt_PT" w:bidi="pt_PT"/>
         </w:rPr>
+        <w:t>Πατρὸς</w:t>
+      </w:r>
+    </w:p>
+    <w:p>
+      <w:pPr/>
+      <w:r>
+        <w:rPr>
+          <w:lang w:val="pt_PT" w:bidi="pt_PT"/>
+        </w:rPr>
+      </w:r>
+      <w:r>
+        <w:rPr>
+          <w:b/>
+          <w:lang w:val="pt_PT" w:bidi="pt_PT"/>
+        </w:rPr>
         <w:t>"Pai".</w:t>
       </w:r>
     </w:p>
@@ -2252,6 +2537,21 @@
           <w:b/>
           <w:lang w:val="pt_PT" w:bidi="pt_PT"/>
         </w:rPr>
+        <w:t>σου</w:t>
+      </w:r>
+    </w:p>
+    <w:p>
+      <w:pPr/>
+      <w:r>
+        <w:rPr>
+          <w:lang w:val="pt_PT" w:bidi="pt_PT"/>
+        </w:rPr>
+      </w:r>
+      <w:r>
+        <w:rPr>
+          <w:b/>
+          <w:lang w:val="pt_PT" w:bidi="pt_PT"/>
+        </w:rPr>
         <w:t>"de você".</w:t>
       </w:r>
     </w:p>
@@ -2348,6 +2648,21 @@
           <w:b/>
           <w:lang w:val="pt_PT" w:bidi="pt_PT"/>
         </w:rPr>
+        <w:t>ἀκούων σου τὴν ἀγάπην καὶ τὴν πίστιν, ἣν ἔχεις πρὸς τὸν Κύριον Ἰησοῦν, καὶ εἰς πάντας τοὺς ἁγίους</w:t>
+      </w:r>
+    </w:p>
+    <w:p>
+      <w:pPr/>
+      <w:r>
+        <w:rPr>
+          <w:lang w:val="pt_PT" w:bidi="pt_PT"/>
+        </w:rPr>
+      </w:r>
+      <w:r>
+        <w:rPr>
+          <w:b/>
+          <w:lang w:val="pt_PT" w:bidi="pt_PT"/>
+        </w:rPr>
         <w:t>"</w:t>
       </w:r>
       <w:r>
@@ -2471,6 +2786,21 @@
           <w:b/>
           <w:lang w:val="pt_PT" w:bidi="pt_PT"/>
         </w:rPr>
+        <w:t>ἀκούων σου τὴν ἀγάπην καὶ τὴν πίστιν, ἣν ἔχεις πρὸς τὸν Κύριον Ἰησοῦν, καὶ εἰς πάντας τοὺς ἁγίους</w:t>
+      </w:r>
+    </w:p>
+    <w:p>
+      <w:pPr/>
+      <w:r>
+        <w:rPr>
+          <w:lang w:val="pt_PT" w:bidi="pt_PT"/>
+        </w:rPr>
+      </w:r>
+      <w:r>
+        <w:rPr>
+          <w:b/>
+          <w:lang w:val="pt_PT" w:bidi="pt_PT"/>
+        </w:rPr>
         <w:t>"</w:t>
       </w:r>
       <w:r>
@@ -2593,6 +2923,21 @@
           <w:b/>
           <w:lang w:val="pt_PT" w:bidi="pt_PT"/>
         </w:rPr>
+        <w:t>σου &amp; ἔχεις</w:t>
+      </w:r>
+    </w:p>
+    <w:p>
+      <w:pPr/>
+      <w:r>
+        <w:rPr>
+          <w:lang w:val="pt_PT" w:bidi="pt_PT"/>
+        </w:rPr>
+      </w:r>
+      <w:r>
+        <w:rPr>
+          <w:b/>
+          <w:lang w:val="pt_PT" w:bidi="pt_PT"/>
+        </w:rPr>
         <w:t>"seu"</w:t>
       </w:r>
       <w:r>
@@ -2715,6 +3060,21 @@
           <w:b/>
           <w:lang w:val="pt_PT" w:bidi="pt_PT"/>
         </w:rPr>
+        <w:t>ὅπως</w:t>
+      </w:r>
+    </w:p>
+    <w:p>
+      <w:pPr/>
+      <w:r>
+        <w:rPr>
+          <w:lang w:val="pt_PT" w:bidi="pt_PT"/>
+        </w:rPr>
+      </w:r>
+      <w:r>
+        <w:rPr>
+          <w:b/>
+          <w:lang w:val="pt_PT" w:bidi="pt_PT"/>
+        </w:rPr>
         <w:t>"Peço a Deus".</w:t>
       </w:r>
     </w:p>
@@ -2824,6 +3184,21 @@
           <w:b/>
           <w:lang w:val="pt_PT" w:bidi="pt_PT"/>
         </w:rPr>
+        <w:t>ἡ κοινωνία τῆς πίστεώς σου</w:t>
+      </w:r>
+    </w:p>
+    <w:p>
+      <w:pPr/>
+      <w:r>
+        <w:rPr>
+          <w:lang w:val="pt_PT" w:bidi="pt_PT"/>
+        </w:rPr>
+      </w:r>
+      <w:r>
+        <w:rPr>
+          <w:b/>
+          <w:lang w:val="pt_PT" w:bidi="pt_PT"/>
+        </w:rPr>
         <w:t>"</w:t>
       </w:r>
       <w:r>
@@ -2960,6 +3335,21 @@
           <w:b/>
           <w:lang w:val="pt_PT" w:bidi="pt_PT"/>
         </w:rPr>
+        <w:t>ἡ κοινωνία τῆς πίστεώς σου, ἐνεργὴς γένηται ἐν ἐπιγνώσει παντὸς ἀγαθοῦ τοῦ ἐν ἡμῖν εἰς Χριστόν.</w:t>
+      </w:r>
+    </w:p>
+    <w:p>
+      <w:pPr/>
+      <w:r>
+        <w:rPr>
+          <w:lang w:val="pt_PT" w:bidi="pt_PT"/>
+        </w:rPr>
+      </w:r>
+      <w:r>
+        <w:rPr>
+          <w:b/>
+          <w:lang w:val="pt_PT" w:bidi="pt_PT"/>
+        </w:rPr>
         <w:t xml:space="preserve">"que a fé </w:t>
       </w:r>
       <w:r>
@@ -3102,6 +3492,21 @@
           <w:b/>
           <w:lang w:val="pt_PT" w:bidi="pt_PT"/>
         </w:rPr>
+        <w:t>ἐν ἐπιγνώσει παντὸς ἀγαθοῦ</w:t>
+      </w:r>
+    </w:p>
+    <w:p>
+      <w:pPr/>
+      <w:r>
+        <w:rPr>
+          <w:lang w:val="pt_PT" w:bidi="pt_PT"/>
+        </w:rPr>
+      </w:r>
+      <w:r>
+        <w:rPr>
+          <w:b/>
+          <w:lang w:val="pt_PT" w:bidi="pt_PT"/>
+        </w:rPr>
         <w:t>"faça com que compreendamos mais profundamente todas as bênçãos que temos recebido na nossa vida</w:t>
       </w:r>
       <w:r>
@@ -3192,6 +3597,21 @@
           <w:b/>
           <w:lang w:val="pt_PT" w:bidi="pt_PT"/>
         </w:rPr>
+        <w:t>εἰς Χριστόν</w:t>
+      </w:r>
+    </w:p>
+    <w:p>
+      <w:pPr/>
+      <w:r>
+        <w:rPr>
+          <w:lang w:val="pt_PT" w:bidi="pt_PT"/>
+        </w:rPr>
+      </w:r>
+      <w:r>
+        <w:rPr>
+          <w:b/>
+          <w:lang w:val="pt_PT" w:bidi="pt_PT"/>
+        </w:rPr>
         <w:t>"</w:t>
       </w:r>
       <w:r>
@@ -3315,6 +3735,21 @@
           <w:b/>
           <w:lang w:val="pt_PT" w:bidi="pt_PT"/>
         </w:rPr>
+        <w:t>χαρὰν γὰρ πολλὴν ἔσχον καὶ παράκλησιν</w:t>
+      </w:r>
+    </w:p>
+    <w:p>
+      <w:pPr/>
+      <w:r>
+        <w:rPr>
+          <w:lang w:val="pt_PT" w:bidi="pt_PT"/>
+        </w:rPr>
+      </w:r>
+      <w:r>
+        <w:rPr>
+          <w:b/>
+          <w:lang w:val="pt_PT" w:bidi="pt_PT"/>
+        </w:rPr>
         <w:t>"</w:t>
       </w:r>
       <w:r>
@@ -3451,6 +3886,21 @@
           <w:b/>
           <w:lang w:val="pt_PT" w:bidi="pt_PT"/>
         </w:rPr>
+        <w:t>ἐπὶ τῇ ἀγάπῃ σου</w:t>
+      </w:r>
+    </w:p>
+    <w:p>
+      <w:pPr/>
+      <w:r>
+        <w:rPr>
+          <w:lang w:val="pt_PT" w:bidi="pt_PT"/>
+        </w:rPr>
+      </w:r>
+      <w:r>
+        <w:rPr>
+          <w:b/>
+          <w:lang w:val="pt_PT" w:bidi="pt_PT"/>
+        </w:rPr>
         <w:t>"</w:t>
       </w:r>
       <w:r>
@@ -3561,6 +4011,21 @@
           <w:b/>
           <w:lang w:val="pt_PT" w:bidi="pt_PT"/>
         </w:rPr>
+        <w:t>τὰ σπλάγχνα τῶν ἁγίων ἀναπέπαυται διὰ σοῦ</w:t>
+      </w:r>
+    </w:p>
+    <w:p>
+      <w:pPr/>
+      <w:r>
+        <w:rPr>
+          <w:lang w:val="pt_PT" w:bidi="pt_PT"/>
+        </w:rPr>
+      </w:r>
+      <w:r>
+        <w:rPr>
+          <w:b/>
+          <w:lang w:val="pt_PT" w:bidi="pt_PT"/>
+        </w:rPr>
         <w:t>"</w:t>
       </w:r>
       <w:r>
@@ -3658,6 +4123,21 @@
           <w:b/>
           <w:lang w:val="pt_PT" w:bidi="pt_PT"/>
         </w:rPr>
+        <w:t>τὰ σπλάγχνα τῶν ἁγίων</w:t>
+      </w:r>
+    </w:p>
+    <w:p>
+      <w:pPr/>
+      <w:r>
+        <w:rPr>
+          <w:lang w:val="pt_PT" w:bidi="pt_PT"/>
+        </w:rPr>
+      </w:r>
+      <w:r>
+        <w:rPr>
+          <w:b/>
+          <w:lang w:val="pt_PT" w:bidi="pt_PT"/>
+        </w:rPr>
         <w:t>"o coração de todo o povo de Deus".</w:t>
       </w:r>
     </w:p>
@@ -3754,6 +4234,21 @@
           <w:b/>
           <w:lang w:val="pt_PT" w:bidi="pt_PT"/>
         </w:rPr>
+        <w:t>τὰ σπλάγχνα τῶν ἁγίων ἀναπέπαυται διὰ σοῦ</w:t>
+      </w:r>
+    </w:p>
+    <w:p>
+      <w:pPr/>
+      <w:r>
+        <w:rPr>
+          <w:lang w:val="pt_PT" w:bidi="pt_PT"/>
+        </w:rPr>
+      </w:r>
+      <w:r>
+        <w:rPr>
+          <w:b/>
+          <w:lang w:val="pt_PT" w:bidi="pt_PT"/>
+        </w:rPr>
         <w:t>"</w:t>
       </w:r>
       <w:r>
@@ -3864,6 +4359,21 @@
           <w:b/>
           <w:lang w:val="pt_PT" w:bidi="pt_PT"/>
         </w:rPr>
+        <w:t>σοῦ, ἀδελφέ</w:t>
+      </w:r>
+    </w:p>
+    <w:p>
+      <w:pPr/>
+      <w:r>
+        <w:rPr>
+          <w:lang w:val="pt_PT" w:bidi="pt_PT"/>
+        </w:rPr>
+      </w:r>
+      <w:r>
+        <w:rPr>
+          <w:b/>
+          <w:lang w:val="pt_PT" w:bidi="pt_PT"/>
+        </w:rPr>
         <w:t>"Meu caro irmão".</w:t>
       </w:r>
     </w:p>
@@ -4023,6 +4533,21 @@
           <w:b/>
           <w:lang w:val="pt_PT" w:bidi="pt_PT"/>
         </w:rPr>
+        <w:t>πολλὴν ἐν Χριστῷ παρρησίαν</w:t>
+      </w:r>
+    </w:p>
+    <w:p>
+      <w:pPr/>
+      <w:r>
+        <w:rPr>
+          <w:lang w:val="pt_PT" w:bidi="pt_PT"/>
+        </w:rPr>
+      </w:r>
+      <w:r>
+        <w:rPr>
+          <w:b/>
+          <w:lang w:val="pt_PT" w:bidi="pt_PT"/>
+        </w:rPr>
         <w:t>"</w:t>
       </w:r>
       <w:r>
@@ -4113,6 +4638,21 @@
           <w:b/>
           <w:lang w:val="pt_PT" w:bidi="pt_PT"/>
         </w:rPr>
+        <w:t>διό</w:t>
+      </w:r>
+    </w:p>
+    <w:p>
+      <w:pPr/>
+      <w:r>
+        <w:rPr>
+          <w:lang w:val="pt_PT" w:bidi="pt_PT"/>
+        </w:rPr>
+      </w:r>
+      <w:r>
+        <w:rPr>
+          <w:b/>
+          <w:lang w:val="pt_PT" w:bidi="pt_PT"/>
+        </w:rPr>
         <w:t>"Por isso".</w:t>
       </w:r>
     </w:p>
@@ -4209,6 +4749,21 @@
           <w:b/>
           <w:lang w:val="pt_PT" w:bidi="pt_PT"/>
         </w:rPr>
+        <w:t>διὰ τὴν ἀγάπην</w:t>
+      </w:r>
+    </w:p>
+    <w:p>
+      <w:pPr/>
+      <w:r>
+        <w:rPr>
+          <w:lang w:val="pt_PT" w:bidi="pt_PT"/>
+        </w:rPr>
+      </w:r>
+      <w:r>
+        <w:rPr>
+          <w:b/>
+          <w:lang w:val="pt_PT" w:bidi="pt_PT"/>
+        </w:rPr>
         <w:t>"</w:t>
       </w:r>
       <w:r>
@@ -4319,6 +4874,21 @@
           <w:b/>
           <w:lang w:val="pt_PT" w:bidi="pt_PT"/>
         </w:rPr>
+        <w:t>δέσμιος Χριστοῦ Ἰησοῦ</w:t>
+      </w:r>
+    </w:p>
+    <w:p>
+      <w:pPr/>
+      <w:r>
+        <w:rPr>
+          <w:lang w:val="pt_PT" w:bidi="pt_PT"/>
+        </w:rPr>
+      </w:r>
+      <w:r>
+        <w:rPr>
+          <w:b/>
+          <w:lang w:val="pt_PT" w:bidi="pt_PT"/>
+        </w:rPr>
         <w:t>"</w:t>
       </w:r>
       <w:r>
@@ -4409,6 +4979,21 @@
           <w:b/>
           <w:lang w:val="pt_PT" w:bidi="pt_PT"/>
         </w:rPr>
+        <w:t>Ὀνήσιμον</w:t>
+      </w:r>
+    </w:p>
+    <w:p>
+      <w:pPr/>
+      <w:r>
+        <w:rPr>
+          <w:lang w:val="pt_PT" w:bidi="pt_PT"/>
+        </w:rPr>
+      </w:r>
+      <w:r>
+        <w:rPr>
+          <w:b/>
+          <w:lang w:val="pt_PT" w:bidi="pt_PT"/>
+        </w:rPr>
         <w:t>"Onésimo".</w:t>
       </w:r>
     </w:p>
@@ -4499,6 +5084,21 @@
           <w:b/>
           <w:lang w:val="pt_PT" w:bidi="pt_PT"/>
         </w:rPr>
+        <w:t>Ὀνήσιμον</w:t>
+      </w:r>
+    </w:p>
+    <w:p>
+      <w:pPr/>
+      <w:r>
+        <w:rPr>
+          <w:lang w:val="pt_PT" w:bidi="pt_PT"/>
+        </w:rPr>
+      </w:r>
+      <w:r>
+        <w:rPr>
+          <w:b/>
+          <w:lang w:val="pt_PT" w:bidi="pt_PT"/>
+        </w:rPr>
         <w:t>"Onésimo".</w:t>
       </w:r>
     </w:p>
@@ -4595,6 +5195,21 @@
           <w:b/>
           <w:lang w:val="pt_PT" w:bidi="pt_PT"/>
         </w:rPr>
+        <w:t>ὃν ἐγέννησα</w:t>
+      </w:r>
+    </w:p>
+    <w:p>
+      <w:pPr/>
+      <w:r>
+        <w:rPr>
+          <w:lang w:val="pt_PT" w:bidi="pt_PT"/>
+        </w:rPr>
+      </w:r>
+      <w:r>
+        <w:rPr>
+          <w:b/>
+          <w:lang w:val="pt_PT" w:bidi="pt_PT"/>
+        </w:rPr>
         <w:t>"</w:t>
       </w:r>
       <w:r>
@@ -4725,6 +5340,21 @@
           <w:b/>
           <w:lang w:val="pt_PT" w:bidi="pt_PT"/>
         </w:rPr>
+        <w:t>ἐν τοῖς δεσμοῖς</w:t>
+      </w:r>
+    </w:p>
+    <w:p>
+      <w:pPr/>
+      <w:r>
+        <w:rPr>
+          <w:lang w:val="pt_PT" w:bidi="pt_PT"/>
+        </w:rPr>
+      </w:r>
+      <w:r>
+        <w:rPr>
+          <w:b/>
+          <w:lang w:val="pt_PT" w:bidi="pt_PT"/>
+        </w:rPr>
         <w:t>"</w:t>
       </w:r>
       <w:r>
@@ -4848,6 +5478,21 @@
           <w:b/>
           <w:lang w:val="pt_PT" w:bidi="pt_PT"/>
         </w:rPr>
+        <w:t>ὃν ἀνέπεμψά σοι</w:t>
+      </w:r>
+    </w:p>
+    <w:p>
+      <w:pPr/>
+      <w:r>
+        <w:rPr>
+          <w:lang w:val="pt_PT" w:bidi="pt_PT"/>
+        </w:rPr>
+      </w:r>
+      <w:r>
+        <w:rPr>
+          <w:b/>
+          <w:lang w:val="pt_PT" w:bidi="pt_PT"/>
+        </w:rPr>
         <w:t>"</w:t>
       </w:r>
       <w:r>
@@ -4938,6 +5583,21 @@
           <w:b/>
           <w:lang w:val="pt_PT" w:bidi="pt_PT"/>
         </w:rPr>
+        <w:t>τοῦτ’ ἔστιν τὰ ἐμὰ σπλάγχνα</w:t>
+      </w:r>
+    </w:p>
+    <w:p>
+      <w:pPr/>
+      <w:r>
+        <w:rPr>
+          <w:lang w:val="pt_PT" w:bidi="pt_PT"/>
+        </w:rPr>
+      </w:r>
+      <w:r>
+        <w:rPr>
+          <w:b/>
+          <w:lang w:val="pt_PT" w:bidi="pt_PT"/>
+        </w:rPr>
         <w:t>"</w:t>
       </w:r>
       <w:r>
@@ -5068,6 +5728,21 @@
           <w:b/>
           <w:lang w:val="pt_PT" w:bidi="pt_PT"/>
         </w:rPr>
+        <w:t>τὰ ἐμὰ σπλάγχνα</w:t>
+      </w:r>
+    </w:p>
+    <w:p>
+      <w:pPr/>
+      <w:r>
+        <w:rPr>
+          <w:lang w:val="pt_PT" w:bidi="pt_PT"/>
+        </w:rPr>
+      </w:r>
+      <w:r>
+        <w:rPr>
+          <w:b/>
+          <w:lang w:val="pt_PT" w:bidi="pt_PT"/>
+        </w:rPr>
         <w:t>"meu coração".</w:t>
       </w:r>
     </w:p>
@@ -5164,6 +5839,21 @@
           <w:b/>
           <w:lang w:val="pt_PT" w:bidi="pt_PT"/>
         </w:rPr>
+        <w:t>ἵνα ὑπὲρ σοῦ μοι διακονῇ</w:t>
+      </w:r>
+    </w:p>
+    <w:p>
+      <w:pPr/>
+      <w:r>
+        <w:rPr>
+          <w:lang w:val="pt_PT" w:bidi="pt_PT"/>
+        </w:rPr>
+      </w:r>
+      <w:r>
+        <w:rPr>
+          <w:b/>
+          <w:lang w:val="pt_PT" w:bidi="pt_PT"/>
+        </w:rPr>
         <w:t>"a fim de que ele me ajudasse em lugar de você</w:t>
       </w:r>
       <w:r>
@@ -5234,6 +5924,21 @@
           <w:b/>
           <w:lang w:val="pt_PT" w:bidi="pt_PT"/>
         </w:rPr>
+        <w:t>ἐν τοῖς δεσμοῖς</w:t>
+      </w:r>
+    </w:p>
+    <w:p>
+      <w:pPr/>
+      <w:r>
+        <w:rPr>
+          <w:lang w:val="pt_PT" w:bidi="pt_PT"/>
+        </w:rPr>
+      </w:r>
+      <w:r>
+        <w:rPr>
+          <w:b/>
+          <w:lang w:val="pt_PT" w:bidi="pt_PT"/>
+        </w:rPr>
         <w:t>"nesta cadeia".</w:t>
       </w:r>
     </w:p>
@@ -5343,6 +6048,21 @@
           <w:b/>
           <w:lang w:val="pt_PT" w:bidi="pt_PT"/>
         </w:rPr>
+        <w:t>ἐν τοῖς δεσμοῖς τοῦ εὐαγγελίου</w:t>
+      </w:r>
+    </w:p>
+    <w:p>
+      <w:pPr/>
+      <w:r>
+        <w:rPr>
+          <w:lang w:val="pt_PT" w:bidi="pt_PT"/>
+        </w:rPr>
+      </w:r>
+      <w:r>
+        <w:rPr>
+          <w:b/>
+          <w:lang w:val="pt_PT" w:bidi="pt_PT"/>
+        </w:rPr>
         <w:t>"</w:t>
       </w:r>
       <w:r>
@@ -5466,6 +6186,21 @@
           <w:b/>
           <w:lang w:val="pt_PT" w:bidi="pt_PT"/>
         </w:rPr>
+        <w:t>ἵνα μὴ ὡς κατὰ ἀνάγκην τὸ ἀγαθόν σου ᾖ</w:t>
+      </w:r>
+    </w:p>
+    <w:p>
+      <w:pPr/>
+      <w:r>
+        <w:rPr>
+          <w:lang w:val="pt_PT" w:bidi="pt_PT"/>
+        </w:rPr>
+      </w:r>
+      <w:r>
+        <w:rPr>
+          <w:b/>
+          <w:lang w:val="pt_PT" w:bidi="pt_PT"/>
+        </w:rPr>
         <w:t>"</w:t>
       </w:r>
       <w:r>
@@ -5576,6 +6311,21 @@
           <w:b/>
           <w:lang w:val="pt_PT" w:bidi="pt_PT"/>
         </w:rPr>
+        <w:t>ἀλλὰ κατὰ ἑκούσιον.</w:t>
+      </w:r>
+    </w:p>
+    <w:p>
+      <w:pPr/>
+      <w:r>
+        <w:rPr>
+          <w:lang w:val="pt_PT" w:bidi="pt_PT"/>
+        </w:rPr>
+      </w:r>
+      <w:r>
+        <w:rPr>
+          <w:b/>
+          <w:lang w:val="pt_PT" w:bidi="pt_PT"/>
+        </w:rPr>
         <w:t>"</w:t>
       </w:r>
       <w:r>
@@ -5686,6 +6436,21 @@
           <w:b/>
           <w:lang w:val="pt_PT" w:bidi="pt_PT"/>
         </w:rPr>
+        <w:t>τάχα γὰρ διὰ τοῦτο, ἐχωρίσθη πρὸς ὥραν, ἵνα</w:t>
+      </w:r>
+    </w:p>
+    <w:p>
+      <w:pPr/>
+      <w:r>
+        <w:rPr>
+          <w:lang w:val="pt_PT" w:bidi="pt_PT"/>
+        </w:rPr>
+      </w:r>
+      <w:r>
+        <w:rPr>
+          <w:b/>
+          <w:lang w:val="pt_PT" w:bidi="pt_PT"/>
+        </w:rPr>
         <w:t>"</w:t>
       </w:r>
       <w:r>
@@ -5783,6 +6548,21 @@
           <w:b/>
           <w:lang w:val="pt_PT" w:bidi="pt_PT"/>
         </w:rPr>
+        <w:t>πρὸς ὥραν</w:t>
+      </w:r>
+    </w:p>
+    <w:p>
+      <w:pPr/>
+      <w:r>
+        <w:rPr>
+          <w:lang w:val="pt_PT" w:bidi="pt_PT"/>
+        </w:rPr>
+      </w:r>
+      <w:r>
+        <w:rPr>
+          <w:b/>
+          <w:lang w:val="pt_PT" w:bidi="pt_PT"/>
+        </w:rPr>
         <w:t>"por algum tempo".</w:t>
       </w:r>
     </w:p>
@@ -5892,6 +6672,21 @@
           <w:b/>
           <w:lang w:val="pt_PT" w:bidi="pt_PT"/>
         </w:rPr>
+        <w:t>ὑπὲρ δοῦλον</w:t>
+      </w:r>
+    </w:p>
+    <w:p>
+      <w:pPr/>
+      <w:r>
+        <w:rPr>
+          <w:lang w:val="pt_PT" w:bidi="pt_PT"/>
+        </w:rPr>
+      </w:r>
+      <w:r>
+        <w:rPr>
+          <w:b/>
+          <w:lang w:val="pt_PT" w:bidi="pt_PT"/>
+        </w:rPr>
         <w:t>"</w:t>
       </w:r>
       <w:r>
@@ -5969,6 +6764,21 @@
           <w:b/>
           <w:lang w:val="pt_PT" w:bidi="pt_PT"/>
         </w:rPr>
+        <w:t>οὐκέτι ὡς δοῦλον</w:t>
+      </w:r>
+    </w:p>
+    <w:p>
+      <w:pPr/>
+      <w:r>
+        <w:rPr>
+          <w:lang w:val="pt_PT" w:bidi="pt_PT"/>
+        </w:rPr>
+      </w:r>
+      <w:r>
+        <w:rPr>
+          <w:b/>
+          <w:lang w:val="pt_PT" w:bidi="pt_PT"/>
+        </w:rPr>
         <w:t>"</w:t>
       </w:r>
       <w:r>
@@ -6059,6 +6869,21 @@
           <w:b/>
           <w:lang w:val="pt_PT" w:bidi="pt_PT"/>
         </w:rPr>
+        <w:t>ὑπὲρ δοῦλον</w:t>
+      </w:r>
+    </w:p>
+    <w:p>
+      <w:pPr/>
+      <w:r>
+        <w:rPr>
+          <w:lang w:val="pt_PT" w:bidi="pt_PT"/>
+        </w:rPr>
+      </w:r>
+      <w:r>
+        <w:rPr>
+          <w:b/>
+          <w:lang w:val="pt_PT" w:bidi="pt_PT"/>
+        </w:rPr>
         <w:t>"</w:t>
       </w:r>
       <w:r>
@@ -6136,6 +6961,21 @@
           <w:b/>
           <w:lang w:val="pt_PT" w:bidi="pt_PT"/>
         </w:rPr>
+        <w:t>ἀδελφὸν ἀγαπητόν</w:t>
+      </w:r>
+    </w:p>
+    <w:p>
+      <w:pPr/>
+      <w:r>
+        <w:rPr>
+          <w:lang w:val="pt_PT" w:bidi="pt_PT"/>
+        </w:rPr>
+      </w:r>
+      <w:r>
+        <w:rPr>
+          <w:b/>
+          <w:lang w:val="pt_PT" w:bidi="pt_PT"/>
+        </w:rPr>
         <w:t>"</w:t>
       </w:r>
       <w:r>
@@ -6246,6 +7086,21 @@
           <w:b/>
           <w:lang w:val="pt_PT" w:bidi="pt_PT"/>
         </w:rPr>
+        <w:t>ἀγαπητόν</w:t>
+      </w:r>
+    </w:p>
+    <w:p>
+      <w:pPr/>
+      <w:r>
+        <w:rPr>
+          <w:lang w:val="pt_PT" w:bidi="pt_PT"/>
+        </w:rPr>
+      </w:r>
+      <w:r>
+        <w:rPr>
+          <w:b/>
+          <w:lang w:val="pt_PT" w:bidi="pt_PT"/>
+        </w:rPr>
         <w:t>"</w:t>
       </w:r>
       <w:r>
@@ -6323,6 +7178,21 @@
           <w:b/>
           <w:lang w:val="pt_PT" w:bidi="pt_PT"/>
         </w:rPr>
+        <w:t>ἐν Κυρίῳ</w:t>
+      </w:r>
+    </w:p>
+    <w:p>
+      <w:pPr/>
+      <w:r>
+        <w:rPr>
+          <w:lang w:val="pt_PT" w:bidi="pt_PT"/>
+        </w:rPr>
+      </w:r>
+      <w:r>
+        <w:rPr>
+          <w:b/>
+          <w:lang w:val="pt_PT" w:bidi="pt_PT"/>
+        </w:rPr>
         <w:t>"em Cristo".</w:t>
       </w:r>
     </w:p>
@@ -6399,6 +7269,21 @@
           <w:b/>
           <w:lang w:val="pt_PT" w:bidi="pt_PT"/>
         </w:rPr>
+        <w:t>εἰ &amp; με ἔχεις κοινωνόν</w:t>
+      </w:r>
+    </w:p>
+    <w:p>
+      <w:pPr/>
+      <w:r>
+        <w:rPr>
+          <w:lang w:val="pt_PT" w:bidi="pt_PT"/>
+        </w:rPr>
+      </w:r>
+      <w:r>
+        <w:rPr>
+          <w:b/>
+          <w:lang w:val="pt_PT" w:bidi="pt_PT"/>
+        </w:rPr>
         <w:t>"</w:t>
       </w:r>
       <w:r>
@@ -6496,6 +7381,21 @@
           <w:b/>
           <w:lang w:val="pt_PT" w:bidi="pt_PT"/>
         </w:rPr>
+        <w:t>οὖν</w:t>
+      </w:r>
+    </w:p>
+    <w:p>
+      <w:pPr/>
+      <w:r>
+        <w:rPr>
+          <w:lang w:val="pt_PT" w:bidi="pt_PT"/>
+        </w:rPr>
+      </w:r>
+      <w:r>
+        <w:rPr>
+          <w:b/>
+          <w:lang w:val="pt_PT" w:bidi="pt_PT"/>
+        </w:rPr>
         <w:t>"Por isso".</w:t>
       </w:r>
     </w:p>
@@ -6586,6 +7486,21 @@
           <w:b/>
           <w:lang w:val="pt_PT" w:bidi="pt_PT"/>
         </w:rPr>
+        <w:t>προσλαβοῦ αὐτὸν ὡς ἐμέ.</w:t>
+      </w:r>
+    </w:p>
+    <w:p>
+      <w:pPr/>
+      <w:r>
+        <w:rPr>
+          <w:lang w:val="pt_PT" w:bidi="pt_PT"/>
+        </w:rPr>
+      </w:r>
+      <w:r>
+        <w:rPr>
+          <w:b/>
+          <w:lang w:val="pt_PT" w:bidi="pt_PT"/>
+        </w:rPr>
         <w:t>"</w:t>
       </w:r>
       <w:r>
@@ -6683,6 +7598,21 @@
           <w:b/>
           <w:lang w:val="pt_PT" w:bidi="pt_PT"/>
         </w:rPr>
+        <w:t>εἰ δέ τι ἠδίκησέν σε ἢ ὀφείλει</w:t>
+      </w:r>
+    </w:p>
+    <w:p>
+      <w:pPr/>
+      <w:r>
+        <w:rPr>
+          <w:lang w:val="pt_PT" w:bidi="pt_PT"/>
+        </w:rPr>
+      </w:r>
+      <w:r>
+        <w:rPr>
+          <w:b/>
+          <w:lang w:val="pt_PT" w:bidi="pt_PT"/>
+        </w:rPr>
         <w:t>"</w:t>
       </w:r>
       <w:r>
@@ -6780,6 +7710,21 @@
           <w:b/>
           <w:lang w:val="pt_PT" w:bidi="pt_PT"/>
         </w:rPr>
+        <w:t>εἰ δέ τι ἠδίκησέν σε ἢ ὀφείλει</w:t>
+      </w:r>
+    </w:p>
+    <w:p>
+      <w:pPr/>
+      <w:r>
+        <w:rPr>
+          <w:lang w:val="pt_PT" w:bidi="pt_PT"/>
+        </w:rPr>
+      </w:r>
+      <w:r>
+        <w:rPr>
+          <w:b/>
+          <w:lang w:val="pt_PT" w:bidi="pt_PT"/>
+        </w:rPr>
         <w:t>"Se ele deu algum prejuízo a você ou lhe deve alguma coisa</w:t>
       </w:r>
       <w:r>
@@ -6876,6 +7821,21 @@
           <w:b/>
           <w:lang w:val="pt_PT" w:bidi="pt_PT"/>
         </w:rPr>
+        <w:t>τοῦτο ἐμοὶ ἐλλόγα.</w:t>
+      </w:r>
+    </w:p>
+    <w:p>
+      <w:pPr/>
+      <w:r>
+        <w:rPr>
+          <w:lang w:val="pt_PT" w:bidi="pt_PT"/>
+        </w:rPr>
+      </w:r>
+      <w:r>
+        <w:rPr>
+          <w:b/>
+          <w:lang w:val="pt_PT" w:bidi="pt_PT"/>
+        </w:rPr>
         <w:t>"</w:t>
       </w:r>
       <w:r>
@@ -6953,6 +7913,21 @@
           <w:b/>
           <w:lang w:val="pt_PT" w:bidi="pt_PT"/>
         </w:rPr>
+        <w:t>ἐγὼ Παῦλος ἔγραψα τῇ ἐμῇ χειρί</w:t>
+      </w:r>
+    </w:p>
+    <w:p>
+      <w:pPr/>
+      <w:r>
+        <w:rPr>
+          <w:lang w:val="pt_PT" w:bidi="pt_PT"/>
+        </w:rPr>
+      </w:r>
+      <w:r>
+        <w:rPr>
+          <w:b/>
+          <w:lang w:val="pt_PT" w:bidi="pt_PT"/>
+        </w:rPr>
         <w:t>"</w:t>
       </w:r>
       <w:r>
@@ -7043,6 +8018,21 @@
           <w:b/>
           <w:lang w:val="pt_PT" w:bidi="pt_PT"/>
         </w:rPr>
+        <w:t>ἵνα μὴ λέγω σοι</w:t>
+      </w:r>
+    </w:p>
+    <w:p>
+      <w:pPr/>
+      <w:r>
+        <w:rPr>
+          <w:lang w:val="pt_PT" w:bidi="pt_PT"/>
+        </w:rPr>
+      </w:r>
+      <w:r>
+        <w:rPr>
+          <w:b/>
+          <w:lang w:val="pt_PT" w:bidi="pt_PT"/>
+        </w:rPr>
         <w:t>"</w:t>
       </w:r>
       <w:r>
@@ -7153,6 +8143,21 @@
           <w:b/>
           <w:lang w:val="pt_PT" w:bidi="pt_PT"/>
         </w:rPr>
+        <w:t>καὶ σεαυτόν μοι προσοφείλεις</w:t>
+      </w:r>
+    </w:p>
+    <w:p>
+      <w:pPr/>
+      <w:r>
+        <w:rPr>
+          <w:lang w:val="pt_PT" w:bidi="pt_PT"/>
+        </w:rPr>
+      </w:r>
+      <w:r>
+        <w:rPr>
+          <w:b/>
+          <w:lang w:val="pt_PT" w:bidi="pt_PT"/>
+        </w:rPr>
         <w:t>"l</w:t>
       </w:r>
       <w:r>
@@ -7250,6 +8255,21 @@
           <w:b/>
           <w:lang w:val="pt_PT" w:bidi="pt_PT"/>
         </w:rPr>
+        <w:t>ἀδελφέ</w:t>
+      </w:r>
+    </w:p>
+    <w:p>
+      <w:pPr/>
+      <w:r>
+        <w:rPr>
+          <w:lang w:val="pt_PT" w:bidi="pt_PT"/>
+        </w:rPr>
+      </w:r>
+      <w:r>
+        <w:rPr>
+          <w:b/>
+          <w:lang w:val="pt_PT" w:bidi="pt_PT"/>
+        </w:rPr>
         <w:t>"irmão".</w:t>
       </w:r>
     </w:p>
@@ -7346,6 +8366,21 @@
           <w:b/>
           <w:lang w:val="pt_PT" w:bidi="pt_PT"/>
         </w:rPr>
+        <w:t>ἐν Κυρίῳ</w:t>
+      </w:r>
+    </w:p>
+    <w:p>
+      <w:pPr/>
+      <w:r>
+        <w:rPr>
+          <w:lang w:val="pt_PT" w:bidi="pt_PT"/>
+        </w:rPr>
+      </w:r>
+      <w:r>
+        <w:rPr>
+          <w:b/>
+          <w:lang w:val="pt_PT" w:bidi="pt_PT"/>
+        </w:rPr>
         <w:t>"do Senhor".</w:t>
       </w:r>
     </w:p>
@@ -7455,6 +8490,21 @@
           <w:b/>
           <w:lang w:val="pt_PT" w:bidi="pt_PT"/>
         </w:rPr>
+        <w:t>ἀνάπαυσόν μου τὰ σπλάγχνα ἐν Χριστῷ</w:t>
+      </w:r>
+    </w:p>
+    <w:p>
+      <w:pPr/>
+      <w:r>
+        <w:rPr>
+          <w:lang w:val="pt_PT" w:bidi="pt_PT"/>
+        </w:rPr>
+      </w:r>
+      <w:r>
+        <w:rPr>
+          <w:b/>
+          <w:lang w:val="pt_PT" w:bidi="pt_PT"/>
+        </w:rPr>
         <w:t>"</w:t>
       </w:r>
       <w:r>
@@ -7552,6 +8602,21 @@
           <w:b/>
           <w:lang w:val="pt_PT" w:bidi="pt_PT"/>
         </w:rPr>
+        <w:t>ἀνάπαυσόν μου τὰ σπλάγχνα</w:t>
+      </w:r>
+    </w:p>
+    <w:p>
+      <w:pPr/>
+      <w:r>
+        <w:rPr>
+          <w:lang w:val="pt_PT" w:bidi="pt_PT"/>
+        </w:rPr>
+      </w:r>
+      <w:r>
+        <w:rPr>
+          <w:b/>
+          <w:lang w:val="pt_PT" w:bidi="pt_PT"/>
+        </w:rPr>
         <w:t>"</w:t>
       </w:r>
       <w:r>
@@ -7675,6 +8740,21 @@
           <w:b/>
           <w:lang w:val="pt_PT" w:bidi="pt_PT"/>
         </w:rPr>
+        <w:t>ἀνάπαυσόν μου τὰ σπλάγχνα</w:t>
+      </w:r>
+    </w:p>
+    <w:p>
+      <w:pPr/>
+      <w:r>
+        <w:rPr>
+          <w:lang w:val="pt_PT" w:bidi="pt_PT"/>
+        </w:rPr>
+      </w:r>
+      <w:r>
+        <w:rPr>
+          <w:b/>
+          <w:lang w:val="pt_PT" w:bidi="pt_PT"/>
+        </w:rPr>
         <w:t>"</w:t>
       </w:r>
       <w:r>
@@ -7811,6 +8891,21 @@
           <w:b/>
           <w:lang w:val="pt_PT" w:bidi="pt_PT"/>
         </w:rPr>
+        <w:t>πεποιθὼς τῇ ὑπακοῇ σου</w:t>
+      </w:r>
+    </w:p>
+    <w:p>
+      <w:pPr/>
+      <w:r>
+        <w:rPr>
+          <w:lang w:val="pt_PT" w:bidi="pt_PT"/>
+        </w:rPr>
+      </w:r>
+      <w:r>
+        <w:rPr>
+          <w:b/>
+          <w:lang w:val="pt_PT" w:bidi="pt_PT"/>
+        </w:rPr>
         <w:t>"</w:t>
       </w:r>
       <w:r>
@@ -7960,6 +9055,21 @@
           <w:b/>
           <w:lang w:val="pt_PT" w:bidi="pt_PT"/>
         </w:rPr>
+        <w:t>ἔγραψά σοι</w:t>
+      </w:r>
+    </w:p>
+    <w:p>
+      <w:pPr/>
+      <w:r>
+        <w:rPr>
+          <w:lang w:val="pt_PT" w:bidi="pt_PT"/>
+        </w:rPr>
+      </w:r>
+      <w:r>
+        <w:rPr>
+          <w:b/>
+          <w:lang w:val="pt_PT" w:bidi="pt_PT"/>
+        </w:rPr>
         <w:t>"Ao escrever isso".</w:t>
       </w:r>
     </w:p>
@@ -8042,6 +9152,21 @@
           <w:b/>
           <w:lang w:val="pt_PT" w:bidi="pt_PT"/>
         </w:rPr>
+        <w:t>δὲ</w:t>
+      </w:r>
+    </w:p>
+    <w:p>
+      <w:pPr/>
+      <w:r>
+        <w:rPr>
+          <w:lang w:val="pt_PT" w:bidi="pt_PT"/>
+        </w:rPr>
+      </w:r>
+      <w:r>
+        <w:rPr>
+          <w:b/>
+          <w:lang w:val="pt_PT" w:bidi="pt_PT"/>
+        </w:rPr>
         <w:t>"</w:t>
       </w:r>
       <w:r>
@@ -8133,6 +9258,21 @@
           <w:b/>
           <w:lang w:val="pt_PT" w:bidi="pt_PT"/>
         </w:rPr>
+        <w:t>ἅμα</w:t>
+      </w:r>
+    </w:p>
+    <w:p>
+      <w:pPr/>
+      <w:r>
+        <w:rPr>
+          <w:lang w:val="pt_PT" w:bidi="pt_PT"/>
+        </w:rPr>
+      </w:r>
+      <w:r>
+        <w:rPr>
+          <w:b/>
+          <w:lang w:val="pt_PT" w:bidi="pt_PT"/>
+        </w:rPr>
         <w:t>"Peço também".</w:t>
       </w:r>
     </w:p>
@@ -8242,6 +9382,21 @@
           <w:b/>
           <w:lang w:val="pt_PT" w:bidi="pt_PT"/>
         </w:rPr>
+        <w:t>χαρισθήσομαι ὑμῖν</w:t>
+      </w:r>
+    </w:p>
+    <w:p>
+      <w:pPr/>
+      <w:r>
+        <w:rPr>
+          <w:lang w:val="pt_PT" w:bidi="pt_PT"/>
+        </w:rPr>
+      </w:r>
+      <w:r>
+        <w:rPr>
+          <w:b/>
+          <w:lang w:val="pt_PT" w:bidi="pt_PT"/>
+        </w:rPr>
         <w:t>"me deixe ir outra vez até aí</w:t>
       </w:r>
       <w:r>
@@ -8312,6 +9467,21 @@
           <w:b/>
           <w:lang w:val="pt_PT" w:bidi="pt_PT"/>
         </w:rPr>
+        <w:t>ἑτοίμαζέ μοι ξενίαν</w:t>
+      </w:r>
+    </w:p>
+    <w:p>
+      <w:pPr/>
+      <w:r>
+        <w:rPr>
+          <w:lang w:val="pt_PT" w:bidi="pt_PT"/>
+        </w:rPr>
+      </w:r>
+      <w:r>
+        <w:rPr>
+          <w:b/>
+          <w:lang w:val="pt_PT" w:bidi="pt_PT"/>
+        </w:rPr>
         <w:t>"</w:t>
       </w:r>
       <w:r>
@@ -8415,6 +9585,21 @@
           <w:b/>
           <w:lang w:val="pt_PT" w:bidi="pt_PT"/>
         </w:rPr>
+        <w:t>διὰ τῶν προσευχῶν ὑμῶν</w:t>
+      </w:r>
+    </w:p>
+    <w:p>
+      <w:pPr/>
+      <w:r>
+        <w:rPr>
+          <w:lang w:val="pt_PT" w:bidi="pt_PT"/>
+        </w:rPr>
+      </w:r>
+      <w:r>
+        <w:rPr>
+          <w:b/>
+          <w:lang w:val="pt_PT" w:bidi="pt_PT"/>
+        </w:rPr>
         <w:t>"</w:t>
       </w:r>
       <w:r>
@@ -8492,6 +9677,21 @@
           <w:b/>
           <w:lang w:val="pt_PT" w:bidi="pt_PT"/>
         </w:rPr>
+        <w:t>χαρισθήσομαι ὑμῖν.</w:t>
+      </w:r>
+    </w:p>
+    <w:p>
+      <w:pPr/>
+      <w:r>
+        <w:rPr>
+          <w:lang w:val="pt_PT" w:bidi="pt_PT"/>
+        </w:rPr>
+      </w:r>
+      <w:r>
+        <w:rPr>
+          <w:b/>
+          <w:lang w:val="pt_PT" w:bidi="pt_PT"/>
+        </w:rPr>
         <w:t>"</w:t>
       </w:r>
       <w:r>
@@ -8589,6 +9789,21 @@
           <w:b/>
           <w:lang w:val="pt_PT" w:bidi="pt_PT"/>
         </w:rPr>
+        <w:t>ὑμῶν &amp; ὑμῖν</w:t>
+      </w:r>
+    </w:p>
+    <w:p>
+      <w:pPr/>
+      <w:r>
+        <w:rPr>
+          <w:lang w:val="pt_PT" w:bidi="pt_PT"/>
+        </w:rPr>
+      </w:r>
+      <w:r>
+        <w:rPr>
+          <w:b/>
+          <w:lang w:val="pt_PT" w:bidi="pt_PT"/>
+        </w:rPr>
         <w:t>"</w:t>
       </w:r>
       <w:r>
@@ -8686,6 +9901,21 @@
           <w:b/>
           <w:lang w:val="pt_PT" w:bidi="pt_PT"/>
         </w:rPr>
+        <w:t>Ἐπαφρᾶς</w:t>
+      </w:r>
+    </w:p>
+    <w:p>
+      <w:pPr/>
+      <w:r>
+        <w:rPr>
+          <w:lang w:val="pt_PT" w:bidi="pt_PT"/>
+        </w:rPr>
+      </w:r>
+      <w:r>
+        <w:rPr>
+          <w:b/>
+          <w:lang w:val="pt_PT" w:bidi="pt_PT"/>
+        </w:rPr>
         <w:t>"Epafras".</w:t>
       </w:r>
     </w:p>
@@ -8776,6 +10006,21 @@
           <w:b/>
           <w:lang w:val="pt_PT" w:bidi="pt_PT"/>
         </w:rPr>
+        <w:t>ἐν Χριστῷ Ἰησοῦ</w:t>
+      </w:r>
+    </w:p>
+    <w:p>
+      <w:pPr/>
+      <w:r>
+        <w:rPr>
+          <w:lang w:val="pt_PT" w:bidi="pt_PT"/>
+        </w:rPr>
+      </w:r>
+      <w:r>
+        <w:rPr>
+          <w:b/>
+          <w:lang w:val="pt_PT" w:bidi="pt_PT"/>
+        </w:rPr>
         <w:t>"</w:t>
       </w:r>
       <w:r>
@@ -8866,6 +10111,21 @@
           <w:b/>
           <w:lang w:val="pt_PT" w:bidi="pt_PT"/>
         </w:rPr>
+        <w:t>Μᾶρκος, Ἀρίσταρχος, Δημᾶς, Λουκᾶς</w:t>
+      </w:r>
+    </w:p>
+    <w:p>
+      <w:pPr/>
+      <w:r>
+        <w:rPr>
+          <w:lang w:val="pt_PT" w:bidi="pt_PT"/>
+        </w:rPr>
+      </w:r>
+      <w:r>
+        <w:rPr>
+          <w:b/>
+          <w:lang w:val="pt_PT" w:bidi="pt_PT"/>
+        </w:rPr>
         <w:t>"Marcos, Aristarco, Demas e Lucas".</w:t>
       </w:r>
     </w:p>
@@ -8949,6 +10209,21 @@
           <w:b/>
           <w:lang w:val="pt_PT" w:bidi="pt_PT"/>
         </w:rPr>
+        <w:t>Μᾶρκος, Ἀρίσταρχος, Δημᾶς, Λουκᾶς</w:t>
+      </w:r>
+    </w:p>
+    <w:p>
+      <w:pPr/>
+      <w:r>
+        <w:rPr>
+          <w:lang w:val="pt_PT" w:bidi="pt_PT"/>
+        </w:rPr>
+      </w:r>
+      <w:r>
+        <w:rPr>
+          <w:b/>
+          <w:lang w:val="pt_PT" w:bidi="pt_PT"/>
+        </w:rPr>
         <w:t>"Marcos, Aristarco, Demas e Lucas".</w:t>
       </w:r>
     </w:p>
@@ -9032,6 +10307,21 @@
           <w:b/>
           <w:lang w:val="pt_PT" w:bidi="pt_PT"/>
         </w:rPr>
+        <w:t>οἱ συνεργοί μου</w:t>
+      </w:r>
+    </w:p>
+    <w:p>
+      <w:pPr/>
+      <w:r>
+        <w:rPr>
+          <w:lang w:val="pt_PT" w:bidi="pt_PT"/>
+        </w:rPr>
+      </w:r>
+      <w:r>
+        <w:rPr>
+          <w:b/>
+          <w:lang w:val="pt_PT" w:bidi="pt_PT"/>
+        </w:rPr>
         <w:t>"</w:t>
       </w:r>
       <w:r>
@@ -9109,6 +10399,21 @@
           <w:b/>
           <w:lang w:val="pt_PT" w:bidi="pt_PT"/>
         </w:rPr>
+        <w:t>μετὰ τοῦ πνεύματος ὑμῶν</w:t>
+      </w:r>
+    </w:p>
+    <w:p>
+      <w:pPr/>
+      <w:r>
+        <w:rPr>
+          <w:lang w:val="pt_PT" w:bidi="pt_PT"/>
+        </w:rPr>
+      </w:r>
+      <w:r>
+        <w:rPr>
+          <w:b/>
+          <w:lang w:val="pt_PT" w:bidi="pt_PT"/>
+        </w:rPr>
         <w:t>"</w:t>
       </w:r>
       <w:r>
@@ -9239,6 +10544,21 @@
           <w:b/>
           <w:lang w:val="pt_PT" w:bidi="pt_PT"/>
         </w:rPr>
+        <w:t>ἡ χάρις τοῦ Κυρίου ἡμῶν, Ἰησοῦ Χριστοῦ</w:t>
+      </w:r>
+    </w:p>
+    <w:p>
+      <w:pPr/>
+      <w:r>
+        <w:rPr>
+          <w:lang w:val="pt_PT" w:bidi="pt_PT"/>
+        </w:rPr>
+      </w:r>
+      <w:r>
+        <w:rPr>
+          <w:b/>
+          <w:lang w:val="pt_PT" w:bidi="pt_PT"/>
+        </w:rPr>
         <w:t>"</w:t>
       </w:r>
       <w:r>
@@ -9335,6 +10655,21 @@
         <w:rPr>
           <w:lang w:val="pt_PT" w:bidi="pt_PT"/>
         </w:rPr>
+      </w:r>
+    </w:p>
+    <w:p>
+      <w:pPr/>
+      <w:r>
+        <w:rPr>
+          <w:lang w:val="pt_PT" w:bidi="pt_PT"/>
+        </w:rPr>
+      </w:r>
+      <w:r>
+        <w:rPr>
+          <w:b/>
+          <w:lang w:val="pt_PT" w:bidi="pt_PT"/>
+        </w:rPr>
+        <w:t>ὑμῶν</w:t>
       </w:r>
     </w:p>
     <w:p>

--- a/por/docx/57.content.docx
+++ b/por/docx/57.content.docx
@@ -400,6 +400,21 @@
           <w:b/>
           <w:lang w:val="pt_PT" w:bidi="pt_PT"/>
         </w:rPr>
+        <w:t>ὁ ἀδελφὸς</w:t>
+      </w:r>
+    </w:p>
+    <w:p>
+      <w:pPr/>
+      <w:r>
+        <w:rPr>
+          <w:lang w:val="pt_PT" w:bidi="pt_PT"/>
+        </w:rPr>
+      </w:r>
+      <w:r>
+        <w:rPr>
+          <w:b/>
+          <w:lang w:val="pt_PT" w:bidi="pt_PT"/>
+        </w:rPr>
         <w:t>"o irmão"</w:t>
       </w:r>
     </w:p>
@@ -2081,7 +2096,7 @@
           <w:b/>
           <w:lang w:val="pt_PT" w:bidi="pt_PT"/>
         </w:rPr>
-        <w:t>χάρις ὑμῖν καὶ εἰρήνη, ἀπὸ Θεοῦ Πατρὸς ἡμῶν καὶ Κυρίου ἡμῶν Ἰησοῦ Χριστοῦ.</w:t>
+        <w:t>χάρις ὑμῖν καὶ εἰρήνη, ἀπὸ Θεοῦ Πατρὸς ἡμῶν καὶ Κυρίου ἡμῶν Ἰησοῦ Χριστοῦ</w:t>
       </w:r>
     </w:p>
     <w:p>
@@ -3335,7 +3350,7 @@
           <w:b/>
           <w:lang w:val="pt_PT" w:bidi="pt_PT"/>
         </w:rPr>
-        <w:t>ἡ κοινωνία τῆς πίστεώς σου, ἐνεργὴς γένηται ἐν ἐπιγνώσει παντὸς ἀγαθοῦ τοῦ ἐν ἡμῖν εἰς Χριστόν.</w:t>
+        <w:t>ἡ κοινωνία τῆς πίστεώς σου, ἐνεργὴς γένηται ἐν ἐπιγνώσει παντὸς ἀγαθοῦ τοῦ ἐν ἡμῖν εἰς Χριστόν</w:t>
       </w:r>
     </w:p>
     <w:p>
@@ -6311,7 +6326,7 @@
           <w:b/>
           <w:lang w:val="pt_PT" w:bidi="pt_PT"/>
         </w:rPr>
-        <w:t>ἀλλὰ κατὰ ἑκούσιον.</w:t>
+        <w:t>ἀλλὰ κατὰ ἑκούσιον</w:t>
       </w:r>
     </w:p>
     <w:p>
@@ -7486,7 +7501,7 @@
           <w:b/>
           <w:lang w:val="pt_PT" w:bidi="pt_PT"/>
         </w:rPr>
-        <w:t>προσλαβοῦ αὐτὸν ὡς ἐμέ.</w:t>
+        <w:t>προσλαβοῦ αὐτὸν ὡς ἐμέ</w:t>
       </w:r>
     </w:p>
     <w:p>
@@ -7821,7 +7836,7 @@
           <w:b/>
           <w:lang w:val="pt_PT" w:bidi="pt_PT"/>
         </w:rPr>
-        <w:t>τοῦτο ἐμοὶ ἐλλόγα.</w:t>
+        <w:t>τοῦτο ἐμοὶ ἐλλόγα</w:t>
       </w:r>
     </w:p>
     <w:p>
@@ -9677,7 +9692,7 @@
           <w:b/>
           <w:lang w:val="pt_PT" w:bidi="pt_PT"/>
         </w:rPr>
-        <w:t>χαρισθήσομαι ὑμῖν.</w:t>
+        <w:t>χαρισθήσομαι ὑμῖν</w:t>
       </w:r>
     </w:p>
     <w:p>

--- a/por/docx/57.content.docx
+++ b/por/docx/57.content.docx
@@ -629,6 +629,21 @@
           <w:b/>
           <w:lang w:val="pt_PT" w:bidi="pt_PT"/>
         </w:rPr>
+        <w:t>Φιλήμονι</w:t>
+      </w:r>
+    </w:p>
+    <w:p>
+      <w:pPr/>
+      <w:r>
+        <w:rPr>
+          <w:lang w:val="pt_PT" w:bidi="pt_PT"/>
+        </w:rPr>
+      </w:r>
+      <w:r>
+        <w:rPr>
+          <w:b/>
+          <w:lang w:val="pt_PT" w:bidi="pt_PT"/>
+        </w:rPr>
         <w:t>"escrevo a você, Filemom</w:t>
       </w:r>
       <w:r>
@@ -1067,6 +1082,21 @@
           <w:b/>
           <w:lang w:val="pt_PT" w:bidi="pt_PT"/>
         </w:rPr>
+        <w:t>Ἀπφίᾳ</w:t>
+      </w:r>
+    </w:p>
+    <w:p>
+      <w:pPr/>
+      <w:r>
+        <w:rPr>
+          <w:lang w:val="pt_PT" w:bidi="pt_PT"/>
+        </w:rPr>
+      </w:r>
+      <w:r>
+        <w:rPr>
+          <w:b/>
+          <w:lang w:val="pt_PT" w:bidi="pt_PT"/>
+        </w:rPr>
         <w:t>"para a nossa irmã Áfia".</w:t>
       </w:r>
     </w:p>
@@ -1503,6 +1533,21 @@
           <w:b/>
           <w:lang w:val="pt_PT" w:bidi="pt_PT"/>
         </w:rPr>
+        <w:t>Ἀπφίᾳ &amp; Ἀρχίππῳ &amp; τῇ &amp; ἐκκλησίᾳ</w:t>
+      </w:r>
+    </w:p>
+    <w:p>
+      <w:pPr/>
+      <w:r>
+        <w:rPr>
+          <w:lang w:val="pt_PT" w:bidi="pt_PT"/>
+        </w:rPr>
+      </w:r>
+      <w:r>
+        <w:rPr>
+          <w:b/>
+          <w:lang w:val="pt_PT" w:bidi="pt_PT"/>
+        </w:rPr>
         <w:t>"e à igreja"</w:t>
       </w:r>
       <w:r>
@@ -1631,6 +1676,21 @@
           <w:b/>
           <w:lang w:val="pt_PT" w:bidi="pt_PT"/>
         </w:rPr>
+        <w:t>Ἀρχίππῳ</w:t>
+      </w:r>
+    </w:p>
+    <w:p>
+      <w:pPr/>
+      <w:r>
+        <w:rPr>
+          <w:lang w:val="pt_PT" w:bidi="pt_PT"/>
+        </w:rPr>
+      </w:r>
+      <w:r>
+        <w:rPr>
+          <w:b/>
+          <w:lang w:val="pt_PT" w:bidi="pt_PT"/>
+        </w:rPr>
         <w:t>"para Arquipo".</w:t>
       </w:r>
     </w:p>
@@ -1924,6 +1984,21 @@
           <w:b/>
           <w:lang w:val="pt_PT" w:bidi="pt_PT"/>
         </w:rPr>
+        <w:t>χάρις ὑμῖν καὶ εἰρήνη, ἀπὸ Θεοῦ Πατρὸς ἡμῶν καὶ Κυρίου ἡμῶν Ἰησοῦ Χριστοῦ</w:t>
+      </w:r>
+    </w:p>
+    <w:p>
+      <w:pPr/>
+      <w:r>
+        <w:rPr>
+          <w:lang w:val="pt_PT" w:bidi="pt_PT"/>
+        </w:rPr>
+      </w:r>
+      <w:r>
+        <w:rPr>
+          <w:b/>
+          <w:lang w:val="pt_PT" w:bidi="pt_PT"/>
+        </w:rPr>
         <w:t>"</w:t>
       </w:r>
       <w:r>
@@ -2021,6 +2096,21 @@
           <w:b/>
           <w:lang w:val="pt_PT" w:bidi="pt_PT"/>
         </w:rPr>
+        <w:t>χάρις ὑμῖν καὶ εἰρήνη, ἀπὸ Θεοῦ Πατρὸς ἡμῶν καὶ Κυρίου ἡμῶν Ἰησοῦ Χριστοῦ</w:t>
+      </w:r>
+    </w:p>
+    <w:p>
+      <w:pPr/>
+      <w:r>
+        <w:rPr>
+          <w:lang w:val="pt_PT" w:bidi="pt_PT"/>
+        </w:rPr>
+      </w:r>
+      <w:r>
+        <w:rPr>
+          <w:b/>
+          <w:lang w:val="pt_PT" w:bidi="pt_PT"/>
+        </w:rPr>
         <w:t>"</w:t>
       </w:r>
       <w:r>
@@ -2372,6 +2462,21 @@
           <w:b/>
           <w:lang w:val="pt_PT" w:bidi="pt_PT"/>
         </w:rPr>
+        <w:t>Πατρὸς</w:t>
+      </w:r>
+    </w:p>
+    <w:p>
+      <w:pPr/>
+      <w:r>
+        <w:rPr>
+          <w:lang w:val="pt_PT" w:bidi="pt_PT"/>
+        </w:rPr>
+      </w:r>
+      <w:r>
+        <w:rPr>
+          <w:b/>
+          <w:lang w:val="pt_PT" w:bidi="pt_PT"/>
+        </w:rPr>
         <w:t>"Pai".</w:t>
       </w:r>
     </w:p>
@@ -2573,6 +2678,21 @@
           <w:b/>
           <w:lang w:val="pt_PT" w:bidi="pt_PT"/>
         </w:rPr>
+        <w:t>ἀκούων σου τὴν ἀγάπην καὶ τὴν πίστιν, ἣν ἔχεις πρὸς τὸν Κύριον Ἰησοῦν, καὶ εἰς πάντας τοὺς ἁγίους</w:t>
+      </w:r>
+    </w:p>
+    <w:p>
+      <w:pPr/>
+      <w:r>
+        <w:rPr>
+          <w:lang w:val="pt_PT" w:bidi="pt_PT"/>
+        </w:rPr>
+      </w:r>
+      <w:r>
+        <w:rPr>
+          <w:b/>
+          <w:lang w:val="pt_PT" w:bidi="pt_PT"/>
+        </w:rPr>
         <w:t>"</w:t>
       </w:r>
       <w:r>
@@ -2696,6 +2816,21 @@
           <w:b/>
           <w:lang w:val="pt_PT" w:bidi="pt_PT"/>
         </w:rPr>
+        <w:t>ἀκούων σου τὴν ἀγάπην καὶ τὴν πίστιν, ἣν ἔχεις πρὸς τὸν Κύριον Ἰησοῦν, καὶ εἰς πάντας τοὺς ἁγίους</w:t>
+      </w:r>
+    </w:p>
+    <w:p>
+      <w:pPr/>
+      <w:r>
+        <w:rPr>
+          <w:lang w:val="pt_PT" w:bidi="pt_PT"/>
+        </w:rPr>
+      </w:r>
+      <w:r>
+        <w:rPr>
+          <w:b/>
+          <w:lang w:val="pt_PT" w:bidi="pt_PT"/>
+        </w:rPr>
         <w:t>"</w:t>
       </w:r>
       <w:r>
@@ -2818,6 +2953,21 @@
           <w:b/>
           <w:lang w:val="pt_PT" w:bidi="pt_PT"/>
         </w:rPr>
+        <w:t>σου &amp; ἔχεις</w:t>
+      </w:r>
+    </w:p>
+    <w:p>
+      <w:pPr/>
+      <w:r>
+        <w:rPr>
+          <w:lang w:val="pt_PT" w:bidi="pt_PT"/>
+        </w:rPr>
+      </w:r>
+      <w:r>
+        <w:rPr>
+          <w:b/>
+          <w:lang w:val="pt_PT" w:bidi="pt_PT"/>
+        </w:rPr>
         <w:t>"seu"</w:t>
       </w:r>
       <w:r>
@@ -3215,6 +3365,21 @@
           <w:b/>
           <w:lang w:val="pt_PT" w:bidi="pt_PT"/>
         </w:rPr>
+        <w:t>ἡ κοινωνία τῆς πίστεώς σου, ἐνεργὴς γένηται ἐν ἐπιγνώσει παντὸς ἀγαθοῦ τοῦ ἐν ἡμῖν εἰς Χριστόν</w:t>
+      </w:r>
+    </w:p>
+    <w:p>
+      <w:pPr/>
+      <w:r>
+        <w:rPr>
+          <w:lang w:val="pt_PT" w:bidi="pt_PT"/>
+        </w:rPr>
+      </w:r>
+      <w:r>
+        <w:rPr>
+          <w:b/>
+          <w:lang w:val="pt_PT" w:bidi="pt_PT"/>
+        </w:rPr>
         <w:t xml:space="preserve">"que a fé </w:t>
       </w:r>
       <w:r>
@@ -3357,6 +3522,21 @@
           <w:b/>
           <w:lang w:val="pt_PT" w:bidi="pt_PT"/>
         </w:rPr>
+        <w:t>ἐν ἐπιγνώσει παντὸς ἀγαθοῦ</w:t>
+      </w:r>
+    </w:p>
+    <w:p>
+      <w:pPr/>
+      <w:r>
+        <w:rPr>
+          <w:lang w:val="pt_PT" w:bidi="pt_PT"/>
+        </w:rPr>
+      </w:r>
+      <w:r>
+        <w:rPr>
+          <w:b/>
+          <w:lang w:val="pt_PT" w:bidi="pt_PT"/>
+        </w:rPr>
         <w:t>"faça com que compreendamos mais profundamente todas as bênçãos que temos recebido na nossa vida</w:t>
       </w:r>
       <w:r>
@@ -3861,6 +4041,21 @@
           <w:b/>
           <w:lang w:val="pt_PT" w:bidi="pt_PT"/>
         </w:rPr>
+        <w:t>τὰ σπλάγχνα τῶν ἁγίων ἀναπέπαυται διὰ σοῦ</w:t>
+      </w:r>
+    </w:p>
+    <w:p>
+      <w:pPr/>
+      <w:r>
+        <w:rPr>
+          <w:lang w:val="pt_PT" w:bidi="pt_PT"/>
+        </w:rPr>
+      </w:r>
+      <w:r>
+        <w:rPr>
+          <w:b/>
+          <w:lang w:val="pt_PT" w:bidi="pt_PT"/>
+        </w:rPr>
         <w:t>"</w:t>
       </w:r>
       <w:r>
@@ -4069,6 +4264,21 @@
           <w:b/>
           <w:lang w:val="pt_PT" w:bidi="pt_PT"/>
         </w:rPr>
+        <w:t>τὰ σπλάγχνα τῶν ἁγίων ἀναπέπαυται διὰ σοῦ</w:t>
+      </w:r>
+    </w:p>
+    <w:p>
+      <w:pPr/>
+      <w:r>
+        <w:rPr>
+          <w:lang w:val="pt_PT" w:bidi="pt_PT"/>
+        </w:rPr>
+      </w:r>
+      <w:r>
+        <w:rPr>
+          <w:b/>
+          <w:lang w:val="pt_PT" w:bidi="pt_PT"/>
+        </w:rPr>
         <w:t>"</w:t>
       </w:r>
       <w:r>
@@ -4353,6 +4563,21 @@
           <w:b/>
           <w:lang w:val="pt_PT" w:bidi="pt_PT"/>
         </w:rPr>
+        <w:t>πολλὴν ἐν Χριστῷ παρρησίαν</w:t>
+      </w:r>
+    </w:p>
+    <w:p>
+      <w:pPr/>
+      <w:r>
+        <w:rPr>
+          <w:lang w:val="pt_PT" w:bidi="pt_PT"/>
+        </w:rPr>
+      </w:r>
+      <w:r>
+        <w:rPr>
+          <w:b/>
+          <w:lang w:val="pt_PT" w:bidi="pt_PT"/>
+        </w:rPr>
         <w:t>"</w:t>
       </w:r>
       <w:r>
@@ -4784,6 +5009,21 @@
           <w:b/>
           <w:lang w:val="pt_PT" w:bidi="pt_PT"/>
         </w:rPr>
+        <w:t>Ὀνήσιμον</w:t>
+      </w:r>
+    </w:p>
+    <w:p>
+      <w:pPr/>
+      <w:r>
+        <w:rPr>
+          <w:lang w:val="pt_PT" w:bidi="pt_PT"/>
+        </w:rPr>
+      </w:r>
+      <w:r>
+        <w:rPr>
+          <w:b/>
+          <w:lang w:val="pt_PT" w:bidi="pt_PT"/>
+        </w:rPr>
         <w:t>"Onésimo".</w:t>
       </w:r>
     </w:p>
@@ -5268,6 +5508,21 @@
           <w:b/>
           <w:lang w:val="pt_PT" w:bidi="pt_PT"/>
         </w:rPr>
+        <w:t>ὃν ἀνέπεμψά σοι</w:t>
+      </w:r>
+    </w:p>
+    <w:p>
+      <w:pPr/>
+      <w:r>
+        <w:rPr>
+          <w:lang w:val="pt_PT" w:bidi="pt_PT"/>
+        </w:rPr>
+      </w:r>
+      <w:r>
+        <w:rPr>
+          <w:b/>
+          <w:lang w:val="pt_PT" w:bidi="pt_PT"/>
+        </w:rPr>
         <w:t>"</w:t>
       </w:r>
       <w:r>
@@ -5961,6 +6216,21 @@
           <w:b/>
           <w:lang w:val="pt_PT" w:bidi="pt_PT"/>
         </w:rPr>
+        <w:t>ἵνα μὴ ὡς κατὰ ἀνάγκην τὸ ἀγαθόν σου ᾖ</w:t>
+      </w:r>
+    </w:p>
+    <w:p>
+      <w:pPr/>
+      <w:r>
+        <w:rPr>
+          <w:lang w:val="pt_PT" w:bidi="pt_PT"/>
+        </w:rPr>
+      </w:r>
+      <w:r>
+        <w:rPr>
+          <w:b/>
+          <w:lang w:val="pt_PT" w:bidi="pt_PT"/>
+        </w:rPr>
         <w:t>"</w:t>
       </w:r>
       <w:r>
@@ -6196,6 +6466,21 @@
           <w:b/>
           <w:lang w:val="pt_PT" w:bidi="pt_PT"/>
         </w:rPr>
+        <w:t>τάχα γὰρ διὰ τοῦτο, ἐχωρίσθη πρὸς ὥραν, ἵνα</w:t>
+      </w:r>
+    </w:p>
+    <w:p>
+      <w:pPr/>
+      <w:r>
+        <w:rPr>
+          <w:lang w:val="pt_PT" w:bidi="pt_PT"/>
+        </w:rPr>
+      </w:r>
+      <w:r>
+        <w:rPr>
+          <w:b/>
+          <w:lang w:val="pt_PT" w:bidi="pt_PT"/>
+        </w:rPr>
         <w:t>"</w:t>
       </w:r>
       <w:r>
@@ -6417,6 +6702,21 @@
           <w:b/>
           <w:lang w:val="pt_PT" w:bidi="pt_PT"/>
         </w:rPr>
+        <w:t>ὑπὲρ δοῦλον</w:t>
+      </w:r>
+    </w:p>
+    <w:p>
+      <w:pPr/>
+      <w:r>
+        <w:rPr>
+          <w:lang w:val="pt_PT" w:bidi="pt_PT"/>
+        </w:rPr>
+      </w:r>
+      <w:r>
+        <w:rPr>
+          <w:b/>
+          <w:lang w:val="pt_PT" w:bidi="pt_PT"/>
+        </w:rPr>
         <w:t>"</w:t>
       </w:r>
       <w:r>
@@ -6816,6 +7116,21 @@
           <w:b/>
           <w:lang w:val="pt_PT" w:bidi="pt_PT"/>
         </w:rPr>
+        <w:t>ἀγαπητόν</w:t>
+      </w:r>
+    </w:p>
+    <w:p>
+      <w:pPr/>
+      <w:r>
+        <w:rPr>
+          <w:lang w:val="pt_PT" w:bidi="pt_PT"/>
+        </w:rPr>
+      </w:r>
+      <w:r>
+        <w:rPr>
+          <w:b/>
+          <w:lang w:val="pt_PT" w:bidi="pt_PT"/>
+        </w:rPr>
         <w:t>"</w:t>
       </w:r>
       <w:r>
@@ -7425,6 +7740,21 @@
           <w:b/>
           <w:lang w:val="pt_PT" w:bidi="pt_PT"/>
         </w:rPr>
+        <w:t>εἰ δέ τι ἠδίκησέν σε ἢ ὀφείλει</w:t>
+      </w:r>
+    </w:p>
+    <w:p>
+      <w:pPr/>
+      <w:r>
+        <w:rPr>
+          <w:lang w:val="pt_PT" w:bidi="pt_PT"/>
+        </w:rPr>
+      </w:r>
+      <w:r>
+        <w:rPr>
+          <w:b/>
+          <w:lang w:val="pt_PT" w:bidi="pt_PT"/>
+        </w:rPr>
         <w:t>"Se ele deu algum prejuízo a você ou lhe deve alguma coisa</w:t>
       </w:r>
       <w:r>
@@ -7521,6 +7851,21 @@
           <w:b/>
           <w:lang w:val="pt_PT" w:bidi="pt_PT"/>
         </w:rPr>
+        <w:t>τοῦτο ἐμοὶ ἐλλόγα</w:t>
+      </w:r>
+    </w:p>
+    <w:p>
+      <w:pPr/>
+      <w:r>
+        <w:rPr>
+          <w:lang w:val="pt_PT" w:bidi="pt_PT"/>
+        </w:rPr>
+      </w:r>
+      <w:r>
+        <w:rPr>
+          <w:b/>
+          <w:lang w:val="pt_PT" w:bidi="pt_PT"/>
+        </w:rPr>
         <w:t>"</w:t>
       </w:r>
       <w:r>
@@ -8175,6 +8520,21 @@
           <w:b/>
           <w:lang w:val="pt_PT" w:bidi="pt_PT"/>
         </w:rPr>
+        <w:t>ἀνάπαυσόν μου τὰ σπλάγχνα ἐν Χριστῷ</w:t>
+      </w:r>
+    </w:p>
+    <w:p>
+      <w:pPr/>
+      <w:r>
+        <w:rPr>
+          <w:lang w:val="pt_PT" w:bidi="pt_PT"/>
+        </w:rPr>
+      </w:r>
+      <w:r>
+        <w:rPr>
+          <w:b/>
+          <w:lang w:val="pt_PT" w:bidi="pt_PT"/>
+        </w:rPr>
         <w:t>"</w:t>
       </w:r>
       <w:r>
@@ -8272,6 +8632,21 @@
           <w:b/>
           <w:lang w:val="pt_PT" w:bidi="pt_PT"/>
         </w:rPr>
+        <w:t>ἀνάπαυσόν μου τὰ σπλάγχνα</w:t>
+      </w:r>
+    </w:p>
+    <w:p>
+      <w:pPr/>
+      <w:r>
+        <w:rPr>
+          <w:lang w:val="pt_PT" w:bidi="pt_PT"/>
+        </w:rPr>
+      </w:r>
+      <w:r>
+        <w:rPr>
+          <w:b/>
+          <w:lang w:val="pt_PT" w:bidi="pt_PT"/>
+        </w:rPr>
         <w:t>"</w:t>
       </w:r>
       <w:r>
@@ -8395,6 +8770,21 @@
           <w:b/>
           <w:lang w:val="pt_PT" w:bidi="pt_PT"/>
         </w:rPr>
+        <w:t>ἀνάπαυσόν μου τὰ σπλάγχνα</w:t>
+      </w:r>
+    </w:p>
+    <w:p>
+      <w:pPr/>
+      <w:r>
+        <w:rPr>
+          <w:lang w:val="pt_PT" w:bidi="pt_PT"/>
+        </w:rPr>
+      </w:r>
+      <w:r>
+        <w:rPr>
+          <w:b/>
+          <w:lang w:val="pt_PT" w:bidi="pt_PT"/>
+        </w:rPr>
         <w:t>"</w:t>
       </w:r>
       <w:r>
@@ -8531,6 +8921,21 @@
           <w:b/>
           <w:lang w:val="pt_PT" w:bidi="pt_PT"/>
         </w:rPr>
+        <w:t>πεποιθὼς τῇ ὑπακοῇ σου</w:t>
+      </w:r>
+    </w:p>
+    <w:p>
+      <w:pPr/>
+      <w:r>
+        <w:rPr>
+          <w:lang w:val="pt_PT" w:bidi="pt_PT"/>
+        </w:rPr>
+      </w:r>
+      <w:r>
+        <w:rPr>
+          <w:b/>
+          <w:lang w:val="pt_PT" w:bidi="pt_PT"/>
+        </w:rPr>
         <w:t>"</w:t>
       </w:r>
       <w:r>
@@ -9007,6 +9412,21 @@
           <w:b/>
           <w:lang w:val="pt_PT" w:bidi="pt_PT"/>
         </w:rPr>
+        <w:t>χαρισθήσομαι ὑμῖν</w:t>
+      </w:r>
+    </w:p>
+    <w:p>
+      <w:pPr/>
+      <w:r>
+        <w:rPr>
+          <w:lang w:val="pt_PT" w:bidi="pt_PT"/>
+        </w:rPr>
+      </w:r>
+      <w:r>
+        <w:rPr>
+          <w:b/>
+          <w:lang w:val="pt_PT" w:bidi="pt_PT"/>
+        </w:rPr>
         <w:t>"me deixe ir outra vez até aí</w:t>
       </w:r>
       <w:r>
@@ -9195,6 +9615,21 @@
           <w:b/>
           <w:lang w:val="pt_PT" w:bidi="pt_PT"/>
         </w:rPr>
+        <w:t>διὰ τῶν προσευχῶν ὑμῶν</w:t>
+      </w:r>
+    </w:p>
+    <w:p>
+      <w:pPr/>
+      <w:r>
+        <w:rPr>
+          <w:lang w:val="pt_PT" w:bidi="pt_PT"/>
+        </w:rPr>
+      </w:r>
+      <w:r>
+        <w:rPr>
+          <w:b/>
+          <w:lang w:val="pt_PT" w:bidi="pt_PT"/>
+        </w:rPr>
         <w:t>"</w:t>
       </w:r>
       <w:r>
@@ -9706,6 +10141,21 @@
           <w:b/>
           <w:lang w:val="pt_PT" w:bidi="pt_PT"/>
         </w:rPr>
+        <w:t>Μᾶρκος, Ἀρίσταρχος, Δημᾶς, Λουκᾶς</w:t>
+      </w:r>
+    </w:p>
+    <w:p>
+      <w:pPr/>
+      <w:r>
+        <w:rPr>
+          <w:lang w:val="pt_PT" w:bidi="pt_PT"/>
+        </w:rPr>
+      </w:r>
+      <w:r>
+        <w:rPr>
+          <w:b/>
+          <w:lang w:val="pt_PT" w:bidi="pt_PT"/>
+        </w:rPr>
         <w:t>"Marcos, Aristarco, Demas e Lucas".</w:t>
       </w:r>
     </w:p>
@@ -9873,6 +10323,21 @@
         <w:rPr>
           <w:lang w:val="pt_PT" w:bidi="pt_PT"/>
         </w:rPr>
+      </w:r>
+    </w:p>
+    <w:p>
+      <w:pPr/>
+      <w:r>
+        <w:rPr>
+          <w:lang w:val="pt_PT" w:bidi="pt_PT"/>
+        </w:rPr>
+      </w:r>
+      <w:r>
+        <w:rPr>
+          <w:b/>
+          <w:lang w:val="pt_PT" w:bidi="pt_PT"/>
+        </w:rPr>
+        <w:t>οἱ συνεργοί μου</w:t>
       </w:r>
     </w:p>
     <w:p>
